--- a/src/assets/docxfile.docx
+++ b/src/assets/docxfile.docx
@@ -5,7 +5,7 @@
     <w:tbl>
       <w:tblPr>
         <w:tblStyle w:val="TableGridLight"/>
-        <w:tblW w:w="10773" w:type="dxa"/>
+        <w:tblW w:w="10637" w:type="dxa"/>
         <w:tblInd w:w="-10" w:type="dxa"/>
         <w:tblBorders>
           <w:top w:val="single" w:sz="4" w:space="0" w:color="1F1F5F" w:themeColor="text1"/>
@@ -18,12 +18,12 @@
         <w:tblCaption w:val="Job description"/>
       </w:tblPr>
       <w:tblGrid>
-        <w:gridCol w:w="1838"/>
-        <w:gridCol w:w="1673"/>
+        <w:gridCol w:w="1565"/>
+        <w:gridCol w:w="1946"/>
         <w:gridCol w:w="709"/>
         <w:gridCol w:w="1164"/>
         <w:gridCol w:w="1423"/>
-        <w:gridCol w:w="3966"/>
+        <w:gridCol w:w="3830"/>
       </w:tblGrid>
       <w:tr>
         <w:trPr>
@@ -32,7 +32,7 @@
         </w:trPr>
         <w:tc>
           <w:tcPr>
-            <w:tcW w:w="1838" w:type="dxa"/>
+            <w:tcW w:w="1565" w:type="dxa"/>
             <w:tcBorders>
               <w:top w:val="single" w:sz="4" w:space="0" w:color="1F1F5F" w:themeColor="text1"/>
               <w:bottom w:val="single" w:sz="4" w:space="0" w:color="FFFFFF" w:themeColor="background2"/>
@@ -49,13 +49,15 @@
               <w:spacing w:before="20" w:after="20"/>
               <w:rPr>
                 <w:rFonts w:asciiTheme="minorHAnsi" w:hAnsiTheme="minorHAnsi"/>
-                <w:szCs w:val="19"/>
+                <w:sz w:val="18"/>
+                <w:szCs w:val="18"/>
               </w:rPr>
             </w:pPr>
             <w:r>
               <w:rPr>
                 <w:rFonts w:asciiTheme="minorHAnsi" w:hAnsiTheme="minorHAnsi"/>
-                <w:szCs w:val="19"/>
+                <w:sz w:val="18"/>
+                <w:szCs w:val="18"/>
               </w:rPr>
               <w:t>Agency</w:t>
             </w:r>
@@ -63,7 +65,7 @@
         </w:tc>
         <w:tc>
           <w:tcPr>
-            <w:tcW w:w="3546" w:type="dxa"/>
+            <w:tcW w:w="3819" w:type="dxa"/>
             <w:gridSpan w:val="3"/>
             <w:tcBorders>
               <w:top w:val="single" w:sz="4" w:space="0" w:color="1F1F5F" w:themeColor="text1"/>
@@ -80,16 +82,33 @@
               <w:spacing w:before="20" w:after="20"/>
               <w:rPr>
                 <w:rFonts w:asciiTheme="minorHAnsi" w:hAnsiTheme="minorHAnsi"/>
-                <w:szCs w:val="19"/>
+                <w:sz w:val="18"/>
+                <w:szCs w:val="18"/>
               </w:rPr>
             </w:pPr>
             <w:r>
               <w:rPr>
-                <w:rFonts w:asciiTheme="minorHAnsi" w:hAnsiTheme="minorHAnsi" w:cs="Arial"/>
-                <w:szCs w:val="19"/>
-                <w:lang w:eastAsia="en-US"/>
+                <w:rFonts w:asciiTheme="minorHAnsi" w:hAnsiTheme="minorHAnsi"/>
+                <w:sz w:val="18"/>
+                <w:szCs w:val="18"/>
               </w:rPr>
-              <w:t>Department of Education</w:t>
+              <w:t>Dep</w:t>
+            </w:r>
+            <w:r>
+              <w:rPr>
+                <w:rFonts w:asciiTheme="minorHAnsi" w:hAnsiTheme="minorHAnsi"/>
+                <w:sz w:val="18"/>
+                <w:szCs w:val="18"/>
+              </w:rPr>
+              <w:t>artment</w:t>
+            </w:r>
+            <w:r>
+              <w:rPr>
+                <w:rFonts w:asciiTheme="minorHAnsi" w:hAnsiTheme="minorHAnsi"/>
+                <w:sz w:val="18"/>
+                <w:szCs w:val="18"/>
+              </w:rPr>
+              <w:t xml:space="preserve"> of Education </w:t>
             </w:r>
           </w:p>
         </w:tc>
@@ -113,13 +132,15 @@
               <w:spacing w:before="20" w:after="20"/>
               <w:rPr>
                 <w:rFonts w:asciiTheme="minorHAnsi" w:hAnsiTheme="minorHAnsi"/>
-                <w:szCs w:val="19"/>
+                <w:sz w:val="18"/>
+                <w:szCs w:val="18"/>
               </w:rPr>
             </w:pPr>
             <w:r>
               <w:rPr>
                 <w:rFonts w:asciiTheme="minorHAnsi" w:hAnsiTheme="minorHAnsi"/>
-                <w:szCs w:val="19"/>
+                <w:sz w:val="18"/>
+                <w:szCs w:val="18"/>
               </w:rPr>
               <w:t>Work unit</w:t>
             </w:r>
@@ -127,7 +148,7 @@
         </w:tc>
         <w:tc>
           <w:tcPr>
-            <w:tcW w:w="3966" w:type="dxa"/>
+            <w:tcW w:w="3830" w:type="dxa"/>
             <w:tcBorders>
               <w:top w:val="single" w:sz="4" w:space="0" w:color="1F1F5F" w:themeColor="text1"/>
               <w:left w:val="single" w:sz="4" w:space="0" w:color="1F1F5F" w:themeColor="text1"/>
@@ -142,16 +163,25 @@
               <w:spacing w:before="20" w:after="20"/>
               <w:rPr>
                 <w:rFonts w:asciiTheme="minorHAnsi" w:hAnsiTheme="minorHAnsi"/>
-                <w:szCs w:val="19"/>
+                <w:sz w:val="18"/>
+                <w:szCs w:val="18"/>
               </w:rPr>
             </w:pPr>
             <w:r>
               <w:rPr>
-                <w:rFonts w:asciiTheme="minorHAnsi" w:hAnsiTheme="minorHAnsi" w:cs="Arial"/>
-                <w:szCs w:val="19"/>
-                <w:lang w:eastAsia="en-US"/>
+                <w:rFonts w:asciiTheme="minorHAnsi" w:hAnsiTheme="minorHAnsi"/>
+                <w:sz w:val="18"/>
+                <w:szCs w:val="18"/>
               </w:rPr>
-              <w:t>Various</w:t>
+              <w:t>Millner Primary School</w:t>
+            </w:r>
+            <w:r>
+              <w:rPr>
+                <w:rFonts w:asciiTheme="minorHAnsi" w:hAnsiTheme="minorHAnsi"/>
+                <w:sz w:val="18"/>
+                <w:szCs w:val="18"/>
+              </w:rPr>
+              <w:t xml:space="preserve"> </w:t>
             </w:r>
           </w:p>
         </w:tc>
@@ -163,7 +193,7 @@
         </w:trPr>
         <w:tc>
           <w:tcPr>
-            <w:tcW w:w="1838" w:type="dxa"/>
+            <w:tcW w:w="1565" w:type="dxa"/>
             <w:tcBorders>
               <w:top w:val="single" w:sz="4" w:space="0" w:color="FFFFFF" w:themeColor="background2"/>
               <w:bottom w:val="single" w:sz="4" w:space="0" w:color="FFFFFF" w:themeColor="background2"/>
@@ -180,13 +210,15 @@
               <w:spacing w:before="20" w:after="20"/>
               <w:rPr>
                 <w:rFonts w:asciiTheme="minorHAnsi" w:hAnsiTheme="minorHAnsi"/>
-                <w:szCs w:val="19"/>
+                <w:sz w:val="18"/>
+                <w:szCs w:val="18"/>
               </w:rPr>
             </w:pPr>
             <w:r>
               <w:rPr>
                 <w:rFonts w:asciiTheme="minorHAnsi" w:hAnsiTheme="minorHAnsi"/>
-                <w:szCs w:val="19"/>
+                <w:sz w:val="18"/>
+                <w:szCs w:val="18"/>
               </w:rPr>
               <w:t>Job title</w:t>
             </w:r>
@@ -194,7 +226,7 @@
         </w:tc>
         <w:tc>
           <w:tcPr>
-            <w:tcW w:w="3546" w:type="dxa"/>
+            <w:tcW w:w="3819" w:type="dxa"/>
             <w:gridSpan w:val="3"/>
             <w:tcBorders>
               <w:left w:val="single" w:sz="4" w:space="0" w:color="1F1F5F" w:themeColor="text1"/>
@@ -210,16 +242,17 @@
               <w:spacing w:before="20" w:after="20"/>
               <w:rPr>
                 <w:rFonts w:asciiTheme="minorHAnsi" w:hAnsiTheme="minorHAnsi"/>
-                <w:szCs w:val="19"/>
+                <w:sz w:val="18"/>
+                <w:szCs w:val="18"/>
               </w:rPr>
             </w:pPr>
             <w:r>
               <w:rPr>
-                <w:rFonts w:asciiTheme="minorHAnsi" w:hAnsiTheme="minorHAnsi" w:cs="Arial"/>
-                <w:szCs w:val="19"/>
-                <w:lang w:eastAsia="en-US"/>
+                <w:rFonts w:asciiTheme="minorHAnsi" w:hAnsiTheme="minorHAnsi"/>
+                <w:sz w:val="18"/>
+                <w:szCs w:val="18"/>
               </w:rPr>
-              <w:t>Classroom Teacher</w:t>
+              <w:t>IT Support Officer</w:t>
             </w:r>
           </w:p>
         </w:tc>
@@ -243,13 +276,15 @@
               <w:spacing w:before="20" w:after="20"/>
               <w:rPr>
                 <w:rFonts w:asciiTheme="minorHAnsi" w:hAnsiTheme="minorHAnsi"/>
-                <w:szCs w:val="19"/>
+                <w:sz w:val="18"/>
+                <w:szCs w:val="18"/>
               </w:rPr>
             </w:pPr>
             <w:r>
               <w:rPr>
                 <w:rFonts w:asciiTheme="minorHAnsi" w:hAnsiTheme="minorHAnsi"/>
-                <w:szCs w:val="19"/>
+                <w:sz w:val="18"/>
+                <w:szCs w:val="18"/>
               </w:rPr>
               <w:t>Designation</w:t>
             </w:r>
@@ -257,7 +292,7 @@
         </w:tc>
         <w:tc>
           <w:tcPr>
-            <w:tcW w:w="3966" w:type="dxa"/>
+            <w:tcW w:w="3830" w:type="dxa"/>
             <w:tcBorders>
               <w:left w:val="single" w:sz="4" w:space="0" w:color="1F1F5F" w:themeColor="text1"/>
             </w:tcBorders>
@@ -271,16 +306,17 @@
               <w:spacing w:before="20" w:after="20"/>
               <w:rPr>
                 <w:rFonts w:asciiTheme="minorHAnsi" w:hAnsiTheme="minorHAnsi"/>
-                <w:szCs w:val="19"/>
+                <w:sz w:val="18"/>
+                <w:szCs w:val="18"/>
               </w:rPr>
             </w:pPr>
             <w:r>
               <w:rPr>
-                <w:rFonts w:asciiTheme="minorHAnsi" w:hAnsiTheme="minorHAnsi" w:cs="Arial"/>
-                <w:szCs w:val="19"/>
-                <w:lang w:eastAsia="en-US"/>
+                <w:rFonts w:asciiTheme="minorHAnsi" w:hAnsiTheme="minorHAnsi"/>
+                <w:sz w:val="18"/>
+                <w:szCs w:val="18"/>
               </w:rPr>
-              <w:t>Classroom Teacher</w:t>
+              <w:t>Administrative Officer 4</w:t>
             </w:r>
           </w:p>
         </w:tc>
@@ -292,7 +328,7 @@
         </w:trPr>
         <w:tc>
           <w:tcPr>
-            <w:tcW w:w="1838" w:type="dxa"/>
+            <w:tcW w:w="1565" w:type="dxa"/>
             <w:tcBorders>
               <w:top w:val="single" w:sz="4" w:space="0" w:color="FFFFFF" w:themeColor="background2"/>
               <w:bottom w:val="single" w:sz="4" w:space="0" w:color="FFFFFF" w:themeColor="background2"/>
@@ -309,13 +345,15 @@
               <w:spacing w:before="20" w:after="20"/>
               <w:rPr>
                 <w:rFonts w:asciiTheme="minorHAnsi" w:hAnsiTheme="minorHAnsi"/>
-                <w:szCs w:val="19"/>
+                <w:sz w:val="18"/>
+                <w:szCs w:val="18"/>
               </w:rPr>
             </w:pPr>
             <w:r>
               <w:rPr>
                 <w:rFonts w:asciiTheme="minorHAnsi" w:hAnsiTheme="minorHAnsi"/>
-                <w:szCs w:val="19"/>
+                <w:sz w:val="18"/>
+                <w:szCs w:val="18"/>
               </w:rPr>
               <w:t>Job type</w:t>
             </w:r>
@@ -323,7 +361,7 @@
         </w:tc>
         <w:tc>
           <w:tcPr>
-            <w:tcW w:w="3546" w:type="dxa"/>
+            <w:tcW w:w="3819" w:type="dxa"/>
             <w:gridSpan w:val="3"/>
             <w:tcBorders>
               <w:left w:val="single" w:sz="4" w:space="0" w:color="1F1F5F" w:themeColor="text1"/>
@@ -339,32 +377,33 @@
               <w:spacing w:before="20" w:after="20"/>
               <w:rPr>
                 <w:rFonts w:asciiTheme="minorHAnsi" w:hAnsiTheme="minorHAnsi"/>
-                <w:szCs w:val="19"/>
+                <w:sz w:val="18"/>
+                <w:szCs w:val="18"/>
               </w:rPr>
             </w:pPr>
             <w:r>
               <w:rPr>
-                <w:rFonts w:asciiTheme="minorHAnsi" w:hAnsiTheme="minorHAnsi" w:cs="Arial"/>
-                <w:szCs w:val="19"/>
-                <w:lang w:eastAsia="en-US"/>
+                <w:rFonts w:asciiTheme="minorHAnsi" w:hAnsiTheme="minorHAnsi"/>
+                <w:sz w:val="18"/>
+                <w:szCs w:val="18"/>
               </w:rPr>
-              <w:t xml:space="preserve">Full </w:t>
+              <w:t>Full</w:t>
             </w:r>
             <w:r>
               <w:rPr>
-                <w:rFonts w:asciiTheme="minorHAnsi" w:hAnsiTheme="minorHAnsi" w:cs="Arial"/>
-                <w:szCs w:val="19"/>
-                <w:lang w:eastAsia="en-US"/>
+                <w:rFonts w:asciiTheme="minorHAnsi" w:hAnsiTheme="minorHAnsi"/>
+                <w:sz w:val="18"/>
+                <w:szCs w:val="18"/>
               </w:rPr>
-              <w:t>t</w:t>
+              <w:t xml:space="preserve"> </w:t>
             </w:r>
             <w:r>
               <w:rPr>
-                <w:rFonts w:asciiTheme="minorHAnsi" w:hAnsiTheme="minorHAnsi" w:cs="Arial"/>
-                <w:szCs w:val="19"/>
-                <w:lang w:eastAsia="en-US"/>
+                <w:rFonts w:asciiTheme="minorHAnsi" w:hAnsiTheme="minorHAnsi"/>
+                <w:sz w:val="18"/>
+                <w:szCs w:val="18"/>
               </w:rPr>
-              <w:t>ime</w:t>
+              <w:t>time</w:t>
             </w:r>
           </w:p>
         </w:tc>
@@ -388,13 +427,15 @@
               <w:spacing w:before="20" w:after="20"/>
               <w:rPr>
                 <w:rFonts w:asciiTheme="minorHAnsi" w:hAnsiTheme="minorHAnsi"/>
-                <w:szCs w:val="19"/>
+                <w:sz w:val="18"/>
+                <w:szCs w:val="18"/>
               </w:rPr>
             </w:pPr>
             <w:r>
               <w:rPr>
                 <w:rFonts w:asciiTheme="minorHAnsi" w:hAnsiTheme="minorHAnsi"/>
-                <w:szCs w:val="19"/>
+                <w:sz w:val="18"/>
+                <w:szCs w:val="18"/>
               </w:rPr>
               <w:t>Duration</w:t>
             </w:r>
@@ -402,7 +443,7 @@
         </w:tc>
         <w:tc>
           <w:tcPr>
-            <w:tcW w:w="3966" w:type="dxa"/>
+            <w:tcW w:w="3830" w:type="dxa"/>
             <w:tcBorders>
               <w:left w:val="single" w:sz="4" w:space="0" w:color="1F1F5F" w:themeColor="text1"/>
             </w:tcBorders>
@@ -416,15 +457,33 @@
               <w:spacing w:before="20" w:after="20"/>
               <w:rPr>
                 <w:rFonts w:asciiTheme="minorHAnsi" w:hAnsiTheme="minorHAnsi"/>
-                <w:szCs w:val="19"/>
+                <w:sz w:val="18"/>
+                <w:szCs w:val="18"/>
               </w:rPr>
             </w:pPr>
             <w:r>
               <w:rPr>
                 <w:rFonts w:asciiTheme="minorHAnsi" w:hAnsiTheme="minorHAnsi"/>
-                <w:szCs w:val="19"/>
+                <w:sz w:val="18"/>
+                <w:szCs w:val="18"/>
               </w:rPr>
-              <w:t>Various</w:t>
+              <w:t>Ongoing</w:t>
+            </w:r>
+            <w:r>
+              <w:rPr>
+                <w:rFonts w:asciiTheme="minorHAnsi" w:hAnsiTheme="minorHAnsi"/>
+                <w:sz w:val="18"/>
+                <w:szCs w:val="18"/>
+              </w:rPr>
+              <w:t xml:space="preserve"> commencing 11/03/202</w:t>
+            </w:r>
+            <w:r>
+              <w:rPr>
+                <w:rFonts w:asciiTheme="minorHAnsi" w:hAnsiTheme="minorHAnsi"/>
+                <w:sz w:val="18"/>
+                <w:szCs w:val="18"/>
+              </w:rPr>
+              <w:t>5</w:t>
             </w:r>
           </w:p>
         </w:tc>
@@ -436,7 +495,7 @@
         </w:trPr>
         <w:tc>
           <w:tcPr>
-            <w:tcW w:w="1838" w:type="dxa"/>
+            <w:tcW w:w="1565" w:type="dxa"/>
             <w:tcBorders>
               <w:top w:val="single" w:sz="4" w:space="0" w:color="FFFFFF" w:themeColor="background2"/>
               <w:bottom w:val="single" w:sz="4" w:space="0" w:color="FFFFFF" w:themeColor="background2"/>
@@ -453,13 +512,15 @@
               <w:spacing w:before="20" w:after="20"/>
               <w:rPr>
                 <w:rFonts w:asciiTheme="minorHAnsi" w:hAnsiTheme="minorHAnsi"/>
-                <w:szCs w:val="19"/>
+                <w:sz w:val="18"/>
+                <w:szCs w:val="18"/>
               </w:rPr>
             </w:pPr>
             <w:r>
               <w:rPr>
                 <w:rFonts w:asciiTheme="minorHAnsi" w:hAnsiTheme="minorHAnsi"/>
-                <w:szCs w:val="19"/>
+                <w:sz w:val="18"/>
+                <w:szCs w:val="18"/>
               </w:rPr>
               <w:t>Salary</w:t>
             </w:r>
@@ -467,7 +528,7 @@
         </w:tc>
         <w:tc>
           <w:tcPr>
-            <w:tcW w:w="3546" w:type="dxa"/>
+            <w:tcW w:w="3819" w:type="dxa"/>
             <w:gridSpan w:val="3"/>
             <w:tcBorders>
               <w:left w:val="single" w:sz="4" w:space="0" w:color="1F1F5F" w:themeColor="text1"/>
@@ -483,32 +544,17 @@
               <w:spacing w:before="20" w:after="20"/>
               <w:rPr>
                 <w:rFonts w:asciiTheme="minorHAnsi" w:hAnsiTheme="minorHAnsi"/>
-                <w:szCs w:val="19"/>
+                <w:sz w:val="18"/>
+                <w:szCs w:val="18"/>
               </w:rPr>
             </w:pPr>
             <w:r>
               <w:rPr>
-                <w:rFonts w:asciiTheme="minorHAnsi" w:hAnsiTheme="minorHAnsi" w:cs="Arial"/>
-                <w:szCs w:val="19"/>
-                <w:lang w:eastAsia="en-US"/>
+                <w:rFonts w:asciiTheme="minorHAnsi" w:hAnsiTheme="minorHAnsi"/>
+                <w:sz w:val="18"/>
+                <w:szCs w:val="18"/>
               </w:rPr>
-              <w:t>$</w:t>
-            </w:r>
-            <w:r>
-              <w:rPr>
-                <w:rFonts w:asciiTheme="minorHAnsi" w:hAnsiTheme="minorHAnsi" w:cs="Arial"/>
-                <w:szCs w:val="19"/>
-                <w:lang w:eastAsia="en-US"/>
-              </w:rPr>
-              <w:t xml:space="preserve">84,191 - </w:t>
-            </w:r>
-            <w:r>
-              <w:rPr>
-                <w:rFonts w:asciiTheme="minorHAnsi" w:hAnsiTheme="minorHAnsi" w:cs="Arial"/>
-                <w:szCs w:val="19"/>
-                <w:lang w:eastAsia="en-US"/>
-              </w:rPr>
-              <w:t>$120,742</w:t>
+              <w:t>$75,091 - $85,611</w:t>
             </w:r>
           </w:p>
         </w:tc>
@@ -532,13 +578,15 @@
               <w:spacing w:before="20" w:after="20"/>
               <w:rPr>
                 <w:rFonts w:asciiTheme="minorHAnsi" w:hAnsiTheme="minorHAnsi"/>
-                <w:szCs w:val="19"/>
+                <w:sz w:val="18"/>
+                <w:szCs w:val="18"/>
               </w:rPr>
             </w:pPr>
             <w:r>
               <w:rPr>
                 <w:rFonts w:asciiTheme="minorHAnsi" w:hAnsiTheme="minorHAnsi"/>
-                <w:szCs w:val="19"/>
+                <w:sz w:val="18"/>
+                <w:szCs w:val="18"/>
               </w:rPr>
               <w:t>Location</w:t>
             </w:r>
@@ -546,7 +594,7 @@
         </w:tc>
         <w:tc>
           <w:tcPr>
-            <w:tcW w:w="3966" w:type="dxa"/>
+            <w:tcW w:w="3830" w:type="dxa"/>
             <w:tcBorders>
               <w:left w:val="single" w:sz="4" w:space="0" w:color="1F1F5F" w:themeColor="text1"/>
             </w:tcBorders>
@@ -560,16 +608,17 @@
               <w:spacing w:before="20" w:after="20"/>
               <w:rPr>
                 <w:rFonts w:asciiTheme="minorHAnsi" w:hAnsiTheme="minorHAnsi"/>
-                <w:szCs w:val="19"/>
+                <w:sz w:val="18"/>
+                <w:szCs w:val="18"/>
               </w:rPr>
             </w:pPr>
             <w:r>
               <w:rPr>
-                <w:rFonts w:asciiTheme="minorHAnsi" w:hAnsiTheme="minorHAnsi" w:cs="Arial"/>
-                <w:szCs w:val="19"/>
-                <w:lang w:eastAsia="en-US"/>
+                <w:rFonts w:asciiTheme="minorHAnsi" w:hAnsiTheme="minorHAnsi"/>
+                <w:sz w:val="18"/>
+                <w:szCs w:val="18"/>
               </w:rPr>
-              <w:t>Various</w:t>
+              <w:t>Darwin</w:t>
             </w:r>
           </w:p>
         </w:tc>
@@ -581,7 +630,7 @@
         </w:trPr>
         <w:tc>
           <w:tcPr>
-            <w:tcW w:w="1838" w:type="dxa"/>
+            <w:tcW w:w="1565" w:type="dxa"/>
             <w:tcBorders>
               <w:top w:val="single" w:sz="4" w:space="0" w:color="FFFFFF" w:themeColor="background2"/>
               <w:bottom w:val="single" w:sz="4" w:space="0" w:color="FFFFFF" w:themeColor="background2"/>
@@ -598,14 +647,16 @@
               <w:spacing w:before="20" w:after="20"/>
               <w:rPr>
                 <w:rFonts w:asciiTheme="minorHAnsi" w:hAnsiTheme="minorHAnsi"/>
-                <w:szCs w:val="19"/>
+                <w:sz w:val="18"/>
+                <w:szCs w:val="18"/>
                 <w:lang w:val="en-GB"/>
               </w:rPr>
             </w:pPr>
             <w:r>
               <w:rPr>
                 <w:rFonts w:asciiTheme="minorHAnsi" w:hAnsiTheme="minorHAnsi"/>
-                <w:szCs w:val="19"/>
+                <w:sz w:val="18"/>
+                <w:szCs w:val="18"/>
                 <w:lang w:val="en-GB"/>
               </w:rPr>
               <w:t>Position number</w:t>
@@ -614,7 +665,7 @@
         </w:tc>
         <w:tc>
           <w:tcPr>
-            <w:tcW w:w="1673" w:type="dxa"/>
+            <w:tcW w:w="1946" w:type="dxa"/>
             <w:tcBorders>
               <w:left w:val="single" w:sz="4" w:space="0" w:color="1F1F5F" w:themeColor="text1"/>
               <w:bottom w:val="single" w:sz="4" w:space="0" w:color="BFBFBF" w:themeColor="background1" w:themeShade="BF"/>
@@ -630,15 +681,17 @@
               <w:spacing w:before="20" w:after="20"/>
               <w:rPr>
                 <w:rFonts w:asciiTheme="minorHAnsi" w:hAnsiTheme="minorHAnsi"/>
-                <w:szCs w:val="19"/>
+                <w:sz w:val="18"/>
+                <w:szCs w:val="18"/>
               </w:rPr>
             </w:pPr>
             <w:r>
               <w:rPr>
                 <w:rFonts w:asciiTheme="minorHAnsi" w:hAnsiTheme="minorHAnsi"/>
-                <w:szCs w:val="19"/>
+                <w:sz w:val="18"/>
+                <w:szCs w:val="18"/>
               </w:rPr>
-              <w:t>17937</w:t>
+              <w:t>19521</w:t>
             </w:r>
           </w:p>
         </w:tc>
@@ -662,13 +715,15 @@
               <w:spacing w:before="20" w:after="20"/>
               <w:rPr>
                 <w:rFonts w:asciiTheme="minorHAnsi" w:hAnsiTheme="minorHAnsi"/>
-                <w:szCs w:val="19"/>
+                <w:sz w:val="18"/>
+                <w:szCs w:val="18"/>
               </w:rPr>
             </w:pPr>
             <w:r>
               <w:rPr>
                 <w:rFonts w:asciiTheme="minorHAnsi" w:hAnsiTheme="minorHAnsi"/>
-                <w:szCs w:val="19"/>
+                <w:sz w:val="18"/>
+                <w:szCs w:val="18"/>
               </w:rPr>
               <w:t>RTF</w:t>
             </w:r>
@@ -692,15 +747,17 @@
               <w:spacing w:before="20" w:after="20"/>
               <w:rPr>
                 <w:rFonts w:asciiTheme="minorHAnsi" w:hAnsiTheme="minorHAnsi"/>
-                <w:szCs w:val="19"/>
+                <w:sz w:val="18"/>
+                <w:szCs w:val="18"/>
               </w:rPr>
             </w:pPr>
             <w:r>
               <w:rPr>
                 <w:rFonts w:asciiTheme="minorHAnsi" w:hAnsiTheme="minorHAnsi"/>
-                <w:szCs w:val="19"/>
+                <w:sz w:val="18"/>
+                <w:szCs w:val="18"/>
               </w:rPr>
-              <w:t>104487</w:t>
+              <w:t>309100</w:t>
             </w:r>
           </w:p>
         </w:tc>
@@ -724,13 +781,15 @@
               <w:spacing w:before="20" w:after="20"/>
               <w:rPr>
                 <w:rFonts w:asciiTheme="minorHAnsi" w:hAnsiTheme="minorHAnsi"/>
-                <w:szCs w:val="19"/>
+                <w:sz w:val="18"/>
+                <w:szCs w:val="18"/>
               </w:rPr>
             </w:pPr>
             <w:r>
               <w:rPr>
                 <w:rFonts w:asciiTheme="minorHAnsi" w:hAnsiTheme="minorHAnsi"/>
-                <w:szCs w:val="19"/>
+                <w:sz w:val="18"/>
+                <w:szCs w:val="18"/>
               </w:rPr>
               <w:t>Closing</w:t>
             </w:r>
@@ -738,7 +797,7 @@
         </w:tc>
         <w:tc>
           <w:tcPr>
-            <w:tcW w:w="3966" w:type="dxa"/>
+            <w:tcW w:w="3830" w:type="dxa"/>
             <w:tcBorders>
               <w:left w:val="single" w:sz="4" w:space="0" w:color="1F1F5F" w:themeColor="text1"/>
               <w:bottom w:val="single" w:sz="4" w:space="0" w:color="BFBFBF" w:themeColor="background1" w:themeShade="BF"/>
@@ -753,27 +812,29 @@
               <w:spacing w:before="20" w:after="20"/>
               <w:rPr>
                 <w:rFonts w:asciiTheme="minorHAnsi" w:hAnsiTheme="minorHAnsi"/>
-                <w:szCs w:val="19"/>
+                <w:sz w:val="18"/>
+                <w:szCs w:val="18"/>
               </w:rPr>
             </w:pPr>
             <w:r>
               <w:rPr>
                 <w:rFonts w:asciiTheme="minorHAnsi" w:hAnsiTheme="minorHAnsi"/>
-                <w:szCs w:val="19"/>
+                <w:sz w:val="18"/>
+                <w:szCs w:val="18"/>
               </w:rPr>
-              <w:t>N/A</w:t>
+              <w:t>14/11/2024</w:t>
             </w:r>
           </w:p>
         </w:tc>
       </w:tr>
       <w:tr>
         <w:trPr>
-          <w:trHeight w:val="116"/>
+          <w:trHeight w:val="283"/>
           <w:tblHeader/>
         </w:trPr>
         <w:tc>
           <w:tcPr>
-            <w:tcW w:w="1838" w:type="dxa"/>
+            <w:tcW w:w="1565" w:type="dxa"/>
             <w:tcBorders>
               <w:top w:val="single" w:sz="4" w:space="0" w:color="FFFFFF" w:themeColor="background2"/>
               <w:bottom w:val="single" w:sz="4" w:space="0" w:color="FFFFFF" w:themeColor="background2"/>
@@ -790,14 +851,16 @@
               <w:spacing w:before="20" w:after="20"/>
               <w:rPr>
                 <w:rFonts w:asciiTheme="minorHAnsi" w:hAnsiTheme="minorHAnsi"/>
-                <w:szCs w:val="19"/>
+                <w:sz w:val="18"/>
+                <w:szCs w:val="18"/>
                 <w:lang w:val="en-GB"/>
               </w:rPr>
             </w:pPr>
             <w:r>
               <w:rPr>
                 <w:rFonts w:asciiTheme="minorHAnsi" w:hAnsiTheme="minorHAnsi"/>
-                <w:szCs w:val="19"/>
+                <w:sz w:val="18"/>
+                <w:szCs w:val="18"/>
                 <w:lang w:val="en-GB"/>
               </w:rPr>
               <w:t>Contact</w:t>
@@ -805,16 +868,35 @@
             <w:r>
               <w:rPr>
                 <w:rFonts w:asciiTheme="minorHAnsi" w:hAnsiTheme="minorHAnsi"/>
-                <w:szCs w:val="19"/>
+                <w:sz w:val="18"/>
+                <w:szCs w:val="18"/>
                 <w:lang w:val="en-GB"/>
               </w:rPr>
-              <w:t xml:space="preserve"> officer</w:t>
+              <w:t xml:space="preserve"> </w:t>
+            </w:r>
+            <w:r>
+              <w:rPr>
+                <w:rFonts w:asciiTheme="minorHAnsi" w:hAnsiTheme="minorHAnsi"/>
+                <w:sz w:val="18"/>
+                <w:szCs w:val="18"/>
+                <w:lang w:val="en-GB"/>
+              </w:rPr>
+              <w:t>o</w:t>
+            </w:r>
+            <w:r>
+              <w:rPr>
+                <w:rFonts w:asciiTheme="minorHAnsi" w:hAnsiTheme="minorHAnsi"/>
+                <w:sz w:val="18"/>
+                <w:szCs w:val="18"/>
+                <w:lang w:val="en-GB"/>
+              </w:rPr>
+              <w:t>fficer</w:t>
             </w:r>
           </w:p>
         </w:tc>
         <w:tc>
           <w:tcPr>
-            <w:tcW w:w="8935" w:type="dxa"/>
+            <w:tcW w:w="9072" w:type="dxa"/>
             <w:gridSpan w:val="5"/>
             <w:tcBorders>
               <w:top w:val="single" w:sz="4" w:space="0" w:color="BFBFBF" w:themeColor="background1" w:themeShade="BF"/>
@@ -831,62 +913,55 @@
               <w:spacing w:before="20" w:after="20"/>
               <w:rPr>
                 <w:rFonts w:asciiTheme="minorHAnsi" w:hAnsiTheme="minorHAnsi"/>
-                <w:szCs w:val="19"/>
+                <w:sz w:val="18"/>
+                <w:szCs w:val="18"/>
               </w:rPr>
             </w:pPr>
             <w:r>
               <w:rPr>
                 <w:rFonts w:asciiTheme="minorHAnsi" w:hAnsiTheme="minorHAnsi"/>
-                <w:szCs w:val="19"/>
+                <w:sz w:val="18"/>
+                <w:szCs w:val="18"/>
               </w:rPr>
-              <w:t xml:space="preserve">Talent </w:t>
+              <w:t xml:space="preserve">Megan Moss </w:t>
             </w:r>
             <w:r>
               <w:rPr>
                 <w:rFonts w:asciiTheme="minorHAnsi" w:hAnsiTheme="minorHAnsi"/>
-                <w:szCs w:val="19"/>
+                <w:sz w:val="18"/>
+                <w:szCs w:val="18"/>
               </w:rPr>
-              <w:t>Attraction</w:t>
+              <w:t xml:space="preserve">on 08 </w:t>
             </w:r>
             <w:r>
               <w:rPr>
                 <w:rFonts w:asciiTheme="minorHAnsi" w:hAnsiTheme="minorHAnsi"/>
-                <w:szCs w:val="19"/>
+                <w:sz w:val="18"/>
+                <w:szCs w:val="18"/>
+              </w:rPr>
+              <w:t>7923</w:t>
+            </w:r>
+            <w:r>
+              <w:rPr>
+                <w:rFonts w:asciiTheme="minorHAnsi" w:hAnsiTheme="minorHAnsi"/>
+                <w:sz w:val="18"/>
+                <w:szCs w:val="18"/>
               </w:rPr>
               <w:t xml:space="preserve"> </w:t>
             </w:r>
             <w:r>
               <w:rPr>
                 <w:rFonts w:asciiTheme="minorHAnsi" w:hAnsiTheme="minorHAnsi"/>
-                <w:szCs w:val="19"/>
+                <w:sz w:val="18"/>
+                <w:szCs w:val="18"/>
               </w:rPr>
-              <w:t>and</w:t>
+              <w:t>0333</w:t>
             </w:r>
             <w:r>
               <w:rPr>
                 <w:rFonts w:asciiTheme="minorHAnsi" w:hAnsiTheme="minorHAnsi"/>
-                <w:szCs w:val="19"/>
-              </w:rPr>
-              <w:t xml:space="preserve"> Recruitment Team</w:t>
-            </w:r>
-            <w:r>
-              <w:rPr>
-                <w:rFonts w:asciiTheme="minorHAnsi" w:hAnsiTheme="minorHAnsi"/>
-                <w:szCs w:val="19"/>
-              </w:rPr>
-              <w:t xml:space="preserve"> on </w:t>
-            </w:r>
-            <w:r>
-              <w:rPr>
-                <w:rFonts w:asciiTheme="minorHAnsi" w:hAnsiTheme="minorHAnsi"/>
-                <w:szCs w:val="19"/>
-              </w:rPr>
-              <w:t>1800 646 391</w:t>
-            </w:r>
-            <w:r>
-              <w:rPr>
-                <w:rFonts w:asciiTheme="minorHAnsi" w:hAnsiTheme="minorHAnsi"/>
-                <w:szCs w:val="19"/>
+                <w:sz w:val="18"/>
+                <w:szCs w:val="18"/>
               </w:rPr>
               <w:t xml:space="preserve"> or </w:t>
             </w:r>
@@ -895,22 +970,17 @@
                 <w:rPr>
                   <w:rStyle w:val="Hyperlink"/>
                   <w:rFonts w:asciiTheme="minorHAnsi" w:hAnsiTheme="minorHAnsi"/>
-                  <w:szCs w:val="19"/>
+                  <w:sz w:val="18"/>
+                  <w:szCs w:val="18"/>
                 </w:rPr>
-                <w:t>ctattraction.doe@education.nt.gov.au</w:t>
+                <w:t>megan.moss@education.nt.gov.au</w:t>
               </w:r>
             </w:hyperlink>
             <w:r>
               <w:rPr>
                 <w:rFonts w:asciiTheme="minorHAnsi" w:hAnsiTheme="minorHAnsi"/>
-                <w:szCs w:val="19"/>
-              </w:rPr>
-              <w:t xml:space="preserve"> </w:t>
-            </w:r>
-            <w:r>
-              <w:rPr>
-                <w:rFonts w:asciiTheme="minorHAnsi" w:hAnsiTheme="minorHAnsi"/>
-                <w:szCs w:val="19"/>
+                <w:sz w:val="18"/>
+                <w:szCs w:val="18"/>
               </w:rPr>
               <w:t xml:space="preserve"> </w:t>
             </w:r>
@@ -924,7 +994,7 @@
         </w:trPr>
         <w:tc>
           <w:tcPr>
-            <w:tcW w:w="1838" w:type="dxa"/>
+            <w:tcW w:w="1565" w:type="dxa"/>
             <w:tcBorders>
               <w:top w:val="single" w:sz="4" w:space="0" w:color="FFFFFF" w:themeColor="background2"/>
               <w:bottom w:val="single" w:sz="4" w:space="0" w:color="FFFFFF" w:themeColor="background2"/>
@@ -941,14 +1011,16 @@
               <w:spacing w:before="20" w:after="20"/>
               <w:rPr>
                 <w:rFonts w:asciiTheme="minorHAnsi" w:hAnsiTheme="minorHAnsi"/>
-                <w:szCs w:val="19"/>
+                <w:sz w:val="18"/>
+                <w:szCs w:val="18"/>
                 <w:lang w:val="en-GB"/>
               </w:rPr>
             </w:pPr>
             <w:r>
               <w:rPr>
                 <w:rFonts w:asciiTheme="minorHAnsi" w:hAnsiTheme="minorHAnsi"/>
-                <w:szCs w:val="19"/>
+                <w:sz w:val="18"/>
+                <w:szCs w:val="18"/>
                 <w:lang w:val="en-GB"/>
               </w:rPr>
               <w:t xml:space="preserve">About the agency </w:t>
@@ -957,7 +1029,7 @@
         </w:tc>
         <w:tc>
           <w:tcPr>
-            <w:tcW w:w="8935" w:type="dxa"/>
+            <w:tcW w:w="9072" w:type="dxa"/>
             <w:gridSpan w:val="5"/>
             <w:tcBorders>
               <w:top w:val="single" w:sz="4" w:space="0" w:color="BFBFBF" w:themeColor="background1" w:themeShade="BF"/>
@@ -974,7 +1046,8 @@
               <w:spacing w:before="20" w:after="20"/>
               <w:rPr>
                 <w:rFonts w:asciiTheme="minorHAnsi" w:hAnsiTheme="minorHAnsi"/>
-                <w:szCs w:val="19"/>
+                <w:sz w:val="18"/>
+                <w:szCs w:val="18"/>
               </w:rPr>
             </w:pPr>
             <w:hyperlink r:id="rId15" w:history="1">
@@ -982,10 +1055,28 @@
                 <w:rPr>
                   <w:rStyle w:val="Hyperlink"/>
                   <w:rFonts w:asciiTheme="minorHAnsi" w:hAnsiTheme="minorHAnsi" w:cs="Arial"/>
-                  <w:szCs w:val="19"/>
-                  <w:lang w:eastAsia="en-US"/>
+                  <w:sz w:val="18"/>
+                  <w:szCs w:val="18"/>
                 </w:rPr>
-                <w:t>http://www.education.nt.gov.au/</w:t>
+                <w:t>www.educatio</w:t>
+              </w:r>
+              <w:r>
+                <w:rPr>
+                  <w:rStyle w:val="Hyperlink"/>
+                  <w:rFonts w:asciiTheme="minorHAnsi" w:hAnsiTheme="minorHAnsi" w:cs="Arial"/>
+                  <w:sz w:val="18"/>
+                  <w:szCs w:val="18"/>
+                </w:rPr>
+                <w:t>n</w:t>
+              </w:r>
+              <w:r>
+                <w:rPr>
+                  <w:rStyle w:val="Hyperlink"/>
+                  <w:rFonts w:asciiTheme="minorHAnsi" w:hAnsiTheme="minorHAnsi" w:cs="Arial"/>
+                  <w:sz w:val="18"/>
+                  <w:szCs w:val="18"/>
+                </w:rPr>
+                <w:t>.nt.gov.au</w:t>
               </w:r>
             </w:hyperlink>
           </w:p>
@@ -998,7 +1089,7 @@
         </w:trPr>
         <w:tc>
           <w:tcPr>
-            <w:tcW w:w="1838" w:type="dxa"/>
+            <w:tcW w:w="1565" w:type="dxa"/>
             <w:tcBorders>
               <w:top w:val="single" w:sz="4" w:space="0" w:color="FFFFFF" w:themeColor="background2"/>
               <w:bottom w:val="single" w:sz="4" w:space="0" w:color="auto"/>
@@ -1017,14 +1108,16 @@
                 <w:rFonts w:asciiTheme="minorHAnsi" w:hAnsiTheme="minorHAnsi" w:cs="Arial"/>
                 <w:bCs/>
                 <w:iCs/>
-                <w:szCs w:val="19"/>
+                <w:sz w:val="18"/>
+                <w:szCs w:val="18"/>
                 <w:lang w:val="en-GB"/>
               </w:rPr>
             </w:pPr>
             <w:r>
               <w:rPr>
                 <w:rFonts w:asciiTheme="minorHAnsi" w:hAnsiTheme="minorHAnsi"/>
-                <w:szCs w:val="19"/>
+                <w:sz w:val="18"/>
+                <w:szCs w:val="18"/>
               </w:rPr>
               <w:t xml:space="preserve">Apply online </w:t>
             </w:r>
@@ -1032,7 +1125,7 @@
         </w:tc>
         <w:tc>
           <w:tcPr>
-            <w:tcW w:w="8935" w:type="dxa"/>
+            <w:tcW w:w="9072" w:type="dxa"/>
             <w:gridSpan w:val="5"/>
             <w:tcBorders>
               <w:top w:val="single" w:sz="4" w:space="0" w:color="BFBFBF" w:themeColor="background1" w:themeShade="BF"/>
@@ -1049,26 +1142,26 @@
               <w:spacing w:before="20" w:after="20"/>
               <w:rPr>
                 <w:rFonts w:asciiTheme="minorHAnsi" w:hAnsiTheme="minorHAnsi"/>
-                <w:szCs w:val="19"/>
+                <w:sz w:val="18"/>
+                <w:szCs w:val="18"/>
               </w:rPr>
             </w:pPr>
             <w:hyperlink r:id="rId16" w:history="1">
               <w:r>
                 <w:rPr>
                   <w:rStyle w:val="Hyperlink"/>
-                  <w:rFonts w:asciiTheme="minorHAnsi" w:hAnsiTheme="minorHAnsi" w:cs="Arial"/>
-                  <w:szCs w:val="19"/>
-                  <w:lang w:eastAsia="en-US"/>
+                  <w:rFonts w:asciiTheme="minorHAnsi" w:hAnsiTheme="minorHAnsi"/>
+                  <w:sz w:val="18"/>
+                  <w:szCs w:val="18"/>
                 </w:rPr>
-                <w:t>https://jobs.nt.gov.au/Home/JobDetails?rtfId=104487</w:t>
+                <w:t>https://jobs.nt.gov.au/Home/JobDetails?rtfId=309100</w:t>
               </w:r>
             </w:hyperlink>
             <w:r>
               <w:rPr>
-                <w:rStyle w:val="Hyperlink"/>
-                <w:rFonts w:asciiTheme="minorHAnsi" w:hAnsiTheme="minorHAnsi" w:cs="Arial"/>
-                <w:szCs w:val="19"/>
-                <w:lang w:eastAsia="en-US"/>
+                <w:rFonts w:asciiTheme="minorHAnsi" w:hAnsiTheme="minorHAnsi"/>
+                <w:sz w:val="18"/>
+                <w:szCs w:val="18"/>
               </w:rPr>
               <w:t xml:space="preserve"> </w:t>
             </w:r>
@@ -1077,40 +1170,39 @@
       </w:tr>
       <w:tr>
         <w:trPr>
-          <w:trHeight w:val="229"/>
+          <w:trHeight w:val="283"/>
           <w:tblHeader/>
         </w:trPr>
         <w:tc>
           <w:tcPr>
-            <w:tcW w:w="10773" w:type="dxa"/>
+            <w:tcW w:w="10637" w:type="dxa"/>
             <w:gridSpan w:val="6"/>
             <w:tcBorders>
-              <w:top w:val="single" w:sz="4" w:space="0" w:color="auto"/>
-              <w:bottom w:val="single" w:sz="4" w:space="0" w:color="1F1F5F" w:themeColor="text1"/>
+              <w:top w:val="single" w:sz="4" w:space="0" w:color="FFFFFF" w:themeColor="background2"/>
+              <w:bottom w:val="single" w:sz="4" w:space="0" w:color="auto"/>
             </w:tcBorders>
-            <w:shd w:val="clear" w:color="auto" w:fill="1F1F5F" w:themeFill="text1"/>
+            <w:shd w:val="clear" w:color="auto" w:fill="002060"/>
             <w:tcMar>
               <w:left w:w="57" w:type="dxa"/>
-              <w:bottom w:w="28" w:type="dxa"/>
               <w:right w:w="57" w:type="dxa"/>
             </w:tcMar>
           </w:tcPr>
           <w:p>
             <w:pPr>
               <w:pStyle w:val="Heading1"/>
-              <w:jc w:val="both"/>
               <w:rPr>
                 <w:rFonts w:asciiTheme="minorHAnsi" w:hAnsiTheme="minorHAnsi"/>
-                <w:sz w:val="19"/>
-                <w:szCs w:val="19"/>
+                <w:color w:val="FFFFFF" w:themeColor="background1"/>
+                <w:sz w:val="18"/>
+                <w:szCs w:val="18"/>
               </w:rPr>
             </w:pPr>
             <w:r>
               <w:rPr>
                 <w:rFonts w:asciiTheme="minorHAnsi" w:hAnsiTheme="minorHAnsi"/>
                 <w:color w:val="FFFFFF" w:themeColor="background1"/>
-                <w:sz w:val="19"/>
-                <w:szCs w:val="19"/>
+                <w:sz w:val="18"/>
+                <w:szCs w:val="18"/>
               </w:rPr>
               <w:t>APPLICATIONS MUST INCLUDE A ONE-PAGE SUMMARY ABOUT YOU, A DETAILED RESUME AND COPIES OF YOUR TERTIARY QUALIFICATIONS.</w:t>
             </w:r>
@@ -1124,7 +1216,7 @@
         </w:trPr>
         <w:tc>
           <w:tcPr>
-            <w:tcW w:w="10773" w:type="dxa"/>
+            <w:tcW w:w="10637" w:type="dxa"/>
             <w:gridSpan w:val="6"/>
             <w:tcBorders>
               <w:top w:val="single" w:sz="4" w:space="0" w:color="auto"/>
@@ -1144,15 +1236,15 @@
               <w:jc w:val="both"/>
               <w:rPr>
                 <w:rFonts w:asciiTheme="minorHAnsi" w:hAnsiTheme="minorHAnsi"/>
-                <w:sz w:val="19"/>
-                <w:szCs w:val="19"/>
+                <w:sz w:val="18"/>
+                <w:szCs w:val="18"/>
               </w:rPr>
             </w:pPr>
             <w:r>
               <w:rPr>
                 <w:rFonts w:asciiTheme="minorHAnsi" w:hAnsiTheme="minorHAnsi"/>
-                <w:sz w:val="19"/>
-                <w:szCs w:val="19"/>
+                <w:sz w:val="18"/>
+                <w:szCs w:val="18"/>
               </w:rPr>
               <w:t>Information for applicants – inclusion and diversity and Special Measures recruitment plans</w:t>
             </w:r>
@@ -1162,13 +1254,15 @@
               <w:jc w:val="both"/>
               <w:rPr>
                 <w:rFonts w:asciiTheme="minorHAnsi" w:hAnsiTheme="minorHAnsi"/>
-                <w:szCs w:val="19"/>
+                <w:sz w:val="18"/>
+                <w:szCs w:val="18"/>
               </w:rPr>
             </w:pPr>
             <w:r>
               <w:rPr>
                 <w:rFonts w:asciiTheme="minorHAnsi" w:hAnsiTheme="minorHAnsi"/>
-                <w:szCs w:val="19"/>
+                <w:sz w:val="18"/>
+                <w:szCs w:val="18"/>
               </w:rPr>
               <w:t xml:space="preserve">The NTPS values diversity. The NTPS encourages people from all diversity groups to apply for vacancies and accommodates people with disability by making reasonable workplace adjustments. If you require an adjustment for the recruitment process or job, please discuss this with the contact officer. For more information about applying for this position and the merit process, go to the </w:t>
             </w:r>
@@ -1177,7 +1271,8 @@
                 <w:rPr>
                   <w:rStyle w:val="Hyperlink"/>
                   <w:rFonts w:asciiTheme="minorHAnsi" w:hAnsiTheme="minorHAnsi"/>
-                  <w:szCs w:val="19"/>
+                  <w:sz w:val="18"/>
+                  <w:szCs w:val="18"/>
                 </w:rPr>
                 <w:t>OCPE website</w:t>
               </w:r>
@@ -1185,9 +1280,10 @@
             <w:r>
               <w:rPr>
                 <w:rFonts w:asciiTheme="minorHAnsi" w:hAnsiTheme="minorHAnsi"/>
-                <w:szCs w:val="19"/>
+                <w:sz w:val="18"/>
+                <w:szCs w:val="18"/>
               </w:rPr>
-              <w:t xml:space="preserve">. </w:t>
+              <w:t>.</w:t>
             </w:r>
           </w:p>
           <w:p>
@@ -1195,13 +1291,15 @@
               <w:jc w:val="both"/>
               <w:rPr>
                 <w:rFonts w:asciiTheme="minorHAnsi" w:hAnsiTheme="minorHAnsi"/>
-                <w:szCs w:val="19"/>
+                <w:sz w:val="18"/>
+                <w:szCs w:val="18"/>
               </w:rPr>
             </w:pPr>
             <w:r>
               <w:rPr>
                 <w:rFonts w:asciiTheme="minorHAnsi" w:hAnsiTheme="minorHAnsi"/>
-                <w:szCs w:val="19"/>
+                <w:sz w:val="18"/>
+                <w:szCs w:val="18"/>
               </w:rPr>
               <w:t xml:space="preserve">Aboriginal applicants will be granted priority consideration for this vacancy. For more information on Special Measures plans, go to the </w:t>
             </w:r>
@@ -1210,7 +1308,8 @@
                 <w:rPr>
                   <w:rStyle w:val="Hyperlink"/>
                   <w:rFonts w:asciiTheme="minorHAnsi" w:hAnsiTheme="minorHAnsi"/>
-                  <w:szCs w:val="19"/>
+                  <w:sz w:val="18"/>
+                  <w:szCs w:val="18"/>
                 </w:rPr>
                 <w:t>OCPE website</w:t>
               </w:r>
@@ -1218,7 +1317,8 @@
             <w:r>
               <w:rPr>
                 <w:rFonts w:asciiTheme="minorHAnsi" w:hAnsiTheme="minorHAnsi"/>
-                <w:szCs w:val="19"/>
+                <w:sz w:val="18"/>
+                <w:szCs w:val="18"/>
               </w:rPr>
               <w:t>.</w:t>
             </w:r>
@@ -1229,111 +1329,259 @@
     <w:p>
       <w:pPr>
         <w:pStyle w:val="Heading1"/>
-        <w:spacing w:before="0"/>
+        <w:spacing w:before="120"/>
         <w:jc w:val="both"/>
         <w:rPr>
           <w:rFonts w:asciiTheme="minorHAnsi" w:hAnsiTheme="minorHAnsi"/>
-          <w:sz w:val="19"/>
-          <w:szCs w:val="19"/>
-        </w:rPr>
-      </w:pPr>
-    </w:p>
-    <w:p>
-      <w:pPr>
-        <w:pStyle w:val="Heading1"/>
-        <w:spacing w:before="0"/>
-        <w:jc w:val="both"/>
+          <w:sz w:val="18"/>
+          <w:szCs w:val="18"/>
+        </w:rPr>
+      </w:pPr>
+      <w:r>
         <w:rPr>
           <w:rFonts w:asciiTheme="minorHAnsi" w:hAnsiTheme="minorHAnsi"/>
-          <w:sz w:val="19"/>
-          <w:szCs w:val="19"/>
-        </w:rPr>
-      </w:pPr>
-      <w:r>
-        <w:rPr>
-          <w:rFonts w:asciiTheme="minorHAnsi" w:hAnsiTheme="minorHAnsi"/>
-          <w:sz w:val="19"/>
-          <w:szCs w:val="19"/>
+          <w:sz w:val="18"/>
+          <w:szCs w:val="18"/>
         </w:rPr>
         <w:t xml:space="preserve">Primary </w:t>
       </w:r>
       <w:r>
         <w:rPr>
           <w:rFonts w:asciiTheme="minorHAnsi" w:hAnsiTheme="minorHAnsi"/>
-          <w:sz w:val="19"/>
-          <w:szCs w:val="19"/>
+          <w:sz w:val="18"/>
+          <w:szCs w:val="18"/>
         </w:rPr>
         <w:t>objective</w:t>
       </w:r>
     </w:p>
     <w:p>
       <w:pPr>
-        <w:spacing w:after="0" w:line="240" w:lineRule="auto"/>
+        <w:spacing w:after="0"/>
         <w:jc w:val="both"/>
         <w:rPr>
           <w:rFonts w:asciiTheme="minorHAnsi" w:hAnsiTheme="minorHAnsi"/>
-          <w:szCs w:val="19"/>
+          <w:sz w:val="18"/>
+          <w:szCs w:val="18"/>
+          <w:lang w:val="en-GB"/>
         </w:rPr>
       </w:pPr>
       <w:r>
         <w:rPr>
           <w:rFonts w:asciiTheme="minorHAnsi" w:hAnsiTheme="minorHAnsi" w:cs="Arial"/>
-          <w:szCs w:val="19"/>
-          <w:lang w:val="en-GB"/>
-        </w:rPr>
-        <w:t>As a teacher and member of the school community, develop, deliver and evaluate learning programs and monitor student achievement to address individual learning needs and contribute to the achievement of the school’s goals. Liaise and coordinate activities for your teaching area within the school and wider community.</w:t>
+          <w:sz w:val="18"/>
+          <w:szCs w:val="18"/>
+        </w:rPr>
+        <w:t xml:space="preserve">As a member of the school team and under the direction of the Principal/ Business Manager, the Information Technology Support Officer is required to play a key role in ensuring </w:t>
+      </w:r>
+      <w:r>
+        <w:rPr>
+          <w:rFonts w:asciiTheme="minorHAnsi" w:hAnsiTheme="minorHAnsi" w:cs="Arial"/>
+          <w:sz w:val="18"/>
+          <w:szCs w:val="18"/>
+        </w:rPr>
+        <w:t>technical support to the school on the operation, maintenance and development of the school’s computing administrative and student networks, server infrastructure and network architecture.</w:t>
       </w:r>
     </w:p>
     <w:p>
       <w:pPr>
-        <w:spacing w:after="0" w:line="240" w:lineRule="auto"/>
+        <w:pStyle w:val="Heading1"/>
+        <w:spacing w:before="120"/>
         <w:jc w:val="both"/>
         <w:rPr>
           <w:rFonts w:asciiTheme="minorHAnsi" w:hAnsiTheme="minorHAnsi"/>
-          <w:szCs w:val="19"/>
-        </w:rPr>
-      </w:pPr>
+          <w:sz w:val="18"/>
+          <w:szCs w:val="18"/>
+        </w:rPr>
+      </w:pPr>
+      <w:r>
+        <w:rPr>
+          <w:rFonts w:asciiTheme="minorHAnsi" w:hAnsiTheme="minorHAnsi"/>
+          <w:sz w:val="18"/>
+          <w:szCs w:val="18"/>
+        </w:rPr>
+        <w:t>Context statement</w:t>
+      </w:r>
     </w:p>
     <w:p>
       <w:pPr>
+        <w:spacing w:after="0"/>
+        <w:jc w:val="both"/>
+        <w:rPr>
+          <w:rFonts w:asciiTheme="minorHAnsi" w:hAnsiTheme="minorHAnsi"/>
+          <w:sz w:val="18"/>
+          <w:szCs w:val="18"/>
+          <w:lang w:val="en-GB"/>
+        </w:rPr>
+      </w:pPr>
+      <w:r>
+        <w:rPr>
+          <w:rFonts w:asciiTheme="minorHAnsi" w:hAnsiTheme="minorHAnsi"/>
+          <w:sz w:val="18"/>
+          <w:szCs w:val="18"/>
+        </w:rPr>
+        <w:t xml:space="preserve">Millner Primary School is a </w:t>
+      </w:r>
+      <w:r>
+        <w:rPr>
+          <w:rFonts w:asciiTheme="minorHAnsi" w:hAnsiTheme="minorHAnsi"/>
+          <w:sz w:val="18"/>
+          <w:szCs w:val="18"/>
+        </w:rPr>
+        <w:t>highly multicultural</w:t>
+      </w:r>
+      <w:r>
+        <w:rPr>
+          <w:rFonts w:asciiTheme="minorHAnsi" w:hAnsiTheme="minorHAnsi"/>
+          <w:sz w:val="18"/>
+          <w:szCs w:val="18"/>
+        </w:rPr>
+        <w:t xml:space="preserve"> urban primary school of approximately 170 students from Preschool to Year 6, characterised by a diverse population.</w:t>
+      </w:r>
+      <w:r>
+        <w:rPr>
+          <w:rFonts w:asciiTheme="minorHAnsi" w:hAnsiTheme="minorHAnsi"/>
+          <w:sz w:val="18"/>
+          <w:szCs w:val="18"/>
+        </w:rPr>
+        <w:t xml:space="preserve"> </w:t>
+      </w:r>
+      <w:r>
+        <w:rPr>
+          <w:rFonts w:asciiTheme="minorHAnsi" w:hAnsiTheme="minorHAnsi"/>
+          <w:sz w:val="18"/>
+          <w:szCs w:val="18"/>
+        </w:rPr>
+        <w:t>We have a high Aboriginal and Torres Strait Islander cohort (approximately 40%) coming from the local area, two town camp communities and some students from remote communities.</w:t>
+      </w:r>
+      <w:r>
+        <w:rPr>
+          <w:rFonts w:asciiTheme="minorHAnsi" w:hAnsiTheme="minorHAnsi"/>
+          <w:sz w:val="18"/>
+          <w:szCs w:val="18"/>
+        </w:rPr>
+        <w:t xml:space="preserve"> </w:t>
+      </w:r>
+      <w:r>
+        <w:rPr>
+          <w:rFonts w:asciiTheme="minorHAnsi" w:hAnsiTheme="minorHAnsi"/>
+          <w:sz w:val="18"/>
+          <w:szCs w:val="18"/>
+        </w:rPr>
+        <w:t>We have a growing and significant population (approximately 70%) of students who speak English as a second language or Dialect.</w:t>
+      </w:r>
+      <w:r>
+        <w:rPr>
+          <w:rFonts w:asciiTheme="minorHAnsi" w:hAnsiTheme="minorHAnsi"/>
+          <w:sz w:val="18"/>
+          <w:szCs w:val="18"/>
+        </w:rPr>
+        <w:t xml:space="preserve"> </w:t>
+      </w:r>
+      <w:r>
+        <w:rPr>
+          <w:rFonts w:asciiTheme="minorHAnsi" w:hAnsiTheme="minorHAnsi"/>
+          <w:sz w:val="18"/>
+          <w:szCs w:val="18"/>
+        </w:rPr>
+        <w:t>There are approximately 40 different language/ dialect backgrounds in our student population.</w:t>
+      </w:r>
+      <w:r>
+        <w:rPr>
+          <w:rFonts w:asciiTheme="minorHAnsi" w:hAnsiTheme="minorHAnsi"/>
+          <w:sz w:val="18"/>
+          <w:szCs w:val="18"/>
+        </w:rPr>
+        <w:t xml:space="preserve"> </w:t>
+      </w:r>
+      <w:r>
+        <w:rPr>
+          <w:rFonts w:asciiTheme="minorHAnsi" w:hAnsiTheme="minorHAnsi"/>
+          <w:sz w:val="18"/>
+          <w:szCs w:val="18"/>
+        </w:rPr>
+        <w:t>The school has a strong history of working closely with the broader school community, including our partner organisations. We place a high value on diversity – viewing the multicultural make-up of our student cohort as a significant strength as well as believing the importance of a broad educational experience for students at our school. We believe that working with families optimises student opportunities.</w:t>
+      </w:r>
+      <w:r>
+        <w:rPr>
+          <w:rFonts w:asciiTheme="minorHAnsi" w:hAnsiTheme="minorHAnsi"/>
+          <w:sz w:val="18"/>
+          <w:szCs w:val="18"/>
+        </w:rPr>
+        <w:t xml:space="preserve"> </w:t>
+      </w:r>
+      <w:r>
+        <w:rPr>
+          <w:rFonts w:asciiTheme="minorHAnsi" w:hAnsiTheme="minorHAnsi"/>
+          <w:sz w:val="18"/>
+          <w:szCs w:val="18"/>
+        </w:rPr>
+        <w:t>The school recognises the importance of student wellbeing and supports initiatives and programs which enhance this focus.</w:t>
+      </w:r>
+      <w:r>
+        <w:rPr>
+          <w:rFonts w:asciiTheme="minorHAnsi" w:hAnsiTheme="minorHAnsi"/>
+          <w:sz w:val="18"/>
+          <w:szCs w:val="18"/>
+        </w:rPr>
+        <w:t xml:space="preserve"> </w:t>
+      </w:r>
+      <w:r>
+        <w:rPr>
+          <w:rFonts w:asciiTheme="minorHAnsi" w:hAnsiTheme="minorHAnsi"/>
+          <w:sz w:val="18"/>
+          <w:szCs w:val="18"/>
+        </w:rPr>
+        <w:t xml:space="preserve">Millner School has a long-term goal of growing enrolments and continues to implement specific programs and frameworks that are grounded in educational research and reflect our school needs and </w:t>
+      </w:r>
+      <w:r>
+        <w:rPr>
+          <w:rFonts w:asciiTheme="minorHAnsi" w:hAnsiTheme="minorHAnsi"/>
+          <w:sz w:val="18"/>
+          <w:szCs w:val="18"/>
+        </w:rPr>
+        <w:t>aspirations.</w:t>
+      </w:r>
+    </w:p>
+    <w:p>
+      <w:pPr>
         <w:pStyle w:val="Heading1"/>
-        <w:spacing w:before="0"/>
+        <w:spacing w:before="120"/>
         <w:jc w:val="both"/>
         <w:rPr>
           <w:rFonts w:asciiTheme="minorHAnsi" w:hAnsiTheme="minorHAnsi"/>
-          <w:sz w:val="19"/>
-          <w:szCs w:val="19"/>
+          <w:sz w:val="18"/>
+          <w:szCs w:val="18"/>
         </w:rPr>
       </w:pPr>
       <w:r>
         <w:rPr>
           <w:rFonts w:asciiTheme="minorHAnsi" w:hAnsiTheme="minorHAnsi"/>
-          <w:sz w:val="19"/>
-          <w:szCs w:val="19"/>
+          <w:sz w:val="18"/>
+          <w:szCs w:val="18"/>
         </w:rPr>
         <w:t>Key d</w:t>
       </w:r>
       <w:r>
         <w:rPr>
           <w:rFonts w:asciiTheme="minorHAnsi" w:hAnsiTheme="minorHAnsi"/>
-          <w:sz w:val="19"/>
-          <w:szCs w:val="19"/>
+          <w:sz w:val="18"/>
+          <w:szCs w:val="18"/>
         </w:rPr>
         <w:t xml:space="preserve">uties and </w:t>
       </w:r>
       <w:r>
         <w:rPr>
           <w:rFonts w:asciiTheme="minorHAnsi" w:hAnsiTheme="minorHAnsi"/>
-          <w:sz w:val="19"/>
-          <w:szCs w:val="19"/>
+          <w:sz w:val="18"/>
+          <w:szCs w:val="18"/>
         </w:rPr>
         <w:t>r</w:t>
       </w:r>
       <w:r>
         <w:rPr>
           <w:rFonts w:asciiTheme="minorHAnsi" w:hAnsiTheme="minorHAnsi"/>
-          <w:sz w:val="19"/>
-          <w:szCs w:val="19"/>
+          <w:sz w:val="18"/>
+          <w:szCs w:val="18"/>
         </w:rPr>
         <w:t>esponsibilities</w:t>
       </w:r>
@@ -1343,1080 +1591,44 @@
         <w:pStyle w:val="ListParagraph"/>
         <w:numPr>
           <w:ilvl w:val="0"/>
-          <w:numId w:val="19"/>
+          <w:numId w:val="22"/>
         </w:numPr>
-        <w:tabs>
-          <w:tab w:val="left" w:pos="460"/>
-        </w:tabs>
         <w:spacing w:after="0" w:line="240" w:lineRule="auto"/>
-        <w:ind w:left="360"/>
         <w:contextualSpacing/>
-        <w:mirrorIndents/>
         <w:jc w:val="both"/>
         <w:rPr>
-          <w:rFonts w:asciiTheme="minorHAnsi" w:eastAsia="Arial" w:hAnsiTheme="minorHAnsi" w:cs="Arial"/>
-          <w:szCs w:val="19"/>
+          <w:rFonts w:asciiTheme="minorHAnsi" w:hAnsiTheme="minorHAnsi" w:cs="Arial"/>
+          <w:sz w:val="18"/>
+          <w:szCs w:val="18"/>
+          <w:lang w:val="en-GB"/>
         </w:rPr>
       </w:pPr>
       <w:r>
         <w:rPr>
-          <w:rFonts w:asciiTheme="minorHAnsi" w:eastAsia="Arial" w:hAnsiTheme="minorHAnsi" w:cs="Arial"/>
-          <w:spacing w:val="-1"/>
-          <w:szCs w:val="19"/>
-        </w:rPr>
-        <w:t>Pl</w:t>
+          <w:rFonts w:asciiTheme="minorHAnsi" w:hAnsiTheme="minorHAnsi" w:cs="Arial"/>
+          <w:sz w:val="18"/>
+          <w:szCs w:val="18"/>
+          <w:lang w:val="en-GB"/>
+        </w:rPr>
+        <w:t xml:space="preserve">Implement the setting up of computers from the initial installation of systems through to the operating software, </w:t>
       </w:r>
       <w:r>
         <w:rPr>
-          <w:rFonts w:asciiTheme="minorHAnsi" w:eastAsia="Arial" w:hAnsiTheme="minorHAnsi" w:cs="Arial"/>
-          <w:spacing w:val="2"/>
-          <w:szCs w:val="19"/>
-        </w:rPr>
-        <w:t>a</w:t>
+          <w:rFonts w:asciiTheme="minorHAnsi" w:hAnsiTheme="minorHAnsi" w:cs="Arial"/>
+          <w:sz w:val="18"/>
+          <w:szCs w:val="18"/>
+          <w:lang w:val="en-GB"/>
+        </w:rPr>
+        <w:t>programs,</w:t>
       </w:r>
       <w:r>
         <w:rPr>
-          <w:rFonts w:asciiTheme="minorHAnsi" w:eastAsia="Arial" w:hAnsiTheme="minorHAnsi" w:cs="Arial"/>
-          <w:szCs w:val="19"/>
-        </w:rPr>
-        <w:t>n,</w:t>
-      </w:r>
-      <w:r>
-        <w:rPr>
-          <w:rFonts w:asciiTheme="minorHAnsi" w:eastAsia="Arial" w:hAnsiTheme="minorHAnsi" w:cs="Arial"/>
-          <w:spacing w:val="16"/>
-          <w:szCs w:val="19"/>
-        </w:rPr>
-        <w:t xml:space="preserve"> </w:t>
-      </w:r>
-      <w:r>
-        <w:rPr>
-          <w:rFonts w:asciiTheme="minorHAnsi" w:eastAsia="Arial" w:hAnsiTheme="minorHAnsi" w:cs="Arial"/>
-          <w:szCs w:val="19"/>
-        </w:rPr>
-        <w:t>p</w:t>
-      </w:r>
-      <w:r>
-        <w:rPr>
-          <w:rFonts w:asciiTheme="minorHAnsi" w:eastAsia="Arial" w:hAnsiTheme="minorHAnsi" w:cs="Arial"/>
-          <w:spacing w:val="1"/>
-          <w:szCs w:val="19"/>
-        </w:rPr>
-        <w:t>r</w:t>
-      </w:r>
-      <w:r>
-        <w:rPr>
-          <w:rFonts w:asciiTheme="minorHAnsi" w:eastAsia="Arial" w:hAnsiTheme="minorHAnsi" w:cs="Arial"/>
-          <w:szCs w:val="19"/>
-        </w:rPr>
-        <w:t>e</w:t>
-      </w:r>
-      <w:r>
-        <w:rPr>
-          <w:rFonts w:asciiTheme="minorHAnsi" w:eastAsia="Arial" w:hAnsiTheme="minorHAnsi" w:cs="Arial"/>
-          <w:spacing w:val="2"/>
-          <w:szCs w:val="19"/>
-        </w:rPr>
-        <w:t>p</w:t>
-      </w:r>
-      <w:r>
-        <w:rPr>
-          <w:rFonts w:asciiTheme="minorHAnsi" w:eastAsia="Arial" w:hAnsiTheme="minorHAnsi" w:cs="Arial"/>
-          <w:szCs w:val="19"/>
-        </w:rPr>
-        <w:t>a</w:t>
-      </w:r>
-      <w:r>
-        <w:rPr>
-          <w:rFonts w:asciiTheme="minorHAnsi" w:eastAsia="Arial" w:hAnsiTheme="minorHAnsi" w:cs="Arial"/>
-          <w:spacing w:val="1"/>
-          <w:szCs w:val="19"/>
-        </w:rPr>
-        <w:t>r</w:t>
-      </w:r>
-      <w:r>
-        <w:rPr>
-          <w:rFonts w:asciiTheme="minorHAnsi" w:eastAsia="Arial" w:hAnsiTheme="minorHAnsi" w:cs="Arial"/>
-          <w:szCs w:val="19"/>
-        </w:rPr>
-        <w:t>e</w:t>
-      </w:r>
-      <w:r>
-        <w:rPr>
-          <w:rFonts w:asciiTheme="minorHAnsi" w:eastAsia="Arial" w:hAnsiTheme="minorHAnsi" w:cs="Arial"/>
-          <w:spacing w:val="14"/>
-          <w:szCs w:val="19"/>
-        </w:rPr>
-        <w:t xml:space="preserve"> </w:t>
-      </w:r>
-      <w:r>
-        <w:rPr>
-          <w:rFonts w:asciiTheme="minorHAnsi" w:eastAsia="Arial" w:hAnsiTheme="minorHAnsi" w:cs="Arial"/>
-          <w:szCs w:val="19"/>
-        </w:rPr>
-        <w:t>and explicitly</w:t>
-      </w:r>
-      <w:r>
-        <w:rPr>
-          <w:rFonts w:asciiTheme="minorHAnsi" w:eastAsia="Arial" w:hAnsiTheme="minorHAnsi" w:cs="Arial"/>
-          <w:spacing w:val="18"/>
-          <w:szCs w:val="19"/>
-        </w:rPr>
-        <w:t xml:space="preserve"> </w:t>
-      </w:r>
-      <w:r>
-        <w:rPr>
-          <w:rFonts w:asciiTheme="minorHAnsi" w:eastAsia="Arial" w:hAnsiTheme="minorHAnsi" w:cs="Arial"/>
-          <w:szCs w:val="19"/>
-        </w:rPr>
-        <w:t>de</w:t>
-      </w:r>
-      <w:r>
-        <w:rPr>
-          <w:rFonts w:asciiTheme="minorHAnsi" w:eastAsia="Arial" w:hAnsiTheme="minorHAnsi" w:cs="Arial"/>
-          <w:spacing w:val="1"/>
-          <w:szCs w:val="19"/>
-        </w:rPr>
-        <w:t>li</w:t>
-      </w:r>
-      <w:r>
-        <w:rPr>
-          <w:rFonts w:asciiTheme="minorHAnsi" w:eastAsia="Arial" w:hAnsiTheme="minorHAnsi" w:cs="Arial"/>
-          <w:spacing w:val="-1"/>
-          <w:szCs w:val="19"/>
-        </w:rPr>
-        <w:t>v</w:t>
-      </w:r>
-      <w:r>
-        <w:rPr>
-          <w:rFonts w:asciiTheme="minorHAnsi" w:eastAsia="Arial" w:hAnsiTheme="minorHAnsi" w:cs="Arial"/>
-          <w:szCs w:val="19"/>
-        </w:rPr>
-        <w:t>er</w:t>
-      </w:r>
-      <w:r>
-        <w:rPr>
-          <w:rFonts w:asciiTheme="minorHAnsi" w:eastAsia="Arial" w:hAnsiTheme="minorHAnsi" w:cs="Arial"/>
-          <w:spacing w:val="16"/>
-          <w:szCs w:val="19"/>
-        </w:rPr>
-        <w:t xml:space="preserve"> </w:t>
-      </w:r>
-      <w:r>
-        <w:rPr>
-          <w:rFonts w:asciiTheme="minorHAnsi" w:eastAsia="Arial" w:hAnsiTheme="minorHAnsi" w:cs="Arial"/>
-          <w:szCs w:val="19"/>
-        </w:rPr>
-        <w:t>qu</w:t>
-      </w:r>
-      <w:r>
-        <w:rPr>
-          <w:rFonts w:asciiTheme="minorHAnsi" w:eastAsia="Arial" w:hAnsiTheme="minorHAnsi" w:cs="Arial"/>
-          <w:spacing w:val="2"/>
-          <w:szCs w:val="19"/>
-        </w:rPr>
-        <w:t>a</w:t>
-      </w:r>
-      <w:r>
-        <w:rPr>
-          <w:rFonts w:asciiTheme="minorHAnsi" w:eastAsia="Arial" w:hAnsiTheme="minorHAnsi" w:cs="Arial"/>
-          <w:spacing w:val="-1"/>
-          <w:szCs w:val="19"/>
-        </w:rPr>
-        <w:t>li</w:t>
-      </w:r>
-      <w:r>
-        <w:rPr>
-          <w:rFonts w:asciiTheme="minorHAnsi" w:eastAsia="Arial" w:hAnsiTheme="minorHAnsi" w:cs="Arial"/>
-          <w:spacing w:val="5"/>
-          <w:szCs w:val="19"/>
-        </w:rPr>
-        <w:t>t</w:t>
-      </w:r>
-      <w:r>
-        <w:rPr>
-          <w:rFonts w:asciiTheme="minorHAnsi" w:eastAsia="Arial" w:hAnsiTheme="minorHAnsi" w:cs="Arial"/>
-          <w:szCs w:val="19"/>
-        </w:rPr>
-        <w:t>y</w:t>
-      </w:r>
-      <w:r>
-        <w:rPr>
-          <w:rFonts w:asciiTheme="minorHAnsi" w:eastAsia="Arial" w:hAnsiTheme="minorHAnsi" w:cs="Arial"/>
-          <w:spacing w:val="12"/>
-          <w:szCs w:val="19"/>
-        </w:rPr>
-        <w:t xml:space="preserve"> </w:t>
-      </w:r>
-      <w:r>
-        <w:rPr>
-          <w:rFonts w:asciiTheme="minorHAnsi" w:eastAsia="Arial" w:hAnsiTheme="minorHAnsi" w:cs="Arial"/>
-          <w:szCs w:val="19"/>
-        </w:rPr>
-        <w:t>a</w:t>
-      </w:r>
-      <w:r>
-        <w:rPr>
-          <w:rFonts w:asciiTheme="minorHAnsi" w:eastAsia="Arial" w:hAnsiTheme="minorHAnsi" w:cs="Arial"/>
-          <w:spacing w:val="2"/>
-          <w:szCs w:val="19"/>
-        </w:rPr>
-        <w:t>n</w:t>
-      </w:r>
-      <w:r>
-        <w:rPr>
-          <w:rFonts w:asciiTheme="minorHAnsi" w:eastAsia="Arial" w:hAnsiTheme="minorHAnsi" w:cs="Arial"/>
-          <w:szCs w:val="19"/>
-        </w:rPr>
-        <w:t>d</w:t>
-      </w:r>
-      <w:r>
-        <w:rPr>
-          <w:rFonts w:asciiTheme="minorHAnsi" w:eastAsia="Arial" w:hAnsiTheme="minorHAnsi" w:cs="Arial"/>
-          <w:spacing w:val="18"/>
-          <w:szCs w:val="19"/>
-        </w:rPr>
-        <w:t xml:space="preserve"> </w:t>
-      </w:r>
-      <w:r>
-        <w:rPr>
-          <w:rFonts w:asciiTheme="minorHAnsi" w:eastAsia="Arial" w:hAnsiTheme="minorHAnsi" w:cs="Arial"/>
-          <w:szCs w:val="19"/>
-        </w:rPr>
-        <w:t>e</w:t>
-      </w:r>
-      <w:r>
-        <w:rPr>
-          <w:rFonts w:asciiTheme="minorHAnsi" w:eastAsia="Arial" w:hAnsiTheme="minorHAnsi" w:cs="Arial"/>
-          <w:spacing w:val="2"/>
-          <w:szCs w:val="19"/>
-        </w:rPr>
-        <w:t>ff</w:t>
-      </w:r>
-      <w:r>
-        <w:rPr>
-          <w:rFonts w:asciiTheme="minorHAnsi" w:eastAsia="Arial" w:hAnsiTheme="minorHAnsi" w:cs="Arial"/>
-          <w:szCs w:val="19"/>
-        </w:rPr>
-        <w:t>e</w:t>
-      </w:r>
-      <w:r>
-        <w:rPr>
-          <w:rFonts w:asciiTheme="minorHAnsi" w:eastAsia="Arial" w:hAnsiTheme="minorHAnsi" w:cs="Arial"/>
-          <w:spacing w:val="1"/>
-          <w:szCs w:val="19"/>
-        </w:rPr>
-        <w:t>c</w:t>
-      </w:r>
-      <w:r>
-        <w:rPr>
-          <w:rFonts w:asciiTheme="minorHAnsi" w:eastAsia="Arial" w:hAnsiTheme="minorHAnsi" w:cs="Arial"/>
-          <w:szCs w:val="19"/>
-        </w:rPr>
-        <w:t>t</w:t>
-      </w:r>
-      <w:r>
-        <w:rPr>
-          <w:rFonts w:asciiTheme="minorHAnsi" w:eastAsia="Arial" w:hAnsiTheme="minorHAnsi" w:cs="Arial"/>
-          <w:spacing w:val="-1"/>
-          <w:szCs w:val="19"/>
-        </w:rPr>
-        <w:t>iv</w:t>
-      </w:r>
-      <w:r>
-        <w:rPr>
-          <w:rFonts w:asciiTheme="minorHAnsi" w:eastAsia="Arial" w:hAnsiTheme="minorHAnsi" w:cs="Arial"/>
-          <w:szCs w:val="19"/>
-        </w:rPr>
-        <w:t>e</w:t>
-      </w:r>
-      <w:r>
-        <w:rPr>
-          <w:rFonts w:asciiTheme="minorHAnsi" w:eastAsia="Arial" w:hAnsiTheme="minorHAnsi" w:cs="Arial"/>
-          <w:spacing w:val="14"/>
-          <w:szCs w:val="19"/>
-        </w:rPr>
-        <w:t xml:space="preserve"> </w:t>
-      </w:r>
-      <w:r>
-        <w:rPr>
-          <w:rFonts w:asciiTheme="minorHAnsi" w:eastAsia="Arial" w:hAnsiTheme="minorHAnsi" w:cs="Arial"/>
-          <w:szCs w:val="19"/>
-        </w:rPr>
-        <w:t>tea</w:t>
-      </w:r>
-      <w:r>
-        <w:rPr>
-          <w:rFonts w:asciiTheme="minorHAnsi" w:eastAsia="Arial" w:hAnsiTheme="minorHAnsi" w:cs="Arial"/>
-          <w:spacing w:val="1"/>
-          <w:szCs w:val="19"/>
-        </w:rPr>
-        <w:t>c</w:t>
-      </w:r>
-      <w:r>
-        <w:rPr>
-          <w:rFonts w:asciiTheme="minorHAnsi" w:eastAsia="Arial" w:hAnsiTheme="minorHAnsi" w:cs="Arial"/>
-          <w:spacing w:val="2"/>
-          <w:szCs w:val="19"/>
-        </w:rPr>
-        <w:t>h</w:t>
-      </w:r>
-      <w:r>
-        <w:rPr>
-          <w:rFonts w:asciiTheme="minorHAnsi" w:eastAsia="Arial" w:hAnsiTheme="minorHAnsi" w:cs="Arial"/>
-          <w:spacing w:val="1"/>
-          <w:szCs w:val="19"/>
-        </w:rPr>
-        <w:t>i</w:t>
-      </w:r>
-      <w:r>
-        <w:rPr>
-          <w:rFonts w:asciiTheme="minorHAnsi" w:eastAsia="Arial" w:hAnsiTheme="minorHAnsi" w:cs="Arial"/>
-          <w:szCs w:val="19"/>
-        </w:rPr>
-        <w:t>ng</w:t>
-      </w:r>
-      <w:r>
-        <w:rPr>
-          <w:rFonts w:asciiTheme="minorHAnsi" w:eastAsia="Arial" w:hAnsiTheme="minorHAnsi" w:cs="Arial"/>
-          <w:spacing w:val="13"/>
-          <w:szCs w:val="19"/>
-        </w:rPr>
-        <w:t xml:space="preserve"> </w:t>
-      </w:r>
-      <w:r>
-        <w:rPr>
-          <w:rFonts w:asciiTheme="minorHAnsi" w:eastAsia="Arial" w:hAnsiTheme="minorHAnsi" w:cs="Arial"/>
-          <w:szCs w:val="19"/>
-        </w:rPr>
-        <w:t>and</w:t>
-      </w:r>
-      <w:r>
-        <w:rPr>
-          <w:rFonts w:asciiTheme="minorHAnsi" w:eastAsia="Arial" w:hAnsiTheme="minorHAnsi" w:cs="Arial"/>
-          <w:spacing w:val="20"/>
-          <w:szCs w:val="19"/>
-        </w:rPr>
-        <w:t xml:space="preserve"> </w:t>
-      </w:r>
-      <w:r>
-        <w:rPr>
-          <w:rFonts w:asciiTheme="minorHAnsi" w:eastAsia="Arial" w:hAnsiTheme="minorHAnsi" w:cs="Arial"/>
-          <w:spacing w:val="-1"/>
-          <w:szCs w:val="19"/>
-        </w:rPr>
-        <w:t>l</w:t>
-      </w:r>
-      <w:r>
-        <w:rPr>
-          <w:rFonts w:asciiTheme="minorHAnsi" w:eastAsia="Arial" w:hAnsiTheme="minorHAnsi" w:cs="Arial"/>
-          <w:szCs w:val="19"/>
-        </w:rPr>
-        <w:t>ea</w:t>
-      </w:r>
-      <w:r>
-        <w:rPr>
-          <w:rFonts w:asciiTheme="minorHAnsi" w:eastAsia="Arial" w:hAnsiTheme="minorHAnsi" w:cs="Arial"/>
-          <w:spacing w:val="1"/>
-          <w:szCs w:val="19"/>
-        </w:rPr>
-        <w:t>r</w:t>
-      </w:r>
-      <w:r>
-        <w:rPr>
-          <w:rFonts w:asciiTheme="minorHAnsi" w:eastAsia="Arial" w:hAnsiTheme="minorHAnsi" w:cs="Arial"/>
-          <w:spacing w:val="2"/>
-          <w:szCs w:val="19"/>
-        </w:rPr>
-        <w:t>n</w:t>
-      </w:r>
-      <w:r>
-        <w:rPr>
-          <w:rFonts w:asciiTheme="minorHAnsi" w:eastAsia="Arial" w:hAnsiTheme="minorHAnsi" w:cs="Arial"/>
-          <w:spacing w:val="-1"/>
-          <w:szCs w:val="19"/>
-        </w:rPr>
-        <w:t>i</w:t>
-      </w:r>
-      <w:r>
-        <w:rPr>
-          <w:rFonts w:asciiTheme="minorHAnsi" w:eastAsia="Arial" w:hAnsiTheme="minorHAnsi" w:cs="Arial"/>
-          <w:spacing w:val="2"/>
-          <w:szCs w:val="19"/>
-        </w:rPr>
-        <w:t>n</w:t>
-      </w:r>
-      <w:r>
-        <w:rPr>
-          <w:rFonts w:asciiTheme="minorHAnsi" w:eastAsia="Arial" w:hAnsiTheme="minorHAnsi" w:cs="Arial"/>
-          <w:szCs w:val="19"/>
-        </w:rPr>
-        <w:t>g</w:t>
-      </w:r>
-      <w:r>
-        <w:rPr>
-          <w:rFonts w:asciiTheme="minorHAnsi" w:eastAsia="Arial" w:hAnsiTheme="minorHAnsi" w:cs="Arial"/>
-          <w:spacing w:val="14"/>
-          <w:szCs w:val="19"/>
-        </w:rPr>
-        <w:t xml:space="preserve"> </w:t>
-      </w:r>
-      <w:r>
-        <w:rPr>
-          <w:rFonts w:asciiTheme="minorHAnsi" w:eastAsia="Arial" w:hAnsiTheme="minorHAnsi" w:cs="Arial"/>
-          <w:szCs w:val="19"/>
-        </w:rPr>
-        <w:t>p</w:t>
-      </w:r>
-      <w:r>
-        <w:rPr>
-          <w:rFonts w:asciiTheme="minorHAnsi" w:eastAsia="Arial" w:hAnsiTheme="minorHAnsi" w:cs="Arial"/>
-          <w:spacing w:val="1"/>
-          <w:szCs w:val="19"/>
-        </w:rPr>
-        <w:t>r</w:t>
-      </w:r>
-      <w:r>
-        <w:rPr>
-          <w:rFonts w:asciiTheme="minorHAnsi" w:eastAsia="Arial" w:hAnsiTheme="minorHAnsi" w:cs="Arial"/>
-          <w:szCs w:val="19"/>
-        </w:rPr>
-        <w:t>og</w:t>
-      </w:r>
-      <w:r>
-        <w:rPr>
-          <w:rFonts w:asciiTheme="minorHAnsi" w:eastAsia="Arial" w:hAnsiTheme="minorHAnsi" w:cs="Arial"/>
-          <w:spacing w:val="1"/>
-          <w:szCs w:val="19"/>
-        </w:rPr>
-        <w:t>r</w:t>
-      </w:r>
-      <w:r>
-        <w:rPr>
-          <w:rFonts w:asciiTheme="minorHAnsi" w:eastAsia="Arial" w:hAnsiTheme="minorHAnsi" w:cs="Arial"/>
-          <w:szCs w:val="19"/>
-        </w:rPr>
-        <w:t>a</w:t>
-      </w:r>
-      <w:r>
-        <w:rPr>
-          <w:rFonts w:asciiTheme="minorHAnsi" w:eastAsia="Arial" w:hAnsiTheme="minorHAnsi" w:cs="Arial"/>
-          <w:spacing w:val="4"/>
-          <w:szCs w:val="19"/>
-        </w:rPr>
-        <w:t>m</w:t>
-      </w:r>
-      <w:r>
-        <w:rPr>
-          <w:rFonts w:asciiTheme="minorHAnsi" w:eastAsia="Arial" w:hAnsiTheme="minorHAnsi" w:cs="Arial"/>
-          <w:szCs w:val="19"/>
-        </w:rPr>
-        <w:t>s</w:t>
-      </w:r>
-      <w:r>
-        <w:rPr>
-          <w:rFonts w:asciiTheme="minorHAnsi" w:eastAsia="Arial" w:hAnsiTheme="minorHAnsi" w:cs="Arial"/>
-          <w:spacing w:val="12"/>
-          <w:szCs w:val="19"/>
-        </w:rPr>
-        <w:t xml:space="preserve"> </w:t>
-      </w:r>
-      <w:r>
-        <w:rPr>
-          <w:rFonts w:asciiTheme="minorHAnsi" w:eastAsia="Arial" w:hAnsiTheme="minorHAnsi" w:cs="Arial"/>
-          <w:szCs w:val="19"/>
-        </w:rPr>
-        <w:t>wh</w:t>
-      </w:r>
-      <w:r>
-        <w:rPr>
-          <w:rFonts w:asciiTheme="minorHAnsi" w:eastAsia="Arial" w:hAnsiTheme="minorHAnsi" w:cs="Arial"/>
-          <w:spacing w:val="-1"/>
-          <w:szCs w:val="19"/>
-        </w:rPr>
-        <w:t>i</w:t>
-      </w:r>
-      <w:r>
-        <w:rPr>
-          <w:rFonts w:asciiTheme="minorHAnsi" w:eastAsia="Arial" w:hAnsiTheme="minorHAnsi" w:cs="Arial"/>
-          <w:spacing w:val="1"/>
-          <w:szCs w:val="19"/>
-        </w:rPr>
-        <w:t>c</w:t>
-      </w:r>
-      <w:r>
-        <w:rPr>
-          <w:rFonts w:asciiTheme="minorHAnsi" w:eastAsia="Arial" w:hAnsiTheme="minorHAnsi" w:cs="Arial"/>
-          <w:szCs w:val="19"/>
-        </w:rPr>
-        <w:t>h</w:t>
-      </w:r>
-      <w:r>
-        <w:rPr>
-          <w:rFonts w:asciiTheme="minorHAnsi" w:eastAsia="Arial" w:hAnsiTheme="minorHAnsi" w:cs="Arial"/>
-          <w:spacing w:val="16"/>
-          <w:szCs w:val="19"/>
-        </w:rPr>
-        <w:t xml:space="preserve"> </w:t>
-      </w:r>
-      <w:r>
-        <w:rPr>
-          <w:rFonts w:asciiTheme="minorHAnsi" w:eastAsia="Arial" w:hAnsiTheme="minorHAnsi" w:cs="Arial"/>
-          <w:szCs w:val="19"/>
-        </w:rPr>
-        <w:t>a</w:t>
-      </w:r>
-      <w:r>
-        <w:rPr>
-          <w:rFonts w:asciiTheme="minorHAnsi" w:eastAsia="Arial" w:hAnsiTheme="minorHAnsi" w:cs="Arial"/>
-          <w:spacing w:val="1"/>
-          <w:szCs w:val="19"/>
-        </w:rPr>
-        <w:t>r</w:t>
-      </w:r>
-      <w:r>
-        <w:rPr>
-          <w:rFonts w:asciiTheme="minorHAnsi" w:eastAsia="Arial" w:hAnsiTheme="minorHAnsi" w:cs="Arial"/>
-          <w:szCs w:val="19"/>
-        </w:rPr>
-        <w:t>e</w:t>
-      </w:r>
-      <w:r>
-        <w:rPr>
-          <w:rFonts w:asciiTheme="minorHAnsi" w:eastAsia="Arial" w:hAnsiTheme="minorHAnsi" w:cs="Arial"/>
-          <w:spacing w:val="18"/>
-          <w:szCs w:val="19"/>
-        </w:rPr>
-        <w:t xml:space="preserve"> </w:t>
-      </w:r>
-      <w:r>
-        <w:rPr>
-          <w:rFonts w:asciiTheme="minorHAnsi" w:eastAsia="Arial" w:hAnsiTheme="minorHAnsi" w:cs="Arial"/>
-          <w:spacing w:val="1"/>
-          <w:szCs w:val="19"/>
-        </w:rPr>
-        <w:t>c</w:t>
-      </w:r>
-      <w:r>
-        <w:rPr>
-          <w:rFonts w:asciiTheme="minorHAnsi" w:eastAsia="Arial" w:hAnsiTheme="minorHAnsi" w:cs="Arial"/>
-          <w:szCs w:val="19"/>
-        </w:rPr>
-        <w:t>on</w:t>
-      </w:r>
-      <w:r>
-        <w:rPr>
-          <w:rFonts w:asciiTheme="minorHAnsi" w:eastAsia="Arial" w:hAnsiTheme="minorHAnsi" w:cs="Arial"/>
-          <w:spacing w:val="1"/>
-          <w:szCs w:val="19"/>
-        </w:rPr>
-        <w:t>s</w:t>
-      </w:r>
-      <w:r>
-        <w:rPr>
-          <w:rFonts w:asciiTheme="minorHAnsi" w:eastAsia="Arial" w:hAnsiTheme="minorHAnsi" w:cs="Arial"/>
-          <w:spacing w:val="-1"/>
-          <w:szCs w:val="19"/>
-        </w:rPr>
-        <w:t>i</w:t>
-      </w:r>
-      <w:r>
-        <w:rPr>
-          <w:rFonts w:asciiTheme="minorHAnsi" w:eastAsia="Arial" w:hAnsiTheme="minorHAnsi" w:cs="Arial"/>
-          <w:spacing w:val="1"/>
-          <w:szCs w:val="19"/>
-        </w:rPr>
-        <w:t>s</w:t>
-      </w:r>
-      <w:r>
-        <w:rPr>
-          <w:rFonts w:asciiTheme="minorHAnsi" w:eastAsia="Arial" w:hAnsiTheme="minorHAnsi" w:cs="Arial"/>
-          <w:spacing w:val="2"/>
-          <w:szCs w:val="19"/>
-        </w:rPr>
-        <w:t>t</w:t>
-      </w:r>
-      <w:r>
-        <w:rPr>
-          <w:rFonts w:asciiTheme="minorHAnsi" w:eastAsia="Arial" w:hAnsiTheme="minorHAnsi" w:cs="Arial"/>
-          <w:szCs w:val="19"/>
-        </w:rPr>
-        <w:t>ent</w:t>
-      </w:r>
-      <w:r>
-        <w:rPr>
-          <w:rFonts w:asciiTheme="minorHAnsi" w:eastAsia="Arial" w:hAnsiTheme="minorHAnsi" w:cs="Arial"/>
-          <w:spacing w:val="15"/>
-          <w:szCs w:val="19"/>
-        </w:rPr>
-        <w:t xml:space="preserve"> </w:t>
-      </w:r>
-      <w:r>
-        <w:rPr>
-          <w:rFonts w:asciiTheme="minorHAnsi" w:eastAsia="Arial" w:hAnsiTheme="minorHAnsi" w:cs="Arial"/>
-          <w:spacing w:val="-2"/>
-          <w:szCs w:val="19"/>
-        </w:rPr>
-        <w:t>w</w:t>
-      </w:r>
-      <w:r>
-        <w:rPr>
-          <w:rFonts w:asciiTheme="minorHAnsi" w:eastAsia="Arial" w:hAnsiTheme="minorHAnsi" w:cs="Arial"/>
-          <w:spacing w:val="-1"/>
-          <w:szCs w:val="19"/>
-        </w:rPr>
-        <w:t>i</w:t>
-      </w:r>
-      <w:r>
-        <w:rPr>
-          <w:rFonts w:asciiTheme="minorHAnsi" w:eastAsia="Arial" w:hAnsiTheme="minorHAnsi" w:cs="Arial"/>
-          <w:spacing w:val="2"/>
-          <w:szCs w:val="19"/>
-        </w:rPr>
-        <w:t>t</w:t>
-      </w:r>
-      <w:r>
-        <w:rPr>
-          <w:rFonts w:asciiTheme="minorHAnsi" w:eastAsia="Arial" w:hAnsiTheme="minorHAnsi" w:cs="Arial"/>
-          <w:szCs w:val="19"/>
-        </w:rPr>
-        <w:t>h</w:t>
-      </w:r>
-      <w:r>
-        <w:rPr>
-          <w:rFonts w:asciiTheme="minorHAnsi" w:eastAsia="Arial" w:hAnsiTheme="minorHAnsi" w:cs="Arial"/>
-          <w:spacing w:val="17"/>
-          <w:szCs w:val="19"/>
-        </w:rPr>
-        <w:t xml:space="preserve"> </w:t>
-      </w:r>
-      <w:r>
-        <w:rPr>
-          <w:rFonts w:asciiTheme="minorHAnsi" w:eastAsia="Arial" w:hAnsiTheme="minorHAnsi" w:cs="Arial"/>
-          <w:spacing w:val="2"/>
-          <w:szCs w:val="19"/>
-        </w:rPr>
-        <w:t>t</w:t>
-      </w:r>
-      <w:r>
-        <w:rPr>
-          <w:rFonts w:asciiTheme="minorHAnsi" w:eastAsia="Arial" w:hAnsiTheme="minorHAnsi" w:cs="Arial"/>
-          <w:szCs w:val="19"/>
-        </w:rPr>
-        <w:t>he Australian Professional Standards for Teachers a</w:t>
-      </w:r>
-      <w:r>
-        <w:rPr>
-          <w:rFonts w:asciiTheme="minorHAnsi" w:eastAsia="Arial" w:hAnsiTheme="minorHAnsi" w:cs="Arial"/>
-          <w:spacing w:val="2"/>
-          <w:szCs w:val="19"/>
-        </w:rPr>
-        <w:t>n</w:t>
-      </w:r>
-      <w:r>
-        <w:rPr>
-          <w:rFonts w:asciiTheme="minorHAnsi" w:eastAsia="Arial" w:hAnsiTheme="minorHAnsi" w:cs="Arial"/>
-          <w:szCs w:val="19"/>
-        </w:rPr>
-        <w:t>d</w:t>
-      </w:r>
-      <w:r>
-        <w:rPr>
-          <w:rFonts w:asciiTheme="minorHAnsi" w:eastAsia="Arial" w:hAnsiTheme="minorHAnsi" w:cs="Arial"/>
-          <w:spacing w:val="6"/>
-          <w:szCs w:val="19"/>
-        </w:rPr>
-        <w:t xml:space="preserve"> </w:t>
-      </w:r>
-      <w:r>
-        <w:rPr>
-          <w:rFonts w:asciiTheme="minorHAnsi" w:eastAsia="Arial" w:hAnsiTheme="minorHAnsi" w:cs="Arial"/>
-          <w:spacing w:val="1"/>
-          <w:szCs w:val="19"/>
-        </w:rPr>
-        <w:t>r</w:t>
-      </w:r>
-      <w:r>
-        <w:rPr>
-          <w:rFonts w:asciiTheme="minorHAnsi" w:eastAsia="Arial" w:hAnsiTheme="minorHAnsi" w:cs="Arial"/>
-          <w:szCs w:val="19"/>
-        </w:rPr>
-        <w:t>e</w:t>
-      </w:r>
-      <w:r>
-        <w:rPr>
-          <w:rFonts w:asciiTheme="minorHAnsi" w:eastAsia="Arial" w:hAnsiTheme="minorHAnsi" w:cs="Arial"/>
-          <w:spacing w:val="-1"/>
-          <w:szCs w:val="19"/>
-        </w:rPr>
-        <w:t>l</w:t>
-      </w:r>
-      <w:r>
-        <w:rPr>
-          <w:rFonts w:asciiTheme="minorHAnsi" w:eastAsia="Arial" w:hAnsiTheme="minorHAnsi" w:cs="Arial"/>
-          <w:spacing w:val="2"/>
-          <w:szCs w:val="19"/>
-        </w:rPr>
-        <w:t>e</w:t>
-      </w:r>
-      <w:r>
-        <w:rPr>
-          <w:rFonts w:asciiTheme="minorHAnsi" w:eastAsia="Arial" w:hAnsiTheme="minorHAnsi" w:cs="Arial"/>
-          <w:spacing w:val="-1"/>
-          <w:szCs w:val="19"/>
-        </w:rPr>
-        <w:t>v</w:t>
-      </w:r>
-      <w:r>
-        <w:rPr>
-          <w:rFonts w:asciiTheme="minorHAnsi" w:eastAsia="Arial" w:hAnsiTheme="minorHAnsi" w:cs="Arial"/>
-          <w:spacing w:val="2"/>
-          <w:szCs w:val="19"/>
-        </w:rPr>
-        <w:t>a</w:t>
-      </w:r>
-      <w:r>
-        <w:rPr>
-          <w:rFonts w:asciiTheme="minorHAnsi" w:eastAsia="Arial" w:hAnsiTheme="minorHAnsi" w:cs="Arial"/>
-          <w:szCs w:val="19"/>
-        </w:rPr>
-        <w:t>nt</w:t>
-      </w:r>
-      <w:r>
-        <w:rPr>
-          <w:rFonts w:asciiTheme="minorHAnsi" w:eastAsia="Arial" w:hAnsiTheme="minorHAnsi" w:cs="Arial"/>
-          <w:spacing w:val="2"/>
-          <w:szCs w:val="19"/>
-        </w:rPr>
-        <w:t xml:space="preserve"> </w:t>
-      </w:r>
-      <w:r>
-        <w:rPr>
-          <w:rFonts w:asciiTheme="minorHAnsi" w:eastAsia="Arial" w:hAnsiTheme="minorHAnsi" w:cs="Arial"/>
-          <w:spacing w:val="1"/>
-          <w:szCs w:val="19"/>
-        </w:rPr>
-        <w:t>c</w:t>
-      </w:r>
-      <w:r>
-        <w:rPr>
-          <w:rFonts w:asciiTheme="minorHAnsi" w:eastAsia="Arial" w:hAnsiTheme="minorHAnsi" w:cs="Arial"/>
-          <w:szCs w:val="19"/>
-        </w:rPr>
-        <w:t>u</w:t>
-      </w:r>
-      <w:r>
-        <w:rPr>
-          <w:rFonts w:asciiTheme="minorHAnsi" w:eastAsia="Arial" w:hAnsiTheme="minorHAnsi" w:cs="Arial"/>
-          <w:spacing w:val="1"/>
-          <w:szCs w:val="19"/>
-        </w:rPr>
-        <w:t>rr</w:t>
-      </w:r>
-      <w:r>
-        <w:rPr>
-          <w:rFonts w:asciiTheme="minorHAnsi" w:eastAsia="Arial" w:hAnsiTheme="minorHAnsi" w:cs="Arial"/>
-          <w:spacing w:val="-1"/>
-          <w:szCs w:val="19"/>
-        </w:rPr>
-        <w:t>i</w:t>
-      </w:r>
-      <w:r>
-        <w:rPr>
-          <w:rFonts w:asciiTheme="minorHAnsi" w:eastAsia="Arial" w:hAnsiTheme="minorHAnsi" w:cs="Arial"/>
-          <w:spacing w:val="1"/>
-          <w:szCs w:val="19"/>
-        </w:rPr>
-        <w:t>c</w:t>
-      </w:r>
-      <w:r>
-        <w:rPr>
-          <w:rFonts w:asciiTheme="minorHAnsi" w:eastAsia="Arial" w:hAnsiTheme="minorHAnsi" w:cs="Arial"/>
-          <w:spacing w:val="2"/>
-          <w:szCs w:val="19"/>
-        </w:rPr>
-        <w:t>u</w:t>
-      </w:r>
-      <w:r>
-        <w:rPr>
-          <w:rFonts w:asciiTheme="minorHAnsi" w:eastAsia="Arial" w:hAnsiTheme="minorHAnsi" w:cs="Arial"/>
-          <w:spacing w:val="-1"/>
-          <w:szCs w:val="19"/>
-        </w:rPr>
-        <w:t>l</w:t>
-      </w:r>
-      <w:r>
-        <w:rPr>
-          <w:rFonts w:asciiTheme="minorHAnsi" w:eastAsia="Arial" w:hAnsiTheme="minorHAnsi" w:cs="Arial"/>
-          <w:szCs w:val="19"/>
-        </w:rPr>
-        <w:t>um</w:t>
-      </w:r>
-      <w:r>
-        <w:rPr>
-          <w:rFonts w:asciiTheme="minorHAnsi" w:eastAsia="Arial" w:hAnsiTheme="minorHAnsi" w:cs="Arial"/>
-          <w:spacing w:val="5"/>
-          <w:szCs w:val="19"/>
-        </w:rPr>
-        <w:t xml:space="preserve"> </w:t>
-      </w:r>
-      <w:r>
-        <w:rPr>
-          <w:rFonts w:asciiTheme="minorHAnsi" w:eastAsia="Arial" w:hAnsiTheme="minorHAnsi" w:cs="Arial"/>
-          <w:szCs w:val="19"/>
-        </w:rPr>
-        <w:t>po</w:t>
-      </w:r>
-      <w:r>
-        <w:rPr>
-          <w:rFonts w:asciiTheme="minorHAnsi" w:eastAsia="Arial" w:hAnsiTheme="minorHAnsi" w:cs="Arial"/>
-          <w:spacing w:val="1"/>
-          <w:szCs w:val="19"/>
-        </w:rPr>
-        <w:t>l</w:t>
-      </w:r>
-      <w:r>
-        <w:rPr>
-          <w:rFonts w:asciiTheme="minorHAnsi" w:eastAsia="Arial" w:hAnsiTheme="minorHAnsi" w:cs="Arial"/>
-          <w:spacing w:val="-1"/>
-          <w:szCs w:val="19"/>
-        </w:rPr>
-        <w:t>i</w:t>
-      </w:r>
-      <w:r>
-        <w:rPr>
-          <w:rFonts w:asciiTheme="minorHAnsi" w:eastAsia="Arial" w:hAnsiTheme="minorHAnsi" w:cs="Arial"/>
-          <w:spacing w:val="1"/>
-          <w:szCs w:val="19"/>
-        </w:rPr>
-        <w:t>c</w:t>
-      </w:r>
-      <w:r>
-        <w:rPr>
-          <w:rFonts w:asciiTheme="minorHAnsi" w:eastAsia="Arial" w:hAnsiTheme="minorHAnsi" w:cs="Arial"/>
-          <w:spacing w:val="-1"/>
-          <w:szCs w:val="19"/>
-        </w:rPr>
-        <w:t>i</w:t>
-      </w:r>
-      <w:r>
-        <w:rPr>
-          <w:rFonts w:asciiTheme="minorHAnsi" w:eastAsia="Arial" w:hAnsiTheme="minorHAnsi" w:cs="Arial"/>
-          <w:szCs w:val="19"/>
-        </w:rPr>
-        <w:t>e</w:t>
-      </w:r>
-      <w:r>
-        <w:rPr>
-          <w:rFonts w:asciiTheme="minorHAnsi" w:eastAsia="Arial" w:hAnsiTheme="minorHAnsi" w:cs="Arial"/>
-          <w:spacing w:val="1"/>
-          <w:szCs w:val="19"/>
-        </w:rPr>
-        <w:t>s</w:t>
-      </w:r>
-      <w:r>
-        <w:rPr>
-          <w:rFonts w:asciiTheme="minorHAnsi" w:eastAsia="Arial" w:hAnsiTheme="minorHAnsi" w:cs="Arial"/>
-          <w:szCs w:val="19"/>
-        </w:rPr>
-        <w:t>,</w:t>
-      </w:r>
-      <w:r>
-        <w:rPr>
-          <w:rFonts w:asciiTheme="minorHAnsi" w:eastAsia="Arial" w:hAnsiTheme="minorHAnsi" w:cs="Arial"/>
-          <w:spacing w:val="5"/>
-          <w:szCs w:val="19"/>
-        </w:rPr>
-        <w:t xml:space="preserve"> </w:t>
-      </w:r>
-      <w:r>
-        <w:rPr>
-          <w:rFonts w:asciiTheme="minorHAnsi" w:eastAsia="Arial" w:hAnsiTheme="minorHAnsi" w:cs="Arial"/>
-          <w:szCs w:val="19"/>
-        </w:rPr>
-        <w:t>wo</w:t>
-      </w:r>
-      <w:r>
-        <w:rPr>
-          <w:rFonts w:asciiTheme="minorHAnsi" w:eastAsia="Arial" w:hAnsiTheme="minorHAnsi" w:cs="Arial"/>
-          <w:spacing w:val="1"/>
-          <w:szCs w:val="19"/>
-        </w:rPr>
-        <w:t>r</w:t>
-      </w:r>
-      <w:r>
-        <w:rPr>
-          <w:rFonts w:asciiTheme="minorHAnsi" w:eastAsia="Arial" w:hAnsiTheme="minorHAnsi" w:cs="Arial"/>
-          <w:szCs w:val="19"/>
-        </w:rPr>
-        <w:t>k</w:t>
-      </w:r>
-      <w:r>
-        <w:rPr>
-          <w:rFonts w:asciiTheme="minorHAnsi" w:eastAsia="Arial" w:hAnsiTheme="minorHAnsi" w:cs="Arial"/>
-          <w:spacing w:val="9"/>
-          <w:szCs w:val="19"/>
-        </w:rPr>
-        <w:t xml:space="preserve"> </w:t>
-      </w:r>
-      <w:r>
-        <w:rPr>
-          <w:rFonts w:asciiTheme="minorHAnsi" w:eastAsia="Arial" w:hAnsiTheme="minorHAnsi" w:cs="Arial"/>
-          <w:szCs w:val="19"/>
-        </w:rPr>
-        <w:t>p</w:t>
-      </w:r>
-      <w:r>
-        <w:rPr>
-          <w:rFonts w:asciiTheme="minorHAnsi" w:eastAsia="Arial" w:hAnsiTheme="minorHAnsi" w:cs="Arial"/>
-          <w:spacing w:val="1"/>
-          <w:szCs w:val="19"/>
-        </w:rPr>
-        <w:t>r</w:t>
-      </w:r>
-      <w:r>
-        <w:rPr>
-          <w:rFonts w:asciiTheme="minorHAnsi" w:eastAsia="Arial" w:hAnsiTheme="minorHAnsi" w:cs="Arial"/>
-          <w:szCs w:val="19"/>
-        </w:rPr>
-        <w:t>og</w:t>
-      </w:r>
-      <w:r>
-        <w:rPr>
-          <w:rFonts w:asciiTheme="minorHAnsi" w:eastAsia="Arial" w:hAnsiTheme="minorHAnsi" w:cs="Arial"/>
-          <w:spacing w:val="1"/>
-          <w:szCs w:val="19"/>
-        </w:rPr>
-        <w:t>r</w:t>
-      </w:r>
-      <w:r>
-        <w:rPr>
-          <w:rFonts w:asciiTheme="minorHAnsi" w:eastAsia="Arial" w:hAnsiTheme="minorHAnsi" w:cs="Arial"/>
-          <w:spacing w:val="-3"/>
-          <w:szCs w:val="19"/>
-        </w:rPr>
-        <w:t>a</w:t>
-      </w:r>
-      <w:r>
-        <w:rPr>
-          <w:rFonts w:asciiTheme="minorHAnsi" w:eastAsia="Arial" w:hAnsiTheme="minorHAnsi" w:cs="Arial"/>
-          <w:spacing w:val="4"/>
-          <w:szCs w:val="19"/>
-        </w:rPr>
-        <w:t>m</w:t>
-      </w:r>
-      <w:r>
-        <w:rPr>
-          <w:rFonts w:asciiTheme="minorHAnsi" w:eastAsia="Arial" w:hAnsiTheme="minorHAnsi" w:cs="Arial"/>
-          <w:szCs w:val="19"/>
-        </w:rPr>
-        <w:t>s</w:t>
-      </w:r>
-      <w:r>
-        <w:rPr>
-          <w:rFonts w:asciiTheme="minorHAnsi" w:eastAsia="Arial" w:hAnsiTheme="minorHAnsi" w:cs="Arial"/>
-          <w:spacing w:val="3"/>
-          <w:szCs w:val="19"/>
-        </w:rPr>
-        <w:t xml:space="preserve"> </w:t>
-      </w:r>
-      <w:r>
-        <w:rPr>
-          <w:rFonts w:asciiTheme="minorHAnsi" w:eastAsia="Arial" w:hAnsiTheme="minorHAnsi" w:cs="Arial"/>
-          <w:szCs w:val="19"/>
-        </w:rPr>
-        <w:t>and edu</w:t>
-      </w:r>
-      <w:r>
-        <w:rPr>
-          <w:rFonts w:asciiTheme="minorHAnsi" w:eastAsia="Arial" w:hAnsiTheme="minorHAnsi" w:cs="Arial"/>
-          <w:spacing w:val="1"/>
-          <w:szCs w:val="19"/>
-        </w:rPr>
-        <w:t>c</w:t>
-      </w:r>
-      <w:r>
-        <w:rPr>
-          <w:rFonts w:asciiTheme="minorHAnsi" w:eastAsia="Arial" w:hAnsiTheme="minorHAnsi" w:cs="Arial"/>
-          <w:szCs w:val="19"/>
-        </w:rPr>
-        <w:t>a</w:t>
-      </w:r>
-      <w:r>
-        <w:rPr>
-          <w:rFonts w:asciiTheme="minorHAnsi" w:eastAsia="Arial" w:hAnsiTheme="minorHAnsi" w:cs="Arial"/>
-          <w:spacing w:val="2"/>
-          <w:szCs w:val="19"/>
-        </w:rPr>
-        <w:t>t</w:t>
-      </w:r>
-      <w:r>
-        <w:rPr>
-          <w:rFonts w:asciiTheme="minorHAnsi" w:eastAsia="Arial" w:hAnsiTheme="minorHAnsi" w:cs="Arial"/>
-          <w:spacing w:val="-1"/>
-          <w:szCs w:val="19"/>
-        </w:rPr>
-        <w:t>i</w:t>
-      </w:r>
-      <w:r>
-        <w:rPr>
-          <w:rFonts w:asciiTheme="minorHAnsi" w:eastAsia="Arial" w:hAnsiTheme="minorHAnsi" w:cs="Arial"/>
-          <w:szCs w:val="19"/>
-        </w:rPr>
-        <w:t>o</w:t>
-      </w:r>
-      <w:r>
-        <w:rPr>
-          <w:rFonts w:asciiTheme="minorHAnsi" w:eastAsia="Arial" w:hAnsiTheme="minorHAnsi" w:cs="Arial"/>
-          <w:spacing w:val="2"/>
-          <w:szCs w:val="19"/>
-        </w:rPr>
-        <w:t>n</w:t>
-      </w:r>
-      <w:r>
-        <w:rPr>
-          <w:rFonts w:asciiTheme="minorHAnsi" w:eastAsia="Arial" w:hAnsiTheme="minorHAnsi" w:cs="Arial"/>
-          <w:szCs w:val="19"/>
-        </w:rPr>
-        <w:t>al</w:t>
-      </w:r>
-      <w:r>
-        <w:rPr>
-          <w:rFonts w:asciiTheme="minorHAnsi" w:eastAsia="Arial" w:hAnsiTheme="minorHAnsi" w:cs="Arial"/>
-          <w:spacing w:val="-9"/>
-          <w:szCs w:val="19"/>
-        </w:rPr>
-        <w:t xml:space="preserve"> </w:t>
-      </w:r>
-      <w:r>
-        <w:rPr>
-          <w:rFonts w:asciiTheme="minorHAnsi" w:eastAsia="Arial" w:hAnsiTheme="minorHAnsi" w:cs="Arial"/>
-          <w:szCs w:val="19"/>
-        </w:rPr>
-        <w:t>t</w:t>
-      </w:r>
-      <w:r>
-        <w:rPr>
-          <w:rFonts w:asciiTheme="minorHAnsi" w:eastAsia="Arial" w:hAnsiTheme="minorHAnsi" w:cs="Arial"/>
-          <w:spacing w:val="1"/>
-          <w:szCs w:val="19"/>
-        </w:rPr>
-        <w:t>r</w:t>
-      </w:r>
-      <w:r>
-        <w:rPr>
-          <w:rFonts w:asciiTheme="minorHAnsi" w:eastAsia="Arial" w:hAnsiTheme="minorHAnsi" w:cs="Arial"/>
-          <w:szCs w:val="19"/>
-        </w:rPr>
-        <w:t>end</w:t>
-      </w:r>
-      <w:r>
-        <w:rPr>
-          <w:rFonts w:asciiTheme="minorHAnsi" w:eastAsia="Arial" w:hAnsiTheme="minorHAnsi" w:cs="Arial"/>
-          <w:spacing w:val="1"/>
-          <w:szCs w:val="19"/>
-        </w:rPr>
-        <w:t>s.</w:t>
+          <w:rFonts w:asciiTheme="minorHAnsi" w:hAnsiTheme="minorHAnsi" w:cs="Arial"/>
+          <w:sz w:val="18"/>
+          <w:szCs w:val="18"/>
+          <w:lang w:val="en-GB"/>
+        </w:rPr>
+        <w:t xml:space="preserve"> and applications.</w:t>
       </w:r>
     </w:p>
     <w:p>
@@ -2424,996 +1636,132 @@
         <w:pStyle w:val="ListParagraph"/>
         <w:numPr>
           <w:ilvl w:val="0"/>
-          <w:numId w:val="19"/>
+          <w:numId w:val="22"/>
         </w:numPr>
-        <w:tabs>
-          <w:tab w:val="left" w:pos="460"/>
-        </w:tabs>
         <w:spacing w:after="0" w:line="240" w:lineRule="auto"/>
-        <w:ind w:left="360"/>
         <w:contextualSpacing/>
-        <w:mirrorIndents/>
         <w:jc w:val="both"/>
         <w:rPr>
-          <w:rFonts w:asciiTheme="minorHAnsi" w:eastAsia="Arial" w:hAnsiTheme="minorHAnsi" w:cs="Arial"/>
-          <w:szCs w:val="19"/>
+          <w:rFonts w:asciiTheme="minorHAnsi" w:hAnsiTheme="minorHAnsi" w:cs="Arial"/>
+          <w:sz w:val="18"/>
+          <w:szCs w:val="18"/>
+          <w:lang w:val="en-GB"/>
         </w:rPr>
       </w:pPr>
       <w:r>
         <w:rPr>
-          <w:rFonts w:asciiTheme="minorHAnsi" w:eastAsia="Arial" w:hAnsiTheme="minorHAnsi" w:cs="Arial"/>
-          <w:spacing w:val="-1"/>
-          <w:szCs w:val="19"/>
-        </w:rPr>
-        <w:t>S</w:t>
+          <w:rFonts w:asciiTheme="minorHAnsi" w:hAnsiTheme="minorHAnsi" w:cs="Arial"/>
+          <w:sz w:val="18"/>
+          <w:szCs w:val="18"/>
+          <w:lang w:val="en-GB"/>
+        </w:rPr>
+        <w:t xml:space="preserve">Liaise with Senior Teachers, Business </w:t>
       </w:r>
       <w:r>
         <w:rPr>
-          <w:rFonts w:asciiTheme="minorHAnsi" w:eastAsia="Arial" w:hAnsiTheme="minorHAnsi" w:cs="Arial"/>
-          <w:szCs w:val="19"/>
-        </w:rPr>
-        <w:t>u</w:t>
+          <w:rFonts w:asciiTheme="minorHAnsi" w:hAnsiTheme="minorHAnsi" w:cs="Arial"/>
+          <w:sz w:val="18"/>
+          <w:szCs w:val="18"/>
+          <w:lang w:val="en-GB"/>
+        </w:rPr>
+        <w:t>Manager,</w:t>
       </w:r>
       <w:r>
         <w:rPr>
-          <w:rFonts w:asciiTheme="minorHAnsi" w:eastAsia="Arial" w:hAnsiTheme="minorHAnsi" w:cs="Arial"/>
-          <w:spacing w:val="2"/>
-          <w:szCs w:val="19"/>
-        </w:rPr>
-        <w:t>p</w:t>
+          <w:rFonts w:asciiTheme="minorHAnsi" w:hAnsiTheme="minorHAnsi" w:cs="Arial"/>
+          <w:sz w:val="18"/>
+          <w:szCs w:val="18"/>
+          <w:lang w:val="en-GB"/>
+        </w:rPr>
+        <w:t xml:space="preserve"> and the wider school community to ensure that all staff receive timely, </w:t>
       </w:r>
       <w:r>
         <w:rPr>
-          <w:rFonts w:asciiTheme="minorHAnsi" w:eastAsia="Arial" w:hAnsiTheme="minorHAnsi" w:cs="Arial"/>
-          <w:szCs w:val="19"/>
-        </w:rPr>
-        <w:t>po</w:t>
+          <w:rFonts w:asciiTheme="minorHAnsi" w:hAnsiTheme="minorHAnsi" w:cs="Arial"/>
+          <w:sz w:val="18"/>
+          <w:szCs w:val="18"/>
+          <w:lang w:val="en-GB"/>
+        </w:rPr>
+        <w:t>relevant,</w:t>
       </w:r>
       <w:r>
         <w:rPr>
-          <w:rFonts w:asciiTheme="minorHAnsi" w:eastAsia="Arial" w:hAnsiTheme="minorHAnsi" w:cs="Arial"/>
-          <w:spacing w:val="1"/>
-          <w:szCs w:val="19"/>
-        </w:rPr>
-        <w:t>r</w:t>
+          <w:rFonts w:asciiTheme="minorHAnsi" w:hAnsiTheme="minorHAnsi" w:cs="Arial"/>
+          <w:sz w:val="18"/>
+          <w:szCs w:val="18"/>
+          <w:lang w:val="en-GB"/>
+        </w:rPr>
+        <w:t xml:space="preserve"> and appropriate specialised computer software/hardware training and support.</w:t>
+      </w:r>
+    </w:p>
+    <w:p>
+      <w:pPr>
+        <w:pStyle w:val="ListParagraph"/>
+        <w:numPr>
+          <w:ilvl w:val="0"/>
+          <w:numId w:val="22"/>
+        </w:numPr>
+        <w:spacing w:after="0" w:line="240" w:lineRule="auto"/>
+        <w:contextualSpacing/>
+        <w:jc w:val="both"/>
+        <w:rPr>
+          <w:rFonts w:asciiTheme="minorHAnsi" w:hAnsiTheme="minorHAnsi" w:cs="Arial"/>
+          <w:sz w:val="18"/>
+          <w:szCs w:val="18"/>
+          <w:lang w:val="en-GB"/>
+        </w:rPr>
+      </w:pPr>
+      <w:r>
+        <w:rPr>
+          <w:rFonts w:asciiTheme="minorHAnsi" w:hAnsiTheme="minorHAnsi" w:cs="Arial"/>
+          <w:sz w:val="18"/>
+          <w:szCs w:val="18"/>
+          <w:lang w:val="en-GB"/>
+        </w:rPr>
+        <w:t>Provide on the job training to Teachers and Administration staff where required.</w:t>
+      </w:r>
+    </w:p>
+    <w:p>
+      <w:pPr>
+        <w:pStyle w:val="ListParagraph"/>
+        <w:numPr>
+          <w:ilvl w:val="0"/>
+          <w:numId w:val="22"/>
+        </w:numPr>
+        <w:spacing w:after="0" w:line="240" w:lineRule="auto"/>
+        <w:contextualSpacing/>
+        <w:jc w:val="both"/>
+        <w:rPr>
+          <w:rFonts w:asciiTheme="minorHAnsi" w:hAnsiTheme="minorHAnsi" w:cs="Arial"/>
+          <w:sz w:val="18"/>
+          <w:szCs w:val="18"/>
+          <w:lang w:val="en-GB"/>
+        </w:rPr>
+      </w:pPr>
+      <w:r>
+        <w:rPr>
+          <w:rFonts w:asciiTheme="minorHAnsi" w:hAnsiTheme="minorHAnsi" w:cs="Arial"/>
+          <w:sz w:val="18"/>
+          <w:szCs w:val="18"/>
+          <w:lang w:val="en-GB"/>
+        </w:rPr>
+        <w:t xml:space="preserve">Ensure all programs, applications and software are all current and </w:t>
       </w:r>
       <w:r>
         <w:rPr>
-          <w:rFonts w:asciiTheme="minorHAnsi" w:eastAsia="Arial" w:hAnsiTheme="minorHAnsi" w:cs="Arial"/>
-          <w:szCs w:val="19"/>
-        </w:rPr>
-        <w:t>t</w:t>
+          <w:rFonts w:asciiTheme="minorHAnsi" w:hAnsiTheme="minorHAnsi" w:cs="Arial"/>
+          <w:sz w:val="18"/>
+          <w:szCs w:val="18"/>
+          <w:lang w:val="en-GB"/>
+        </w:rPr>
+        <w:t>up to date</w:t>
       </w:r>
       <w:r>
         <w:rPr>
-          <w:rFonts w:asciiTheme="minorHAnsi" w:eastAsia="Arial" w:hAnsiTheme="minorHAnsi" w:cs="Arial"/>
-          <w:spacing w:val="9"/>
-          <w:szCs w:val="19"/>
-        </w:rPr>
-        <w:t xml:space="preserve"> </w:t>
-      </w:r>
-      <w:r>
-        <w:rPr>
-          <w:rFonts w:asciiTheme="minorHAnsi" w:eastAsia="Arial" w:hAnsiTheme="minorHAnsi" w:cs="Arial"/>
-          <w:spacing w:val="1"/>
-          <w:szCs w:val="19"/>
-        </w:rPr>
-        <w:t>s</w:t>
-      </w:r>
-      <w:r>
-        <w:rPr>
-          <w:rFonts w:asciiTheme="minorHAnsi" w:eastAsia="Arial" w:hAnsiTheme="minorHAnsi" w:cs="Arial"/>
-          <w:szCs w:val="19"/>
-        </w:rPr>
-        <w:t>tu</w:t>
-      </w:r>
-      <w:r>
-        <w:rPr>
-          <w:rFonts w:asciiTheme="minorHAnsi" w:eastAsia="Arial" w:hAnsiTheme="minorHAnsi" w:cs="Arial"/>
-          <w:spacing w:val="2"/>
-          <w:szCs w:val="19"/>
-        </w:rPr>
-        <w:t>d</w:t>
-      </w:r>
-      <w:r>
-        <w:rPr>
-          <w:rFonts w:asciiTheme="minorHAnsi" w:eastAsia="Arial" w:hAnsiTheme="minorHAnsi" w:cs="Arial"/>
-          <w:szCs w:val="19"/>
-        </w:rPr>
-        <w:t>ents</w:t>
-      </w:r>
-      <w:r>
-        <w:rPr>
-          <w:rFonts w:asciiTheme="minorHAnsi" w:eastAsia="Arial" w:hAnsiTheme="minorHAnsi" w:cs="Arial"/>
-          <w:spacing w:val="10"/>
-          <w:szCs w:val="19"/>
-        </w:rPr>
-        <w:t xml:space="preserve"> </w:t>
-      </w:r>
-      <w:r>
-        <w:rPr>
-          <w:rFonts w:asciiTheme="minorHAnsi" w:eastAsia="Arial" w:hAnsiTheme="minorHAnsi" w:cs="Arial"/>
-          <w:szCs w:val="19"/>
-        </w:rPr>
-        <w:t>th</w:t>
-      </w:r>
-      <w:r>
-        <w:rPr>
-          <w:rFonts w:asciiTheme="minorHAnsi" w:eastAsia="Arial" w:hAnsiTheme="minorHAnsi" w:cs="Arial"/>
-          <w:spacing w:val="1"/>
-          <w:szCs w:val="19"/>
-        </w:rPr>
-        <w:t>r</w:t>
-      </w:r>
-      <w:r>
-        <w:rPr>
-          <w:rFonts w:asciiTheme="minorHAnsi" w:eastAsia="Arial" w:hAnsiTheme="minorHAnsi" w:cs="Arial"/>
-          <w:spacing w:val="2"/>
-          <w:szCs w:val="19"/>
-        </w:rPr>
-        <w:t>o</w:t>
-      </w:r>
-      <w:r>
-        <w:rPr>
-          <w:rFonts w:asciiTheme="minorHAnsi" w:eastAsia="Arial" w:hAnsiTheme="minorHAnsi" w:cs="Arial"/>
-          <w:szCs w:val="19"/>
-        </w:rPr>
-        <w:t>ugh</w:t>
-      </w:r>
-      <w:r>
-        <w:rPr>
-          <w:rFonts w:asciiTheme="minorHAnsi" w:eastAsia="Arial" w:hAnsiTheme="minorHAnsi" w:cs="Arial"/>
-          <w:spacing w:val="12"/>
-          <w:szCs w:val="19"/>
-        </w:rPr>
-        <w:t xml:space="preserve"> </w:t>
-      </w:r>
-      <w:r>
-        <w:rPr>
-          <w:rFonts w:asciiTheme="minorHAnsi" w:eastAsia="Arial" w:hAnsiTheme="minorHAnsi" w:cs="Arial"/>
-          <w:spacing w:val="1"/>
-          <w:szCs w:val="19"/>
-        </w:rPr>
-        <w:t>i</w:t>
-      </w:r>
-      <w:r>
-        <w:rPr>
-          <w:rFonts w:asciiTheme="minorHAnsi" w:eastAsia="Arial" w:hAnsiTheme="minorHAnsi" w:cs="Arial"/>
-          <w:szCs w:val="19"/>
-        </w:rPr>
-        <w:t>nte</w:t>
-      </w:r>
-      <w:r>
-        <w:rPr>
-          <w:rFonts w:asciiTheme="minorHAnsi" w:eastAsia="Arial" w:hAnsiTheme="minorHAnsi" w:cs="Arial"/>
-          <w:spacing w:val="1"/>
-          <w:szCs w:val="19"/>
-        </w:rPr>
-        <w:t>r</w:t>
-      </w:r>
-      <w:r>
-        <w:rPr>
-          <w:rFonts w:asciiTheme="minorHAnsi" w:eastAsia="Arial" w:hAnsiTheme="minorHAnsi" w:cs="Arial"/>
-          <w:szCs w:val="19"/>
-        </w:rPr>
-        <w:t>a</w:t>
-      </w:r>
-      <w:r>
-        <w:rPr>
-          <w:rFonts w:asciiTheme="minorHAnsi" w:eastAsia="Arial" w:hAnsiTheme="minorHAnsi" w:cs="Arial"/>
-          <w:spacing w:val="1"/>
-          <w:szCs w:val="19"/>
-        </w:rPr>
-        <w:t>c</w:t>
-      </w:r>
-      <w:r>
-        <w:rPr>
-          <w:rFonts w:asciiTheme="minorHAnsi" w:eastAsia="Arial" w:hAnsiTheme="minorHAnsi" w:cs="Arial"/>
-          <w:szCs w:val="19"/>
-        </w:rPr>
-        <w:t>t</w:t>
-      </w:r>
-      <w:r>
-        <w:rPr>
-          <w:rFonts w:asciiTheme="minorHAnsi" w:eastAsia="Arial" w:hAnsiTheme="minorHAnsi" w:cs="Arial"/>
-          <w:spacing w:val="1"/>
-          <w:szCs w:val="19"/>
-        </w:rPr>
-        <w:t>i</w:t>
-      </w:r>
-      <w:r>
-        <w:rPr>
-          <w:rFonts w:asciiTheme="minorHAnsi" w:eastAsia="Arial" w:hAnsiTheme="minorHAnsi" w:cs="Arial"/>
-          <w:szCs w:val="19"/>
-        </w:rPr>
-        <w:t>on</w:t>
-      </w:r>
-      <w:r>
-        <w:rPr>
-          <w:rFonts w:asciiTheme="minorHAnsi" w:eastAsia="Arial" w:hAnsiTheme="minorHAnsi" w:cs="Arial"/>
-          <w:spacing w:val="10"/>
-          <w:szCs w:val="19"/>
-        </w:rPr>
-        <w:t xml:space="preserve"> </w:t>
-      </w:r>
-      <w:r>
-        <w:rPr>
-          <w:rFonts w:asciiTheme="minorHAnsi" w:eastAsia="Arial" w:hAnsiTheme="minorHAnsi" w:cs="Arial"/>
-          <w:spacing w:val="-1"/>
-          <w:szCs w:val="19"/>
-        </w:rPr>
-        <w:t>i</w:t>
-      </w:r>
-      <w:r>
-        <w:rPr>
-          <w:rFonts w:asciiTheme="minorHAnsi" w:eastAsia="Arial" w:hAnsiTheme="minorHAnsi" w:cs="Arial"/>
-          <w:szCs w:val="19"/>
-        </w:rPr>
-        <w:t>n</w:t>
-      </w:r>
-      <w:r>
-        <w:rPr>
-          <w:rFonts w:asciiTheme="minorHAnsi" w:eastAsia="Arial" w:hAnsiTheme="minorHAnsi" w:cs="Arial"/>
-          <w:spacing w:val="14"/>
-          <w:szCs w:val="19"/>
-        </w:rPr>
-        <w:t xml:space="preserve"> </w:t>
-      </w:r>
-      <w:r>
-        <w:rPr>
-          <w:rFonts w:asciiTheme="minorHAnsi" w:eastAsia="Arial" w:hAnsiTheme="minorHAnsi" w:cs="Arial"/>
-          <w:szCs w:val="19"/>
-        </w:rPr>
-        <w:t>a</w:t>
-      </w:r>
-      <w:r>
-        <w:rPr>
-          <w:rFonts w:asciiTheme="minorHAnsi" w:eastAsia="Arial" w:hAnsiTheme="minorHAnsi" w:cs="Arial"/>
-          <w:spacing w:val="15"/>
-          <w:szCs w:val="19"/>
-        </w:rPr>
-        <w:t xml:space="preserve"> </w:t>
-      </w:r>
-      <w:r>
-        <w:rPr>
-          <w:rFonts w:asciiTheme="minorHAnsi" w:eastAsia="Arial" w:hAnsiTheme="minorHAnsi" w:cs="Arial"/>
-          <w:spacing w:val="1"/>
-          <w:szCs w:val="19"/>
-        </w:rPr>
-        <w:t>v</w:t>
-      </w:r>
-      <w:r>
-        <w:rPr>
-          <w:rFonts w:asciiTheme="minorHAnsi" w:eastAsia="Arial" w:hAnsiTheme="minorHAnsi" w:cs="Arial"/>
-          <w:szCs w:val="19"/>
-        </w:rPr>
-        <w:t>a</w:t>
-      </w:r>
-      <w:r>
-        <w:rPr>
-          <w:rFonts w:asciiTheme="minorHAnsi" w:eastAsia="Arial" w:hAnsiTheme="minorHAnsi" w:cs="Arial"/>
-          <w:spacing w:val="1"/>
-          <w:szCs w:val="19"/>
-        </w:rPr>
-        <w:t>r</w:t>
-      </w:r>
-      <w:r>
-        <w:rPr>
-          <w:rFonts w:asciiTheme="minorHAnsi" w:eastAsia="Arial" w:hAnsiTheme="minorHAnsi" w:cs="Arial"/>
-          <w:spacing w:val="-1"/>
-          <w:szCs w:val="19"/>
-        </w:rPr>
-        <w:t>i</w:t>
-      </w:r>
-      <w:r>
-        <w:rPr>
-          <w:rFonts w:asciiTheme="minorHAnsi" w:eastAsia="Arial" w:hAnsiTheme="minorHAnsi" w:cs="Arial"/>
-          <w:szCs w:val="19"/>
-        </w:rPr>
-        <w:t>e</w:t>
-      </w:r>
-      <w:r>
-        <w:rPr>
-          <w:rFonts w:asciiTheme="minorHAnsi" w:eastAsia="Arial" w:hAnsiTheme="minorHAnsi" w:cs="Arial"/>
-          <w:spacing w:val="5"/>
-          <w:szCs w:val="19"/>
-        </w:rPr>
-        <w:t>t</w:t>
-      </w:r>
-      <w:r>
-        <w:rPr>
-          <w:rFonts w:asciiTheme="minorHAnsi" w:eastAsia="Arial" w:hAnsiTheme="minorHAnsi" w:cs="Arial"/>
-          <w:szCs w:val="19"/>
-        </w:rPr>
-        <w:t>y</w:t>
-      </w:r>
-      <w:r>
-        <w:rPr>
-          <w:rFonts w:asciiTheme="minorHAnsi" w:eastAsia="Arial" w:hAnsiTheme="minorHAnsi" w:cs="Arial"/>
-          <w:spacing w:val="7"/>
-          <w:szCs w:val="19"/>
-        </w:rPr>
-        <w:t xml:space="preserve"> </w:t>
-      </w:r>
-      <w:r>
-        <w:rPr>
-          <w:rFonts w:asciiTheme="minorHAnsi" w:eastAsia="Arial" w:hAnsiTheme="minorHAnsi" w:cs="Arial"/>
-          <w:szCs w:val="19"/>
-        </w:rPr>
-        <w:t>of</w:t>
-      </w:r>
-      <w:r>
-        <w:rPr>
-          <w:rFonts w:asciiTheme="minorHAnsi" w:eastAsia="Arial" w:hAnsiTheme="minorHAnsi" w:cs="Arial"/>
-          <w:spacing w:val="17"/>
-          <w:szCs w:val="19"/>
-        </w:rPr>
-        <w:t xml:space="preserve"> </w:t>
-      </w:r>
-      <w:r>
-        <w:rPr>
-          <w:rFonts w:asciiTheme="minorHAnsi" w:eastAsia="Arial" w:hAnsiTheme="minorHAnsi" w:cs="Arial"/>
-          <w:spacing w:val="1"/>
-          <w:szCs w:val="19"/>
-        </w:rPr>
-        <w:t>s</w:t>
-      </w:r>
-      <w:r>
-        <w:rPr>
-          <w:rFonts w:asciiTheme="minorHAnsi" w:eastAsia="Arial" w:hAnsiTheme="minorHAnsi" w:cs="Arial"/>
-          <w:szCs w:val="19"/>
-        </w:rPr>
-        <w:t>ett</w:t>
-      </w:r>
-      <w:r>
-        <w:rPr>
-          <w:rFonts w:asciiTheme="minorHAnsi" w:eastAsia="Arial" w:hAnsiTheme="minorHAnsi" w:cs="Arial"/>
-          <w:spacing w:val="-1"/>
-          <w:szCs w:val="19"/>
-        </w:rPr>
-        <w:t>i</w:t>
-      </w:r>
-      <w:r>
-        <w:rPr>
-          <w:rFonts w:asciiTheme="minorHAnsi" w:eastAsia="Arial" w:hAnsiTheme="minorHAnsi" w:cs="Arial"/>
-          <w:spacing w:val="2"/>
-          <w:szCs w:val="19"/>
-        </w:rPr>
-        <w:t>n</w:t>
-      </w:r>
-      <w:r>
-        <w:rPr>
-          <w:rFonts w:asciiTheme="minorHAnsi" w:eastAsia="Arial" w:hAnsiTheme="minorHAnsi" w:cs="Arial"/>
-          <w:szCs w:val="19"/>
-        </w:rPr>
-        <w:t>gs</w:t>
-      </w:r>
-      <w:r>
-        <w:rPr>
-          <w:rFonts w:asciiTheme="minorHAnsi" w:eastAsia="Arial" w:hAnsiTheme="minorHAnsi" w:cs="Arial"/>
-          <w:spacing w:val="11"/>
-          <w:szCs w:val="19"/>
-        </w:rPr>
-        <w:t xml:space="preserve"> </w:t>
-      </w:r>
-      <w:r>
-        <w:rPr>
-          <w:rFonts w:asciiTheme="minorHAnsi" w:eastAsia="Arial" w:hAnsiTheme="minorHAnsi" w:cs="Arial"/>
-          <w:szCs w:val="19"/>
-        </w:rPr>
-        <w:t>and</w:t>
-      </w:r>
-      <w:r>
-        <w:rPr>
-          <w:rFonts w:asciiTheme="minorHAnsi" w:eastAsia="Arial" w:hAnsiTheme="minorHAnsi" w:cs="Arial"/>
-          <w:spacing w:val="13"/>
-          <w:szCs w:val="19"/>
-        </w:rPr>
-        <w:t xml:space="preserve"> </w:t>
-      </w:r>
-      <w:r>
-        <w:rPr>
-          <w:rFonts w:asciiTheme="minorHAnsi" w:eastAsia="Arial" w:hAnsiTheme="minorHAnsi" w:cs="Arial"/>
-          <w:spacing w:val="2"/>
-          <w:szCs w:val="19"/>
-        </w:rPr>
-        <w:t>t</w:t>
-      </w:r>
-      <w:r>
-        <w:rPr>
-          <w:rFonts w:asciiTheme="minorHAnsi" w:eastAsia="Arial" w:hAnsiTheme="minorHAnsi" w:cs="Arial"/>
-          <w:szCs w:val="19"/>
-        </w:rPr>
-        <w:t>h</w:t>
-      </w:r>
-      <w:r>
-        <w:rPr>
-          <w:rFonts w:asciiTheme="minorHAnsi" w:eastAsia="Arial" w:hAnsiTheme="minorHAnsi" w:cs="Arial"/>
-          <w:spacing w:val="1"/>
-          <w:szCs w:val="19"/>
-        </w:rPr>
-        <w:t>r</w:t>
-      </w:r>
-      <w:r>
-        <w:rPr>
-          <w:rFonts w:asciiTheme="minorHAnsi" w:eastAsia="Arial" w:hAnsiTheme="minorHAnsi" w:cs="Arial"/>
-          <w:szCs w:val="19"/>
-        </w:rPr>
-        <w:t>o</w:t>
-      </w:r>
-      <w:r>
-        <w:rPr>
-          <w:rFonts w:asciiTheme="minorHAnsi" w:eastAsia="Arial" w:hAnsiTheme="minorHAnsi" w:cs="Arial"/>
-          <w:spacing w:val="2"/>
-          <w:szCs w:val="19"/>
-        </w:rPr>
-        <w:t>u</w:t>
-      </w:r>
-      <w:r>
-        <w:rPr>
-          <w:rFonts w:asciiTheme="minorHAnsi" w:eastAsia="Arial" w:hAnsiTheme="minorHAnsi" w:cs="Arial"/>
-          <w:szCs w:val="19"/>
-        </w:rPr>
-        <w:t>gh</w:t>
-      </w:r>
-      <w:r>
-        <w:rPr>
-          <w:rFonts w:asciiTheme="minorHAnsi" w:eastAsia="Arial" w:hAnsiTheme="minorHAnsi" w:cs="Arial"/>
-          <w:spacing w:val="9"/>
-          <w:szCs w:val="19"/>
-        </w:rPr>
-        <w:t xml:space="preserve"> </w:t>
-      </w:r>
-      <w:r>
-        <w:rPr>
-          <w:rFonts w:asciiTheme="minorHAnsi" w:eastAsia="Arial" w:hAnsiTheme="minorHAnsi" w:cs="Arial"/>
-          <w:szCs w:val="19"/>
-        </w:rPr>
-        <w:t>the</w:t>
-      </w:r>
-      <w:r>
-        <w:rPr>
-          <w:rFonts w:asciiTheme="minorHAnsi" w:eastAsia="Arial" w:hAnsiTheme="minorHAnsi" w:cs="Arial"/>
-          <w:spacing w:val="16"/>
-          <w:szCs w:val="19"/>
-        </w:rPr>
-        <w:t xml:space="preserve"> </w:t>
-      </w:r>
-      <w:r>
-        <w:rPr>
-          <w:rFonts w:asciiTheme="minorHAnsi" w:eastAsia="Arial" w:hAnsiTheme="minorHAnsi" w:cs="Arial"/>
-          <w:szCs w:val="19"/>
-        </w:rPr>
-        <w:t>a</w:t>
-      </w:r>
-      <w:r>
-        <w:rPr>
-          <w:rFonts w:asciiTheme="minorHAnsi" w:eastAsia="Arial" w:hAnsiTheme="minorHAnsi" w:cs="Arial"/>
-          <w:spacing w:val="1"/>
-          <w:szCs w:val="19"/>
-        </w:rPr>
-        <w:t>c</w:t>
-      </w:r>
-      <w:r>
-        <w:rPr>
-          <w:rFonts w:asciiTheme="minorHAnsi" w:eastAsia="Arial" w:hAnsiTheme="minorHAnsi" w:cs="Arial"/>
-          <w:szCs w:val="19"/>
-        </w:rPr>
-        <w:t>t</w:t>
-      </w:r>
-      <w:r>
-        <w:rPr>
-          <w:rFonts w:asciiTheme="minorHAnsi" w:eastAsia="Arial" w:hAnsiTheme="minorHAnsi" w:cs="Arial"/>
-          <w:spacing w:val="1"/>
-          <w:szCs w:val="19"/>
-        </w:rPr>
-        <w:t>i</w:t>
-      </w:r>
-      <w:r>
-        <w:rPr>
-          <w:rFonts w:asciiTheme="minorHAnsi" w:eastAsia="Arial" w:hAnsiTheme="minorHAnsi" w:cs="Arial"/>
-          <w:spacing w:val="-1"/>
-          <w:szCs w:val="19"/>
-        </w:rPr>
-        <w:t>v</w:t>
-      </w:r>
-      <w:r>
-        <w:rPr>
-          <w:rFonts w:asciiTheme="minorHAnsi" w:eastAsia="Arial" w:hAnsiTheme="minorHAnsi" w:cs="Arial"/>
-          <w:szCs w:val="19"/>
-        </w:rPr>
-        <w:t>e</w:t>
-      </w:r>
-      <w:r>
-        <w:rPr>
-          <w:rFonts w:asciiTheme="minorHAnsi" w:eastAsia="Arial" w:hAnsiTheme="minorHAnsi" w:cs="Arial"/>
-          <w:spacing w:val="11"/>
-          <w:szCs w:val="19"/>
-        </w:rPr>
-        <w:t xml:space="preserve"> </w:t>
-      </w:r>
-      <w:r>
-        <w:rPr>
-          <w:rFonts w:asciiTheme="minorHAnsi" w:eastAsia="Arial" w:hAnsiTheme="minorHAnsi" w:cs="Arial"/>
-          <w:spacing w:val="2"/>
-          <w:szCs w:val="19"/>
-        </w:rPr>
-        <w:t>d</w:t>
-      </w:r>
-      <w:r>
-        <w:rPr>
-          <w:rFonts w:asciiTheme="minorHAnsi" w:eastAsia="Arial" w:hAnsiTheme="minorHAnsi" w:cs="Arial"/>
-          <w:szCs w:val="19"/>
-        </w:rPr>
-        <w:t>e</w:t>
-      </w:r>
-      <w:r>
-        <w:rPr>
-          <w:rFonts w:asciiTheme="minorHAnsi" w:eastAsia="Arial" w:hAnsiTheme="minorHAnsi" w:cs="Arial"/>
-          <w:spacing w:val="1"/>
-          <w:szCs w:val="19"/>
-        </w:rPr>
-        <w:t>v</w:t>
-      </w:r>
-      <w:r>
-        <w:rPr>
-          <w:rFonts w:asciiTheme="minorHAnsi" w:eastAsia="Arial" w:hAnsiTheme="minorHAnsi" w:cs="Arial"/>
-          <w:szCs w:val="19"/>
-        </w:rPr>
-        <w:t>e</w:t>
-      </w:r>
-      <w:r>
-        <w:rPr>
-          <w:rFonts w:asciiTheme="minorHAnsi" w:eastAsia="Arial" w:hAnsiTheme="minorHAnsi" w:cs="Arial"/>
-          <w:spacing w:val="1"/>
-          <w:szCs w:val="19"/>
-        </w:rPr>
-        <w:t>l</w:t>
-      </w:r>
-      <w:r>
-        <w:rPr>
-          <w:rFonts w:asciiTheme="minorHAnsi" w:eastAsia="Arial" w:hAnsiTheme="minorHAnsi" w:cs="Arial"/>
-          <w:szCs w:val="19"/>
-        </w:rPr>
-        <w:t>op</w:t>
-      </w:r>
-      <w:r>
-        <w:rPr>
-          <w:rFonts w:asciiTheme="minorHAnsi" w:eastAsia="Arial" w:hAnsiTheme="minorHAnsi" w:cs="Arial"/>
-          <w:spacing w:val="4"/>
-          <w:szCs w:val="19"/>
-        </w:rPr>
-        <w:t>m</w:t>
-      </w:r>
-      <w:r>
-        <w:rPr>
-          <w:rFonts w:asciiTheme="minorHAnsi" w:eastAsia="Arial" w:hAnsiTheme="minorHAnsi" w:cs="Arial"/>
-          <w:szCs w:val="19"/>
-        </w:rPr>
-        <w:t>ent</w:t>
-      </w:r>
-      <w:r>
-        <w:rPr>
-          <w:rFonts w:asciiTheme="minorHAnsi" w:eastAsia="Arial" w:hAnsiTheme="minorHAnsi" w:cs="Arial"/>
-          <w:spacing w:val="5"/>
-          <w:szCs w:val="19"/>
-        </w:rPr>
-        <w:t xml:space="preserve"> </w:t>
-      </w:r>
-      <w:r>
-        <w:rPr>
-          <w:rFonts w:asciiTheme="minorHAnsi" w:eastAsia="Arial" w:hAnsiTheme="minorHAnsi" w:cs="Arial"/>
-          <w:szCs w:val="19"/>
-        </w:rPr>
-        <w:t xml:space="preserve">of </w:t>
-      </w:r>
-      <w:r>
-        <w:rPr>
-          <w:rFonts w:asciiTheme="minorHAnsi" w:eastAsia="Arial" w:hAnsiTheme="minorHAnsi" w:cs="Arial"/>
-          <w:spacing w:val="1"/>
-          <w:szCs w:val="19"/>
-        </w:rPr>
-        <w:t>s</w:t>
-      </w:r>
-      <w:r>
-        <w:rPr>
-          <w:rFonts w:asciiTheme="minorHAnsi" w:eastAsia="Arial" w:hAnsiTheme="minorHAnsi" w:cs="Arial"/>
-          <w:szCs w:val="19"/>
-        </w:rPr>
-        <w:t>uppo</w:t>
-      </w:r>
-      <w:r>
-        <w:rPr>
-          <w:rFonts w:asciiTheme="minorHAnsi" w:eastAsia="Arial" w:hAnsiTheme="minorHAnsi" w:cs="Arial"/>
-          <w:spacing w:val="1"/>
-          <w:szCs w:val="19"/>
-        </w:rPr>
-        <w:t>r</w:t>
-      </w:r>
-      <w:r>
-        <w:rPr>
-          <w:rFonts w:asciiTheme="minorHAnsi" w:eastAsia="Arial" w:hAnsiTheme="minorHAnsi" w:cs="Arial"/>
-          <w:szCs w:val="19"/>
-        </w:rPr>
-        <w:t>t</w:t>
-      </w:r>
-      <w:r>
-        <w:rPr>
-          <w:rFonts w:asciiTheme="minorHAnsi" w:eastAsia="Arial" w:hAnsiTheme="minorHAnsi" w:cs="Arial"/>
-          <w:spacing w:val="1"/>
-          <w:szCs w:val="19"/>
-        </w:rPr>
-        <w:t>iv</w:t>
-      </w:r>
-      <w:r>
-        <w:rPr>
-          <w:rFonts w:asciiTheme="minorHAnsi" w:eastAsia="Arial" w:hAnsiTheme="minorHAnsi" w:cs="Arial"/>
-          <w:szCs w:val="19"/>
-        </w:rPr>
-        <w:t>e</w:t>
-      </w:r>
-      <w:r>
-        <w:rPr>
-          <w:rFonts w:asciiTheme="minorHAnsi" w:eastAsia="Arial" w:hAnsiTheme="minorHAnsi" w:cs="Arial"/>
-          <w:spacing w:val="-10"/>
-          <w:szCs w:val="19"/>
-        </w:rPr>
-        <w:t xml:space="preserve"> </w:t>
-      </w:r>
-      <w:r>
-        <w:rPr>
-          <w:rFonts w:asciiTheme="minorHAnsi" w:eastAsia="Arial" w:hAnsiTheme="minorHAnsi" w:cs="Arial"/>
-          <w:spacing w:val="1"/>
-          <w:szCs w:val="19"/>
-        </w:rPr>
-        <w:t>l</w:t>
-      </w:r>
-      <w:r>
-        <w:rPr>
-          <w:rFonts w:asciiTheme="minorHAnsi" w:eastAsia="Arial" w:hAnsiTheme="minorHAnsi" w:cs="Arial"/>
-          <w:szCs w:val="19"/>
-        </w:rPr>
-        <w:t>ea</w:t>
-      </w:r>
-      <w:r>
-        <w:rPr>
-          <w:rFonts w:asciiTheme="minorHAnsi" w:eastAsia="Arial" w:hAnsiTheme="minorHAnsi" w:cs="Arial"/>
-          <w:spacing w:val="1"/>
-          <w:szCs w:val="19"/>
-        </w:rPr>
-        <w:t>r</w:t>
-      </w:r>
-      <w:r>
-        <w:rPr>
-          <w:rFonts w:asciiTheme="minorHAnsi" w:eastAsia="Arial" w:hAnsiTheme="minorHAnsi" w:cs="Arial"/>
-          <w:szCs w:val="19"/>
-        </w:rPr>
-        <w:t>n</w:t>
-      </w:r>
-      <w:r>
-        <w:rPr>
-          <w:rFonts w:asciiTheme="minorHAnsi" w:eastAsia="Arial" w:hAnsiTheme="minorHAnsi" w:cs="Arial"/>
-          <w:spacing w:val="1"/>
-          <w:szCs w:val="19"/>
-        </w:rPr>
-        <w:t>i</w:t>
-      </w:r>
-      <w:r>
-        <w:rPr>
-          <w:rFonts w:asciiTheme="minorHAnsi" w:eastAsia="Arial" w:hAnsiTheme="minorHAnsi" w:cs="Arial"/>
-          <w:szCs w:val="19"/>
-        </w:rPr>
-        <w:t>ng</w:t>
-      </w:r>
-      <w:r>
-        <w:rPr>
-          <w:rFonts w:asciiTheme="minorHAnsi" w:eastAsia="Arial" w:hAnsiTheme="minorHAnsi" w:cs="Arial"/>
-          <w:spacing w:val="-5"/>
-          <w:szCs w:val="19"/>
-        </w:rPr>
-        <w:t xml:space="preserve"> </w:t>
-      </w:r>
-      <w:r>
-        <w:rPr>
-          <w:rFonts w:asciiTheme="minorHAnsi" w:eastAsia="Arial" w:hAnsiTheme="minorHAnsi" w:cs="Arial"/>
-          <w:szCs w:val="19"/>
-        </w:rPr>
-        <w:t>e</w:t>
-      </w:r>
-      <w:r>
-        <w:rPr>
-          <w:rFonts w:asciiTheme="minorHAnsi" w:eastAsia="Arial" w:hAnsiTheme="minorHAnsi" w:cs="Arial"/>
-          <w:spacing w:val="2"/>
-          <w:szCs w:val="19"/>
-        </w:rPr>
-        <w:t>n</w:t>
-      </w:r>
-      <w:r>
-        <w:rPr>
-          <w:rFonts w:asciiTheme="minorHAnsi" w:eastAsia="Arial" w:hAnsiTheme="minorHAnsi" w:cs="Arial"/>
-          <w:spacing w:val="-1"/>
-          <w:szCs w:val="19"/>
-        </w:rPr>
-        <w:t>vi</w:t>
-      </w:r>
-      <w:r>
-        <w:rPr>
-          <w:rFonts w:asciiTheme="minorHAnsi" w:eastAsia="Arial" w:hAnsiTheme="minorHAnsi" w:cs="Arial"/>
-          <w:spacing w:val="1"/>
-          <w:szCs w:val="19"/>
-        </w:rPr>
-        <w:t>r</w:t>
-      </w:r>
-      <w:r>
-        <w:rPr>
-          <w:rFonts w:asciiTheme="minorHAnsi" w:eastAsia="Arial" w:hAnsiTheme="minorHAnsi" w:cs="Arial"/>
-          <w:spacing w:val="2"/>
-          <w:szCs w:val="19"/>
-        </w:rPr>
-        <w:t>on</w:t>
-      </w:r>
-      <w:r>
-        <w:rPr>
-          <w:rFonts w:asciiTheme="minorHAnsi" w:eastAsia="Arial" w:hAnsiTheme="minorHAnsi" w:cs="Arial"/>
-          <w:spacing w:val="4"/>
-          <w:szCs w:val="19"/>
-        </w:rPr>
-        <w:t>m</w:t>
-      </w:r>
-      <w:r>
-        <w:rPr>
-          <w:rFonts w:asciiTheme="minorHAnsi" w:eastAsia="Arial" w:hAnsiTheme="minorHAnsi" w:cs="Arial"/>
-          <w:szCs w:val="19"/>
-        </w:rPr>
-        <w:t>ents</w:t>
-      </w:r>
-      <w:r>
-        <w:rPr>
-          <w:rFonts w:asciiTheme="minorHAnsi" w:eastAsia="Arial" w:hAnsiTheme="minorHAnsi" w:cs="Arial"/>
-          <w:spacing w:val="-11"/>
-          <w:szCs w:val="19"/>
-        </w:rPr>
-        <w:t xml:space="preserve"> </w:t>
-      </w:r>
-      <w:r>
-        <w:rPr>
-          <w:rFonts w:asciiTheme="minorHAnsi" w:eastAsia="Arial" w:hAnsiTheme="minorHAnsi" w:cs="Arial"/>
-          <w:szCs w:val="19"/>
-        </w:rPr>
-        <w:t>and</w:t>
-      </w:r>
-      <w:r>
-        <w:rPr>
-          <w:rFonts w:asciiTheme="minorHAnsi" w:eastAsia="Arial" w:hAnsiTheme="minorHAnsi" w:cs="Arial"/>
-          <w:spacing w:val="-4"/>
-          <w:szCs w:val="19"/>
-        </w:rPr>
-        <w:t xml:space="preserve"> </w:t>
-      </w:r>
-      <w:r>
-        <w:rPr>
-          <w:rFonts w:asciiTheme="minorHAnsi" w:eastAsia="Arial" w:hAnsiTheme="minorHAnsi" w:cs="Arial"/>
-          <w:szCs w:val="19"/>
-        </w:rPr>
-        <w:t>e</w:t>
-      </w:r>
-      <w:r>
-        <w:rPr>
-          <w:rFonts w:asciiTheme="minorHAnsi" w:eastAsia="Arial" w:hAnsiTheme="minorHAnsi" w:cs="Arial"/>
-          <w:spacing w:val="2"/>
-          <w:szCs w:val="19"/>
-        </w:rPr>
-        <w:t>ff</w:t>
-      </w:r>
-      <w:r>
-        <w:rPr>
-          <w:rFonts w:asciiTheme="minorHAnsi" w:eastAsia="Arial" w:hAnsiTheme="minorHAnsi" w:cs="Arial"/>
-          <w:szCs w:val="19"/>
-        </w:rPr>
-        <w:t>e</w:t>
-      </w:r>
-      <w:r>
-        <w:rPr>
-          <w:rFonts w:asciiTheme="minorHAnsi" w:eastAsia="Arial" w:hAnsiTheme="minorHAnsi" w:cs="Arial"/>
-          <w:spacing w:val="1"/>
-          <w:szCs w:val="19"/>
-        </w:rPr>
-        <w:t>c</w:t>
-      </w:r>
-      <w:r>
-        <w:rPr>
-          <w:rFonts w:asciiTheme="minorHAnsi" w:eastAsia="Arial" w:hAnsiTheme="minorHAnsi" w:cs="Arial"/>
-          <w:szCs w:val="19"/>
-        </w:rPr>
-        <w:t>t</w:t>
-      </w:r>
-      <w:r>
-        <w:rPr>
-          <w:rFonts w:asciiTheme="minorHAnsi" w:eastAsia="Arial" w:hAnsiTheme="minorHAnsi" w:cs="Arial"/>
-          <w:spacing w:val="-1"/>
-          <w:szCs w:val="19"/>
-        </w:rPr>
-        <w:t>iv</w:t>
-      </w:r>
-      <w:r>
-        <w:rPr>
-          <w:rFonts w:asciiTheme="minorHAnsi" w:eastAsia="Arial" w:hAnsiTheme="minorHAnsi" w:cs="Arial"/>
-          <w:szCs w:val="19"/>
-        </w:rPr>
-        <w:t>e</w:t>
-      </w:r>
-      <w:r>
-        <w:rPr>
-          <w:rFonts w:asciiTheme="minorHAnsi" w:eastAsia="Arial" w:hAnsiTheme="minorHAnsi" w:cs="Arial"/>
-          <w:spacing w:val="-8"/>
-          <w:szCs w:val="19"/>
-        </w:rPr>
-        <w:t xml:space="preserve"> </w:t>
-      </w:r>
-      <w:r>
-        <w:rPr>
-          <w:rFonts w:asciiTheme="minorHAnsi" w:eastAsia="Arial" w:hAnsiTheme="minorHAnsi" w:cs="Arial"/>
-          <w:spacing w:val="2"/>
-          <w:szCs w:val="19"/>
-        </w:rPr>
-        <w:t>b</w:t>
-      </w:r>
-      <w:r>
-        <w:rPr>
-          <w:rFonts w:asciiTheme="minorHAnsi" w:eastAsia="Arial" w:hAnsiTheme="minorHAnsi" w:cs="Arial"/>
-          <w:szCs w:val="19"/>
-        </w:rPr>
-        <w:t>eh</w:t>
-      </w:r>
-      <w:r>
-        <w:rPr>
-          <w:rFonts w:asciiTheme="minorHAnsi" w:eastAsia="Arial" w:hAnsiTheme="minorHAnsi" w:cs="Arial"/>
-          <w:spacing w:val="2"/>
-          <w:szCs w:val="19"/>
-        </w:rPr>
-        <w:t>a</w:t>
-      </w:r>
-      <w:r>
-        <w:rPr>
-          <w:rFonts w:asciiTheme="minorHAnsi" w:eastAsia="Arial" w:hAnsiTheme="minorHAnsi" w:cs="Arial"/>
-          <w:spacing w:val="-1"/>
-          <w:szCs w:val="19"/>
-        </w:rPr>
-        <w:t>v</w:t>
-      </w:r>
-      <w:r>
-        <w:rPr>
-          <w:rFonts w:asciiTheme="minorHAnsi" w:eastAsia="Arial" w:hAnsiTheme="minorHAnsi" w:cs="Arial"/>
-          <w:spacing w:val="1"/>
-          <w:szCs w:val="19"/>
-        </w:rPr>
-        <w:t>i</w:t>
-      </w:r>
-      <w:r>
-        <w:rPr>
-          <w:rFonts w:asciiTheme="minorHAnsi" w:eastAsia="Arial" w:hAnsiTheme="minorHAnsi" w:cs="Arial"/>
-          <w:szCs w:val="19"/>
-        </w:rPr>
-        <w:t>our</w:t>
-      </w:r>
-      <w:r>
-        <w:rPr>
-          <w:rFonts w:asciiTheme="minorHAnsi" w:eastAsia="Arial" w:hAnsiTheme="minorHAnsi" w:cs="Arial"/>
-          <w:spacing w:val="-8"/>
-          <w:szCs w:val="19"/>
-        </w:rPr>
-        <w:t xml:space="preserve"> </w:t>
-      </w:r>
-      <w:r>
-        <w:rPr>
-          <w:rFonts w:asciiTheme="minorHAnsi" w:eastAsia="Arial" w:hAnsiTheme="minorHAnsi" w:cs="Arial"/>
-          <w:spacing w:val="4"/>
-          <w:szCs w:val="19"/>
-        </w:rPr>
-        <w:t>m</w:t>
-      </w:r>
-      <w:r>
-        <w:rPr>
-          <w:rFonts w:asciiTheme="minorHAnsi" w:eastAsia="Arial" w:hAnsiTheme="minorHAnsi" w:cs="Arial"/>
-          <w:szCs w:val="19"/>
-        </w:rPr>
-        <w:t>anage</w:t>
-      </w:r>
-      <w:r>
-        <w:rPr>
-          <w:rFonts w:asciiTheme="minorHAnsi" w:eastAsia="Arial" w:hAnsiTheme="minorHAnsi" w:cs="Arial"/>
-          <w:spacing w:val="4"/>
-          <w:szCs w:val="19"/>
-        </w:rPr>
-        <w:t>m</w:t>
-      </w:r>
-      <w:r>
-        <w:rPr>
-          <w:rFonts w:asciiTheme="minorHAnsi" w:eastAsia="Arial" w:hAnsiTheme="minorHAnsi" w:cs="Arial"/>
-          <w:szCs w:val="19"/>
-        </w:rPr>
-        <w:t>ent</w:t>
-      </w:r>
-      <w:r>
-        <w:rPr>
-          <w:rFonts w:asciiTheme="minorHAnsi" w:eastAsia="Arial" w:hAnsiTheme="minorHAnsi" w:cs="Arial"/>
-          <w:spacing w:val="-12"/>
-          <w:szCs w:val="19"/>
-        </w:rPr>
-        <w:t xml:space="preserve"> </w:t>
-      </w:r>
-      <w:r>
-        <w:rPr>
-          <w:rFonts w:asciiTheme="minorHAnsi" w:eastAsia="Arial" w:hAnsiTheme="minorHAnsi" w:cs="Arial"/>
-          <w:szCs w:val="19"/>
-        </w:rPr>
-        <w:t>p</w:t>
-      </w:r>
-      <w:r>
-        <w:rPr>
-          <w:rFonts w:asciiTheme="minorHAnsi" w:eastAsia="Arial" w:hAnsiTheme="minorHAnsi" w:cs="Arial"/>
-          <w:spacing w:val="1"/>
-          <w:szCs w:val="19"/>
-        </w:rPr>
-        <w:t>r</w:t>
-      </w:r>
-      <w:r>
-        <w:rPr>
-          <w:rFonts w:asciiTheme="minorHAnsi" w:eastAsia="Arial" w:hAnsiTheme="minorHAnsi" w:cs="Arial"/>
-          <w:szCs w:val="19"/>
-        </w:rPr>
-        <w:t>a</w:t>
-      </w:r>
-      <w:r>
-        <w:rPr>
-          <w:rFonts w:asciiTheme="minorHAnsi" w:eastAsia="Arial" w:hAnsiTheme="minorHAnsi" w:cs="Arial"/>
-          <w:spacing w:val="1"/>
-          <w:szCs w:val="19"/>
-        </w:rPr>
-        <w:t>c</w:t>
-      </w:r>
-      <w:r>
-        <w:rPr>
-          <w:rFonts w:asciiTheme="minorHAnsi" w:eastAsia="Arial" w:hAnsiTheme="minorHAnsi" w:cs="Arial"/>
-          <w:szCs w:val="19"/>
-        </w:rPr>
-        <w:t>t</w:t>
-      </w:r>
-      <w:r>
-        <w:rPr>
-          <w:rFonts w:asciiTheme="minorHAnsi" w:eastAsia="Arial" w:hAnsiTheme="minorHAnsi" w:cs="Arial"/>
-          <w:spacing w:val="-1"/>
-          <w:szCs w:val="19"/>
-        </w:rPr>
-        <w:t>i</w:t>
-      </w:r>
-      <w:r>
-        <w:rPr>
-          <w:rFonts w:asciiTheme="minorHAnsi" w:eastAsia="Arial" w:hAnsiTheme="minorHAnsi" w:cs="Arial"/>
-          <w:spacing w:val="1"/>
-          <w:szCs w:val="19"/>
-        </w:rPr>
-        <w:t>c</w:t>
-      </w:r>
-      <w:r>
-        <w:rPr>
-          <w:rFonts w:asciiTheme="minorHAnsi" w:eastAsia="Arial" w:hAnsiTheme="minorHAnsi" w:cs="Arial"/>
-          <w:szCs w:val="19"/>
-        </w:rPr>
-        <w:t>e</w:t>
-      </w:r>
-      <w:r>
-        <w:rPr>
-          <w:rFonts w:asciiTheme="minorHAnsi" w:eastAsia="Arial" w:hAnsiTheme="minorHAnsi" w:cs="Arial"/>
-          <w:spacing w:val="1"/>
-          <w:szCs w:val="19"/>
-        </w:rPr>
-        <w:t>s</w:t>
-      </w:r>
-      <w:r>
-        <w:rPr>
-          <w:rFonts w:asciiTheme="minorHAnsi" w:eastAsia="Arial" w:hAnsiTheme="minorHAnsi" w:cs="Arial"/>
-          <w:szCs w:val="19"/>
+          <w:rFonts w:asciiTheme="minorHAnsi" w:hAnsiTheme="minorHAnsi" w:cs="Arial"/>
+          <w:sz w:val="18"/>
+          <w:szCs w:val="18"/>
+          <w:lang w:val="en-GB"/>
         </w:rPr>
         <w:t>.</w:t>
       </w:r>
@@ -3423,690 +1771,26 @@
         <w:pStyle w:val="ListParagraph"/>
         <w:numPr>
           <w:ilvl w:val="0"/>
-          <w:numId w:val="19"/>
+          <w:numId w:val="22"/>
         </w:numPr>
-        <w:tabs>
-          <w:tab w:val="left" w:pos="460"/>
-        </w:tabs>
         <w:spacing w:after="0" w:line="240" w:lineRule="auto"/>
-        <w:ind w:left="360"/>
         <w:contextualSpacing/>
-        <w:mirrorIndents/>
         <w:jc w:val="both"/>
         <w:rPr>
-          <w:rFonts w:asciiTheme="minorHAnsi" w:eastAsia="Arial" w:hAnsiTheme="minorHAnsi" w:cs="Arial"/>
-          <w:szCs w:val="19"/>
+          <w:rFonts w:asciiTheme="minorHAnsi" w:hAnsiTheme="minorHAnsi" w:cs="Arial"/>
+          <w:sz w:val="18"/>
+          <w:szCs w:val="18"/>
+          <w:lang w:val="en-GB"/>
         </w:rPr>
       </w:pPr>
       <w:r>
         <w:rPr>
-          <w:rFonts w:asciiTheme="minorHAnsi" w:eastAsia="Arial" w:hAnsiTheme="minorHAnsi" w:cs="Arial"/>
-          <w:spacing w:val="-1"/>
-          <w:szCs w:val="19"/>
-        </w:rPr>
-        <w:t>P</w:t>
-      </w:r>
-      <w:r>
-        <w:rPr>
-          <w:rFonts w:asciiTheme="minorHAnsi" w:eastAsia="Arial" w:hAnsiTheme="minorHAnsi" w:cs="Arial"/>
-          <w:spacing w:val="1"/>
-          <w:szCs w:val="19"/>
-        </w:rPr>
-        <w:t>r</w:t>
-      </w:r>
-      <w:r>
-        <w:rPr>
-          <w:rFonts w:asciiTheme="minorHAnsi" w:eastAsia="Arial" w:hAnsiTheme="minorHAnsi" w:cs="Arial"/>
-          <w:szCs w:val="19"/>
-        </w:rPr>
-        <w:t>o</w:t>
-      </w:r>
-      <w:r>
-        <w:rPr>
-          <w:rFonts w:asciiTheme="minorHAnsi" w:eastAsia="Arial" w:hAnsiTheme="minorHAnsi" w:cs="Arial"/>
-          <w:spacing w:val="1"/>
-          <w:szCs w:val="19"/>
-        </w:rPr>
-        <w:t>v</w:t>
-      </w:r>
-      <w:r>
-        <w:rPr>
-          <w:rFonts w:asciiTheme="minorHAnsi" w:eastAsia="Arial" w:hAnsiTheme="minorHAnsi" w:cs="Arial"/>
-          <w:spacing w:val="-1"/>
-          <w:szCs w:val="19"/>
-        </w:rPr>
-        <w:t>i</w:t>
-      </w:r>
-      <w:r>
-        <w:rPr>
-          <w:rFonts w:asciiTheme="minorHAnsi" w:eastAsia="Arial" w:hAnsiTheme="minorHAnsi" w:cs="Arial"/>
-          <w:spacing w:val="2"/>
-          <w:szCs w:val="19"/>
-        </w:rPr>
-        <w:t>d</w:t>
-      </w:r>
-      <w:r>
-        <w:rPr>
-          <w:rFonts w:asciiTheme="minorHAnsi" w:eastAsia="Arial" w:hAnsiTheme="minorHAnsi" w:cs="Arial"/>
-          <w:szCs w:val="19"/>
-        </w:rPr>
-        <w:t>e</w:t>
-      </w:r>
-      <w:r>
-        <w:rPr>
-          <w:rFonts w:asciiTheme="minorHAnsi" w:eastAsia="Arial" w:hAnsiTheme="minorHAnsi" w:cs="Arial"/>
-          <w:spacing w:val="29"/>
-          <w:szCs w:val="19"/>
-        </w:rPr>
-        <w:t xml:space="preserve"> </w:t>
-      </w:r>
-      <w:r>
-        <w:rPr>
-          <w:rFonts w:asciiTheme="minorHAnsi" w:eastAsia="Arial" w:hAnsiTheme="minorHAnsi" w:cs="Arial"/>
-          <w:spacing w:val="2"/>
-          <w:szCs w:val="19"/>
-        </w:rPr>
-        <w:t>f</w:t>
-      </w:r>
-      <w:r>
-        <w:rPr>
-          <w:rFonts w:asciiTheme="minorHAnsi" w:eastAsia="Arial" w:hAnsiTheme="minorHAnsi" w:cs="Arial"/>
-          <w:szCs w:val="19"/>
-        </w:rPr>
-        <w:t>or</w:t>
-      </w:r>
-      <w:r>
-        <w:rPr>
-          <w:rFonts w:asciiTheme="minorHAnsi" w:eastAsia="Arial" w:hAnsiTheme="minorHAnsi" w:cs="Arial"/>
-          <w:spacing w:val="34"/>
-          <w:szCs w:val="19"/>
-        </w:rPr>
-        <w:t xml:space="preserve"> </w:t>
-      </w:r>
-      <w:r>
-        <w:rPr>
-          <w:rFonts w:asciiTheme="minorHAnsi" w:eastAsia="Arial" w:hAnsiTheme="minorHAnsi" w:cs="Arial"/>
-          <w:szCs w:val="19"/>
-        </w:rPr>
-        <w:t>the</w:t>
-      </w:r>
-      <w:r>
-        <w:rPr>
-          <w:rFonts w:asciiTheme="minorHAnsi" w:eastAsia="Arial" w:hAnsiTheme="minorHAnsi" w:cs="Arial"/>
-          <w:spacing w:val="33"/>
-          <w:szCs w:val="19"/>
-        </w:rPr>
-        <w:t xml:space="preserve"> </w:t>
-      </w:r>
-      <w:r>
-        <w:rPr>
-          <w:rFonts w:asciiTheme="minorHAnsi" w:eastAsia="Arial" w:hAnsiTheme="minorHAnsi" w:cs="Arial"/>
-          <w:szCs w:val="19"/>
-        </w:rPr>
-        <w:t>p</w:t>
-      </w:r>
-      <w:r>
-        <w:rPr>
-          <w:rFonts w:asciiTheme="minorHAnsi" w:eastAsia="Arial" w:hAnsiTheme="minorHAnsi" w:cs="Arial"/>
-          <w:spacing w:val="2"/>
-          <w:szCs w:val="19"/>
-        </w:rPr>
-        <w:t>h</w:t>
-      </w:r>
-      <w:r>
-        <w:rPr>
-          <w:rFonts w:asciiTheme="minorHAnsi" w:eastAsia="Arial" w:hAnsiTheme="minorHAnsi" w:cs="Arial"/>
-          <w:spacing w:val="-4"/>
-          <w:szCs w:val="19"/>
-        </w:rPr>
-        <w:t>y</w:t>
-      </w:r>
-      <w:r>
-        <w:rPr>
-          <w:rFonts w:asciiTheme="minorHAnsi" w:eastAsia="Arial" w:hAnsiTheme="minorHAnsi" w:cs="Arial"/>
-          <w:spacing w:val="4"/>
-          <w:szCs w:val="19"/>
-        </w:rPr>
-        <w:t>s</w:t>
-      </w:r>
-      <w:r>
-        <w:rPr>
-          <w:rFonts w:asciiTheme="minorHAnsi" w:eastAsia="Arial" w:hAnsiTheme="minorHAnsi" w:cs="Arial"/>
-          <w:spacing w:val="-1"/>
-          <w:szCs w:val="19"/>
-        </w:rPr>
-        <w:t>i</w:t>
-      </w:r>
-      <w:r>
-        <w:rPr>
-          <w:rFonts w:asciiTheme="minorHAnsi" w:eastAsia="Arial" w:hAnsiTheme="minorHAnsi" w:cs="Arial"/>
-          <w:spacing w:val="1"/>
-          <w:szCs w:val="19"/>
-        </w:rPr>
-        <w:t>c</w:t>
-      </w:r>
-      <w:r>
-        <w:rPr>
-          <w:rFonts w:asciiTheme="minorHAnsi" w:eastAsia="Arial" w:hAnsiTheme="minorHAnsi" w:cs="Arial"/>
-          <w:szCs w:val="19"/>
-        </w:rPr>
-        <w:t>a</w:t>
-      </w:r>
-      <w:r>
-        <w:rPr>
-          <w:rFonts w:asciiTheme="minorHAnsi" w:eastAsia="Arial" w:hAnsiTheme="minorHAnsi" w:cs="Arial"/>
-          <w:spacing w:val="-1"/>
-          <w:szCs w:val="19"/>
-        </w:rPr>
-        <w:t>l</w:t>
-      </w:r>
-      <w:r>
-        <w:rPr>
-          <w:rFonts w:asciiTheme="minorHAnsi" w:eastAsia="Arial" w:hAnsiTheme="minorHAnsi" w:cs="Arial"/>
-          <w:szCs w:val="19"/>
-        </w:rPr>
-        <w:t>,</w:t>
-      </w:r>
-      <w:r>
-        <w:rPr>
-          <w:rFonts w:asciiTheme="minorHAnsi" w:eastAsia="Arial" w:hAnsiTheme="minorHAnsi" w:cs="Arial"/>
-          <w:spacing w:val="28"/>
-          <w:szCs w:val="19"/>
-        </w:rPr>
-        <w:t xml:space="preserve"> </w:t>
-      </w:r>
-      <w:r>
-        <w:rPr>
-          <w:rFonts w:asciiTheme="minorHAnsi" w:eastAsia="Arial" w:hAnsiTheme="minorHAnsi" w:cs="Arial"/>
-          <w:spacing w:val="4"/>
-          <w:szCs w:val="19"/>
-        </w:rPr>
-        <w:t>s</w:t>
-      </w:r>
-      <w:r>
-        <w:rPr>
-          <w:rFonts w:asciiTheme="minorHAnsi" w:eastAsia="Arial" w:hAnsiTheme="minorHAnsi" w:cs="Arial"/>
-          <w:szCs w:val="19"/>
-        </w:rPr>
-        <w:t>o</w:t>
-      </w:r>
-      <w:r>
-        <w:rPr>
-          <w:rFonts w:asciiTheme="minorHAnsi" w:eastAsia="Arial" w:hAnsiTheme="minorHAnsi" w:cs="Arial"/>
-          <w:spacing w:val="1"/>
-          <w:szCs w:val="19"/>
-        </w:rPr>
-        <w:t>c</w:t>
-      </w:r>
-      <w:r>
-        <w:rPr>
-          <w:rFonts w:asciiTheme="minorHAnsi" w:eastAsia="Arial" w:hAnsiTheme="minorHAnsi" w:cs="Arial"/>
-          <w:spacing w:val="-1"/>
-          <w:szCs w:val="19"/>
-        </w:rPr>
-        <w:t>i</w:t>
-      </w:r>
-      <w:r>
-        <w:rPr>
-          <w:rFonts w:asciiTheme="minorHAnsi" w:eastAsia="Arial" w:hAnsiTheme="minorHAnsi" w:cs="Arial"/>
-          <w:szCs w:val="19"/>
-        </w:rPr>
-        <w:t>a</w:t>
-      </w:r>
-      <w:r>
-        <w:rPr>
-          <w:rFonts w:asciiTheme="minorHAnsi" w:eastAsia="Arial" w:hAnsiTheme="minorHAnsi" w:cs="Arial"/>
-          <w:spacing w:val="1"/>
-          <w:szCs w:val="19"/>
-        </w:rPr>
-        <w:t>l</w:t>
-      </w:r>
-      <w:r>
-        <w:rPr>
-          <w:rFonts w:asciiTheme="minorHAnsi" w:eastAsia="Arial" w:hAnsiTheme="minorHAnsi" w:cs="Arial"/>
-          <w:szCs w:val="19"/>
-        </w:rPr>
-        <w:t>,</w:t>
-      </w:r>
-      <w:r>
-        <w:rPr>
-          <w:rFonts w:asciiTheme="minorHAnsi" w:eastAsia="Arial" w:hAnsiTheme="minorHAnsi" w:cs="Arial"/>
-          <w:spacing w:val="30"/>
-          <w:szCs w:val="19"/>
-        </w:rPr>
-        <w:t xml:space="preserve"> </w:t>
-      </w:r>
-      <w:r>
-        <w:rPr>
-          <w:rFonts w:asciiTheme="minorHAnsi" w:eastAsia="Arial" w:hAnsiTheme="minorHAnsi" w:cs="Arial"/>
-          <w:spacing w:val="1"/>
-          <w:szCs w:val="19"/>
-        </w:rPr>
-        <w:t>c</w:t>
-      </w:r>
-      <w:r>
-        <w:rPr>
-          <w:rFonts w:asciiTheme="minorHAnsi" w:eastAsia="Arial" w:hAnsiTheme="minorHAnsi" w:cs="Arial"/>
-          <w:szCs w:val="19"/>
-        </w:rPr>
-        <w:t>u</w:t>
-      </w:r>
-      <w:r>
-        <w:rPr>
-          <w:rFonts w:asciiTheme="minorHAnsi" w:eastAsia="Arial" w:hAnsiTheme="minorHAnsi" w:cs="Arial"/>
-          <w:spacing w:val="-1"/>
-          <w:szCs w:val="19"/>
-        </w:rPr>
-        <w:t>l</w:t>
-      </w:r>
-      <w:r>
-        <w:rPr>
-          <w:rFonts w:asciiTheme="minorHAnsi" w:eastAsia="Arial" w:hAnsiTheme="minorHAnsi" w:cs="Arial"/>
-          <w:szCs w:val="19"/>
-        </w:rPr>
-        <w:t>tu</w:t>
-      </w:r>
-      <w:r>
-        <w:rPr>
-          <w:rFonts w:asciiTheme="minorHAnsi" w:eastAsia="Arial" w:hAnsiTheme="minorHAnsi" w:cs="Arial"/>
-          <w:spacing w:val="1"/>
-          <w:szCs w:val="19"/>
-        </w:rPr>
-        <w:t>r</w:t>
-      </w:r>
-      <w:r>
-        <w:rPr>
-          <w:rFonts w:asciiTheme="minorHAnsi" w:eastAsia="Arial" w:hAnsiTheme="minorHAnsi" w:cs="Arial"/>
-          <w:spacing w:val="2"/>
-          <w:szCs w:val="19"/>
-        </w:rPr>
-        <w:t>a</w:t>
-      </w:r>
-      <w:r>
-        <w:rPr>
-          <w:rFonts w:asciiTheme="minorHAnsi" w:eastAsia="Arial" w:hAnsiTheme="minorHAnsi" w:cs="Arial"/>
-          <w:szCs w:val="19"/>
-        </w:rPr>
-        <w:t>l</w:t>
-      </w:r>
-      <w:r>
-        <w:rPr>
-          <w:rFonts w:asciiTheme="minorHAnsi" w:eastAsia="Arial" w:hAnsiTheme="minorHAnsi" w:cs="Arial"/>
-          <w:spacing w:val="28"/>
-          <w:szCs w:val="19"/>
-        </w:rPr>
-        <w:t xml:space="preserve"> </w:t>
-      </w:r>
-      <w:r>
-        <w:rPr>
-          <w:rFonts w:asciiTheme="minorHAnsi" w:eastAsia="Arial" w:hAnsiTheme="minorHAnsi" w:cs="Arial"/>
-          <w:szCs w:val="19"/>
-        </w:rPr>
-        <w:t>a</w:t>
-      </w:r>
-      <w:r>
-        <w:rPr>
-          <w:rFonts w:asciiTheme="minorHAnsi" w:eastAsia="Arial" w:hAnsiTheme="minorHAnsi" w:cs="Arial"/>
-          <w:spacing w:val="2"/>
-          <w:szCs w:val="19"/>
-        </w:rPr>
-        <w:t>n</w:t>
-      </w:r>
-      <w:r>
-        <w:rPr>
-          <w:rFonts w:asciiTheme="minorHAnsi" w:eastAsia="Arial" w:hAnsiTheme="minorHAnsi" w:cs="Arial"/>
-          <w:szCs w:val="19"/>
-        </w:rPr>
-        <w:t>d</w:t>
-      </w:r>
-      <w:r>
-        <w:rPr>
-          <w:rFonts w:asciiTheme="minorHAnsi" w:eastAsia="Arial" w:hAnsiTheme="minorHAnsi" w:cs="Arial"/>
-          <w:spacing w:val="32"/>
-          <w:szCs w:val="19"/>
-        </w:rPr>
-        <w:t xml:space="preserve"> </w:t>
-      </w:r>
-      <w:r>
-        <w:rPr>
-          <w:rFonts w:asciiTheme="minorHAnsi" w:eastAsia="Arial" w:hAnsiTheme="minorHAnsi" w:cs="Arial"/>
-          <w:szCs w:val="19"/>
-        </w:rPr>
-        <w:t>e</w:t>
-      </w:r>
-      <w:r>
-        <w:rPr>
-          <w:rFonts w:asciiTheme="minorHAnsi" w:eastAsia="Arial" w:hAnsiTheme="minorHAnsi" w:cs="Arial"/>
-          <w:spacing w:val="4"/>
-          <w:szCs w:val="19"/>
-        </w:rPr>
-        <w:t>m</w:t>
-      </w:r>
-      <w:r>
-        <w:rPr>
-          <w:rFonts w:asciiTheme="minorHAnsi" w:eastAsia="Arial" w:hAnsiTheme="minorHAnsi" w:cs="Arial"/>
-          <w:szCs w:val="19"/>
-        </w:rPr>
-        <w:t>ot</w:t>
-      </w:r>
-      <w:r>
-        <w:rPr>
-          <w:rFonts w:asciiTheme="minorHAnsi" w:eastAsia="Arial" w:hAnsiTheme="minorHAnsi" w:cs="Arial"/>
-          <w:spacing w:val="-1"/>
-          <w:szCs w:val="19"/>
-        </w:rPr>
-        <w:t>i</w:t>
-      </w:r>
-      <w:r>
-        <w:rPr>
-          <w:rFonts w:asciiTheme="minorHAnsi" w:eastAsia="Arial" w:hAnsiTheme="minorHAnsi" w:cs="Arial"/>
-          <w:szCs w:val="19"/>
-        </w:rPr>
-        <w:t>o</w:t>
-      </w:r>
-      <w:r>
-        <w:rPr>
-          <w:rFonts w:asciiTheme="minorHAnsi" w:eastAsia="Arial" w:hAnsiTheme="minorHAnsi" w:cs="Arial"/>
-          <w:spacing w:val="2"/>
-          <w:szCs w:val="19"/>
-        </w:rPr>
-        <w:t>n</w:t>
-      </w:r>
-      <w:r>
-        <w:rPr>
-          <w:rFonts w:asciiTheme="minorHAnsi" w:eastAsia="Arial" w:hAnsiTheme="minorHAnsi" w:cs="Arial"/>
-          <w:szCs w:val="19"/>
-        </w:rPr>
-        <w:t>al</w:t>
-      </w:r>
-      <w:r>
-        <w:rPr>
-          <w:rFonts w:asciiTheme="minorHAnsi" w:eastAsia="Arial" w:hAnsiTheme="minorHAnsi" w:cs="Arial"/>
-          <w:spacing w:val="29"/>
-          <w:szCs w:val="19"/>
-        </w:rPr>
-        <w:t xml:space="preserve"> </w:t>
-      </w:r>
-      <w:r>
-        <w:rPr>
-          <w:rFonts w:asciiTheme="minorHAnsi" w:eastAsia="Arial" w:hAnsiTheme="minorHAnsi" w:cs="Arial"/>
-          <w:spacing w:val="-2"/>
-          <w:szCs w:val="19"/>
-        </w:rPr>
-        <w:t>w</w:t>
-      </w:r>
-      <w:r>
-        <w:rPr>
-          <w:rFonts w:asciiTheme="minorHAnsi" w:eastAsia="Arial" w:hAnsiTheme="minorHAnsi" w:cs="Arial"/>
-          <w:spacing w:val="2"/>
-          <w:szCs w:val="19"/>
-        </w:rPr>
-        <w:t>e</w:t>
-      </w:r>
-      <w:r>
-        <w:rPr>
-          <w:rFonts w:asciiTheme="minorHAnsi" w:eastAsia="Arial" w:hAnsiTheme="minorHAnsi" w:cs="Arial"/>
-          <w:spacing w:val="-1"/>
-          <w:szCs w:val="19"/>
-        </w:rPr>
-        <w:t>l</w:t>
-      </w:r>
-      <w:r>
-        <w:rPr>
-          <w:rFonts w:asciiTheme="minorHAnsi" w:eastAsia="Arial" w:hAnsiTheme="minorHAnsi" w:cs="Arial"/>
-          <w:szCs w:val="19"/>
-        </w:rPr>
-        <w:t>l</w:t>
-      </w:r>
-      <w:r>
-        <w:rPr>
-          <w:rFonts w:asciiTheme="minorHAnsi" w:eastAsia="Arial" w:hAnsiTheme="minorHAnsi" w:cs="Arial"/>
-          <w:spacing w:val="31"/>
-          <w:szCs w:val="19"/>
-        </w:rPr>
-        <w:t>-</w:t>
-      </w:r>
-      <w:r>
-        <w:rPr>
-          <w:rFonts w:asciiTheme="minorHAnsi" w:eastAsia="Arial" w:hAnsiTheme="minorHAnsi" w:cs="Arial"/>
-          <w:spacing w:val="2"/>
-          <w:szCs w:val="19"/>
-        </w:rPr>
-        <w:t>b</w:t>
-      </w:r>
-      <w:r>
-        <w:rPr>
-          <w:rFonts w:asciiTheme="minorHAnsi" w:eastAsia="Arial" w:hAnsiTheme="minorHAnsi" w:cs="Arial"/>
-          <w:szCs w:val="19"/>
-        </w:rPr>
-        <w:t>e</w:t>
-      </w:r>
-      <w:r>
-        <w:rPr>
-          <w:rFonts w:asciiTheme="minorHAnsi" w:eastAsia="Arial" w:hAnsiTheme="minorHAnsi" w:cs="Arial"/>
-          <w:spacing w:val="1"/>
-          <w:szCs w:val="19"/>
-        </w:rPr>
-        <w:t>i</w:t>
-      </w:r>
-      <w:r>
-        <w:rPr>
-          <w:rFonts w:asciiTheme="minorHAnsi" w:eastAsia="Arial" w:hAnsiTheme="minorHAnsi" w:cs="Arial"/>
-          <w:szCs w:val="19"/>
-        </w:rPr>
-        <w:t>ng</w:t>
-      </w:r>
-      <w:r>
-        <w:rPr>
-          <w:rFonts w:asciiTheme="minorHAnsi" w:eastAsia="Arial" w:hAnsiTheme="minorHAnsi" w:cs="Arial"/>
-          <w:spacing w:val="31"/>
-          <w:szCs w:val="19"/>
-        </w:rPr>
-        <w:t xml:space="preserve"> </w:t>
-      </w:r>
-      <w:r>
-        <w:rPr>
-          <w:rFonts w:asciiTheme="minorHAnsi" w:eastAsia="Arial" w:hAnsiTheme="minorHAnsi" w:cs="Arial"/>
-          <w:szCs w:val="19"/>
-        </w:rPr>
-        <w:t>a</w:t>
-      </w:r>
-      <w:r>
-        <w:rPr>
-          <w:rFonts w:asciiTheme="minorHAnsi" w:eastAsia="Arial" w:hAnsiTheme="minorHAnsi" w:cs="Arial"/>
-          <w:spacing w:val="2"/>
-          <w:szCs w:val="19"/>
-        </w:rPr>
-        <w:t>n</w:t>
-      </w:r>
-      <w:r>
-        <w:rPr>
-          <w:rFonts w:asciiTheme="minorHAnsi" w:eastAsia="Arial" w:hAnsiTheme="minorHAnsi" w:cs="Arial"/>
-          <w:szCs w:val="19"/>
-        </w:rPr>
-        <w:t>d</w:t>
-      </w:r>
-      <w:r>
-        <w:rPr>
-          <w:rFonts w:asciiTheme="minorHAnsi" w:eastAsia="Arial" w:hAnsiTheme="minorHAnsi" w:cs="Arial"/>
-          <w:spacing w:val="32"/>
-          <w:szCs w:val="19"/>
-        </w:rPr>
-        <w:t xml:space="preserve"> </w:t>
-      </w:r>
-      <w:r>
-        <w:rPr>
-          <w:rFonts w:asciiTheme="minorHAnsi" w:eastAsia="Arial" w:hAnsiTheme="minorHAnsi" w:cs="Arial"/>
-          <w:spacing w:val="1"/>
-          <w:szCs w:val="19"/>
-        </w:rPr>
-        <w:t>s</w:t>
-      </w:r>
-      <w:r>
-        <w:rPr>
-          <w:rFonts w:asciiTheme="minorHAnsi" w:eastAsia="Arial" w:hAnsiTheme="minorHAnsi" w:cs="Arial"/>
-          <w:szCs w:val="19"/>
-        </w:rPr>
-        <w:t>a</w:t>
-      </w:r>
-      <w:r>
-        <w:rPr>
-          <w:rFonts w:asciiTheme="minorHAnsi" w:eastAsia="Arial" w:hAnsiTheme="minorHAnsi" w:cs="Arial"/>
-          <w:spacing w:val="2"/>
-          <w:szCs w:val="19"/>
-        </w:rPr>
-        <w:t>f</w:t>
-      </w:r>
-      <w:r>
-        <w:rPr>
-          <w:rFonts w:asciiTheme="minorHAnsi" w:eastAsia="Arial" w:hAnsiTheme="minorHAnsi" w:cs="Arial"/>
-          <w:szCs w:val="19"/>
-        </w:rPr>
-        <w:t>e</w:t>
-      </w:r>
-      <w:r>
-        <w:rPr>
-          <w:rFonts w:asciiTheme="minorHAnsi" w:eastAsia="Arial" w:hAnsiTheme="minorHAnsi" w:cs="Arial"/>
-          <w:spacing w:val="2"/>
-          <w:szCs w:val="19"/>
-        </w:rPr>
-        <w:t>t</w:t>
-      </w:r>
-      <w:r>
-        <w:rPr>
-          <w:rFonts w:asciiTheme="minorHAnsi" w:eastAsia="Arial" w:hAnsiTheme="minorHAnsi" w:cs="Arial"/>
-          <w:szCs w:val="19"/>
-        </w:rPr>
-        <w:t>y</w:t>
-      </w:r>
-      <w:r>
-        <w:rPr>
-          <w:rFonts w:asciiTheme="minorHAnsi" w:eastAsia="Arial" w:hAnsiTheme="minorHAnsi" w:cs="Arial"/>
-          <w:spacing w:val="24"/>
-          <w:szCs w:val="19"/>
-        </w:rPr>
-        <w:t xml:space="preserve"> </w:t>
-      </w:r>
-      <w:r>
-        <w:rPr>
-          <w:rFonts w:asciiTheme="minorHAnsi" w:eastAsia="Arial" w:hAnsiTheme="minorHAnsi" w:cs="Arial"/>
-          <w:szCs w:val="19"/>
-        </w:rPr>
-        <w:t>of</w:t>
-      </w:r>
-      <w:r>
-        <w:rPr>
-          <w:rFonts w:asciiTheme="minorHAnsi" w:eastAsia="Arial" w:hAnsiTheme="minorHAnsi" w:cs="Arial"/>
-          <w:spacing w:val="37"/>
-          <w:szCs w:val="19"/>
-        </w:rPr>
-        <w:t xml:space="preserve"> </w:t>
-      </w:r>
-      <w:r>
-        <w:rPr>
-          <w:rFonts w:asciiTheme="minorHAnsi" w:eastAsia="Arial" w:hAnsiTheme="minorHAnsi" w:cs="Arial"/>
-          <w:spacing w:val="1"/>
-          <w:szCs w:val="19"/>
-        </w:rPr>
-        <w:t>s</w:t>
-      </w:r>
-      <w:r>
-        <w:rPr>
-          <w:rFonts w:asciiTheme="minorHAnsi" w:eastAsia="Arial" w:hAnsiTheme="minorHAnsi" w:cs="Arial"/>
-          <w:szCs w:val="19"/>
-        </w:rPr>
-        <w:t>tude</w:t>
-      </w:r>
-      <w:r>
-        <w:rPr>
-          <w:rFonts w:asciiTheme="minorHAnsi" w:eastAsia="Arial" w:hAnsiTheme="minorHAnsi" w:cs="Arial"/>
-          <w:spacing w:val="2"/>
-          <w:szCs w:val="19"/>
-        </w:rPr>
-        <w:t>n</w:t>
-      </w:r>
-      <w:r>
-        <w:rPr>
-          <w:rFonts w:asciiTheme="minorHAnsi" w:eastAsia="Arial" w:hAnsiTheme="minorHAnsi" w:cs="Arial"/>
-          <w:szCs w:val="19"/>
-        </w:rPr>
-        <w:t>ts</w:t>
-      </w:r>
-      <w:r>
-        <w:rPr>
-          <w:rFonts w:asciiTheme="minorHAnsi" w:eastAsia="Arial" w:hAnsiTheme="minorHAnsi" w:cs="Arial"/>
-          <w:spacing w:val="30"/>
-          <w:szCs w:val="19"/>
-        </w:rPr>
-        <w:t xml:space="preserve"> </w:t>
-      </w:r>
-      <w:r>
-        <w:rPr>
-          <w:rFonts w:asciiTheme="minorHAnsi" w:eastAsia="Arial" w:hAnsiTheme="minorHAnsi" w:cs="Arial"/>
-          <w:szCs w:val="19"/>
-        </w:rPr>
-        <w:t>wh</w:t>
-      </w:r>
-      <w:r>
-        <w:rPr>
-          <w:rFonts w:asciiTheme="minorHAnsi" w:eastAsia="Arial" w:hAnsiTheme="minorHAnsi" w:cs="Arial"/>
-          <w:spacing w:val="1"/>
-          <w:szCs w:val="19"/>
-        </w:rPr>
-        <w:t>i</w:t>
-      </w:r>
-      <w:r>
-        <w:rPr>
-          <w:rFonts w:asciiTheme="minorHAnsi" w:eastAsia="Arial" w:hAnsiTheme="minorHAnsi" w:cs="Arial"/>
-          <w:spacing w:val="-1"/>
-          <w:szCs w:val="19"/>
-        </w:rPr>
-        <w:t>l</w:t>
-      </w:r>
-      <w:r>
-        <w:rPr>
-          <w:rFonts w:asciiTheme="minorHAnsi" w:eastAsia="Arial" w:hAnsiTheme="minorHAnsi" w:cs="Arial"/>
-          <w:spacing w:val="1"/>
-          <w:szCs w:val="19"/>
-        </w:rPr>
-        <w:t>s</w:t>
-      </w:r>
-      <w:r>
-        <w:rPr>
-          <w:rFonts w:asciiTheme="minorHAnsi" w:eastAsia="Arial" w:hAnsiTheme="minorHAnsi" w:cs="Arial"/>
-          <w:szCs w:val="19"/>
-        </w:rPr>
-        <w:t>t</w:t>
-      </w:r>
-      <w:r>
-        <w:rPr>
-          <w:rFonts w:asciiTheme="minorHAnsi" w:eastAsia="Arial" w:hAnsiTheme="minorHAnsi" w:cs="Arial"/>
-          <w:spacing w:val="30"/>
-          <w:szCs w:val="19"/>
-        </w:rPr>
-        <w:t xml:space="preserve"> </w:t>
-      </w:r>
-      <w:r>
-        <w:rPr>
-          <w:rFonts w:asciiTheme="minorHAnsi" w:eastAsia="Arial" w:hAnsiTheme="minorHAnsi" w:cs="Arial"/>
-          <w:szCs w:val="19"/>
-        </w:rPr>
-        <w:t xml:space="preserve">at </w:t>
-      </w:r>
-      <w:r>
-        <w:rPr>
-          <w:rFonts w:asciiTheme="minorHAnsi" w:eastAsia="Arial" w:hAnsiTheme="minorHAnsi" w:cs="Arial"/>
-          <w:spacing w:val="1"/>
-          <w:szCs w:val="19"/>
-        </w:rPr>
-        <w:t>sc</w:t>
-      </w:r>
-      <w:r>
-        <w:rPr>
-          <w:rFonts w:asciiTheme="minorHAnsi" w:eastAsia="Arial" w:hAnsiTheme="minorHAnsi" w:cs="Arial"/>
-          <w:szCs w:val="19"/>
-        </w:rPr>
-        <w:t xml:space="preserve">hool. </w:t>
+          <w:rFonts w:asciiTheme="minorHAnsi" w:hAnsiTheme="minorHAnsi" w:cs="Arial"/>
+          <w:sz w:val="18"/>
+          <w:szCs w:val="18"/>
+          <w:lang w:val="en-GB"/>
+        </w:rPr>
+        <w:t>Provide initial contact and resolution of software and hardware problems ensuring that computing laboratories are operational and available.</w:t>
       </w:r>
     </w:p>
     <w:p>
@@ -4114,1547 +1798,74 @@
         <w:pStyle w:val="ListParagraph"/>
         <w:numPr>
           <w:ilvl w:val="0"/>
-          <w:numId w:val="19"/>
+          <w:numId w:val="22"/>
         </w:numPr>
         <w:spacing w:after="0" w:line="240" w:lineRule="auto"/>
-        <w:ind w:left="360"/>
         <w:contextualSpacing/>
-        <w:mirrorIndents/>
         <w:jc w:val="both"/>
         <w:rPr>
-          <w:rFonts w:asciiTheme="minorHAnsi" w:eastAsia="Arial" w:hAnsiTheme="minorHAnsi" w:cs="Arial"/>
-          <w:szCs w:val="19"/>
+          <w:rFonts w:asciiTheme="minorHAnsi" w:eastAsia="Calibri" w:hAnsiTheme="minorHAnsi" w:cs="Arial"/>
+          <w:sz w:val="18"/>
+          <w:szCs w:val="18"/>
+          <w:lang w:eastAsia="en-US"/>
         </w:rPr>
       </w:pPr>
       <w:r>
         <w:rPr>
-          <w:rFonts w:asciiTheme="minorHAnsi" w:eastAsia="Arial" w:hAnsiTheme="minorHAnsi" w:cs="Arial"/>
-          <w:spacing w:val="-1"/>
-          <w:szCs w:val="19"/>
-        </w:rPr>
-        <w:t>Regularly a</w:t>
-      </w:r>
-      <w:r>
-        <w:rPr>
-          <w:rFonts w:asciiTheme="minorHAnsi" w:eastAsia="Arial" w:hAnsiTheme="minorHAnsi" w:cs="Arial"/>
-          <w:spacing w:val="1"/>
-          <w:szCs w:val="19"/>
-        </w:rPr>
-        <w:t>ss</w:t>
-      </w:r>
-      <w:r>
-        <w:rPr>
-          <w:rFonts w:asciiTheme="minorHAnsi" w:eastAsia="Arial" w:hAnsiTheme="minorHAnsi" w:cs="Arial"/>
-          <w:szCs w:val="19"/>
-        </w:rPr>
-        <w:t>e</w:t>
-      </w:r>
-      <w:r>
-        <w:rPr>
-          <w:rFonts w:asciiTheme="minorHAnsi" w:eastAsia="Arial" w:hAnsiTheme="minorHAnsi" w:cs="Arial"/>
-          <w:spacing w:val="1"/>
-          <w:szCs w:val="19"/>
-        </w:rPr>
-        <w:t>s</w:t>
-      </w:r>
-      <w:r>
-        <w:rPr>
-          <w:rFonts w:asciiTheme="minorHAnsi" w:eastAsia="Arial" w:hAnsiTheme="minorHAnsi" w:cs="Arial"/>
-          <w:szCs w:val="19"/>
-        </w:rPr>
-        <w:t>s</w:t>
-      </w:r>
-      <w:r>
-        <w:rPr>
-          <w:rFonts w:asciiTheme="minorHAnsi" w:eastAsia="Arial" w:hAnsiTheme="minorHAnsi" w:cs="Arial"/>
-          <w:spacing w:val="-5"/>
-          <w:szCs w:val="19"/>
-        </w:rPr>
-        <w:t xml:space="preserve"> </w:t>
-      </w:r>
-      <w:r>
-        <w:rPr>
-          <w:rFonts w:asciiTheme="minorHAnsi" w:eastAsia="Arial" w:hAnsiTheme="minorHAnsi" w:cs="Arial"/>
-          <w:spacing w:val="1"/>
-          <w:szCs w:val="19"/>
-        </w:rPr>
-        <w:t>s</w:t>
-      </w:r>
-      <w:r>
-        <w:rPr>
-          <w:rFonts w:asciiTheme="minorHAnsi" w:eastAsia="Arial" w:hAnsiTheme="minorHAnsi" w:cs="Arial"/>
-          <w:szCs w:val="19"/>
-        </w:rPr>
-        <w:t>tudents</w:t>
-      </w:r>
-      <w:r>
-        <w:rPr>
-          <w:rFonts w:asciiTheme="minorHAnsi" w:eastAsia="Arial" w:hAnsiTheme="minorHAnsi" w:cs="Arial"/>
-          <w:spacing w:val="-7"/>
-          <w:szCs w:val="19"/>
-        </w:rPr>
-        <w:t xml:space="preserve"> </w:t>
-      </w:r>
-      <w:r>
-        <w:rPr>
-          <w:rFonts w:asciiTheme="minorHAnsi" w:eastAsia="Arial" w:hAnsiTheme="minorHAnsi" w:cs="Arial"/>
-          <w:spacing w:val="1"/>
-          <w:szCs w:val="19"/>
-        </w:rPr>
-        <w:t>(</w:t>
-      </w:r>
-      <w:r>
-        <w:rPr>
-          <w:rFonts w:asciiTheme="minorHAnsi" w:eastAsia="Arial" w:hAnsiTheme="minorHAnsi" w:cs="Arial"/>
-          <w:spacing w:val="2"/>
-          <w:szCs w:val="19"/>
-        </w:rPr>
-        <w:t>d</w:t>
-      </w:r>
-      <w:r>
-        <w:rPr>
-          <w:rFonts w:asciiTheme="minorHAnsi" w:eastAsia="Arial" w:hAnsiTheme="minorHAnsi" w:cs="Arial"/>
-          <w:spacing w:val="-1"/>
-          <w:szCs w:val="19"/>
-        </w:rPr>
-        <w:t>i</w:t>
-      </w:r>
-      <w:r>
-        <w:rPr>
-          <w:rFonts w:asciiTheme="minorHAnsi" w:eastAsia="Arial" w:hAnsiTheme="minorHAnsi" w:cs="Arial"/>
-          <w:szCs w:val="19"/>
-        </w:rPr>
-        <w:t>a</w:t>
-      </w:r>
-      <w:r>
-        <w:rPr>
-          <w:rFonts w:asciiTheme="minorHAnsi" w:eastAsia="Arial" w:hAnsiTheme="minorHAnsi" w:cs="Arial"/>
-          <w:spacing w:val="2"/>
-          <w:szCs w:val="19"/>
-        </w:rPr>
-        <w:t>g</w:t>
-      </w:r>
-      <w:r>
-        <w:rPr>
-          <w:rFonts w:asciiTheme="minorHAnsi" w:eastAsia="Arial" w:hAnsiTheme="minorHAnsi" w:cs="Arial"/>
-          <w:szCs w:val="19"/>
-        </w:rPr>
-        <w:t>no</w:t>
-      </w:r>
-      <w:r>
-        <w:rPr>
-          <w:rFonts w:asciiTheme="minorHAnsi" w:eastAsia="Arial" w:hAnsiTheme="minorHAnsi" w:cs="Arial"/>
-          <w:spacing w:val="1"/>
-          <w:szCs w:val="19"/>
-        </w:rPr>
-        <w:t>s</w:t>
-      </w:r>
-      <w:r>
-        <w:rPr>
-          <w:rFonts w:asciiTheme="minorHAnsi" w:eastAsia="Arial" w:hAnsiTheme="minorHAnsi" w:cs="Arial"/>
-          <w:szCs w:val="19"/>
-        </w:rPr>
-        <w:t>t</w:t>
-      </w:r>
-      <w:r>
-        <w:rPr>
-          <w:rFonts w:asciiTheme="minorHAnsi" w:eastAsia="Arial" w:hAnsiTheme="minorHAnsi" w:cs="Arial"/>
-          <w:spacing w:val="1"/>
-          <w:szCs w:val="19"/>
-        </w:rPr>
-        <w:t>ic</w:t>
-      </w:r>
-      <w:r>
-        <w:rPr>
-          <w:rFonts w:asciiTheme="minorHAnsi" w:eastAsia="Arial" w:hAnsiTheme="minorHAnsi" w:cs="Arial"/>
-          <w:szCs w:val="19"/>
-        </w:rPr>
-        <w:t>,</w:t>
-      </w:r>
-      <w:r>
-        <w:rPr>
-          <w:rFonts w:asciiTheme="minorHAnsi" w:eastAsia="Arial" w:hAnsiTheme="minorHAnsi" w:cs="Arial"/>
-          <w:spacing w:val="-10"/>
-          <w:szCs w:val="19"/>
-        </w:rPr>
-        <w:t xml:space="preserve"> </w:t>
-      </w:r>
-      <w:r>
-        <w:rPr>
-          <w:rFonts w:asciiTheme="minorHAnsi" w:eastAsia="Arial" w:hAnsiTheme="minorHAnsi" w:cs="Arial"/>
-          <w:spacing w:val="2"/>
-          <w:szCs w:val="19"/>
-        </w:rPr>
-        <w:t>f</w:t>
-      </w:r>
-      <w:r>
-        <w:rPr>
-          <w:rFonts w:asciiTheme="minorHAnsi" w:eastAsia="Arial" w:hAnsiTheme="minorHAnsi" w:cs="Arial"/>
-          <w:szCs w:val="19"/>
-        </w:rPr>
-        <w:t>o</w:t>
-      </w:r>
-      <w:r>
-        <w:rPr>
-          <w:rFonts w:asciiTheme="minorHAnsi" w:eastAsia="Arial" w:hAnsiTheme="minorHAnsi" w:cs="Arial"/>
-          <w:spacing w:val="-2"/>
-          <w:szCs w:val="19"/>
-        </w:rPr>
-        <w:t>r</w:t>
-      </w:r>
-      <w:r>
-        <w:rPr>
-          <w:rFonts w:asciiTheme="minorHAnsi" w:eastAsia="Arial" w:hAnsiTheme="minorHAnsi" w:cs="Arial"/>
-          <w:spacing w:val="4"/>
-          <w:szCs w:val="19"/>
-        </w:rPr>
-        <w:t>m</w:t>
-      </w:r>
-      <w:r>
-        <w:rPr>
-          <w:rFonts w:asciiTheme="minorHAnsi" w:eastAsia="Arial" w:hAnsiTheme="minorHAnsi" w:cs="Arial"/>
-          <w:szCs w:val="19"/>
-        </w:rPr>
-        <w:t>at</w:t>
-      </w:r>
-      <w:r>
-        <w:rPr>
-          <w:rFonts w:asciiTheme="minorHAnsi" w:eastAsia="Arial" w:hAnsiTheme="minorHAnsi" w:cs="Arial"/>
-          <w:spacing w:val="-1"/>
-          <w:szCs w:val="19"/>
-        </w:rPr>
-        <w:t>iv</w:t>
-      </w:r>
-      <w:r>
-        <w:rPr>
-          <w:rFonts w:asciiTheme="minorHAnsi" w:eastAsia="Arial" w:hAnsiTheme="minorHAnsi" w:cs="Arial"/>
-          <w:szCs w:val="19"/>
-        </w:rPr>
-        <w:t>e</w:t>
-      </w:r>
-      <w:r>
-        <w:rPr>
-          <w:rFonts w:asciiTheme="minorHAnsi" w:eastAsia="Arial" w:hAnsiTheme="minorHAnsi" w:cs="Arial"/>
-          <w:spacing w:val="-9"/>
-          <w:szCs w:val="19"/>
-        </w:rPr>
-        <w:t xml:space="preserve"> </w:t>
-      </w:r>
-      <w:r>
-        <w:rPr>
-          <w:rFonts w:asciiTheme="minorHAnsi" w:eastAsia="Arial" w:hAnsiTheme="minorHAnsi" w:cs="Arial"/>
-          <w:spacing w:val="2"/>
-          <w:szCs w:val="19"/>
-        </w:rPr>
-        <w:t>a</w:t>
-      </w:r>
-      <w:r>
-        <w:rPr>
-          <w:rFonts w:asciiTheme="minorHAnsi" w:eastAsia="Arial" w:hAnsiTheme="minorHAnsi" w:cs="Arial"/>
-          <w:szCs w:val="19"/>
-        </w:rPr>
-        <w:t>nd</w:t>
-      </w:r>
-      <w:r>
-        <w:rPr>
-          <w:rFonts w:asciiTheme="minorHAnsi" w:eastAsia="Arial" w:hAnsiTheme="minorHAnsi" w:cs="Arial"/>
-          <w:spacing w:val="-4"/>
-          <w:szCs w:val="19"/>
-        </w:rPr>
-        <w:t xml:space="preserve"> </w:t>
-      </w:r>
-      <w:r>
-        <w:rPr>
-          <w:rFonts w:asciiTheme="minorHAnsi" w:eastAsia="Arial" w:hAnsiTheme="minorHAnsi" w:cs="Arial"/>
-          <w:spacing w:val="1"/>
-          <w:szCs w:val="19"/>
-        </w:rPr>
-        <w:t>s</w:t>
-      </w:r>
-      <w:r>
-        <w:rPr>
-          <w:rFonts w:asciiTheme="minorHAnsi" w:eastAsia="Arial" w:hAnsiTheme="minorHAnsi" w:cs="Arial"/>
-          <w:szCs w:val="19"/>
-        </w:rPr>
-        <w:t>u</w:t>
-      </w:r>
-      <w:r>
-        <w:rPr>
-          <w:rFonts w:asciiTheme="minorHAnsi" w:eastAsia="Arial" w:hAnsiTheme="minorHAnsi" w:cs="Arial"/>
-          <w:spacing w:val="2"/>
-          <w:szCs w:val="19"/>
-        </w:rPr>
-        <w:t>m</w:t>
-      </w:r>
-      <w:r>
-        <w:rPr>
-          <w:rFonts w:asciiTheme="minorHAnsi" w:eastAsia="Arial" w:hAnsiTheme="minorHAnsi" w:cs="Arial"/>
-          <w:spacing w:val="4"/>
-          <w:szCs w:val="19"/>
-        </w:rPr>
-        <w:t>m</w:t>
-      </w:r>
-      <w:r>
-        <w:rPr>
-          <w:rFonts w:asciiTheme="minorHAnsi" w:eastAsia="Arial" w:hAnsiTheme="minorHAnsi" w:cs="Arial"/>
-          <w:szCs w:val="19"/>
-        </w:rPr>
-        <w:t>at</w:t>
-      </w:r>
-      <w:r>
-        <w:rPr>
-          <w:rFonts w:asciiTheme="minorHAnsi" w:eastAsia="Arial" w:hAnsiTheme="minorHAnsi" w:cs="Arial"/>
-          <w:spacing w:val="-1"/>
-          <w:szCs w:val="19"/>
-        </w:rPr>
-        <w:t>iv</w:t>
-      </w:r>
-      <w:r>
-        <w:rPr>
-          <w:rFonts w:asciiTheme="minorHAnsi" w:eastAsia="Arial" w:hAnsiTheme="minorHAnsi" w:cs="Arial"/>
-          <w:spacing w:val="2"/>
-          <w:szCs w:val="19"/>
-        </w:rPr>
-        <w:t>e</w:t>
-      </w:r>
-      <w:r>
-        <w:rPr>
-          <w:rFonts w:asciiTheme="minorHAnsi" w:eastAsia="Arial" w:hAnsiTheme="minorHAnsi" w:cs="Arial"/>
-          <w:szCs w:val="19"/>
-        </w:rPr>
-        <w:t>)</w:t>
-      </w:r>
-      <w:r>
-        <w:rPr>
-          <w:rFonts w:asciiTheme="minorHAnsi" w:eastAsia="Arial" w:hAnsiTheme="minorHAnsi" w:cs="Arial"/>
-          <w:spacing w:val="-9"/>
-          <w:szCs w:val="19"/>
-        </w:rPr>
-        <w:t xml:space="preserve"> </w:t>
-      </w:r>
-      <w:r>
-        <w:rPr>
-          <w:rFonts w:asciiTheme="minorHAnsi" w:eastAsia="Arial" w:hAnsiTheme="minorHAnsi" w:cs="Arial"/>
-          <w:spacing w:val="2"/>
-          <w:szCs w:val="19"/>
-        </w:rPr>
-        <w:t>f</w:t>
-      </w:r>
-      <w:r>
-        <w:rPr>
-          <w:rFonts w:asciiTheme="minorHAnsi" w:eastAsia="Arial" w:hAnsiTheme="minorHAnsi" w:cs="Arial"/>
-          <w:szCs w:val="19"/>
-        </w:rPr>
-        <w:t>or</w:t>
-      </w:r>
-      <w:r>
-        <w:rPr>
-          <w:rFonts w:asciiTheme="minorHAnsi" w:eastAsia="Arial" w:hAnsiTheme="minorHAnsi" w:cs="Arial"/>
-          <w:spacing w:val="-1"/>
-          <w:szCs w:val="19"/>
-        </w:rPr>
-        <w:t xml:space="preserve"> </w:t>
-      </w:r>
-      <w:r>
-        <w:rPr>
-          <w:rFonts w:asciiTheme="minorHAnsi" w:eastAsia="Arial" w:hAnsiTheme="minorHAnsi" w:cs="Arial"/>
-          <w:szCs w:val="19"/>
-        </w:rPr>
-        <w:t>de</w:t>
-      </w:r>
-      <w:r>
-        <w:rPr>
-          <w:rFonts w:asciiTheme="minorHAnsi" w:eastAsia="Arial" w:hAnsiTheme="minorHAnsi" w:cs="Arial"/>
-          <w:spacing w:val="-1"/>
-          <w:szCs w:val="19"/>
-        </w:rPr>
-        <w:t>v</w:t>
-      </w:r>
-      <w:r>
-        <w:rPr>
-          <w:rFonts w:asciiTheme="minorHAnsi" w:eastAsia="Arial" w:hAnsiTheme="minorHAnsi" w:cs="Arial"/>
-          <w:spacing w:val="2"/>
-          <w:szCs w:val="19"/>
-        </w:rPr>
-        <w:t>e</w:t>
-      </w:r>
-      <w:r>
-        <w:rPr>
-          <w:rFonts w:asciiTheme="minorHAnsi" w:eastAsia="Arial" w:hAnsiTheme="minorHAnsi" w:cs="Arial"/>
-          <w:spacing w:val="-1"/>
-          <w:szCs w:val="19"/>
-        </w:rPr>
-        <w:t>l</w:t>
-      </w:r>
-      <w:r>
-        <w:rPr>
-          <w:rFonts w:asciiTheme="minorHAnsi" w:eastAsia="Arial" w:hAnsiTheme="minorHAnsi" w:cs="Arial"/>
-          <w:szCs w:val="19"/>
-        </w:rPr>
-        <w:t>op</w:t>
-      </w:r>
-      <w:r>
-        <w:rPr>
-          <w:rFonts w:asciiTheme="minorHAnsi" w:eastAsia="Arial" w:hAnsiTheme="minorHAnsi" w:cs="Arial"/>
-          <w:spacing w:val="4"/>
-          <w:szCs w:val="19"/>
-        </w:rPr>
-        <w:t>m</w:t>
-      </w:r>
-      <w:r>
-        <w:rPr>
-          <w:rFonts w:asciiTheme="minorHAnsi" w:eastAsia="Arial" w:hAnsiTheme="minorHAnsi" w:cs="Arial"/>
-          <w:szCs w:val="19"/>
-        </w:rPr>
-        <w:t>enta</w:t>
-      </w:r>
-      <w:r>
-        <w:rPr>
-          <w:rFonts w:asciiTheme="minorHAnsi" w:eastAsia="Arial" w:hAnsiTheme="minorHAnsi" w:cs="Arial"/>
-          <w:spacing w:val="1"/>
-          <w:szCs w:val="19"/>
-        </w:rPr>
-        <w:t>l</w:t>
-      </w:r>
-      <w:r>
-        <w:rPr>
-          <w:rFonts w:asciiTheme="minorHAnsi" w:eastAsia="Arial" w:hAnsiTheme="minorHAnsi" w:cs="Arial"/>
-          <w:szCs w:val="19"/>
-        </w:rPr>
-        <w:t>,</w:t>
-      </w:r>
-      <w:r>
-        <w:rPr>
-          <w:rFonts w:asciiTheme="minorHAnsi" w:eastAsia="Arial" w:hAnsiTheme="minorHAnsi" w:cs="Arial"/>
-          <w:spacing w:val="-14"/>
-          <w:szCs w:val="19"/>
-        </w:rPr>
-        <w:t xml:space="preserve"> </w:t>
-      </w:r>
-      <w:r>
-        <w:rPr>
-          <w:rFonts w:asciiTheme="minorHAnsi" w:eastAsia="Arial" w:hAnsiTheme="minorHAnsi" w:cs="Arial"/>
-          <w:spacing w:val="2"/>
-          <w:szCs w:val="19"/>
-        </w:rPr>
-        <w:t>f</w:t>
-      </w:r>
-      <w:r>
-        <w:rPr>
-          <w:rFonts w:asciiTheme="minorHAnsi" w:eastAsia="Arial" w:hAnsiTheme="minorHAnsi" w:cs="Arial"/>
-          <w:szCs w:val="19"/>
-        </w:rPr>
-        <w:t>eed</w:t>
-      </w:r>
-      <w:r>
-        <w:rPr>
-          <w:rFonts w:asciiTheme="minorHAnsi" w:eastAsia="Arial" w:hAnsiTheme="minorHAnsi" w:cs="Arial"/>
-          <w:spacing w:val="2"/>
-          <w:szCs w:val="19"/>
-        </w:rPr>
-        <w:t>ba</w:t>
-      </w:r>
-      <w:r>
-        <w:rPr>
-          <w:rFonts w:asciiTheme="minorHAnsi" w:eastAsia="Arial" w:hAnsiTheme="minorHAnsi" w:cs="Arial"/>
-          <w:spacing w:val="-1"/>
-          <w:szCs w:val="19"/>
-        </w:rPr>
-        <w:t>c</w:t>
-      </w:r>
-      <w:r>
-        <w:rPr>
-          <w:rFonts w:asciiTheme="minorHAnsi" w:eastAsia="Arial" w:hAnsiTheme="minorHAnsi" w:cs="Arial"/>
-          <w:szCs w:val="19"/>
-        </w:rPr>
-        <w:t>k</w:t>
-      </w:r>
-      <w:r>
-        <w:rPr>
-          <w:rFonts w:asciiTheme="minorHAnsi" w:eastAsia="Arial" w:hAnsiTheme="minorHAnsi" w:cs="Arial"/>
-          <w:spacing w:val="-5"/>
-          <w:szCs w:val="19"/>
-        </w:rPr>
-        <w:t xml:space="preserve"> </w:t>
-      </w:r>
-      <w:r>
-        <w:rPr>
-          <w:rFonts w:asciiTheme="minorHAnsi" w:eastAsia="Arial" w:hAnsiTheme="minorHAnsi" w:cs="Arial"/>
-          <w:szCs w:val="19"/>
-        </w:rPr>
-        <w:t>and</w:t>
-      </w:r>
-      <w:r>
-        <w:rPr>
-          <w:rFonts w:asciiTheme="minorHAnsi" w:eastAsia="Arial" w:hAnsiTheme="minorHAnsi" w:cs="Arial"/>
-          <w:spacing w:val="-4"/>
-          <w:szCs w:val="19"/>
-        </w:rPr>
-        <w:t xml:space="preserve"> </w:t>
-      </w:r>
-      <w:r>
-        <w:rPr>
-          <w:rFonts w:asciiTheme="minorHAnsi" w:eastAsia="Arial" w:hAnsiTheme="minorHAnsi" w:cs="Arial"/>
-          <w:spacing w:val="1"/>
-          <w:szCs w:val="19"/>
-        </w:rPr>
-        <w:t>r</w:t>
-      </w:r>
-      <w:r>
-        <w:rPr>
-          <w:rFonts w:asciiTheme="minorHAnsi" w:eastAsia="Arial" w:hAnsiTheme="minorHAnsi" w:cs="Arial"/>
-          <w:szCs w:val="19"/>
-        </w:rPr>
-        <w:t>epo</w:t>
-      </w:r>
-      <w:r>
-        <w:rPr>
-          <w:rFonts w:asciiTheme="minorHAnsi" w:eastAsia="Arial" w:hAnsiTheme="minorHAnsi" w:cs="Arial"/>
-          <w:spacing w:val="1"/>
-          <w:szCs w:val="19"/>
-        </w:rPr>
-        <w:t>r</w:t>
-      </w:r>
-      <w:r>
-        <w:rPr>
-          <w:rFonts w:asciiTheme="minorHAnsi" w:eastAsia="Arial" w:hAnsiTheme="minorHAnsi" w:cs="Arial"/>
-          <w:spacing w:val="2"/>
-          <w:szCs w:val="19"/>
-        </w:rPr>
-        <w:t>t</w:t>
-      </w:r>
-      <w:r>
-        <w:rPr>
-          <w:rFonts w:asciiTheme="minorHAnsi" w:eastAsia="Arial" w:hAnsiTheme="minorHAnsi" w:cs="Arial"/>
-          <w:spacing w:val="-1"/>
-          <w:szCs w:val="19"/>
-        </w:rPr>
-        <w:t>i</w:t>
-      </w:r>
-      <w:r>
-        <w:rPr>
-          <w:rFonts w:asciiTheme="minorHAnsi" w:eastAsia="Arial" w:hAnsiTheme="minorHAnsi" w:cs="Arial"/>
-          <w:spacing w:val="2"/>
-          <w:szCs w:val="19"/>
-        </w:rPr>
-        <w:t>n</w:t>
-      </w:r>
-      <w:r>
-        <w:rPr>
-          <w:rFonts w:asciiTheme="minorHAnsi" w:eastAsia="Arial" w:hAnsiTheme="minorHAnsi" w:cs="Arial"/>
-          <w:szCs w:val="19"/>
-        </w:rPr>
-        <w:t>g</w:t>
-      </w:r>
-      <w:r>
-        <w:rPr>
-          <w:rFonts w:asciiTheme="minorHAnsi" w:eastAsia="Arial" w:hAnsiTheme="minorHAnsi" w:cs="Arial"/>
-          <w:spacing w:val="-9"/>
-          <w:szCs w:val="19"/>
-        </w:rPr>
-        <w:t xml:space="preserve"> </w:t>
-      </w:r>
-      <w:r>
-        <w:rPr>
-          <w:rFonts w:asciiTheme="minorHAnsi" w:eastAsia="Arial" w:hAnsiTheme="minorHAnsi" w:cs="Arial"/>
-          <w:szCs w:val="19"/>
-        </w:rPr>
-        <w:t>pu</w:t>
-      </w:r>
-      <w:r>
-        <w:rPr>
-          <w:rFonts w:asciiTheme="minorHAnsi" w:eastAsia="Arial" w:hAnsiTheme="minorHAnsi" w:cs="Arial"/>
-          <w:spacing w:val="3"/>
-          <w:szCs w:val="19"/>
-        </w:rPr>
-        <w:t>r</w:t>
-      </w:r>
-      <w:r>
-        <w:rPr>
-          <w:rFonts w:asciiTheme="minorHAnsi" w:eastAsia="Arial" w:hAnsiTheme="minorHAnsi" w:cs="Arial"/>
-          <w:szCs w:val="19"/>
-        </w:rPr>
-        <w:t>po</w:t>
-      </w:r>
-      <w:r>
-        <w:rPr>
-          <w:rFonts w:asciiTheme="minorHAnsi" w:eastAsia="Arial" w:hAnsiTheme="minorHAnsi" w:cs="Arial"/>
-          <w:spacing w:val="1"/>
-          <w:szCs w:val="19"/>
-        </w:rPr>
-        <w:t>s</w:t>
-      </w:r>
-      <w:r>
-        <w:rPr>
-          <w:rFonts w:asciiTheme="minorHAnsi" w:eastAsia="Arial" w:hAnsiTheme="minorHAnsi" w:cs="Arial"/>
-          <w:szCs w:val="19"/>
-        </w:rPr>
-        <w:t>e</w:t>
-      </w:r>
-      <w:r>
-        <w:rPr>
-          <w:rFonts w:asciiTheme="minorHAnsi" w:eastAsia="Arial" w:hAnsiTheme="minorHAnsi" w:cs="Arial"/>
-          <w:spacing w:val="1"/>
-          <w:szCs w:val="19"/>
-        </w:rPr>
-        <w:t>s</w:t>
-      </w:r>
-      <w:r>
-        <w:rPr>
-          <w:rFonts w:asciiTheme="minorHAnsi" w:eastAsia="Arial" w:hAnsiTheme="minorHAnsi" w:cs="Arial"/>
-          <w:szCs w:val="19"/>
-        </w:rPr>
-        <w:t>.</w:t>
+          <w:rFonts w:asciiTheme="minorHAnsi" w:hAnsiTheme="minorHAnsi" w:cs="Arial"/>
+          <w:sz w:val="18"/>
+          <w:szCs w:val="18"/>
+          <w:lang w:val="en-GB"/>
+        </w:rPr>
+        <w:t>Provide general admin support when required including purchasing the schools computer equipment and software.</w:t>
       </w:r>
     </w:p>
     <w:p>
       <w:pPr>
-        <w:pStyle w:val="ListParagraph"/>
-        <w:numPr>
-          <w:ilvl w:val="0"/>
-          <w:numId w:val="19"/>
-        </w:numPr>
-        <w:tabs>
-          <w:tab w:val="left" w:pos="460"/>
-        </w:tabs>
-        <w:spacing w:after="0" w:line="240" w:lineRule="auto"/>
-        <w:ind w:left="360"/>
-        <w:contextualSpacing/>
-        <w:mirrorIndents/>
+        <w:pStyle w:val="Heading1"/>
+        <w:spacing w:before="120"/>
         <w:jc w:val="both"/>
         <w:rPr>
           <w:rFonts w:asciiTheme="minorHAnsi" w:hAnsiTheme="minorHAnsi"/>
-          <w:szCs w:val="19"/>
+          <w:sz w:val="18"/>
+          <w:szCs w:val="18"/>
         </w:rPr>
       </w:pPr>
       <w:r>
         <w:rPr>
-          <w:rFonts w:asciiTheme="minorHAnsi" w:eastAsia="Arial" w:hAnsiTheme="minorHAnsi" w:cs="Arial"/>
-          <w:szCs w:val="19"/>
-        </w:rPr>
-        <w:t>Ma</w:t>
-      </w:r>
-      <w:r>
-        <w:rPr>
-          <w:rFonts w:asciiTheme="minorHAnsi" w:eastAsia="Arial" w:hAnsiTheme="minorHAnsi" w:cs="Arial"/>
-          <w:spacing w:val="1"/>
-          <w:szCs w:val="19"/>
-        </w:rPr>
-        <w:t>i</w:t>
-      </w:r>
-      <w:r>
-        <w:rPr>
-          <w:rFonts w:asciiTheme="minorHAnsi" w:eastAsia="Arial" w:hAnsiTheme="minorHAnsi" w:cs="Arial"/>
-          <w:szCs w:val="19"/>
-        </w:rPr>
-        <w:t>nt</w:t>
-      </w:r>
-      <w:r>
-        <w:rPr>
-          <w:rFonts w:asciiTheme="minorHAnsi" w:eastAsia="Arial" w:hAnsiTheme="minorHAnsi" w:cs="Arial"/>
-          <w:spacing w:val="2"/>
-          <w:szCs w:val="19"/>
-        </w:rPr>
-        <w:t>a</w:t>
-      </w:r>
-      <w:r>
-        <w:rPr>
-          <w:rFonts w:asciiTheme="minorHAnsi" w:eastAsia="Arial" w:hAnsiTheme="minorHAnsi" w:cs="Arial"/>
-          <w:spacing w:val="-1"/>
-          <w:szCs w:val="19"/>
-        </w:rPr>
-        <w:t>i</w:t>
-      </w:r>
-      <w:r>
-        <w:rPr>
-          <w:rFonts w:asciiTheme="minorHAnsi" w:eastAsia="Arial" w:hAnsiTheme="minorHAnsi" w:cs="Arial"/>
-          <w:szCs w:val="19"/>
-        </w:rPr>
-        <w:t>n</w:t>
-      </w:r>
-      <w:r>
-        <w:rPr>
-          <w:rFonts w:asciiTheme="minorHAnsi" w:eastAsia="Arial" w:hAnsiTheme="minorHAnsi" w:cs="Arial"/>
-          <w:spacing w:val="21"/>
-          <w:szCs w:val="19"/>
-        </w:rPr>
-        <w:t xml:space="preserve"> </w:t>
-      </w:r>
-      <w:r>
-        <w:rPr>
-          <w:rFonts w:asciiTheme="minorHAnsi" w:eastAsia="Arial" w:hAnsiTheme="minorHAnsi" w:cs="Arial"/>
-          <w:spacing w:val="1"/>
-          <w:szCs w:val="19"/>
-        </w:rPr>
-        <w:t>s</w:t>
-      </w:r>
-      <w:r>
-        <w:rPr>
-          <w:rFonts w:asciiTheme="minorHAnsi" w:eastAsia="Arial" w:hAnsiTheme="minorHAnsi" w:cs="Arial"/>
-          <w:szCs w:val="19"/>
-        </w:rPr>
-        <w:t>t</w:t>
-      </w:r>
-      <w:r>
-        <w:rPr>
-          <w:rFonts w:asciiTheme="minorHAnsi" w:eastAsia="Arial" w:hAnsiTheme="minorHAnsi" w:cs="Arial"/>
-          <w:spacing w:val="2"/>
-          <w:szCs w:val="19"/>
-        </w:rPr>
-        <w:t>u</w:t>
-      </w:r>
-      <w:r>
-        <w:rPr>
-          <w:rFonts w:asciiTheme="minorHAnsi" w:eastAsia="Arial" w:hAnsiTheme="minorHAnsi" w:cs="Arial"/>
-          <w:szCs w:val="19"/>
-        </w:rPr>
-        <w:t>dent</w:t>
-      </w:r>
-      <w:r>
-        <w:rPr>
-          <w:rFonts w:asciiTheme="minorHAnsi" w:eastAsia="Arial" w:hAnsiTheme="minorHAnsi" w:cs="Arial"/>
-          <w:spacing w:val="22"/>
-          <w:szCs w:val="19"/>
-        </w:rPr>
-        <w:t xml:space="preserve"> </w:t>
-      </w:r>
-      <w:r>
-        <w:rPr>
-          <w:rFonts w:asciiTheme="minorHAnsi" w:eastAsia="Arial" w:hAnsiTheme="minorHAnsi" w:cs="Arial"/>
-          <w:spacing w:val="3"/>
-          <w:szCs w:val="19"/>
-        </w:rPr>
-        <w:t>r</w:t>
-      </w:r>
-      <w:r>
-        <w:rPr>
-          <w:rFonts w:asciiTheme="minorHAnsi" w:eastAsia="Arial" w:hAnsiTheme="minorHAnsi" w:cs="Arial"/>
-          <w:szCs w:val="19"/>
-        </w:rPr>
-        <w:t>e</w:t>
-      </w:r>
-      <w:r>
-        <w:rPr>
-          <w:rFonts w:asciiTheme="minorHAnsi" w:eastAsia="Arial" w:hAnsiTheme="minorHAnsi" w:cs="Arial"/>
-          <w:spacing w:val="1"/>
-          <w:szCs w:val="19"/>
-        </w:rPr>
-        <w:t>c</w:t>
-      </w:r>
-      <w:r>
-        <w:rPr>
-          <w:rFonts w:asciiTheme="minorHAnsi" w:eastAsia="Arial" w:hAnsiTheme="minorHAnsi" w:cs="Arial"/>
-          <w:szCs w:val="19"/>
-        </w:rPr>
-        <w:t>o</w:t>
-      </w:r>
-      <w:r>
-        <w:rPr>
-          <w:rFonts w:asciiTheme="minorHAnsi" w:eastAsia="Arial" w:hAnsiTheme="minorHAnsi" w:cs="Arial"/>
-          <w:spacing w:val="1"/>
-          <w:szCs w:val="19"/>
-        </w:rPr>
-        <w:t>r</w:t>
-      </w:r>
-      <w:r>
-        <w:rPr>
-          <w:rFonts w:asciiTheme="minorHAnsi" w:eastAsia="Arial" w:hAnsiTheme="minorHAnsi" w:cs="Arial"/>
-          <w:szCs w:val="19"/>
-        </w:rPr>
-        <w:t>ds</w:t>
-      </w:r>
-      <w:r>
-        <w:rPr>
-          <w:rFonts w:asciiTheme="minorHAnsi" w:eastAsia="Arial" w:hAnsiTheme="minorHAnsi" w:cs="Arial"/>
-          <w:spacing w:val="23"/>
-          <w:szCs w:val="19"/>
-        </w:rPr>
-        <w:t xml:space="preserve"> </w:t>
-      </w:r>
-      <w:r>
-        <w:rPr>
-          <w:rFonts w:asciiTheme="minorHAnsi" w:eastAsia="Arial" w:hAnsiTheme="minorHAnsi" w:cs="Arial"/>
-          <w:spacing w:val="2"/>
-          <w:szCs w:val="19"/>
-        </w:rPr>
-        <w:t>a</w:t>
-      </w:r>
-      <w:r>
-        <w:rPr>
-          <w:rFonts w:asciiTheme="minorHAnsi" w:eastAsia="Arial" w:hAnsiTheme="minorHAnsi" w:cs="Arial"/>
-          <w:szCs w:val="19"/>
-        </w:rPr>
-        <w:t>nd</w:t>
-      </w:r>
-      <w:r>
-        <w:rPr>
-          <w:rFonts w:asciiTheme="minorHAnsi" w:eastAsia="Arial" w:hAnsiTheme="minorHAnsi" w:cs="Arial"/>
-          <w:spacing w:val="25"/>
-          <w:szCs w:val="19"/>
-        </w:rPr>
-        <w:t xml:space="preserve"> </w:t>
-      </w:r>
-      <w:r>
-        <w:rPr>
-          <w:rFonts w:asciiTheme="minorHAnsi" w:eastAsia="Arial" w:hAnsiTheme="minorHAnsi" w:cs="Arial"/>
-          <w:spacing w:val="1"/>
-          <w:szCs w:val="19"/>
-        </w:rPr>
-        <w:t>s</w:t>
-      </w:r>
-      <w:r>
-        <w:rPr>
-          <w:rFonts w:asciiTheme="minorHAnsi" w:eastAsia="Arial" w:hAnsiTheme="minorHAnsi" w:cs="Arial"/>
-          <w:szCs w:val="19"/>
-        </w:rPr>
-        <w:t>a</w:t>
-      </w:r>
-      <w:r>
-        <w:rPr>
-          <w:rFonts w:asciiTheme="minorHAnsi" w:eastAsia="Arial" w:hAnsiTheme="minorHAnsi" w:cs="Arial"/>
-          <w:spacing w:val="4"/>
-          <w:szCs w:val="19"/>
-        </w:rPr>
-        <w:t>m</w:t>
-      </w:r>
-      <w:r>
-        <w:rPr>
-          <w:rFonts w:asciiTheme="minorHAnsi" w:eastAsia="Arial" w:hAnsiTheme="minorHAnsi" w:cs="Arial"/>
-          <w:szCs w:val="19"/>
-        </w:rPr>
-        <w:t>p</w:t>
-      </w:r>
-      <w:r>
-        <w:rPr>
-          <w:rFonts w:asciiTheme="minorHAnsi" w:eastAsia="Arial" w:hAnsiTheme="minorHAnsi" w:cs="Arial"/>
-          <w:spacing w:val="-1"/>
-          <w:szCs w:val="19"/>
-        </w:rPr>
-        <w:t>l</w:t>
-      </w:r>
-      <w:r>
-        <w:rPr>
-          <w:rFonts w:asciiTheme="minorHAnsi" w:eastAsia="Arial" w:hAnsiTheme="minorHAnsi" w:cs="Arial"/>
-          <w:szCs w:val="19"/>
-        </w:rPr>
-        <w:t>es</w:t>
-      </w:r>
-      <w:r>
-        <w:rPr>
-          <w:rFonts w:asciiTheme="minorHAnsi" w:eastAsia="Arial" w:hAnsiTheme="minorHAnsi" w:cs="Arial"/>
-          <w:spacing w:val="22"/>
-          <w:szCs w:val="19"/>
-        </w:rPr>
-        <w:t xml:space="preserve"> </w:t>
-      </w:r>
-      <w:r>
-        <w:rPr>
-          <w:rFonts w:asciiTheme="minorHAnsi" w:eastAsia="Arial" w:hAnsiTheme="minorHAnsi" w:cs="Arial"/>
-          <w:szCs w:val="19"/>
-        </w:rPr>
-        <w:t>of</w:t>
-      </w:r>
-      <w:r>
-        <w:rPr>
-          <w:rFonts w:asciiTheme="minorHAnsi" w:eastAsia="Arial" w:hAnsiTheme="minorHAnsi" w:cs="Arial"/>
-          <w:spacing w:val="29"/>
-          <w:szCs w:val="19"/>
-        </w:rPr>
-        <w:t xml:space="preserve"> </w:t>
-      </w:r>
-      <w:r>
-        <w:rPr>
-          <w:rFonts w:asciiTheme="minorHAnsi" w:eastAsia="Arial" w:hAnsiTheme="minorHAnsi" w:cs="Arial"/>
-          <w:spacing w:val="-2"/>
-          <w:szCs w:val="19"/>
-        </w:rPr>
-        <w:t>w</w:t>
-      </w:r>
-      <w:r>
-        <w:rPr>
-          <w:rFonts w:asciiTheme="minorHAnsi" w:eastAsia="Arial" w:hAnsiTheme="minorHAnsi" w:cs="Arial"/>
-          <w:szCs w:val="19"/>
-        </w:rPr>
-        <w:t>o</w:t>
-      </w:r>
-      <w:r>
-        <w:rPr>
-          <w:rFonts w:asciiTheme="minorHAnsi" w:eastAsia="Arial" w:hAnsiTheme="minorHAnsi" w:cs="Arial"/>
-          <w:spacing w:val="1"/>
-          <w:szCs w:val="19"/>
-        </w:rPr>
-        <w:t>r</w:t>
-      </w:r>
-      <w:r>
-        <w:rPr>
-          <w:rFonts w:asciiTheme="minorHAnsi" w:eastAsia="Arial" w:hAnsiTheme="minorHAnsi" w:cs="Arial"/>
-          <w:szCs w:val="19"/>
-        </w:rPr>
-        <w:t>k</w:t>
-      </w:r>
-      <w:r>
-        <w:rPr>
-          <w:rFonts w:asciiTheme="minorHAnsi" w:eastAsia="Arial" w:hAnsiTheme="minorHAnsi" w:cs="Arial"/>
-          <w:spacing w:val="28"/>
-          <w:szCs w:val="19"/>
-        </w:rPr>
-        <w:t xml:space="preserve"> </w:t>
-      </w:r>
-      <w:r>
-        <w:rPr>
-          <w:rFonts w:asciiTheme="minorHAnsi" w:eastAsia="Arial" w:hAnsiTheme="minorHAnsi" w:cs="Arial"/>
-          <w:szCs w:val="19"/>
-        </w:rPr>
-        <w:t>and</w:t>
-      </w:r>
-      <w:r>
-        <w:rPr>
-          <w:rFonts w:asciiTheme="minorHAnsi" w:eastAsia="Arial" w:hAnsiTheme="minorHAnsi" w:cs="Arial"/>
-          <w:spacing w:val="25"/>
-          <w:szCs w:val="19"/>
-        </w:rPr>
-        <w:t xml:space="preserve"> </w:t>
-      </w:r>
-      <w:r>
-        <w:rPr>
-          <w:rFonts w:asciiTheme="minorHAnsi" w:eastAsia="Arial" w:hAnsiTheme="minorHAnsi" w:cs="Arial"/>
-          <w:spacing w:val="1"/>
-          <w:szCs w:val="19"/>
-        </w:rPr>
-        <w:t>r</w:t>
-      </w:r>
-      <w:r>
-        <w:rPr>
-          <w:rFonts w:asciiTheme="minorHAnsi" w:eastAsia="Arial" w:hAnsiTheme="minorHAnsi" w:cs="Arial"/>
-          <w:szCs w:val="19"/>
-        </w:rPr>
-        <w:t>epo</w:t>
-      </w:r>
-      <w:r>
-        <w:rPr>
-          <w:rFonts w:asciiTheme="minorHAnsi" w:eastAsia="Arial" w:hAnsiTheme="minorHAnsi" w:cs="Arial"/>
-          <w:spacing w:val="1"/>
-          <w:szCs w:val="19"/>
-        </w:rPr>
-        <w:t>r</w:t>
-      </w:r>
-      <w:r>
-        <w:rPr>
-          <w:rFonts w:asciiTheme="minorHAnsi" w:eastAsia="Arial" w:hAnsiTheme="minorHAnsi" w:cs="Arial"/>
-          <w:szCs w:val="19"/>
-        </w:rPr>
-        <w:t>t</w:t>
-      </w:r>
-      <w:r>
-        <w:rPr>
-          <w:rFonts w:asciiTheme="minorHAnsi" w:eastAsia="Arial" w:hAnsiTheme="minorHAnsi" w:cs="Arial"/>
-          <w:spacing w:val="23"/>
-          <w:szCs w:val="19"/>
-        </w:rPr>
-        <w:t xml:space="preserve"> </w:t>
-      </w:r>
-      <w:r>
-        <w:rPr>
-          <w:rFonts w:asciiTheme="minorHAnsi" w:eastAsia="Arial" w:hAnsiTheme="minorHAnsi" w:cs="Arial"/>
-          <w:spacing w:val="2"/>
-          <w:szCs w:val="19"/>
-        </w:rPr>
-        <w:t>o</w:t>
-      </w:r>
-      <w:r>
-        <w:rPr>
-          <w:rFonts w:asciiTheme="minorHAnsi" w:eastAsia="Arial" w:hAnsiTheme="minorHAnsi" w:cs="Arial"/>
-          <w:szCs w:val="19"/>
-        </w:rPr>
-        <w:t>n</w:t>
-      </w:r>
-      <w:r>
-        <w:rPr>
-          <w:rFonts w:asciiTheme="minorHAnsi" w:eastAsia="Arial" w:hAnsiTheme="minorHAnsi" w:cs="Arial"/>
-          <w:spacing w:val="26"/>
-          <w:szCs w:val="19"/>
-        </w:rPr>
-        <w:t xml:space="preserve"> </w:t>
-      </w:r>
-      <w:r>
-        <w:rPr>
-          <w:rFonts w:asciiTheme="minorHAnsi" w:eastAsia="Arial" w:hAnsiTheme="minorHAnsi" w:cs="Arial"/>
-          <w:spacing w:val="1"/>
-          <w:szCs w:val="19"/>
-        </w:rPr>
-        <w:t>s</w:t>
-      </w:r>
-      <w:r>
-        <w:rPr>
-          <w:rFonts w:asciiTheme="minorHAnsi" w:eastAsia="Arial" w:hAnsiTheme="minorHAnsi" w:cs="Arial"/>
-          <w:szCs w:val="19"/>
-        </w:rPr>
-        <w:t>tu</w:t>
-      </w:r>
-      <w:r>
-        <w:rPr>
-          <w:rFonts w:asciiTheme="minorHAnsi" w:eastAsia="Arial" w:hAnsiTheme="minorHAnsi" w:cs="Arial"/>
-          <w:spacing w:val="2"/>
-          <w:szCs w:val="19"/>
-        </w:rPr>
-        <w:t>d</w:t>
-      </w:r>
-      <w:r>
-        <w:rPr>
-          <w:rFonts w:asciiTheme="minorHAnsi" w:eastAsia="Arial" w:hAnsiTheme="minorHAnsi" w:cs="Arial"/>
-          <w:szCs w:val="19"/>
-        </w:rPr>
-        <w:t>ent</w:t>
-      </w:r>
-      <w:r>
-        <w:rPr>
-          <w:rFonts w:asciiTheme="minorHAnsi" w:eastAsia="Arial" w:hAnsiTheme="minorHAnsi" w:cs="Arial"/>
-          <w:spacing w:val="22"/>
-          <w:szCs w:val="19"/>
-        </w:rPr>
-        <w:t xml:space="preserve"> </w:t>
-      </w:r>
-      <w:r>
-        <w:rPr>
-          <w:rFonts w:asciiTheme="minorHAnsi" w:eastAsia="Arial" w:hAnsiTheme="minorHAnsi" w:cs="Arial"/>
-          <w:spacing w:val="2"/>
-          <w:szCs w:val="19"/>
-        </w:rPr>
-        <w:t>p</w:t>
-      </w:r>
-      <w:r>
-        <w:rPr>
-          <w:rFonts w:asciiTheme="minorHAnsi" w:eastAsia="Arial" w:hAnsiTheme="minorHAnsi" w:cs="Arial"/>
-          <w:szCs w:val="19"/>
-        </w:rPr>
-        <w:t>e</w:t>
-      </w:r>
-      <w:r>
-        <w:rPr>
-          <w:rFonts w:asciiTheme="minorHAnsi" w:eastAsia="Arial" w:hAnsiTheme="minorHAnsi" w:cs="Arial"/>
-          <w:spacing w:val="1"/>
-          <w:szCs w:val="19"/>
-        </w:rPr>
-        <w:t>r</w:t>
-      </w:r>
-      <w:r>
-        <w:rPr>
-          <w:rFonts w:asciiTheme="minorHAnsi" w:eastAsia="Arial" w:hAnsiTheme="minorHAnsi" w:cs="Arial"/>
-          <w:spacing w:val="2"/>
-          <w:szCs w:val="19"/>
-        </w:rPr>
-        <w:t>f</w:t>
-      </w:r>
-      <w:r>
-        <w:rPr>
-          <w:rFonts w:asciiTheme="minorHAnsi" w:eastAsia="Arial" w:hAnsiTheme="minorHAnsi" w:cs="Arial"/>
-          <w:szCs w:val="19"/>
-        </w:rPr>
-        <w:t>o</w:t>
-      </w:r>
-      <w:r>
-        <w:rPr>
-          <w:rFonts w:asciiTheme="minorHAnsi" w:eastAsia="Arial" w:hAnsiTheme="minorHAnsi" w:cs="Arial"/>
-          <w:spacing w:val="-2"/>
-          <w:szCs w:val="19"/>
-        </w:rPr>
-        <w:t>r</w:t>
-      </w:r>
-      <w:r>
-        <w:rPr>
-          <w:rFonts w:asciiTheme="minorHAnsi" w:eastAsia="Arial" w:hAnsiTheme="minorHAnsi" w:cs="Arial"/>
-          <w:spacing w:val="4"/>
-          <w:szCs w:val="19"/>
-        </w:rPr>
-        <w:t>m</w:t>
-      </w:r>
-      <w:r>
-        <w:rPr>
-          <w:rFonts w:asciiTheme="minorHAnsi" w:eastAsia="Arial" w:hAnsiTheme="minorHAnsi" w:cs="Arial"/>
-          <w:szCs w:val="19"/>
-        </w:rPr>
-        <w:t>an</w:t>
-      </w:r>
-      <w:r>
-        <w:rPr>
-          <w:rFonts w:asciiTheme="minorHAnsi" w:eastAsia="Arial" w:hAnsiTheme="minorHAnsi" w:cs="Arial"/>
-          <w:spacing w:val="1"/>
-          <w:szCs w:val="19"/>
-        </w:rPr>
-        <w:t>c</w:t>
-      </w:r>
-      <w:r>
-        <w:rPr>
-          <w:rFonts w:asciiTheme="minorHAnsi" w:eastAsia="Arial" w:hAnsiTheme="minorHAnsi" w:cs="Arial"/>
-          <w:szCs w:val="19"/>
-        </w:rPr>
-        <w:t>e</w:t>
-      </w:r>
-      <w:r>
-        <w:rPr>
-          <w:rFonts w:asciiTheme="minorHAnsi" w:eastAsia="Arial" w:hAnsiTheme="minorHAnsi" w:cs="Arial"/>
-          <w:spacing w:val="17"/>
-          <w:szCs w:val="19"/>
-        </w:rPr>
-        <w:t xml:space="preserve"> </w:t>
-      </w:r>
-      <w:r>
-        <w:rPr>
-          <w:rFonts w:asciiTheme="minorHAnsi" w:eastAsia="Arial" w:hAnsiTheme="minorHAnsi" w:cs="Arial"/>
-          <w:szCs w:val="19"/>
-        </w:rPr>
-        <w:t>to</w:t>
-      </w:r>
-      <w:r>
-        <w:rPr>
-          <w:rFonts w:asciiTheme="minorHAnsi" w:eastAsia="Arial" w:hAnsiTheme="minorHAnsi" w:cs="Arial"/>
-          <w:spacing w:val="27"/>
-          <w:szCs w:val="19"/>
-        </w:rPr>
-        <w:t xml:space="preserve"> </w:t>
-      </w:r>
-      <w:r>
-        <w:rPr>
-          <w:rFonts w:asciiTheme="minorHAnsi" w:eastAsia="Arial" w:hAnsiTheme="minorHAnsi" w:cs="Arial"/>
-          <w:spacing w:val="1"/>
-          <w:szCs w:val="19"/>
-        </w:rPr>
-        <w:t>s</w:t>
-      </w:r>
-      <w:r>
-        <w:rPr>
-          <w:rFonts w:asciiTheme="minorHAnsi" w:eastAsia="Arial" w:hAnsiTheme="minorHAnsi" w:cs="Arial"/>
-          <w:szCs w:val="19"/>
-        </w:rPr>
-        <w:t>tu</w:t>
-      </w:r>
-      <w:r>
-        <w:rPr>
-          <w:rFonts w:asciiTheme="minorHAnsi" w:eastAsia="Arial" w:hAnsiTheme="minorHAnsi" w:cs="Arial"/>
-          <w:spacing w:val="2"/>
-          <w:szCs w:val="19"/>
-        </w:rPr>
-        <w:t>d</w:t>
-      </w:r>
-      <w:r>
-        <w:rPr>
-          <w:rFonts w:asciiTheme="minorHAnsi" w:eastAsia="Arial" w:hAnsiTheme="minorHAnsi" w:cs="Arial"/>
-          <w:szCs w:val="19"/>
-        </w:rPr>
-        <w:t>ent</w:t>
-      </w:r>
-      <w:r>
-        <w:rPr>
-          <w:rFonts w:asciiTheme="minorHAnsi" w:eastAsia="Arial" w:hAnsiTheme="minorHAnsi" w:cs="Arial"/>
-          <w:spacing w:val="1"/>
-          <w:szCs w:val="19"/>
-        </w:rPr>
-        <w:t>s</w:t>
-      </w:r>
-      <w:r>
-        <w:rPr>
-          <w:rFonts w:asciiTheme="minorHAnsi" w:eastAsia="Arial" w:hAnsiTheme="minorHAnsi" w:cs="Arial"/>
-          <w:szCs w:val="19"/>
-        </w:rPr>
-        <w:t>,</w:t>
-      </w:r>
-      <w:r>
-        <w:rPr>
-          <w:rFonts w:asciiTheme="minorHAnsi" w:eastAsia="Arial" w:hAnsiTheme="minorHAnsi" w:cs="Arial"/>
-          <w:spacing w:val="22"/>
-          <w:szCs w:val="19"/>
-        </w:rPr>
-        <w:t xml:space="preserve"> </w:t>
-      </w:r>
-      <w:r>
-        <w:rPr>
-          <w:rFonts w:asciiTheme="minorHAnsi" w:eastAsia="Arial" w:hAnsiTheme="minorHAnsi" w:cs="Arial"/>
-          <w:szCs w:val="19"/>
-        </w:rPr>
-        <w:t>pa</w:t>
-      </w:r>
-      <w:r>
-        <w:rPr>
-          <w:rFonts w:asciiTheme="minorHAnsi" w:eastAsia="Arial" w:hAnsiTheme="minorHAnsi" w:cs="Arial"/>
-          <w:spacing w:val="1"/>
-          <w:szCs w:val="19"/>
-        </w:rPr>
-        <w:t>r</w:t>
-      </w:r>
-      <w:r>
-        <w:rPr>
-          <w:rFonts w:asciiTheme="minorHAnsi" w:eastAsia="Arial" w:hAnsiTheme="minorHAnsi" w:cs="Arial"/>
-          <w:szCs w:val="19"/>
-        </w:rPr>
-        <w:t>ent</w:t>
-      </w:r>
-      <w:r>
-        <w:rPr>
-          <w:rFonts w:asciiTheme="minorHAnsi" w:eastAsia="Arial" w:hAnsiTheme="minorHAnsi" w:cs="Arial"/>
-          <w:spacing w:val="1"/>
-          <w:szCs w:val="19"/>
-        </w:rPr>
-        <w:t>s</w:t>
-      </w:r>
-      <w:r>
-        <w:rPr>
-          <w:rFonts w:asciiTheme="minorHAnsi" w:eastAsia="Arial" w:hAnsiTheme="minorHAnsi" w:cs="Arial"/>
-          <w:szCs w:val="19"/>
-        </w:rPr>
-        <w:t>,</w:t>
-      </w:r>
-      <w:r>
-        <w:rPr>
-          <w:rFonts w:asciiTheme="minorHAnsi" w:eastAsia="Arial" w:hAnsiTheme="minorHAnsi" w:cs="Arial"/>
-          <w:spacing w:val="21"/>
-          <w:szCs w:val="19"/>
-        </w:rPr>
-        <w:t xml:space="preserve"> </w:t>
-      </w:r>
-      <w:r>
-        <w:rPr>
-          <w:rFonts w:asciiTheme="minorHAnsi" w:eastAsia="Arial" w:hAnsiTheme="minorHAnsi" w:cs="Arial"/>
-          <w:spacing w:val="2"/>
-          <w:szCs w:val="19"/>
-        </w:rPr>
-        <w:t>t</w:t>
-      </w:r>
-      <w:r>
-        <w:rPr>
-          <w:rFonts w:asciiTheme="minorHAnsi" w:eastAsia="Arial" w:hAnsiTheme="minorHAnsi" w:cs="Arial"/>
-          <w:szCs w:val="19"/>
-        </w:rPr>
-        <w:t>he depa</w:t>
-      </w:r>
-      <w:r>
-        <w:rPr>
-          <w:rFonts w:asciiTheme="minorHAnsi" w:eastAsia="Arial" w:hAnsiTheme="minorHAnsi" w:cs="Arial"/>
-          <w:spacing w:val="1"/>
-          <w:szCs w:val="19"/>
-        </w:rPr>
-        <w:t>r</w:t>
-      </w:r>
-      <w:r>
-        <w:rPr>
-          <w:rFonts w:asciiTheme="minorHAnsi" w:eastAsia="Arial" w:hAnsiTheme="minorHAnsi" w:cs="Arial"/>
-          <w:szCs w:val="19"/>
-        </w:rPr>
-        <w:t>t</w:t>
-      </w:r>
-      <w:r>
-        <w:rPr>
-          <w:rFonts w:asciiTheme="minorHAnsi" w:eastAsia="Arial" w:hAnsiTheme="minorHAnsi" w:cs="Arial"/>
-          <w:spacing w:val="4"/>
-          <w:szCs w:val="19"/>
-        </w:rPr>
-        <w:t>m</w:t>
-      </w:r>
-      <w:r>
-        <w:rPr>
-          <w:rFonts w:asciiTheme="minorHAnsi" w:eastAsia="Arial" w:hAnsiTheme="minorHAnsi" w:cs="Arial"/>
-          <w:szCs w:val="19"/>
-        </w:rPr>
-        <w:t>ent</w:t>
-      </w:r>
-      <w:r>
-        <w:rPr>
-          <w:rFonts w:asciiTheme="minorHAnsi" w:eastAsia="Arial" w:hAnsiTheme="minorHAnsi" w:cs="Arial"/>
-          <w:spacing w:val="-10"/>
-          <w:szCs w:val="19"/>
-        </w:rPr>
-        <w:t xml:space="preserve"> </w:t>
-      </w:r>
-      <w:r>
-        <w:rPr>
-          <w:rFonts w:asciiTheme="minorHAnsi" w:eastAsia="Arial" w:hAnsiTheme="minorHAnsi" w:cs="Arial"/>
-          <w:szCs w:val="19"/>
-        </w:rPr>
-        <w:t>a</w:t>
-      </w:r>
-      <w:r>
-        <w:rPr>
-          <w:rFonts w:asciiTheme="minorHAnsi" w:eastAsia="Arial" w:hAnsiTheme="minorHAnsi" w:cs="Arial"/>
-          <w:spacing w:val="2"/>
-          <w:szCs w:val="19"/>
-        </w:rPr>
-        <w:t>n</w:t>
-      </w:r>
-      <w:r>
-        <w:rPr>
-          <w:rFonts w:asciiTheme="minorHAnsi" w:eastAsia="Arial" w:hAnsiTheme="minorHAnsi" w:cs="Arial"/>
-          <w:szCs w:val="19"/>
-        </w:rPr>
-        <w:t>d</w:t>
-      </w:r>
-      <w:r>
-        <w:rPr>
-          <w:rFonts w:asciiTheme="minorHAnsi" w:eastAsia="Arial" w:hAnsiTheme="minorHAnsi" w:cs="Arial"/>
-          <w:spacing w:val="-4"/>
-          <w:szCs w:val="19"/>
-        </w:rPr>
-        <w:t xml:space="preserve"> </w:t>
-      </w:r>
-      <w:r>
-        <w:rPr>
-          <w:rFonts w:asciiTheme="minorHAnsi" w:eastAsia="Arial" w:hAnsiTheme="minorHAnsi" w:cs="Arial"/>
-          <w:szCs w:val="19"/>
-        </w:rPr>
-        <w:t>o</w:t>
-      </w:r>
-      <w:r>
-        <w:rPr>
-          <w:rFonts w:asciiTheme="minorHAnsi" w:eastAsia="Arial" w:hAnsiTheme="minorHAnsi" w:cs="Arial"/>
-          <w:spacing w:val="2"/>
-          <w:szCs w:val="19"/>
-        </w:rPr>
-        <w:t>t</w:t>
-      </w:r>
-      <w:r>
-        <w:rPr>
-          <w:rFonts w:asciiTheme="minorHAnsi" w:eastAsia="Arial" w:hAnsiTheme="minorHAnsi" w:cs="Arial"/>
-          <w:szCs w:val="19"/>
-        </w:rPr>
-        <w:t>her</w:t>
-      </w:r>
-      <w:r>
-        <w:rPr>
-          <w:rFonts w:asciiTheme="minorHAnsi" w:eastAsia="Arial" w:hAnsiTheme="minorHAnsi" w:cs="Arial"/>
-          <w:spacing w:val="-4"/>
-          <w:szCs w:val="19"/>
-        </w:rPr>
-        <w:t xml:space="preserve"> </w:t>
-      </w:r>
-      <w:r>
-        <w:rPr>
-          <w:rFonts w:asciiTheme="minorHAnsi" w:eastAsia="Arial" w:hAnsiTheme="minorHAnsi" w:cs="Arial"/>
-          <w:spacing w:val="1"/>
-          <w:szCs w:val="19"/>
-        </w:rPr>
-        <w:t>s</w:t>
-      </w:r>
-      <w:r>
-        <w:rPr>
-          <w:rFonts w:asciiTheme="minorHAnsi" w:eastAsia="Arial" w:hAnsiTheme="minorHAnsi" w:cs="Arial"/>
-          <w:szCs w:val="19"/>
-        </w:rPr>
-        <w:t>ta</w:t>
-      </w:r>
-      <w:r>
-        <w:rPr>
-          <w:rFonts w:asciiTheme="minorHAnsi" w:eastAsia="Arial" w:hAnsiTheme="minorHAnsi" w:cs="Arial"/>
-          <w:spacing w:val="4"/>
-          <w:szCs w:val="19"/>
-        </w:rPr>
-        <w:t>k</w:t>
-      </w:r>
-      <w:r>
-        <w:rPr>
-          <w:rFonts w:asciiTheme="minorHAnsi" w:eastAsia="Arial" w:hAnsiTheme="minorHAnsi" w:cs="Arial"/>
-          <w:szCs w:val="19"/>
-        </w:rPr>
-        <w:t>eho</w:t>
-      </w:r>
-      <w:r>
-        <w:rPr>
-          <w:rFonts w:asciiTheme="minorHAnsi" w:eastAsia="Arial" w:hAnsiTheme="minorHAnsi" w:cs="Arial"/>
-          <w:spacing w:val="1"/>
-          <w:szCs w:val="19"/>
-        </w:rPr>
-        <w:t>l</w:t>
-      </w:r>
-      <w:r>
-        <w:rPr>
-          <w:rFonts w:asciiTheme="minorHAnsi" w:eastAsia="Arial" w:hAnsiTheme="minorHAnsi" w:cs="Arial"/>
-          <w:szCs w:val="19"/>
-        </w:rPr>
-        <w:t>de</w:t>
-      </w:r>
-      <w:r>
-        <w:rPr>
-          <w:rFonts w:asciiTheme="minorHAnsi" w:eastAsia="Arial" w:hAnsiTheme="minorHAnsi" w:cs="Arial"/>
-          <w:spacing w:val="1"/>
-          <w:szCs w:val="19"/>
-        </w:rPr>
-        <w:t>r</w:t>
-      </w:r>
-      <w:r>
-        <w:rPr>
-          <w:rFonts w:asciiTheme="minorHAnsi" w:eastAsia="Arial" w:hAnsiTheme="minorHAnsi" w:cs="Arial"/>
-          <w:szCs w:val="19"/>
-        </w:rPr>
-        <w:t>s</w:t>
-      </w:r>
-      <w:r>
-        <w:rPr>
-          <w:rFonts w:asciiTheme="minorHAnsi" w:eastAsia="Arial" w:hAnsiTheme="minorHAnsi" w:cs="Arial"/>
-          <w:spacing w:val="-10"/>
-          <w:szCs w:val="19"/>
-        </w:rPr>
-        <w:t xml:space="preserve"> </w:t>
-      </w:r>
-      <w:r>
-        <w:rPr>
-          <w:rFonts w:asciiTheme="minorHAnsi" w:eastAsia="Arial" w:hAnsiTheme="minorHAnsi" w:cs="Arial"/>
-          <w:szCs w:val="19"/>
-        </w:rPr>
-        <w:t>as</w:t>
-      </w:r>
-      <w:r>
-        <w:rPr>
-          <w:rFonts w:asciiTheme="minorHAnsi" w:eastAsia="Arial" w:hAnsiTheme="minorHAnsi" w:cs="Arial"/>
-          <w:spacing w:val="-1"/>
-          <w:szCs w:val="19"/>
-        </w:rPr>
-        <w:t xml:space="preserve"> </w:t>
-      </w:r>
-      <w:r>
-        <w:rPr>
-          <w:rFonts w:asciiTheme="minorHAnsi" w:eastAsia="Arial" w:hAnsiTheme="minorHAnsi" w:cs="Arial"/>
-          <w:spacing w:val="1"/>
-          <w:szCs w:val="19"/>
-        </w:rPr>
-        <w:t>r</w:t>
-      </w:r>
-      <w:r>
-        <w:rPr>
-          <w:rFonts w:asciiTheme="minorHAnsi" w:eastAsia="Arial" w:hAnsiTheme="minorHAnsi" w:cs="Arial"/>
-          <w:szCs w:val="19"/>
-        </w:rPr>
-        <w:t>eq</w:t>
-      </w:r>
-      <w:r>
-        <w:rPr>
-          <w:rFonts w:asciiTheme="minorHAnsi" w:eastAsia="Arial" w:hAnsiTheme="minorHAnsi" w:cs="Arial"/>
-          <w:spacing w:val="2"/>
-          <w:szCs w:val="19"/>
-        </w:rPr>
-        <w:t>u</w:t>
-      </w:r>
-      <w:r>
-        <w:rPr>
-          <w:rFonts w:asciiTheme="minorHAnsi" w:eastAsia="Arial" w:hAnsiTheme="minorHAnsi" w:cs="Arial"/>
-          <w:spacing w:val="-1"/>
-          <w:szCs w:val="19"/>
-        </w:rPr>
-        <w:t>i</w:t>
-      </w:r>
-      <w:r>
-        <w:rPr>
-          <w:rFonts w:asciiTheme="minorHAnsi" w:eastAsia="Arial" w:hAnsiTheme="minorHAnsi" w:cs="Arial"/>
-          <w:spacing w:val="1"/>
-          <w:szCs w:val="19"/>
-        </w:rPr>
-        <w:t>r</w:t>
-      </w:r>
-      <w:r>
-        <w:rPr>
-          <w:rFonts w:asciiTheme="minorHAnsi" w:eastAsia="Arial" w:hAnsiTheme="minorHAnsi" w:cs="Arial"/>
-          <w:szCs w:val="19"/>
-        </w:rPr>
-        <w:t>ed.</w:t>
-      </w:r>
-    </w:p>
-    <w:p>
-      <w:pPr>
-        <w:pStyle w:val="ListParagraph"/>
-        <w:numPr>
-          <w:ilvl w:val="0"/>
-          <w:numId w:val="19"/>
-        </w:numPr>
-        <w:tabs>
-          <w:tab w:val="left" w:pos="460"/>
-        </w:tabs>
-        <w:spacing w:after="0" w:line="240" w:lineRule="auto"/>
-        <w:ind w:left="360"/>
-        <w:contextualSpacing/>
-        <w:mirrorIndents/>
-        <w:jc w:val="both"/>
-        <w:rPr>
           <w:rFonts w:asciiTheme="minorHAnsi" w:hAnsiTheme="minorHAnsi"/>
-          <w:szCs w:val="19"/>
-        </w:rPr>
-      </w:pPr>
-      <w:r>
-        <w:rPr>
-          <w:rFonts w:asciiTheme="minorHAnsi" w:eastAsia="Arial" w:hAnsiTheme="minorHAnsi" w:cs="Arial"/>
-          <w:szCs w:val="19"/>
-        </w:rPr>
-        <w:t>Establish and maintain appropriate interpersonal relationships between the school, parents and community</w:t>
-      </w:r>
-      <w:r>
-        <w:rPr>
-          <w:rFonts w:asciiTheme="minorHAnsi" w:hAnsiTheme="minorHAnsi"/>
-          <w:szCs w:val="19"/>
-        </w:rPr>
-        <w:t>.</w:t>
-      </w:r>
-    </w:p>
-    <w:p>
-      <w:pPr>
-        <w:spacing w:after="0" w:line="240" w:lineRule="auto"/>
-        <w:jc w:val="both"/>
-        <w:rPr>
-          <w:rFonts w:asciiTheme="minorHAnsi" w:hAnsiTheme="minorHAnsi"/>
-          <w:szCs w:val="19"/>
-        </w:rPr>
-      </w:pPr>
-    </w:p>
-    <w:p>
-      <w:pPr>
-        <w:pStyle w:val="Heading1"/>
-        <w:spacing w:before="0"/>
-        <w:jc w:val="both"/>
-        <w:rPr>
-          <w:rFonts w:asciiTheme="minorHAnsi" w:hAnsiTheme="minorHAnsi"/>
-          <w:sz w:val="19"/>
-          <w:szCs w:val="19"/>
-        </w:rPr>
-      </w:pPr>
-      <w:r>
-        <w:rPr>
-          <w:rFonts w:asciiTheme="minorHAnsi" w:hAnsiTheme="minorHAnsi"/>
-          <w:sz w:val="19"/>
-          <w:szCs w:val="19"/>
+          <w:sz w:val="18"/>
+          <w:szCs w:val="18"/>
         </w:rPr>
         <w:t>Selection c</w:t>
       </w:r>
       <w:r>
         <w:rPr>
           <w:rFonts w:asciiTheme="minorHAnsi" w:hAnsiTheme="minorHAnsi"/>
-          <w:sz w:val="19"/>
-          <w:szCs w:val="19"/>
+          <w:sz w:val="18"/>
+          <w:szCs w:val="18"/>
         </w:rPr>
         <w:t>riteria</w:t>
       </w:r>
     </w:p>
     <w:p>
       <w:pPr>
-        <w:pStyle w:val="Heading2"/>
+        <w:pStyle w:val="Heading1"/>
         <w:spacing w:before="0"/>
         <w:jc w:val="both"/>
         <w:rPr>
-          <w:rFonts w:asciiTheme="minorHAnsi" w:eastAsia="Calibri" w:hAnsiTheme="minorHAnsi" w:cs="Arial"/>
-          <w:b/>
-          <w:bCs/>
-          <w:iCs/>
-          <w:color w:val="1F1F5F" w:themeColor="text1"/>
-          <w:sz w:val="19"/>
-          <w:szCs w:val="19"/>
-          <w:lang w:val="en-GB"/>
+          <w:rFonts w:asciiTheme="minorHAnsi" w:hAnsiTheme="minorHAnsi"/>
+          <w:sz w:val="18"/>
+          <w:szCs w:val="18"/>
         </w:rPr>
       </w:pPr>
       <w:r>
         <w:rPr>
-          <w:rFonts w:asciiTheme="minorHAnsi" w:eastAsia="Calibri" w:hAnsiTheme="minorHAnsi" w:cs="Arial"/>
-          <w:b/>
-          <w:bCs/>
-          <w:iCs/>
-          <w:color w:val="1F1F5F" w:themeColor="text1"/>
-          <w:sz w:val="19"/>
-          <w:szCs w:val="19"/>
-          <w:lang w:val="en-GB"/>
-        </w:rPr>
-        <w:t>Essential</w:t>
+          <w:rFonts w:asciiTheme="minorHAnsi" w:hAnsiTheme="minorHAnsi"/>
+          <w:sz w:val="18"/>
+          <w:szCs w:val="18"/>
+        </w:rPr>
+        <w:t xml:space="preserve">Essential </w:t>
       </w:r>
     </w:p>
     <w:p>
@@ -5662,54 +1873,29 @@
         <w:pStyle w:val="ListParagraph"/>
         <w:numPr>
           <w:ilvl w:val="0"/>
-          <w:numId w:val="20"/>
+          <w:numId w:val="23"/>
         </w:numPr>
+        <w:tabs>
+          <w:tab w:val="left" w:pos="397"/>
+        </w:tabs>
         <w:spacing w:after="0" w:line="240" w:lineRule="auto"/>
-        <w:ind w:left="360"/>
         <w:contextualSpacing/>
-        <w:mirrorIndents/>
         <w:jc w:val="both"/>
         <w:rPr>
           <w:rFonts w:asciiTheme="minorHAnsi" w:hAnsiTheme="minorHAnsi" w:cs="Arial"/>
-          <w:szCs w:val="19"/>
+          <w:sz w:val="18"/>
+          <w:szCs w:val="18"/>
+          <w:lang w:val="en-GB"/>
         </w:rPr>
       </w:pPr>
       <w:r>
         <w:rPr>
           <w:rFonts w:asciiTheme="minorHAnsi" w:hAnsiTheme="minorHAnsi" w:cs="Arial"/>
-          <w:szCs w:val="19"/>
-        </w:rPr>
-        <w:t xml:space="preserve">Ability to </w:t>
-      </w:r>
-      <w:r>
-        <w:rPr>
-          <w:rFonts w:asciiTheme="minorHAnsi" w:hAnsiTheme="minorHAnsi" w:cs="Arial"/>
-          <w:szCs w:val="19"/>
-        </w:rPr>
-        <w:t xml:space="preserve">collaboratively </w:t>
-      </w:r>
-      <w:r>
-        <w:rPr>
-          <w:rFonts w:asciiTheme="minorHAnsi" w:hAnsiTheme="minorHAnsi" w:cs="Arial"/>
-          <w:szCs w:val="19"/>
-        </w:rPr>
-        <w:t xml:space="preserve">plan, prepare and deliver teaching and learning programs to meet the diverse characteristics, needs and learning styles of </w:t>
-      </w:r>
-      <w:proofErr w:type="gramStart"/>
-      <w:r>
-        <w:rPr>
-          <w:rFonts w:asciiTheme="minorHAnsi" w:hAnsiTheme="minorHAnsi" w:cs="Arial"/>
-          <w:szCs w:val="19"/>
-        </w:rPr>
-        <w:t>students;</w:t>
-      </w:r>
-      <w:proofErr w:type="gramEnd"/>
-      <w:r>
-        <w:rPr>
-          <w:rFonts w:asciiTheme="minorHAnsi" w:hAnsiTheme="minorHAnsi" w:cs="Arial"/>
-          <w:szCs w:val="19"/>
-        </w:rPr>
-        <w:t xml:space="preserve"> which are consistent with relevant curriculum policies, work programs and education trends.</w:t>
+          <w:sz w:val="18"/>
+          <w:szCs w:val="18"/>
+          <w:lang w:val="en-GB"/>
+        </w:rPr>
+        <w:t>Demonstrated successful experience in ICT network support and problem resolution including servers and their services, software and essential peripheral devices, PC hardware with an ability to keep pace with new/updated technology.</w:t>
       </w:r>
     </w:p>
     <w:p>
@@ -5717,45 +1903,29 @@
         <w:pStyle w:val="ListParagraph"/>
         <w:numPr>
           <w:ilvl w:val="0"/>
-          <w:numId w:val="20"/>
+          <w:numId w:val="23"/>
         </w:numPr>
+        <w:tabs>
+          <w:tab w:val="left" w:pos="397"/>
+        </w:tabs>
         <w:spacing w:after="0" w:line="240" w:lineRule="auto"/>
-        <w:ind w:left="360"/>
         <w:contextualSpacing/>
-        <w:mirrorIndents/>
         <w:jc w:val="both"/>
         <w:rPr>
           <w:rFonts w:asciiTheme="minorHAnsi" w:hAnsiTheme="minorHAnsi" w:cs="Arial"/>
-          <w:szCs w:val="19"/>
+          <w:sz w:val="18"/>
+          <w:szCs w:val="18"/>
+          <w:lang w:val="en-GB"/>
         </w:rPr>
       </w:pPr>
       <w:r>
         <w:rPr>
           <w:rFonts w:asciiTheme="minorHAnsi" w:hAnsiTheme="minorHAnsi" w:cs="Arial"/>
-          <w:szCs w:val="19"/>
-        </w:rPr>
-        <w:t xml:space="preserve">Knowledge of and the ability to implement effective and inclusive teaching and learning processes, including the use of learning technology and assessment, to establish a </w:t>
-      </w:r>
-      <w:r>
-        <w:rPr>
-          <w:rFonts w:asciiTheme="minorHAnsi" w:hAnsiTheme="minorHAnsi" w:cs="Arial"/>
-          <w:szCs w:val="19"/>
-        </w:rPr>
-        <w:t>differentiated</w:t>
-      </w:r>
-      <w:r>
-        <w:rPr>
-          <w:rFonts w:asciiTheme="minorHAnsi" w:hAnsiTheme="minorHAnsi" w:cs="Arial"/>
-          <w:szCs w:val="19"/>
-        </w:rPr>
-        <w:t xml:space="preserve"> learning environment in which students are encouraged to work towards </w:t>
-      </w:r>
-      <w:r>
-        <w:rPr>
-          <w:rFonts w:asciiTheme="minorHAnsi" w:hAnsiTheme="minorHAnsi" w:cs="Arial"/>
-          <w:szCs w:val="19"/>
-        </w:rPr>
-        <w:t>attainment of their potential.</w:t>
+          <w:sz w:val="18"/>
+          <w:szCs w:val="18"/>
+          <w:lang w:val="en-GB"/>
+        </w:rPr>
+        <w:t>Demonstrated strong work ethics, which includes the use of initiative, sound judgement skills and an understanding of confidentiality and security as it relates to this position.</w:t>
       </w:r>
     </w:p>
     <w:p>
@@ -5763,38 +1933,29 @@
         <w:pStyle w:val="ListParagraph"/>
         <w:numPr>
           <w:ilvl w:val="0"/>
-          <w:numId w:val="20"/>
+          <w:numId w:val="23"/>
         </w:numPr>
+        <w:tabs>
+          <w:tab w:val="left" w:pos="397"/>
+        </w:tabs>
         <w:spacing w:after="0" w:line="240" w:lineRule="auto"/>
-        <w:ind w:left="360"/>
         <w:contextualSpacing/>
-        <w:mirrorIndents/>
         <w:jc w:val="both"/>
         <w:rPr>
           <w:rFonts w:asciiTheme="minorHAnsi" w:hAnsiTheme="minorHAnsi" w:cs="Arial"/>
-          <w:szCs w:val="19"/>
+          <w:sz w:val="18"/>
+          <w:szCs w:val="18"/>
+          <w:lang w:val="en-GB"/>
         </w:rPr>
       </w:pPr>
       <w:r>
         <w:rPr>
           <w:rFonts w:asciiTheme="minorHAnsi" w:hAnsiTheme="minorHAnsi" w:cs="Arial"/>
-          <w:szCs w:val="19"/>
-        </w:rPr>
-        <w:t>Ability to communicate</w:t>
-      </w:r>
-      <w:r>
-        <w:rPr>
-          <w:rFonts w:asciiTheme="minorHAnsi" w:hAnsiTheme="minorHAnsi" w:cs="Arial"/>
-          <w:szCs w:val="19"/>
-        </w:rPr>
-        <w:t xml:space="preserve"> and relate</w:t>
-      </w:r>
-      <w:r>
-        <w:rPr>
-          <w:rFonts w:asciiTheme="minorHAnsi" w:hAnsiTheme="minorHAnsi" w:cs="Arial"/>
-          <w:szCs w:val="19"/>
-        </w:rPr>
-        <w:t xml:space="preserve"> effectively with students through appropriate interpersonal skills. </w:t>
+          <w:sz w:val="18"/>
+          <w:szCs w:val="18"/>
+          <w:lang w:val="en-GB"/>
+        </w:rPr>
+        <w:t xml:space="preserve">Well-developed interpersonal skills including the ability to communicate effectively at all levels, work with minimal direction, manage an ICT help desk, determine work priorities, organise workflow and meet deadlines. </w:t>
       </w:r>
     </w:p>
     <w:p>
@@ -5802,21 +1963,74 @@
         <w:pStyle w:val="ListParagraph"/>
         <w:numPr>
           <w:ilvl w:val="0"/>
-          <w:numId w:val="20"/>
+          <w:numId w:val="23"/>
         </w:numPr>
-        <w:ind w:left="360"/>
+        <w:tabs>
+          <w:tab w:val="left" w:pos="397"/>
+        </w:tabs>
+        <w:spacing w:after="0" w:line="240" w:lineRule="auto"/>
+        <w:contextualSpacing/>
         <w:jc w:val="both"/>
         <w:rPr>
           <w:rFonts w:asciiTheme="minorHAnsi" w:hAnsiTheme="minorHAnsi" w:cs="Arial"/>
-          <w:szCs w:val="19"/>
+          <w:sz w:val="18"/>
+          <w:szCs w:val="18"/>
+          <w:lang w:val="en-GB"/>
         </w:rPr>
       </w:pPr>
       <w:r>
         <w:rPr>
           <w:rFonts w:asciiTheme="minorHAnsi" w:hAnsiTheme="minorHAnsi" w:cs="Arial"/>
-          <w:szCs w:val="19"/>
-        </w:rPr>
-        <w:t>Ability to plan and apply appropriate behaviour management strategies that contribute to establishing and maintaining a supportive learning environment.</w:t>
+          <w:sz w:val="18"/>
+          <w:szCs w:val="18"/>
+          <w:lang w:val="en-GB"/>
+        </w:rPr>
+        <w:t>Proven ability to effectively</w:t>
+      </w:r>
+      <w:r>
+        <w:rPr>
+          <w:rFonts w:asciiTheme="minorHAnsi" w:hAnsiTheme="minorHAnsi" w:cs="Arial"/>
+          <w:sz w:val="18"/>
+          <w:szCs w:val="18"/>
+          <w:lang w:val="en-GB"/>
+        </w:rPr>
+        <w:t xml:space="preserve"> use an array of office and </w:t>
+      </w:r>
+      <w:r>
+        <w:rPr>
+          <w:rFonts w:asciiTheme="minorHAnsi" w:hAnsiTheme="minorHAnsi" w:cs="Arial"/>
+          <w:sz w:val="18"/>
+          <w:szCs w:val="18"/>
+          <w:lang w:val="en-GB"/>
+        </w:rPr>
+        <w:t>educational software</w:t>
+      </w:r>
+      <w:r>
+        <w:rPr>
+          <w:rFonts w:asciiTheme="minorHAnsi" w:hAnsiTheme="minorHAnsi" w:cs="Arial"/>
+          <w:sz w:val="18"/>
+          <w:szCs w:val="18"/>
+          <w:lang w:val="en-GB"/>
+        </w:rPr>
+        <w:t xml:space="preserve"> within a primary school and</w:t>
+      </w:r>
+      <w:r>
+        <w:rPr>
+          <w:rFonts w:asciiTheme="minorHAnsi" w:hAnsiTheme="minorHAnsi" w:cs="Arial"/>
+          <w:sz w:val="18"/>
+          <w:szCs w:val="18"/>
+          <w:lang w:val="en-GB"/>
+        </w:rPr>
+        <w:t xml:space="preserve"> prepar</w:t>
+      </w:r>
+      <w:r>
+        <w:rPr>
+          <w:rFonts w:asciiTheme="minorHAnsi" w:hAnsiTheme="minorHAnsi" w:cs="Arial"/>
+          <w:sz w:val="18"/>
+          <w:szCs w:val="18"/>
+          <w:lang w:val="en-GB"/>
+        </w:rPr>
+        <w:t xml:space="preserve">e and present training programs to students and staff. </w:t>
       </w:r>
     </w:p>
     <w:p>
@@ -5824,24 +2038,29 @@
         <w:pStyle w:val="ListParagraph"/>
         <w:numPr>
           <w:ilvl w:val="0"/>
-          <w:numId w:val="20"/>
+          <w:numId w:val="23"/>
         </w:numPr>
+        <w:tabs>
+          <w:tab w:val="left" w:pos="397"/>
+        </w:tabs>
         <w:spacing w:after="0" w:line="240" w:lineRule="auto"/>
-        <w:ind w:left="360"/>
         <w:contextualSpacing/>
-        <w:mirrorIndents/>
         <w:jc w:val="both"/>
         <w:rPr>
           <w:rFonts w:asciiTheme="minorHAnsi" w:hAnsiTheme="minorHAnsi" w:cs="Arial"/>
-          <w:szCs w:val="19"/>
+          <w:sz w:val="18"/>
+          <w:szCs w:val="18"/>
+          <w:lang w:val="en-GB"/>
         </w:rPr>
       </w:pPr>
       <w:r>
         <w:rPr>
           <w:rFonts w:asciiTheme="minorHAnsi" w:hAnsiTheme="minorHAnsi" w:cs="Arial"/>
-          <w:szCs w:val="19"/>
-        </w:rPr>
-        <w:t>Ability to work collaboratively and communicate effectively with school staff, parents and members of the local school community in order to establish and develop productive partnerships, in an intercultural environment to achieve optimal educational outcomes.</w:t>
+          <w:color w:val="333333"/>
+          <w:sz w:val="18"/>
+          <w:szCs w:val="18"/>
+        </w:rPr>
+        <w:t>An ability to interact effectively with people from diverse cultures.</w:t>
       </w:r>
     </w:p>
     <w:p>
@@ -5849,241 +2068,91 @@
         <w:pStyle w:val="ListParagraph"/>
         <w:numPr>
           <w:ilvl w:val="0"/>
-          <w:numId w:val="20"/>
+          <w:numId w:val="23"/>
         </w:numPr>
         <w:spacing w:after="0" w:line="240" w:lineRule="auto"/>
-        <w:ind w:left="360"/>
+        <w:contextualSpacing/>
         <w:jc w:val="both"/>
         <w:rPr>
-          <w:rFonts w:asciiTheme="minorHAnsi" w:hAnsiTheme="minorHAnsi"/>
-          <w:szCs w:val="19"/>
+          <w:rFonts w:asciiTheme="minorHAnsi" w:hAnsiTheme="minorHAnsi" w:cs="Arial"/>
+          <w:b/>
+          <w:sz w:val="18"/>
+          <w:szCs w:val="18"/>
+          <w:lang w:val="en-GB"/>
         </w:rPr>
       </w:pPr>
       <w:r>
         <w:rPr>
           <w:rFonts w:asciiTheme="minorHAnsi" w:hAnsiTheme="minorHAnsi" w:cs="Arial"/>
-          <w:szCs w:val="19"/>
-        </w:rPr>
-        <w:t>Commitment to maintain current and relevant professional learning and meet the Australian Professional Standards for Teacher</w:t>
-      </w:r>
-      <w:r>
-        <w:rPr>
-          <w:rFonts w:asciiTheme="minorHAnsi" w:hAnsiTheme="minorHAnsi" w:cs="Arial"/>
-          <w:szCs w:val="19"/>
-        </w:rPr>
-        <w:t>s</w:t>
-      </w:r>
-      <w:r>
-        <w:rPr>
-          <w:rFonts w:asciiTheme="minorHAnsi" w:hAnsiTheme="minorHAnsi" w:cs="Arial"/>
-          <w:szCs w:val="19"/>
-        </w:rPr>
-        <w:t>.</w:t>
+          <w:bCs/>
+          <w:sz w:val="18"/>
+          <w:szCs w:val="18"/>
+          <w:lang w:eastAsia="en-US"/>
+        </w:rPr>
+        <w:t>Current Working with Children Clearance Notice (Ochre Card) or an ability to obtain.</w:t>
       </w:r>
     </w:p>
     <w:p>
       <w:pPr>
-        <w:spacing w:after="0" w:line="240" w:lineRule="auto"/>
+        <w:spacing w:after="0"/>
         <w:jc w:val="both"/>
         <w:rPr>
           <w:rFonts w:asciiTheme="minorHAnsi" w:hAnsiTheme="minorHAnsi"/>
-          <w:szCs w:val="19"/>
+          <w:b/>
+          <w:sz w:val="18"/>
+          <w:szCs w:val="18"/>
         </w:rPr>
       </w:pPr>
     </w:p>
     <w:p>
       <w:pPr>
-        <w:pStyle w:val="Heading1"/>
-        <w:spacing w:before="0"/>
+        <w:spacing w:after="0"/>
         <w:jc w:val="both"/>
         <w:rPr>
           <w:rFonts w:asciiTheme="minorHAnsi" w:hAnsiTheme="minorHAnsi"/>
-          <w:sz w:val="19"/>
-          <w:szCs w:val="19"/>
-        </w:rPr>
-      </w:pPr>
-      <w:r>
-        <w:rPr>
-          <w:rFonts w:asciiTheme="minorHAnsi" w:hAnsiTheme="minorHAnsi"/>
-          <w:sz w:val="19"/>
-          <w:szCs w:val="19"/>
-        </w:rPr>
-        <w:t xml:space="preserve">Further </w:t>
-      </w:r>
-      <w:r>
-        <w:rPr>
-          <w:rFonts w:asciiTheme="minorHAnsi" w:hAnsiTheme="minorHAnsi"/>
-          <w:sz w:val="19"/>
-          <w:szCs w:val="19"/>
-        </w:rPr>
-        <w:t>i</w:t>
-      </w:r>
-      <w:r>
-        <w:rPr>
-          <w:rFonts w:asciiTheme="minorHAnsi" w:hAnsiTheme="minorHAnsi"/>
-          <w:sz w:val="19"/>
-          <w:szCs w:val="19"/>
-        </w:rPr>
-        <w:t>nformation</w:t>
-      </w:r>
+          <w:b/>
+          <w:sz w:val="18"/>
+          <w:szCs w:val="18"/>
+        </w:rPr>
+      </w:pPr>
     </w:p>
     <w:p>
       <w:pPr>
-        <w:pStyle w:val="NoSpacing"/>
-        <w:numPr>
-          <w:ilvl w:val="0"/>
-          <w:numId w:val="21"/>
-        </w:numPr>
         <w:spacing w:after="0"/>
         <w:jc w:val="both"/>
         <w:rPr>
-          <w:rFonts w:asciiTheme="minorHAnsi" w:hAnsiTheme="minorHAnsi" w:cs="Arial"/>
-          <w:sz w:val="19"/>
-          <w:szCs w:val="19"/>
-        </w:rPr>
-      </w:pPr>
-      <w:r>
-        <w:rPr>
-          <w:rFonts w:asciiTheme="minorHAnsi" w:hAnsiTheme="minorHAnsi" w:cs="Arial"/>
-          <w:sz w:val="19"/>
-          <w:szCs w:val="19"/>
-        </w:rPr>
-        <w:t xml:space="preserve">All applicants must be registered with the </w:t>
-      </w:r>
-      <w:hyperlink r:id="rId19" w:history="1">
-        <w:r>
-          <w:rPr>
-            <w:rStyle w:val="Hyperlink"/>
-            <w:rFonts w:asciiTheme="minorHAnsi" w:hAnsiTheme="minorHAnsi" w:cs="Arial"/>
-            <w:sz w:val="19"/>
-            <w:szCs w:val="19"/>
-          </w:rPr>
-          <w:t>Teacher Registration Board</w:t>
-        </w:r>
-      </w:hyperlink>
-      <w:r>
-        <w:rPr>
-          <w:rFonts w:asciiTheme="minorHAnsi" w:hAnsiTheme="minorHAnsi" w:cs="Arial"/>
-          <w:sz w:val="19"/>
-          <w:szCs w:val="19"/>
-        </w:rPr>
-        <w:t xml:space="preserve"> of the Northern Territory and</w:t>
-      </w:r>
-      <w:r>
-        <w:rPr>
-          <w:rFonts w:asciiTheme="minorHAnsi" w:hAnsiTheme="minorHAnsi" w:cs="Arial"/>
-          <w:sz w:val="19"/>
-          <w:szCs w:val="19"/>
-        </w:rPr>
-        <w:t xml:space="preserve"> h</w:t>
-      </w:r>
-      <w:r>
-        <w:rPr>
-          <w:rFonts w:asciiTheme="minorHAnsi" w:hAnsiTheme="minorHAnsi" w:cs="Arial"/>
-          <w:sz w:val="19"/>
-          <w:szCs w:val="19"/>
-        </w:rPr>
-        <w:t xml:space="preserve">ave </w:t>
-      </w:r>
-      <w:r>
-        <w:rPr>
-          <w:rFonts w:asciiTheme="minorHAnsi" w:hAnsiTheme="minorHAnsi" w:cs="Arial"/>
-          <w:sz w:val="19"/>
-          <w:szCs w:val="19"/>
-        </w:rPr>
-        <w:t xml:space="preserve">a current Working with Children Notice (Ochre Card) from </w:t>
-      </w:r>
-      <w:hyperlink r:id="rId20" w:history="1">
-        <w:r>
-          <w:rPr>
-            <w:rStyle w:val="Hyperlink"/>
-            <w:rFonts w:asciiTheme="minorHAnsi" w:hAnsiTheme="minorHAnsi" w:cs="Arial"/>
-            <w:sz w:val="19"/>
-            <w:szCs w:val="19"/>
-          </w:rPr>
-          <w:t>SAFE NT</w:t>
-        </w:r>
-      </w:hyperlink>
-      <w:r>
-        <w:rPr>
-          <w:rFonts w:asciiTheme="minorHAnsi" w:hAnsiTheme="minorHAnsi" w:cs="Arial"/>
-          <w:sz w:val="19"/>
-          <w:szCs w:val="19"/>
-        </w:rPr>
-        <w:t xml:space="preserve">. </w:t>
-      </w:r>
+          <w:rFonts w:asciiTheme="minorHAnsi" w:hAnsiTheme="minorHAnsi"/>
+          <w:b/>
+          <w:sz w:val="18"/>
+          <w:szCs w:val="18"/>
+        </w:rPr>
+      </w:pPr>
     </w:p>
     <w:p>
       <w:pPr>
-        <w:pStyle w:val="NoSpacing"/>
-        <w:numPr>
-          <w:ilvl w:val="0"/>
-          <w:numId w:val="21"/>
-        </w:numPr>
         <w:spacing w:after="0"/>
         <w:jc w:val="both"/>
         <w:rPr>
-          <w:rFonts w:asciiTheme="minorHAnsi" w:hAnsiTheme="minorHAnsi" w:cs="Arial"/>
-          <w:sz w:val="19"/>
-          <w:szCs w:val="19"/>
-        </w:rPr>
-      </w:pPr>
-      <w:r>
-        <w:rPr>
-          <w:rFonts w:asciiTheme="minorHAnsi" w:hAnsiTheme="minorHAnsi" w:cs="Arial"/>
-          <w:sz w:val="19"/>
-          <w:szCs w:val="19"/>
-        </w:rPr>
-        <w:t>All applicants completing initial teacher education (ITE) courses after 1 July 2016 are</w:t>
-      </w:r>
-      <w:r>
-        <w:rPr>
-          <w:rFonts w:asciiTheme="minorHAnsi" w:hAnsiTheme="minorHAnsi" w:cs="Arial"/>
-          <w:sz w:val="19"/>
-          <w:szCs w:val="19"/>
-        </w:rPr>
-        <w:t xml:space="preserve"> also</w:t>
-      </w:r>
-      <w:r>
-        <w:rPr>
-          <w:rFonts w:asciiTheme="minorHAnsi" w:hAnsiTheme="minorHAnsi" w:cs="Arial"/>
-          <w:sz w:val="19"/>
-          <w:szCs w:val="19"/>
-        </w:rPr>
-        <w:t xml:space="preserve"> required to provide proof of successful completion of the national </w:t>
-      </w:r>
-      <w:hyperlink r:id="rId21" w:history="1">
-        <w:r>
-          <w:rPr>
-            <w:rStyle w:val="Hyperlink"/>
-            <w:rFonts w:asciiTheme="minorHAnsi" w:hAnsiTheme="minorHAnsi" w:cs="Arial"/>
-            <w:sz w:val="19"/>
-            <w:szCs w:val="19"/>
-          </w:rPr>
-          <w:t>Literacy and Numeracy Test for ITE students</w:t>
-        </w:r>
-      </w:hyperlink>
-      <w:r>
-        <w:rPr>
           <w:rFonts w:asciiTheme="minorHAnsi" w:hAnsiTheme="minorHAnsi"/>
-          <w:sz w:val="19"/>
-          <w:szCs w:val="19"/>
-        </w:rPr>
-        <w:t>.</w:t>
-      </w:r>
+          <w:b/>
+          <w:sz w:val="18"/>
+          <w:szCs w:val="18"/>
+        </w:rPr>
+      </w:pPr>
     </w:p>
     <w:p>
       <w:pPr>
         <w:tabs>
           <w:tab w:val="clear" w:pos="4136"/>
-          <w:tab w:val="right" w:pos="10773"/>
+          <w:tab w:val="left" w:pos="8505"/>
         </w:tabs>
-        <w:spacing w:after="0" w:line="240" w:lineRule="auto"/>
+        <w:spacing w:after="0"/>
         <w:jc w:val="both"/>
         <w:rPr>
           <w:rFonts w:asciiTheme="minorHAnsi" w:hAnsiTheme="minorHAnsi"/>
           <w:b/>
-          <w:szCs w:val="19"/>
+          <w:sz w:val="18"/>
+          <w:szCs w:val="18"/>
         </w:rPr>
       </w:pPr>
     </w:p>
@@ -6091,14 +2160,15 @@
       <w:pPr>
         <w:tabs>
           <w:tab w:val="clear" w:pos="4136"/>
-          <w:tab w:val="right" w:pos="10773"/>
+          <w:tab w:val="left" w:pos="8505"/>
         </w:tabs>
-        <w:spacing w:after="0" w:line="240" w:lineRule="auto"/>
+        <w:spacing w:after="0"/>
         <w:jc w:val="both"/>
         <w:rPr>
           <w:rFonts w:asciiTheme="minorHAnsi" w:hAnsiTheme="minorHAnsi"/>
           <w:b/>
-          <w:szCs w:val="19"/>
+          <w:sz w:val="18"/>
+          <w:szCs w:val="18"/>
         </w:rPr>
       </w:pPr>
     </w:p>
@@ -6106,14 +2176,15 @@
       <w:pPr>
         <w:tabs>
           <w:tab w:val="clear" w:pos="4136"/>
-          <w:tab w:val="right" w:pos="10773"/>
+          <w:tab w:val="left" w:pos="8505"/>
         </w:tabs>
-        <w:spacing w:after="0" w:line="240" w:lineRule="auto"/>
+        <w:spacing w:before="240" w:after="0"/>
         <w:jc w:val="both"/>
         <w:rPr>
           <w:rFonts w:asciiTheme="minorHAnsi" w:hAnsiTheme="minorHAnsi"/>
           <w:b/>
-          <w:szCs w:val="19"/>
+          <w:sz w:val="18"/>
+          <w:szCs w:val="18"/>
         </w:rPr>
       </w:pPr>
     </w:p>
@@ -6121,98 +2192,117 @@
       <w:pPr>
         <w:tabs>
           <w:tab w:val="clear" w:pos="4136"/>
-          <w:tab w:val="right" w:pos="10773"/>
+          <w:tab w:val="left" w:pos="8505"/>
         </w:tabs>
-        <w:spacing w:after="0" w:line="240" w:lineRule="auto"/>
+        <w:spacing w:after="0"/>
         <w:jc w:val="both"/>
         <w:rPr>
           <w:rFonts w:asciiTheme="minorHAnsi" w:hAnsiTheme="minorHAnsi"/>
           <w:b/>
-          <w:szCs w:val="19"/>
-        </w:rPr>
-      </w:pPr>
-    </w:p>
-    <w:p>
-      <w:pPr>
-        <w:tabs>
-          <w:tab w:val="clear" w:pos="4136"/>
-          <w:tab w:val="left" w:pos="7797"/>
-          <w:tab w:val="right" w:pos="10773"/>
-        </w:tabs>
-        <w:spacing w:after="0" w:line="240" w:lineRule="auto"/>
-        <w:jc w:val="both"/>
-        <w:rPr>
-          <w:rFonts w:asciiTheme="minorHAnsi" w:hAnsiTheme="minorHAnsi"/>
-          <w:szCs w:val="19"/>
+          <w:sz w:val="18"/>
+          <w:szCs w:val="18"/>
         </w:rPr>
       </w:pPr>
       <w:r>
         <w:rPr>
           <w:rFonts w:asciiTheme="minorHAnsi" w:hAnsiTheme="minorHAnsi"/>
           <w:b/>
-          <w:szCs w:val="19"/>
+          <w:sz w:val="18"/>
+          <w:szCs w:val="18"/>
         </w:rPr>
         <w:t>Approved:</w:t>
       </w:r>
       <w:r>
         <w:rPr>
           <w:rFonts w:asciiTheme="minorHAnsi" w:hAnsiTheme="minorHAnsi"/>
-          <w:szCs w:val="19"/>
+          <w:sz w:val="18"/>
+          <w:szCs w:val="18"/>
         </w:rPr>
         <w:t xml:space="preserve"> </w:t>
       </w:r>
       <w:r>
         <w:rPr>
           <w:rFonts w:asciiTheme="minorHAnsi" w:hAnsiTheme="minorHAnsi"/>
-          <w:szCs w:val="19"/>
-        </w:rPr>
-        <w:t>17 June</w:t>
+          <w:sz w:val="18"/>
+          <w:szCs w:val="18"/>
+        </w:rPr>
+        <w:t>30</w:t>
       </w:r>
       <w:r>
         <w:rPr>
           <w:rFonts w:asciiTheme="minorHAnsi" w:hAnsiTheme="minorHAnsi"/>
-          <w:szCs w:val="19"/>
-        </w:rPr>
-        <w:t xml:space="preserve"> 202</w:t>
+          <w:sz w:val="18"/>
+          <w:szCs w:val="18"/>
+          <w:vertAlign w:val="superscript"/>
+        </w:rPr>
+        <w:t>th</w:t>
       </w:r>
       <w:r>
         <w:rPr>
           <w:rFonts w:asciiTheme="minorHAnsi" w:hAnsiTheme="minorHAnsi"/>
-          <w:szCs w:val="19"/>
-        </w:rPr>
-        <w:t>2</w:t>
+          <w:sz w:val="18"/>
+          <w:szCs w:val="18"/>
+        </w:rPr>
+        <w:t xml:space="preserve"> October 2</w:t>
       </w:r>
       <w:r>
         <w:rPr>
           <w:rFonts w:asciiTheme="minorHAnsi" w:hAnsiTheme="minorHAnsi"/>
-          <w:szCs w:val="19"/>
+          <w:sz w:val="18"/>
+          <w:szCs w:val="18"/>
+        </w:rPr>
+        <w:t>024</w:t>
+      </w:r>
+      <w:r>
+        <w:rPr>
+          <w:rFonts w:asciiTheme="minorHAnsi" w:hAnsiTheme="minorHAnsi"/>
+          <w:sz w:val="18"/>
+          <w:szCs w:val="18"/>
         </w:rPr>
         <w:tab/>
       </w:r>
       <w:r>
         <w:rPr>
           <w:rFonts w:asciiTheme="minorHAnsi" w:hAnsiTheme="minorHAnsi"/>
-          <w:szCs w:val="19"/>
-        </w:rPr>
-        <w:t xml:space="preserve">Ben Duggan - </w:t>
+          <w:sz w:val="18"/>
+          <w:szCs w:val="18"/>
+        </w:rPr>
+        <w:t xml:space="preserve">   </w:t>
       </w:r>
       <w:r>
         <w:rPr>
           <w:rFonts w:asciiTheme="minorHAnsi" w:hAnsiTheme="minorHAnsi"/>
-          <w:szCs w:val="19"/>
-        </w:rPr>
-        <w:t>Director, Teach NT</w:t>
+          <w:sz w:val="18"/>
+          <w:szCs w:val="18"/>
+        </w:rPr>
+        <w:t xml:space="preserve">Noella </w:t>
+      </w:r>
+      <w:proofErr w:type="spellStart"/>
+      <w:r>
+        <w:rPr>
+          <w:rFonts w:asciiTheme="minorHAnsi" w:hAnsiTheme="minorHAnsi"/>
+          <w:sz w:val="18"/>
+          <w:szCs w:val="18"/>
+        </w:rPr>
+        <w:t>Goveas</w:t>
+      </w:r>
+      <w:proofErr w:type="spellEnd"/>
+      <w:r>
+        <w:rPr>
+          <w:rFonts w:asciiTheme="minorHAnsi" w:hAnsiTheme="minorHAnsi"/>
+          <w:sz w:val="18"/>
+          <w:szCs w:val="18"/>
+        </w:rPr>
+        <w:t>, Principal</w:t>
       </w:r>
     </w:p>
     <w:sectPr>
-      <w:headerReference w:type="even" r:id="rId22"/>
-      <w:headerReference w:type="default" r:id="rId23"/>
-      <w:footerReference w:type="even" r:id="rId24"/>
-      <w:footerReference w:type="default" r:id="rId25"/>
-      <w:headerReference w:type="first" r:id="rId26"/>
-      <w:footerReference w:type="first" r:id="rId27"/>
+      <w:headerReference w:type="default" r:id="rId19"/>
+      <w:footerReference w:type="default" r:id="rId20"/>
+      <w:headerReference w:type="first" r:id="rId21"/>
+      <w:footerReference w:type="first" r:id="rId22"/>
       <w:pgSz w:w="11906" w:h="16838" w:code="9"/>
-      <w:pgMar w:top="736" w:right="566" w:bottom="1418" w:left="567" w:header="284" w:footer="205" w:gutter="0"/>
+      <w:pgMar w:top="720" w:right="424" w:bottom="0" w:left="720" w:header="284" w:footer="0" w:gutter="0"/>
       <w:cols w:space="708"/>
       <w:titlePg/>
       <w:docGrid w:linePitch="360"/>
@@ -6241,16 +2331,6 @@
 </file>
 
 <file path=word/footer1.xml><?xml version="1.0" encoding="utf-8"?>
-<w:ftr xmlns:wpc="http://schemas.microsoft.com/office/word/2010/wordprocessingCanvas" xmlns:cx="http://schemas.microsoft.com/office/drawing/2014/chartex" xmlns:cx1="http://schemas.microsoft.com/office/drawing/2015/9/8/chartex" xmlns:cx2="http://schemas.microsoft.com/office/drawing/2015/10/21/chartex" xmlns:cx3="http://schemas.microsoft.com/office/drawing/2016/5/9/chartex" xmlns:cx4="http://schemas.microsoft.com/office/drawing/2016/5/10/chartex" xmlns:cx5="http://schemas.microsoft.com/office/drawing/2016/5/11/chartex" xmlns:cx6="http://schemas.microsoft.com/office/drawing/2016/5/12/chartex" xmlns:cx7="http://schemas.microsoft.com/office/drawing/2016/5/13/chartex" xmlns:cx8="http://schemas.microsoft.com/office/drawing/2016/5/14/chartex" xmlns:mc="http://schemas.openxmlformats.org/markup-compatibility/2006" xmlns:aink="http://schemas.microsoft.com/office/drawing/2016/ink" xmlns:am3d="http://schemas.microsoft.com/office/drawing/2017/model3d" xmlns:o="urn:schemas-microsoft-com:office:office" xmlns:oel="http://schemas.microsoft.com/office/2019/extlst" xmlns:r="http://schemas.openxmlformats.org/officeDocument/2006/relationships" xmlns:m="http://schemas.openxmlformats.org/officeDocument/2006/math" xmlns:v="urn:schemas-microsoft-com:vml" xmlns:wp14="http://schemas.microsoft.com/office/word/2010/wordprocessingDrawing" xmlns:wp="http://schemas.openxmlformats.org/drawingml/2006/wordprocessingDrawing" xmlns:w10="urn:schemas-microsoft-com:office:word" xmlns:w="http://schemas.openxmlformats.org/wordprocessingml/2006/main" xmlns:w14="http://schemas.microsoft.com/office/word/2010/wordml" xmlns:w15="http://schemas.microsoft.com/office/word/2012/wordml" xmlns:w16cex="http://schemas.microsoft.com/office/word/2018/wordml/cex" xmlns:w16cid="http://schemas.microsoft.com/office/word/2016/wordml/cid" xmlns:w16="http://schemas.microsoft.com/office/word/2018/wordml" xmlns:w16sdtdh="http://schemas.microsoft.com/office/word/2020/wordml/sdtdatahash" xmlns:w16se="http://schemas.microsoft.com/office/word/2015/wordml/symex" xmlns:wpg="http://schemas.microsoft.com/office/word/2010/wordprocessingGroup" xmlns:wpi="http://schemas.microsoft.com/office/word/2010/wordprocessingInk" xmlns:wne="http://schemas.microsoft.com/office/word/2006/wordml" xmlns:wps="http://schemas.microsoft.com/office/word/2010/wordprocessingShape" mc:Ignorable="w14 w15 w16se w16cid w16 w16cex w16sdtdh wp14">
-  <w:p>
-    <w:pPr>
-      <w:pStyle w:val="Footer"/>
-    </w:pPr>
-  </w:p>
-</w:ftr>
-</file>
-
-<file path=word/footer2.xml><?xml version="1.0" encoding="utf-8"?>
 <w:ftr xmlns:wpc="http://schemas.microsoft.com/office/word/2010/wordprocessingCanvas" xmlns:cx="http://schemas.microsoft.com/office/drawing/2014/chartex" xmlns:cx1="http://schemas.microsoft.com/office/drawing/2015/9/8/chartex" xmlns:cx2="http://schemas.microsoft.com/office/drawing/2015/10/21/chartex" xmlns:cx3="http://schemas.microsoft.com/office/drawing/2016/5/9/chartex" xmlns:cx4="http://schemas.microsoft.com/office/drawing/2016/5/10/chartex" xmlns:cx5="http://schemas.microsoft.com/office/drawing/2016/5/11/chartex" xmlns:cx6="http://schemas.microsoft.com/office/drawing/2016/5/12/chartex" xmlns:cx7="http://schemas.microsoft.com/office/drawing/2016/5/13/chartex" xmlns:cx8="http://schemas.microsoft.com/office/drawing/2016/5/14/chartex" xmlns:mc="http://schemas.openxmlformats.org/markup-compatibility/2006" xmlns:aink="http://schemas.microsoft.com/office/drawing/2016/ink" xmlns:am3d="http://schemas.microsoft.com/office/drawing/2017/model3d" xmlns:o="urn:schemas-microsoft-com:office:office" xmlns:oel="http://schemas.microsoft.com/office/2019/extlst" xmlns:r="http://schemas.openxmlformats.org/officeDocument/2006/relationships" xmlns:m="http://schemas.openxmlformats.org/officeDocument/2006/math" xmlns:v="urn:schemas-microsoft-com:vml" xmlns:wp14="http://schemas.microsoft.com/office/word/2010/wordprocessingDrawing" xmlns:wp="http://schemas.openxmlformats.org/drawingml/2006/wordprocessingDrawing" xmlns:w10="urn:schemas-microsoft-com:office:word" xmlns:w="http://schemas.openxmlformats.org/wordprocessingml/2006/main" xmlns:w14="http://schemas.microsoft.com/office/word/2010/wordml" xmlns:w15="http://schemas.microsoft.com/office/word/2012/wordml" xmlns:w16cex="http://schemas.microsoft.com/office/word/2018/wordml/cex" xmlns:w16cid="http://schemas.microsoft.com/office/word/2016/wordml/cid" xmlns:w16="http://schemas.microsoft.com/office/word/2018/wordml" xmlns:w16sdtdh="http://schemas.microsoft.com/office/word/2020/wordml/sdtdatahash" xmlns:w16se="http://schemas.microsoft.com/office/word/2015/wordml/symex" xmlns:wpg="http://schemas.microsoft.com/office/word/2010/wordprocessingGroup" xmlns:wpi="http://schemas.microsoft.com/office/word/2010/wordprocessingInk" xmlns:wne="http://schemas.microsoft.com/office/word/2006/wordml" xmlns:wps="http://schemas.microsoft.com/office/word/2010/wordprocessingShape" mc:Ignorable="w14 w15 w16se w16cid w16 w16cex w16sdtdh wp14">
   <w:p/>
   <w:tbl>
@@ -6427,13 +2507,8 @@
 </w:ftr>
 </file>
 
-<file path=word/footer3.xml><?xml version="1.0" encoding="utf-8"?>
+<file path=word/footer2.xml><?xml version="1.0" encoding="utf-8"?>
 <w:ftr xmlns:wpc="http://schemas.microsoft.com/office/word/2010/wordprocessingCanvas" xmlns:cx="http://schemas.microsoft.com/office/drawing/2014/chartex" xmlns:cx1="http://schemas.microsoft.com/office/drawing/2015/9/8/chartex" xmlns:cx2="http://schemas.microsoft.com/office/drawing/2015/10/21/chartex" xmlns:cx3="http://schemas.microsoft.com/office/drawing/2016/5/9/chartex" xmlns:cx4="http://schemas.microsoft.com/office/drawing/2016/5/10/chartex" xmlns:cx5="http://schemas.microsoft.com/office/drawing/2016/5/11/chartex" xmlns:cx6="http://schemas.microsoft.com/office/drawing/2016/5/12/chartex" xmlns:cx7="http://schemas.microsoft.com/office/drawing/2016/5/13/chartex" xmlns:cx8="http://schemas.microsoft.com/office/drawing/2016/5/14/chartex" xmlns:mc="http://schemas.openxmlformats.org/markup-compatibility/2006" xmlns:aink="http://schemas.microsoft.com/office/drawing/2016/ink" xmlns:am3d="http://schemas.microsoft.com/office/drawing/2017/model3d" xmlns:o="urn:schemas-microsoft-com:office:office" xmlns:oel="http://schemas.microsoft.com/office/2019/extlst" xmlns:r="http://schemas.openxmlformats.org/officeDocument/2006/relationships" xmlns:m="http://schemas.openxmlformats.org/officeDocument/2006/math" xmlns:v="urn:schemas-microsoft-com:vml" xmlns:wp14="http://schemas.microsoft.com/office/word/2010/wordprocessingDrawing" xmlns:wp="http://schemas.openxmlformats.org/drawingml/2006/wordprocessingDrawing" xmlns:w10="urn:schemas-microsoft-com:office:word" xmlns:w="http://schemas.openxmlformats.org/wordprocessingml/2006/main" xmlns:w14="http://schemas.microsoft.com/office/word/2010/wordml" xmlns:w15="http://schemas.microsoft.com/office/word/2012/wordml" xmlns:w16cex="http://schemas.microsoft.com/office/word/2018/wordml/cex" xmlns:w16cid="http://schemas.microsoft.com/office/word/2016/wordml/cid" xmlns:w16="http://schemas.microsoft.com/office/word/2018/wordml" xmlns:w16sdtdh="http://schemas.microsoft.com/office/word/2020/wordml/sdtdatahash" xmlns:w16se="http://schemas.microsoft.com/office/word/2015/wordml/symex" xmlns:wpg="http://schemas.microsoft.com/office/word/2010/wordprocessingGroup" xmlns:wpi="http://schemas.microsoft.com/office/word/2010/wordprocessingInk" xmlns:wne="http://schemas.microsoft.com/office/word/2006/wordml" xmlns:wps="http://schemas.microsoft.com/office/word/2010/wordprocessingShape" mc:Ignorable="w14 w15 w16se w16cid w16 w16cex w16sdtdh wp14">
-  <w:p>
-    <w:pPr>
-      <w:spacing w:after="0"/>
-    </w:pPr>
-  </w:p>
   <w:tbl>
     <w:tblPr>
       <w:tblW w:w="10915" w:type="dxa"/>
@@ -6534,7 +2609,7 @@
               <w:rStyle w:val="PageNumber"/>
               <w:noProof/>
             </w:rPr>
-            <w:t>1</w:t>
+            <w:t>2</w:t>
           </w:r>
           <w:r>
             <w:rPr>
@@ -6560,10 +2635,10 @@
               <w:noProof/>
             </w:rPr>
             <w:drawing>
-              <wp:inline distT="0" distB="0" distL="0" distR="0" wp14:anchorId="264BB578" wp14:editId="417D96A8">
+              <wp:inline distT="0" distB="0" distL="0" distR="0" wp14:anchorId="161B89B5" wp14:editId="397EAC89">
                 <wp:extent cx="1332000" cy="475715"/>
                 <wp:effectExtent l="0" t="0" r="1905" b="635"/>
-                <wp:docPr id="2" name="Picture 2" descr="Northern Territory Government"/>
+                <wp:docPr id="2144667321" name="Picture 2144667321" descr="Northern Territory Government"/>
                 <wp:cNvGraphicFramePr>
                   <a:graphicFrameLocks xmlns:a="http://schemas.openxmlformats.org/drawingml/2006/main" noChangeAspect="1"/>
                 </wp:cNvGraphicFramePr>
@@ -6644,16 +2719,6 @@
     <w:pPr>
       <w:pStyle w:val="Header"/>
     </w:pPr>
-  </w:p>
-</w:hdr>
-</file>
-
-<file path=word/header2.xml><?xml version="1.0" encoding="utf-8"?>
-<w:hdr xmlns:wpc="http://schemas.microsoft.com/office/word/2010/wordprocessingCanvas" xmlns:cx="http://schemas.microsoft.com/office/drawing/2014/chartex" xmlns:cx1="http://schemas.microsoft.com/office/drawing/2015/9/8/chartex" xmlns:cx2="http://schemas.microsoft.com/office/drawing/2015/10/21/chartex" xmlns:cx3="http://schemas.microsoft.com/office/drawing/2016/5/9/chartex" xmlns:cx4="http://schemas.microsoft.com/office/drawing/2016/5/10/chartex" xmlns:cx5="http://schemas.microsoft.com/office/drawing/2016/5/11/chartex" xmlns:cx6="http://schemas.microsoft.com/office/drawing/2016/5/12/chartex" xmlns:cx7="http://schemas.microsoft.com/office/drawing/2016/5/13/chartex" xmlns:cx8="http://schemas.microsoft.com/office/drawing/2016/5/14/chartex" xmlns:mc="http://schemas.openxmlformats.org/markup-compatibility/2006" xmlns:aink="http://schemas.microsoft.com/office/drawing/2016/ink" xmlns:am3d="http://schemas.microsoft.com/office/drawing/2017/model3d" xmlns:o="urn:schemas-microsoft-com:office:office" xmlns:oel="http://schemas.microsoft.com/office/2019/extlst" xmlns:r="http://schemas.openxmlformats.org/officeDocument/2006/relationships" xmlns:m="http://schemas.openxmlformats.org/officeDocument/2006/math" xmlns:v="urn:schemas-microsoft-com:vml" xmlns:wp14="http://schemas.microsoft.com/office/word/2010/wordprocessingDrawing" xmlns:wp="http://schemas.openxmlformats.org/drawingml/2006/wordprocessingDrawing" xmlns:w10="urn:schemas-microsoft-com:office:word" xmlns:w="http://schemas.openxmlformats.org/wordprocessingml/2006/main" xmlns:w14="http://schemas.microsoft.com/office/word/2010/wordml" xmlns:w15="http://schemas.microsoft.com/office/word/2012/wordml" xmlns:w16cex="http://schemas.microsoft.com/office/word/2018/wordml/cex" xmlns:w16cid="http://schemas.microsoft.com/office/word/2016/wordml/cid" xmlns:w16="http://schemas.microsoft.com/office/word/2018/wordml" xmlns:w16sdtdh="http://schemas.microsoft.com/office/word/2020/wordml/sdtdatahash" xmlns:w16se="http://schemas.microsoft.com/office/word/2015/wordml/symex" xmlns:wpg="http://schemas.microsoft.com/office/word/2010/wordprocessingGroup" xmlns:wpi="http://schemas.microsoft.com/office/word/2010/wordprocessingInk" xmlns:wne="http://schemas.microsoft.com/office/word/2006/wordml" xmlns:wps="http://schemas.microsoft.com/office/word/2010/wordprocessingShape" mc:Ignorable="w14 w15 w16se w16cid w16 w16cex w16sdtdh wp14">
-  <w:p>
-    <w:pPr>
-      <w:pStyle w:val="Header"/>
-    </w:pPr>
     <w:sdt>
       <w:sdtPr>
         <w:alias w:val="Title"/>
@@ -6673,7 +2738,7 @@
 </w:hdr>
 </file>
 
-<file path=word/header3.xml><?xml version="1.0" encoding="utf-8"?>
+<file path=word/header2.xml><?xml version="1.0" encoding="utf-8"?>
 <w:hdr xmlns:wpc="http://schemas.microsoft.com/office/word/2010/wordprocessingCanvas" xmlns:cx="http://schemas.microsoft.com/office/drawing/2014/chartex" xmlns:cx1="http://schemas.microsoft.com/office/drawing/2015/9/8/chartex" xmlns:cx2="http://schemas.microsoft.com/office/drawing/2015/10/21/chartex" xmlns:cx3="http://schemas.microsoft.com/office/drawing/2016/5/9/chartex" xmlns:cx4="http://schemas.microsoft.com/office/drawing/2016/5/10/chartex" xmlns:cx5="http://schemas.microsoft.com/office/drawing/2016/5/11/chartex" xmlns:cx6="http://schemas.microsoft.com/office/drawing/2016/5/12/chartex" xmlns:cx7="http://schemas.microsoft.com/office/drawing/2016/5/13/chartex" xmlns:cx8="http://schemas.microsoft.com/office/drawing/2016/5/14/chartex" xmlns:mc="http://schemas.openxmlformats.org/markup-compatibility/2006" xmlns:aink="http://schemas.microsoft.com/office/drawing/2016/ink" xmlns:am3d="http://schemas.microsoft.com/office/drawing/2017/model3d" xmlns:o="urn:schemas-microsoft-com:office:office" xmlns:oel="http://schemas.microsoft.com/office/2019/extlst" xmlns:r="http://schemas.openxmlformats.org/officeDocument/2006/relationships" xmlns:m="http://schemas.openxmlformats.org/officeDocument/2006/math" xmlns:v="urn:schemas-microsoft-com:vml" xmlns:wp14="http://schemas.microsoft.com/office/word/2010/wordprocessingDrawing" xmlns:wp="http://schemas.openxmlformats.org/drawingml/2006/wordprocessingDrawing" xmlns:w10="urn:schemas-microsoft-com:office:word" xmlns:w="http://schemas.openxmlformats.org/wordprocessingml/2006/main" xmlns:w14="http://schemas.microsoft.com/office/word/2010/wordml" xmlns:w15="http://schemas.microsoft.com/office/word/2012/wordml" xmlns:w16cex="http://schemas.microsoft.com/office/word/2018/wordml/cex" xmlns:w16cid="http://schemas.microsoft.com/office/word/2016/wordml/cid" xmlns:w16="http://schemas.microsoft.com/office/word/2018/wordml" xmlns:w16sdtdh="http://schemas.microsoft.com/office/word/2020/wordml/sdtdatahash" xmlns:w16se="http://schemas.microsoft.com/office/word/2015/wordml/symex" xmlns:wpg="http://schemas.microsoft.com/office/word/2010/wordprocessingGroup" xmlns:wpi="http://schemas.microsoft.com/office/word/2010/wordprocessingInk" xmlns:wne="http://schemas.microsoft.com/office/word/2006/wordml" xmlns:wps="http://schemas.microsoft.com/office/word/2010/wordprocessingShape" mc:Ignorable="w14 w15 w16se w16cid w16 w16cex w16sdtdh wp14">
   <w:sdt>
     <w:sdtPr>
@@ -6690,13 +2755,7 @@
           <w:pStyle w:val="Title"/>
         </w:pPr>
         <w:r>
-          <w:t xml:space="preserve">Job </w:t>
-        </w:r>
-        <w:r>
-          <w:t>d</w:t>
-        </w:r>
-        <w:r>
-          <w:t>escription</w:t>
+          <w:t>Job description</w:t>
         </w:r>
       </w:p>
     </w:sdtContent>
@@ -6822,92 +2881,6 @@
     </w:lvl>
   </w:abstractNum>
   <w:abstractNum w:abstractNumId="1" w15:restartNumberingAfterBreak="0">
-    <w:nsid w:val="06A75412"/>
-    <w:multiLevelType w:val="hybridMultilevel"/>
-    <w:tmpl w:val="DE3C2568"/>
-    <w:lvl w:ilvl="0" w:tplc="0C09000F">
-      <w:start w:val="1"/>
-      <w:numFmt w:val="decimal"/>
-      <w:lvlText w:val="%1."/>
-      <w:lvlJc w:val="left"/>
-      <w:pPr>
-        <w:ind w:left="360" w:hanging="360"/>
-      </w:pPr>
-    </w:lvl>
-    <w:lvl w:ilvl="1" w:tplc="0C090019" w:tentative="1">
-      <w:start w:val="1"/>
-      <w:numFmt w:val="lowerLetter"/>
-      <w:lvlText w:val="%2."/>
-      <w:lvlJc w:val="left"/>
-      <w:pPr>
-        <w:ind w:left="1080" w:hanging="360"/>
-      </w:pPr>
-    </w:lvl>
-    <w:lvl w:ilvl="2" w:tplc="0C09001B" w:tentative="1">
-      <w:start w:val="1"/>
-      <w:numFmt w:val="lowerRoman"/>
-      <w:lvlText w:val="%3."/>
-      <w:lvlJc w:val="right"/>
-      <w:pPr>
-        <w:ind w:left="1800" w:hanging="180"/>
-      </w:pPr>
-    </w:lvl>
-    <w:lvl w:ilvl="3" w:tplc="0C09000F" w:tentative="1">
-      <w:start w:val="1"/>
-      <w:numFmt w:val="decimal"/>
-      <w:lvlText w:val="%4."/>
-      <w:lvlJc w:val="left"/>
-      <w:pPr>
-        <w:ind w:left="2520" w:hanging="360"/>
-      </w:pPr>
-    </w:lvl>
-    <w:lvl w:ilvl="4" w:tplc="0C090019" w:tentative="1">
-      <w:start w:val="1"/>
-      <w:numFmt w:val="lowerLetter"/>
-      <w:lvlText w:val="%5."/>
-      <w:lvlJc w:val="left"/>
-      <w:pPr>
-        <w:ind w:left="3240" w:hanging="360"/>
-      </w:pPr>
-    </w:lvl>
-    <w:lvl w:ilvl="5" w:tplc="0C09001B" w:tentative="1">
-      <w:start w:val="1"/>
-      <w:numFmt w:val="lowerRoman"/>
-      <w:lvlText w:val="%6."/>
-      <w:lvlJc w:val="right"/>
-      <w:pPr>
-        <w:ind w:left="3960" w:hanging="180"/>
-      </w:pPr>
-    </w:lvl>
-    <w:lvl w:ilvl="6" w:tplc="0C09000F" w:tentative="1">
-      <w:start w:val="1"/>
-      <w:numFmt w:val="decimal"/>
-      <w:lvlText w:val="%7."/>
-      <w:lvlJc w:val="left"/>
-      <w:pPr>
-        <w:ind w:left="4680" w:hanging="360"/>
-      </w:pPr>
-    </w:lvl>
-    <w:lvl w:ilvl="7" w:tplc="0C090019" w:tentative="1">
-      <w:start w:val="1"/>
-      <w:numFmt w:val="lowerLetter"/>
-      <w:lvlText w:val="%8."/>
-      <w:lvlJc w:val="left"/>
-      <w:pPr>
-        <w:ind w:left="5400" w:hanging="360"/>
-      </w:pPr>
-    </w:lvl>
-    <w:lvl w:ilvl="8" w:tplc="0C09001B" w:tentative="1">
-      <w:start w:val="1"/>
-      <w:numFmt w:val="lowerRoman"/>
-      <w:lvlText w:val="%9."/>
-      <w:lvlJc w:val="right"/>
-      <w:pPr>
-        <w:ind w:left="6120" w:hanging="180"/>
-      </w:pPr>
-    </w:lvl>
-  </w:abstractNum>
-  <w:abstractNum w:abstractNumId="2" w15:restartNumberingAfterBreak="0">
     <w:nsid w:val="07D10592"/>
     <w:multiLevelType w:val="multilevel"/>
     <w:tmpl w:val="9896489E"/>
@@ -7021,121 +2994,35 @@
       </w:rPr>
     </w:lvl>
   </w:abstractNum>
-  <w:abstractNum w:abstractNumId="3" w15:restartNumberingAfterBreak="0">
-    <w:nsid w:val="09511610"/>
-    <w:multiLevelType w:val="hybridMultilevel"/>
-    <w:tmpl w:val="38A8CE6C"/>
-    <w:lvl w:ilvl="0" w:tplc="0C09000F">
-      <w:start w:val="1"/>
-      <w:numFmt w:val="decimal"/>
-      <w:lvlText w:val="%1."/>
-      <w:lvlJc w:val="left"/>
-      <w:pPr>
-        <w:ind w:left="720" w:hanging="360"/>
-      </w:pPr>
-    </w:lvl>
-    <w:lvl w:ilvl="1" w:tplc="0C090019" w:tentative="1">
-      <w:start w:val="1"/>
-      <w:numFmt w:val="lowerLetter"/>
-      <w:lvlText w:val="%2."/>
-      <w:lvlJc w:val="left"/>
-      <w:pPr>
-        <w:ind w:left="1440" w:hanging="360"/>
-      </w:pPr>
-    </w:lvl>
-    <w:lvl w:ilvl="2" w:tplc="0C09001B" w:tentative="1">
-      <w:start w:val="1"/>
-      <w:numFmt w:val="lowerRoman"/>
-      <w:lvlText w:val="%3."/>
-      <w:lvlJc w:val="right"/>
-      <w:pPr>
-        <w:ind w:left="2160" w:hanging="180"/>
-      </w:pPr>
-    </w:lvl>
-    <w:lvl w:ilvl="3" w:tplc="0C09000F" w:tentative="1">
-      <w:start w:val="1"/>
-      <w:numFmt w:val="decimal"/>
-      <w:lvlText w:val="%4."/>
-      <w:lvlJc w:val="left"/>
-      <w:pPr>
-        <w:ind w:left="2880" w:hanging="360"/>
-      </w:pPr>
-    </w:lvl>
-    <w:lvl w:ilvl="4" w:tplc="0C090019" w:tentative="1">
-      <w:start w:val="1"/>
-      <w:numFmt w:val="lowerLetter"/>
-      <w:lvlText w:val="%5."/>
-      <w:lvlJc w:val="left"/>
-      <w:pPr>
-        <w:ind w:left="3600" w:hanging="360"/>
-      </w:pPr>
-    </w:lvl>
-    <w:lvl w:ilvl="5" w:tplc="0C09001B" w:tentative="1">
-      <w:start w:val="1"/>
-      <w:numFmt w:val="lowerRoman"/>
-      <w:lvlText w:val="%6."/>
-      <w:lvlJc w:val="right"/>
-      <w:pPr>
-        <w:ind w:left="4320" w:hanging="180"/>
-      </w:pPr>
-    </w:lvl>
-    <w:lvl w:ilvl="6" w:tplc="0C09000F" w:tentative="1">
-      <w:start w:val="1"/>
-      <w:numFmt w:val="decimal"/>
-      <w:lvlText w:val="%7."/>
-      <w:lvlJc w:val="left"/>
-      <w:pPr>
-        <w:ind w:left="5040" w:hanging="360"/>
-      </w:pPr>
-    </w:lvl>
-    <w:lvl w:ilvl="7" w:tplc="0C090019" w:tentative="1">
-      <w:start w:val="1"/>
-      <w:numFmt w:val="lowerLetter"/>
-      <w:lvlText w:val="%8."/>
-      <w:lvlJc w:val="left"/>
-      <w:pPr>
-        <w:ind w:left="5760" w:hanging="360"/>
-      </w:pPr>
-    </w:lvl>
-    <w:lvl w:ilvl="8" w:tplc="0C09001B" w:tentative="1">
-      <w:start w:val="1"/>
-      <w:numFmt w:val="lowerRoman"/>
-      <w:lvlText w:val="%9."/>
-      <w:lvlJc w:val="right"/>
-      <w:pPr>
-        <w:ind w:left="6480" w:hanging="180"/>
-      </w:pPr>
-    </w:lvl>
-  </w:abstractNum>
-  <w:abstractNum w:abstractNumId="4" w15:restartNumberingAfterBreak="0">
+  <w:abstractNum w:abstractNumId="2" w15:restartNumberingAfterBreak="0">
     <w:nsid w:val="0B7245D0"/>
     <w:multiLevelType w:val="multilevel"/>
     <w:tmpl w:val="0C78A7AC"/>
     <w:name w:val="NTG Table Bullet List322"/>
     <w:numStyleLink w:val="Tablebulletlist"/>
   </w:abstractNum>
-  <w:abstractNum w:abstractNumId="5" w15:restartNumberingAfterBreak="0">
+  <w:abstractNum w:abstractNumId="3" w15:restartNumberingAfterBreak="0">
     <w:nsid w:val="0F195B3C"/>
     <w:multiLevelType w:val="multilevel"/>
     <w:tmpl w:val="3928FD02"/>
     <w:name w:val="NTG Table Bullet List3322222"/>
     <w:numStyleLink w:val="Bulletlist"/>
   </w:abstractNum>
-  <w:abstractNum w:abstractNumId="6" w15:restartNumberingAfterBreak="0">
+  <w:abstractNum w:abstractNumId="4" w15:restartNumberingAfterBreak="0">
     <w:nsid w:val="100244A1"/>
     <w:multiLevelType w:val="multilevel"/>
     <w:tmpl w:val="0C78A7AC"/>
     <w:name w:val="NTG Table Bullet List332"/>
     <w:numStyleLink w:val="Tablebulletlist"/>
   </w:abstractNum>
-  <w:abstractNum w:abstractNumId="7" w15:restartNumberingAfterBreak="0">
+  <w:abstractNum w:abstractNumId="5" w15:restartNumberingAfterBreak="0">
     <w:nsid w:val="1012237B"/>
     <w:multiLevelType w:val="multilevel"/>
     <w:tmpl w:val="0C78A7AC"/>
     <w:name w:val="NTG Table Bullet List32"/>
     <w:numStyleLink w:val="Tablebulletlist"/>
   </w:abstractNum>
-  <w:abstractNum w:abstractNumId="8" w15:restartNumberingAfterBreak="0">
+  <w:abstractNum w:abstractNumId="6" w15:restartNumberingAfterBreak="0">
     <w:nsid w:val="1138377B"/>
     <w:multiLevelType w:val="multilevel"/>
     <w:tmpl w:val="6AE2BB08"/>
@@ -7248,200 +3135,118 @@
       </w:rPr>
     </w:lvl>
   </w:abstractNum>
-  <w:abstractNum w:abstractNumId="9" w15:restartNumberingAfterBreak="0">
+  <w:abstractNum w:abstractNumId="7" w15:restartNumberingAfterBreak="0">
+    <w:nsid w:val="15D669DE"/>
+    <w:multiLevelType w:val="hybridMultilevel"/>
+    <w:tmpl w:val="4AE0F14E"/>
+    <w:lvl w:ilvl="0" w:tplc="C9AA148A">
+      <w:start w:val="1"/>
+      <w:numFmt w:val="decimal"/>
+      <w:lvlText w:val="%1."/>
+      <w:lvlJc w:val="left"/>
+      <w:pPr>
+        <w:ind w:left="360" w:hanging="360"/>
+      </w:pPr>
+      <w:rPr>
+        <w:b w:val="0"/>
+        <w:bCs/>
+      </w:rPr>
+    </w:lvl>
+    <w:lvl w:ilvl="1" w:tplc="0C090019" w:tentative="1">
+      <w:start w:val="1"/>
+      <w:numFmt w:val="lowerLetter"/>
+      <w:lvlText w:val="%2."/>
+      <w:lvlJc w:val="left"/>
+      <w:pPr>
+        <w:ind w:left="1080" w:hanging="360"/>
+      </w:pPr>
+    </w:lvl>
+    <w:lvl w:ilvl="2" w:tplc="0C09001B" w:tentative="1">
+      <w:start w:val="1"/>
+      <w:numFmt w:val="lowerRoman"/>
+      <w:lvlText w:val="%3."/>
+      <w:lvlJc w:val="right"/>
+      <w:pPr>
+        <w:ind w:left="1800" w:hanging="180"/>
+      </w:pPr>
+    </w:lvl>
+    <w:lvl w:ilvl="3" w:tplc="0C09000F" w:tentative="1">
+      <w:start w:val="1"/>
+      <w:numFmt w:val="decimal"/>
+      <w:lvlText w:val="%4."/>
+      <w:lvlJc w:val="left"/>
+      <w:pPr>
+        <w:ind w:left="2520" w:hanging="360"/>
+      </w:pPr>
+    </w:lvl>
+    <w:lvl w:ilvl="4" w:tplc="0C090019" w:tentative="1">
+      <w:start w:val="1"/>
+      <w:numFmt w:val="lowerLetter"/>
+      <w:lvlText w:val="%5."/>
+      <w:lvlJc w:val="left"/>
+      <w:pPr>
+        <w:ind w:left="3240" w:hanging="360"/>
+      </w:pPr>
+    </w:lvl>
+    <w:lvl w:ilvl="5" w:tplc="0C09001B" w:tentative="1">
+      <w:start w:val="1"/>
+      <w:numFmt w:val="lowerRoman"/>
+      <w:lvlText w:val="%6."/>
+      <w:lvlJc w:val="right"/>
+      <w:pPr>
+        <w:ind w:left="3960" w:hanging="180"/>
+      </w:pPr>
+    </w:lvl>
+    <w:lvl w:ilvl="6" w:tplc="0C09000F" w:tentative="1">
+      <w:start w:val="1"/>
+      <w:numFmt w:val="decimal"/>
+      <w:lvlText w:val="%7."/>
+      <w:lvlJc w:val="left"/>
+      <w:pPr>
+        <w:ind w:left="4680" w:hanging="360"/>
+      </w:pPr>
+    </w:lvl>
+    <w:lvl w:ilvl="7" w:tplc="0C090019" w:tentative="1">
+      <w:start w:val="1"/>
+      <w:numFmt w:val="lowerLetter"/>
+      <w:lvlText w:val="%8."/>
+      <w:lvlJc w:val="left"/>
+      <w:pPr>
+        <w:ind w:left="5400" w:hanging="360"/>
+      </w:pPr>
+    </w:lvl>
+    <w:lvl w:ilvl="8" w:tplc="0C09001B" w:tentative="1">
+      <w:start w:val="1"/>
+      <w:numFmt w:val="lowerRoman"/>
+      <w:lvlText w:val="%9."/>
+      <w:lvlJc w:val="right"/>
+      <w:pPr>
+        <w:ind w:left="6120" w:hanging="180"/>
+      </w:pPr>
+    </w:lvl>
+  </w:abstractNum>
+  <w:abstractNum w:abstractNumId="8" w15:restartNumberingAfterBreak="0">
     <w:nsid w:val="15E93577"/>
     <w:multiLevelType w:val="multilevel"/>
     <w:tmpl w:val="4E6AC8F6"/>
     <w:name w:val="NTG Table Bullet List33222222"/>
     <w:numStyleLink w:val="Numberlist"/>
   </w:abstractNum>
-  <w:abstractNum w:abstractNumId="10" w15:restartNumberingAfterBreak="0">
-    <w:nsid w:val="170C5C35"/>
-    <w:multiLevelType w:val="hybridMultilevel"/>
-    <w:tmpl w:val="53927AA2"/>
-    <w:lvl w:ilvl="0" w:tplc="0C09000F">
-      <w:start w:val="1"/>
-      <w:numFmt w:val="decimal"/>
-      <w:lvlText w:val="%1."/>
-      <w:lvlJc w:val="left"/>
-      <w:pPr>
-        <w:ind w:left="360" w:hanging="360"/>
-      </w:pPr>
-    </w:lvl>
-    <w:lvl w:ilvl="1" w:tplc="0C090019" w:tentative="1">
-      <w:start w:val="1"/>
-      <w:numFmt w:val="lowerLetter"/>
-      <w:lvlText w:val="%2."/>
-      <w:lvlJc w:val="left"/>
-      <w:pPr>
-        <w:ind w:left="1080" w:hanging="360"/>
-      </w:pPr>
-    </w:lvl>
-    <w:lvl w:ilvl="2" w:tplc="0C09001B" w:tentative="1">
-      <w:start w:val="1"/>
-      <w:numFmt w:val="lowerRoman"/>
-      <w:lvlText w:val="%3."/>
-      <w:lvlJc w:val="right"/>
-      <w:pPr>
-        <w:ind w:left="1800" w:hanging="180"/>
-      </w:pPr>
-    </w:lvl>
-    <w:lvl w:ilvl="3" w:tplc="0C09000F" w:tentative="1">
-      <w:start w:val="1"/>
-      <w:numFmt w:val="decimal"/>
-      <w:lvlText w:val="%4."/>
-      <w:lvlJc w:val="left"/>
-      <w:pPr>
-        <w:ind w:left="2520" w:hanging="360"/>
-      </w:pPr>
-    </w:lvl>
-    <w:lvl w:ilvl="4" w:tplc="0C090019" w:tentative="1">
-      <w:start w:val="1"/>
-      <w:numFmt w:val="lowerLetter"/>
-      <w:lvlText w:val="%5."/>
-      <w:lvlJc w:val="left"/>
-      <w:pPr>
-        <w:ind w:left="3240" w:hanging="360"/>
-      </w:pPr>
-    </w:lvl>
-    <w:lvl w:ilvl="5" w:tplc="0C09001B" w:tentative="1">
-      <w:start w:val="1"/>
-      <w:numFmt w:val="lowerRoman"/>
-      <w:lvlText w:val="%6."/>
-      <w:lvlJc w:val="right"/>
-      <w:pPr>
-        <w:ind w:left="3960" w:hanging="180"/>
-      </w:pPr>
-    </w:lvl>
-    <w:lvl w:ilvl="6" w:tplc="0C09000F" w:tentative="1">
-      <w:start w:val="1"/>
-      <w:numFmt w:val="decimal"/>
-      <w:lvlText w:val="%7."/>
-      <w:lvlJc w:val="left"/>
-      <w:pPr>
-        <w:ind w:left="4680" w:hanging="360"/>
-      </w:pPr>
-    </w:lvl>
-    <w:lvl w:ilvl="7" w:tplc="0C090019" w:tentative="1">
-      <w:start w:val="1"/>
-      <w:numFmt w:val="lowerLetter"/>
-      <w:lvlText w:val="%8."/>
-      <w:lvlJc w:val="left"/>
-      <w:pPr>
-        <w:ind w:left="5400" w:hanging="360"/>
-      </w:pPr>
-    </w:lvl>
-    <w:lvl w:ilvl="8" w:tplc="0C09001B" w:tentative="1">
-      <w:start w:val="1"/>
-      <w:numFmt w:val="lowerRoman"/>
-      <w:lvlText w:val="%9."/>
-      <w:lvlJc w:val="right"/>
-      <w:pPr>
-        <w:ind w:left="6120" w:hanging="180"/>
-      </w:pPr>
-    </w:lvl>
-  </w:abstractNum>
-  <w:abstractNum w:abstractNumId="11" w15:restartNumberingAfterBreak="0">
+  <w:abstractNum w:abstractNumId="9" w15:restartNumberingAfterBreak="0">
     <w:nsid w:val="18D26C06"/>
     <w:multiLevelType w:val="multilevel"/>
     <w:tmpl w:val="3E5E177A"/>
     <w:name w:val="NTG Table Bullet List33222222222222222"/>
     <w:numStyleLink w:val="Tablenumberlist"/>
   </w:abstractNum>
-  <w:abstractNum w:abstractNumId="12" w15:restartNumberingAfterBreak="0">
-    <w:nsid w:val="18D4430A"/>
-    <w:multiLevelType w:val="hybridMultilevel"/>
-    <w:tmpl w:val="17A698B4"/>
-    <w:lvl w:ilvl="0" w:tplc="0C09000F">
-      <w:start w:val="1"/>
-      <w:numFmt w:val="decimal"/>
-      <w:lvlText w:val="%1."/>
-      <w:lvlJc w:val="left"/>
-      <w:pPr>
-        <w:ind w:left="360" w:hanging="360"/>
-      </w:pPr>
-    </w:lvl>
-    <w:lvl w:ilvl="1" w:tplc="0C090019" w:tentative="1">
-      <w:start w:val="1"/>
-      <w:numFmt w:val="lowerLetter"/>
-      <w:lvlText w:val="%2."/>
-      <w:lvlJc w:val="left"/>
-      <w:pPr>
-        <w:ind w:left="1080" w:hanging="360"/>
-      </w:pPr>
-    </w:lvl>
-    <w:lvl w:ilvl="2" w:tplc="0C09001B" w:tentative="1">
-      <w:start w:val="1"/>
-      <w:numFmt w:val="lowerRoman"/>
-      <w:lvlText w:val="%3."/>
-      <w:lvlJc w:val="right"/>
-      <w:pPr>
-        <w:ind w:left="1800" w:hanging="180"/>
-      </w:pPr>
-    </w:lvl>
-    <w:lvl w:ilvl="3" w:tplc="0C09000F" w:tentative="1">
-      <w:start w:val="1"/>
-      <w:numFmt w:val="decimal"/>
-      <w:lvlText w:val="%4."/>
-      <w:lvlJc w:val="left"/>
-      <w:pPr>
-        <w:ind w:left="2520" w:hanging="360"/>
-      </w:pPr>
-    </w:lvl>
-    <w:lvl w:ilvl="4" w:tplc="0C090019" w:tentative="1">
-      <w:start w:val="1"/>
-      <w:numFmt w:val="lowerLetter"/>
-      <w:lvlText w:val="%5."/>
-      <w:lvlJc w:val="left"/>
-      <w:pPr>
-        <w:ind w:left="3240" w:hanging="360"/>
-      </w:pPr>
-    </w:lvl>
-    <w:lvl w:ilvl="5" w:tplc="0C09001B" w:tentative="1">
-      <w:start w:val="1"/>
-      <w:numFmt w:val="lowerRoman"/>
-      <w:lvlText w:val="%6."/>
-      <w:lvlJc w:val="right"/>
-      <w:pPr>
-        <w:ind w:left="3960" w:hanging="180"/>
-      </w:pPr>
-    </w:lvl>
-    <w:lvl w:ilvl="6" w:tplc="0C09000F" w:tentative="1">
-      <w:start w:val="1"/>
-      <w:numFmt w:val="decimal"/>
-      <w:lvlText w:val="%7."/>
-      <w:lvlJc w:val="left"/>
-      <w:pPr>
-        <w:ind w:left="4680" w:hanging="360"/>
-      </w:pPr>
-    </w:lvl>
-    <w:lvl w:ilvl="7" w:tplc="0C090019" w:tentative="1">
-      <w:start w:val="1"/>
-      <w:numFmt w:val="lowerLetter"/>
-      <w:lvlText w:val="%8."/>
-      <w:lvlJc w:val="left"/>
-      <w:pPr>
-        <w:ind w:left="5400" w:hanging="360"/>
-      </w:pPr>
-    </w:lvl>
-    <w:lvl w:ilvl="8" w:tplc="0C09001B" w:tentative="1">
-      <w:start w:val="1"/>
-      <w:numFmt w:val="lowerRoman"/>
-      <w:lvlText w:val="%9."/>
-      <w:lvlJc w:val="right"/>
-      <w:pPr>
-        <w:ind w:left="6120" w:hanging="180"/>
-      </w:pPr>
-    </w:lvl>
-  </w:abstractNum>
-  <w:abstractNum w:abstractNumId="13" w15:restartNumberingAfterBreak="0">
+  <w:abstractNum w:abstractNumId="10" w15:restartNumberingAfterBreak="0">
     <w:nsid w:val="19533A06"/>
     <w:multiLevelType w:val="multilevel"/>
     <w:tmpl w:val="3928FD02"/>
     <w:name w:val="NTG Table Bullet List3222"/>
     <w:numStyleLink w:val="Bulletlist"/>
   </w:abstractNum>
-  <w:abstractNum w:abstractNumId="14" w15:restartNumberingAfterBreak="0">
+  <w:abstractNum w:abstractNumId="11" w15:restartNumberingAfterBreak="0">
     <w:nsid w:val="19AE65C9"/>
     <w:multiLevelType w:val="multilevel"/>
     <w:tmpl w:val="39746A98"/>
@@ -7563,31 +3368,31 @@
       </w:rPr>
     </w:lvl>
   </w:abstractNum>
-  <w:abstractNum w:abstractNumId="15" w15:restartNumberingAfterBreak="0">
+  <w:abstractNum w:abstractNumId="12" w15:restartNumberingAfterBreak="0">
     <w:nsid w:val="1B26429D"/>
     <w:multiLevelType w:val="multilevel"/>
     <w:tmpl w:val="3E5E177A"/>
     <w:name w:val="NTG Table Bullet List33222222222"/>
     <w:numStyleLink w:val="Tablenumberlist"/>
   </w:abstractNum>
-  <w:abstractNum w:abstractNumId="16" w15:restartNumberingAfterBreak="0">
+  <w:abstractNum w:abstractNumId="13" w15:restartNumberingAfterBreak="0">
     <w:nsid w:val="1B86276C"/>
     <w:multiLevelType w:val="multilevel"/>
     <w:tmpl w:val="3928FD02"/>
     <w:name w:val="NTG Table Bullet List32223"/>
     <w:numStyleLink w:val="Bulletlist"/>
   </w:abstractNum>
-  <w:abstractNum w:abstractNumId="17" w15:restartNumberingAfterBreak="0">
+  <w:abstractNum w:abstractNumId="14" w15:restartNumberingAfterBreak="0">
     <w:nsid w:val="1D0744AE"/>
     <w:multiLevelType w:val="multilevel"/>
     <w:tmpl w:val="3E5E177A"/>
     <w:name w:val="NTG Table Bullet List3222322"/>
     <w:numStyleLink w:val="Tablenumberlist"/>
   </w:abstractNum>
-  <w:abstractNum w:abstractNumId="18" w15:restartNumberingAfterBreak="0">
-    <w:nsid w:val="1D225840"/>
+  <w:abstractNum w:abstractNumId="15" w15:restartNumberingAfterBreak="0">
+    <w:nsid w:val="21516582"/>
     <w:multiLevelType w:val="hybridMultilevel"/>
-    <w:tmpl w:val="41ACB7B4"/>
+    <w:tmpl w:val="CF603AD4"/>
     <w:lvl w:ilvl="0" w:tplc="0C09000F">
       <w:start w:val="1"/>
       <w:numFmt w:val="decimal"/>
@@ -7670,7 +3475,7 @@
       </w:pPr>
     </w:lvl>
   </w:abstractNum>
-  <w:abstractNum w:abstractNumId="19" w15:restartNumberingAfterBreak="0">
+  <w:abstractNum w:abstractNumId="16" w15:restartNumberingAfterBreak="0">
     <w:nsid w:val="22182E8A"/>
     <w:multiLevelType w:val="multilevel"/>
     <w:tmpl w:val="4E6AC8F6"/>
@@ -7805,27 +3610,27 @@
       </w:rPr>
     </w:lvl>
   </w:abstractNum>
-  <w:abstractNum w:abstractNumId="20" w15:restartNumberingAfterBreak="0">
+  <w:abstractNum w:abstractNumId="17" w15:restartNumberingAfterBreak="0">
     <w:nsid w:val="272E3F76"/>
     <w:multiLevelType w:val="multilevel"/>
     <w:tmpl w:val="3E5E177A"/>
     <w:name w:val="NTG Table Bullet List3322"/>
     <w:numStyleLink w:val="Tablenumberlist"/>
   </w:abstractNum>
-  <w:abstractNum w:abstractNumId="21" w15:restartNumberingAfterBreak="0">
+  <w:abstractNum w:abstractNumId="18" w15:restartNumberingAfterBreak="0">
     <w:nsid w:val="27CE4608"/>
     <w:multiLevelType w:val="multilevel"/>
     <w:tmpl w:val="3E5E177A"/>
     <w:name w:val="NTG Table Bullet List33222"/>
     <w:numStyleLink w:val="Tablenumberlist"/>
   </w:abstractNum>
-  <w:abstractNum w:abstractNumId="22" w15:restartNumberingAfterBreak="0">
+  <w:abstractNum w:abstractNumId="19" w15:restartNumberingAfterBreak="0">
     <w:nsid w:val="27D83E4D"/>
     <w:multiLevelType w:val="multilevel"/>
     <w:tmpl w:val="3928FD02"/>
     <w:numStyleLink w:val="Bulletlist"/>
   </w:abstractNum>
-  <w:abstractNum w:abstractNumId="23" w15:restartNumberingAfterBreak="0">
+  <w:abstractNum w:abstractNumId="20" w15:restartNumberingAfterBreak="0">
     <w:nsid w:val="2D392732"/>
     <w:multiLevelType w:val="multilevel"/>
     <w:tmpl w:val="3E5E177A"/>
@@ -7940,28 +3745,28 @@
       </w:rPr>
     </w:lvl>
   </w:abstractNum>
-  <w:abstractNum w:abstractNumId="24" w15:restartNumberingAfterBreak="0">
+  <w:abstractNum w:abstractNumId="21" w15:restartNumberingAfterBreak="0">
     <w:nsid w:val="2E693641"/>
     <w:multiLevelType w:val="multilevel"/>
     <w:tmpl w:val="3E5E177A"/>
     <w:name w:val="NTG Table Bullet List33"/>
     <w:numStyleLink w:val="Tablenumberlist"/>
   </w:abstractNum>
-  <w:abstractNum w:abstractNumId="25" w15:restartNumberingAfterBreak="0">
+  <w:abstractNum w:abstractNumId="22" w15:restartNumberingAfterBreak="0">
     <w:nsid w:val="2EF077BC"/>
     <w:multiLevelType w:val="multilevel"/>
     <w:tmpl w:val="0C78A7AC"/>
     <w:name w:val="NTG Table Bullet List33222222222222222222"/>
     <w:numStyleLink w:val="Tablebulletlist"/>
   </w:abstractNum>
-  <w:abstractNum w:abstractNumId="26" w15:restartNumberingAfterBreak="0">
+  <w:abstractNum w:abstractNumId="23" w15:restartNumberingAfterBreak="0">
     <w:nsid w:val="32DF44DA"/>
     <w:multiLevelType w:val="multilevel"/>
     <w:tmpl w:val="3E5E177A"/>
     <w:name w:val="NTG Table Bullet List3222323"/>
     <w:numStyleLink w:val="Tablenumberlist"/>
   </w:abstractNum>
-  <w:abstractNum w:abstractNumId="27" w15:restartNumberingAfterBreak="0">
+  <w:abstractNum w:abstractNumId="24" w15:restartNumberingAfterBreak="0">
     <w:nsid w:val="36744DFA"/>
     <w:multiLevelType w:val="multilevel"/>
     <w:tmpl w:val="3928FD02"/>
@@ -8081,17 +3886,17 @@
       </w:rPr>
     </w:lvl>
   </w:abstractNum>
-  <w:abstractNum w:abstractNumId="28" w15:restartNumberingAfterBreak="0">
-    <w:nsid w:val="39040545"/>
+  <w:abstractNum w:abstractNumId="25" w15:restartNumberingAfterBreak="0">
+    <w:nsid w:val="376B53B9"/>
     <w:multiLevelType w:val="hybridMultilevel"/>
-    <w:tmpl w:val="89BC9D1A"/>
+    <w:tmpl w:val="3DC2C676"/>
     <w:lvl w:ilvl="0" w:tplc="0C09000F">
       <w:start w:val="1"/>
       <w:numFmt w:val="decimal"/>
       <w:lvlText w:val="%1."/>
       <w:lvlJc w:val="left"/>
       <w:pPr>
-        <w:ind w:left="720" w:hanging="360"/>
+        <w:ind w:left="360" w:hanging="360"/>
       </w:pPr>
     </w:lvl>
     <w:lvl w:ilvl="1" w:tplc="0C090019" w:tentative="1">
@@ -8100,7 +3905,7 @@
       <w:lvlText w:val="%2."/>
       <w:lvlJc w:val="left"/>
       <w:pPr>
-        <w:ind w:left="1440" w:hanging="360"/>
+        <w:ind w:left="1080" w:hanging="360"/>
       </w:pPr>
     </w:lvl>
     <w:lvl w:ilvl="2" w:tplc="0C09001B" w:tentative="1">
@@ -8109,7 +3914,7 @@
       <w:lvlText w:val="%3."/>
       <w:lvlJc w:val="right"/>
       <w:pPr>
-        <w:ind w:left="2160" w:hanging="180"/>
+        <w:ind w:left="1800" w:hanging="180"/>
       </w:pPr>
     </w:lvl>
     <w:lvl w:ilvl="3" w:tplc="0C09000F" w:tentative="1">
@@ -8118,7 +3923,7 @@
       <w:lvlText w:val="%4."/>
       <w:lvlJc w:val="left"/>
       <w:pPr>
-        <w:ind w:left="2880" w:hanging="360"/>
+        <w:ind w:left="2520" w:hanging="360"/>
       </w:pPr>
     </w:lvl>
     <w:lvl w:ilvl="4" w:tplc="0C090019" w:tentative="1">
@@ -8127,7 +3932,7 @@
       <w:lvlText w:val="%5."/>
       <w:lvlJc w:val="left"/>
       <w:pPr>
-        <w:ind w:left="3600" w:hanging="360"/>
+        <w:ind w:left="3240" w:hanging="360"/>
       </w:pPr>
     </w:lvl>
     <w:lvl w:ilvl="5" w:tplc="0C09001B" w:tentative="1">
@@ -8136,7 +3941,7 @@
       <w:lvlText w:val="%6."/>
       <w:lvlJc w:val="right"/>
       <w:pPr>
-        <w:ind w:left="4320" w:hanging="180"/>
+        <w:ind w:left="3960" w:hanging="180"/>
       </w:pPr>
     </w:lvl>
     <w:lvl w:ilvl="6" w:tplc="0C09000F" w:tentative="1">
@@ -8145,7 +3950,7 @@
       <w:lvlText w:val="%7."/>
       <w:lvlJc w:val="left"/>
       <w:pPr>
-        <w:ind w:left="5040" w:hanging="360"/>
+        <w:ind w:left="4680" w:hanging="360"/>
       </w:pPr>
     </w:lvl>
     <w:lvl w:ilvl="7" w:tplc="0C090019" w:tentative="1">
@@ -8154,7 +3959,7 @@
       <w:lvlText w:val="%8."/>
       <w:lvlJc w:val="left"/>
       <w:pPr>
-        <w:ind w:left="5760" w:hanging="360"/>
+        <w:ind w:left="5400" w:hanging="360"/>
       </w:pPr>
     </w:lvl>
     <w:lvl w:ilvl="8" w:tplc="0C09001B" w:tentative="1">
@@ -8163,138 +3968,170 @@
       <w:lvlText w:val="%9."/>
       <w:lvlJc w:val="right"/>
       <w:pPr>
-        <w:ind w:left="6480" w:hanging="180"/>
+        <w:ind w:left="6120" w:hanging="180"/>
       </w:pPr>
     </w:lvl>
   </w:abstractNum>
-  <w:abstractNum w:abstractNumId="29" w15:restartNumberingAfterBreak="0">
+  <w:abstractNum w:abstractNumId="26" w15:restartNumberingAfterBreak="0">
     <w:nsid w:val="3BE61945"/>
     <w:multiLevelType w:val="multilevel"/>
     <w:tmpl w:val="3928FD02"/>
     <w:name w:val="NTG Table Bullet List332222222222222222"/>
     <w:numStyleLink w:val="Bulletlist"/>
   </w:abstractNum>
-  <w:abstractNum w:abstractNumId="30" w15:restartNumberingAfterBreak="0">
+  <w:abstractNum w:abstractNumId="27" w15:restartNumberingAfterBreak="0">
+    <w:nsid w:val="42EA5977"/>
+    <w:multiLevelType w:val="multilevel"/>
+    <w:tmpl w:val="2C0E8268"/>
+    <w:lvl w:ilvl="0">
+      <w:start w:val="1"/>
+      <w:numFmt w:val="bullet"/>
+      <w:lvlText w:val=""/>
+      <w:lvlJc w:val="left"/>
+      <w:pPr>
+        <w:tabs>
+          <w:tab w:val="num" w:pos="720"/>
+        </w:tabs>
+        <w:ind w:left="720" w:hanging="360"/>
+      </w:pPr>
+      <w:rPr>
+        <w:rFonts w:ascii="Symbol" w:hAnsi="Symbol" w:hint="default"/>
+        <w:sz w:val="20"/>
+      </w:rPr>
+    </w:lvl>
+    <w:lvl w:ilvl="1">
+      <w:start w:val="1"/>
+      <w:numFmt w:val="decimal"/>
+      <w:lvlText w:val="%2."/>
+      <w:lvlJc w:val="left"/>
+      <w:pPr>
+        <w:ind w:left="1440" w:hanging="360"/>
+      </w:pPr>
+      <w:rPr>
+        <w:rFonts w:hint="default"/>
+      </w:rPr>
+    </w:lvl>
+    <w:lvl w:ilvl="2" w:tentative="1">
+      <w:start w:val="1"/>
+      <w:numFmt w:val="bullet"/>
+      <w:lvlText w:val=""/>
+      <w:lvlJc w:val="left"/>
+      <w:pPr>
+        <w:tabs>
+          <w:tab w:val="num" w:pos="2160"/>
+        </w:tabs>
+        <w:ind w:left="2160" w:hanging="360"/>
+      </w:pPr>
+      <w:rPr>
+        <w:rFonts w:ascii="Wingdings" w:hAnsi="Wingdings" w:hint="default"/>
+        <w:sz w:val="20"/>
+      </w:rPr>
+    </w:lvl>
+    <w:lvl w:ilvl="3" w:tentative="1">
+      <w:start w:val="1"/>
+      <w:numFmt w:val="bullet"/>
+      <w:lvlText w:val=""/>
+      <w:lvlJc w:val="left"/>
+      <w:pPr>
+        <w:tabs>
+          <w:tab w:val="num" w:pos="2880"/>
+        </w:tabs>
+        <w:ind w:left="2880" w:hanging="360"/>
+      </w:pPr>
+      <w:rPr>
+        <w:rFonts w:ascii="Wingdings" w:hAnsi="Wingdings" w:hint="default"/>
+        <w:sz w:val="20"/>
+      </w:rPr>
+    </w:lvl>
+    <w:lvl w:ilvl="4" w:tentative="1">
+      <w:start w:val="1"/>
+      <w:numFmt w:val="bullet"/>
+      <w:lvlText w:val=""/>
+      <w:lvlJc w:val="left"/>
+      <w:pPr>
+        <w:tabs>
+          <w:tab w:val="num" w:pos="3600"/>
+        </w:tabs>
+        <w:ind w:left="3600" w:hanging="360"/>
+      </w:pPr>
+      <w:rPr>
+        <w:rFonts w:ascii="Wingdings" w:hAnsi="Wingdings" w:hint="default"/>
+        <w:sz w:val="20"/>
+      </w:rPr>
+    </w:lvl>
+    <w:lvl w:ilvl="5" w:tentative="1">
+      <w:start w:val="1"/>
+      <w:numFmt w:val="bullet"/>
+      <w:lvlText w:val=""/>
+      <w:lvlJc w:val="left"/>
+      <w:pPr>
+        <w:tabs>
+          <w:tab w:val="num" w:pos="4320"/>
+        </w:tabs>
+        <w:ind w:left="4320" w:hanging="360"/>
+      </w:pPr>
+      <w:rPr>
+        <w:rFonts w:ascii="Wingdings" w:hAnsi="Wingdings" w:hint="default"/>
+        <w:sz w:val="20"/>
+      </w:rPr>
+    </w:lvl>
+    <w:lvl w:ilvl="6" w:tentative="1">
+      <w:start w:val="1"/>
+      <w:numFmt w:val="bullet"/>
+      <w:lvlText w:val=""/>
+      <w:lvlJc w:val="left"/>
+      <w:pPr>
+        <w:tabs>
+          <w:tab w:val="num" w:pos="5040"/>
+        </w:tabs>
+        <w:ind w:left="5040" w:hanging="360"/>
+      </w:pPr>
+      <w:rPr>
+        <w:rFonts w:ascii="Wingdings" w:hAnsi="Wingdings" w:hint="default"/>
+        <w:sz w:val="20"/>
+      </w:rPr>
+    </w:lvl>
+    <w:lvl w:ilvl="7" w:tentative="1">
+      <w:start w:val="1"/>
+      <w:numFmt w:val="bullet"/>
+      <w:lvlText w:val=""/>
+      <w:lvlJc w:val="left"/>
+      <w:pPr>
+        <w:tabs>
+          <w:tab w:val="num" w:pos="5760"/>
+        </w:tabs>
+        <w:ind w:left="5760" w:hanging="360"/>
+      </w:pPr>
+      <w:rPr>
+        <w:rFonts w:ascii="Wingdings" w:hAnsi="Wingdings" w:hint="default"/>
+        <w:sz w:val="20"/>
+      </w:rPr>
+    </w:lvl>
+    <w:lvl w:ilvl="8" w:tentative="1">
+      <w:start w:val="1"/>
+      <w:numFmt w:val="bullet"/>
+      <w:lvlText w:val=""/>
+      <w:lvlJc w:val="left"/>
+      <w:pPr>
+        <w:tabs>
+          <w:tab w:val="num" w:pos="6480"/>
+        </w:tabs>
+        <w:ind w:left="6480" w:hanging="360"/>
+      </w:pPr>
+      <w:rPr>
+        <w:rFonts w:ascii="Wingdings" w:hAnsi="Wingdings" w:hint="default"/>
+        <w:sz w:val="20"/>
+      </w:rPr>
+    </w:lvl>
+  </w:abstractNum>
+  <w:abstractNum w:abstractNumId="28" w15:restartNumberingAfterBreak="0">
     <w:nsid w:val="49FD3A20"/>
     <w:multiLevelType w:val="multilevel"/>
     <w:tmpl w:val="3E5E177A"/>
     <w:name w:val="NTG Table Bullet List3322222222222"/>
     <w:numStyleLink w:val="Tablenumberlist"/>
   </w:abstractNum>
-  <w:abstractNum w:abstractNumId="31" w15:restartNumberingAfterBreak="0">
-    <w:nsid w:val="4AD91C0D"/>
-    <w:multiLevelType w:val="hybridMultilevel"/>
-    <w:tmpl w:val="C468412E"/>
-    <w:lvl w:ilvl="0" w:tplc="0409000F">
-      <w:start w:val="1"/>
-      <w:numFmt w:val="decimal"/>
-      <w:lvlText w:val="%1."/>
-      <w:lvlJc w:val="left"/>
-      <w:pPr>
-        <w:tabs>
-          <w:tab w:val="num" w:pos="360"/>
-        </w:tabs>
-        <w:ind w:left="360" w:hanging="360"/>
-      </w:pPr>
-    </w:lvl>
-    <w:lvl w:ilvl="1" w:tplc="04090019">
-      <w:start w:val="1"/>
-      <w:numFmt w:val="decimal"/>
-      <w:lvlText w:val="%2."/>
-      <w:lvlJc w:val="left"/>
-      <w:pPr>
-        <w:tabs>
-          <w:tab w:val="num" w:pos="1440"/>
-        </w:tabs>
-        <w:ind w:left="1440" w:hanging="360"/>
-      </w:pPr>
-    </w:lvl>
-    <w:lvl w:ilvl="2" w:tplc="0409001B">
-      <w:start w:val="1"/>
-      <w:numFmt w:val="decimal"/>
-      <w:lvlText w:val="%3."/>
-      <w:lvlJc w:val="left"/>
-      <w:pPr>
-        <w:tabs>
-          <w:tab w:val="num" w:pos="2160"/>
-        </w:tabs>
-        <w:ind w:left="2160" w:hanging="360"/>
-      </w:pPr>
-    </w:lvl>
-    <w:lvl w:ilvl="3" w:tplc="0409000F">
-      <w:start w:val="1"/>
-      <w:numFmt w:val="decimal"/>
-      <w:lvlText w:val="%4."/>
-      <w:lvlJc w:val="left"/>
-      <w:pPr>
-        <w:tabs>
-          <w:tab w:val="num" w:pos="2880"/>
-        </w:tabs>
-        <w:ind w:left="2880" w:hanging="360"/>
-      </w:pPr>
-    </w:lvl>
-    <w:lvl w:ilvl="4" w:tplc="04090019">
-      <w:start w:val="1"/>
-      <w:numFmt w:val="decimal"/>
-      <w:lvlText w:val="%5."/>
-      <w:lvlJc w:val="left"/>
-      <w:pPr>
-        <w:tabs>
-          <w:tab w:val="num" w:pos="3600"/>
-        </w:tabs>
-        <w:ind w:left="3600" w:hanging="360"/>
-      </w:pPr>
-    </w:lvl>
-    <w:lvl w:ilvl="5" w:tplc="0409001B">
-      <w:start w:val="1"/>
-      <w:numFmt w:val="decimal"/>
-      <w:lvlText w:val="%6."/>
-      <w:lvlJc w:val="left"/>
-      <w:pPr>
-        <w:tabs>
-          <w:tab w:val="num" w:pos="4320"/>
-        </w:tabs>
-        <w:ind w:left="4320" w:hanging="360"/>
-      </w:pPr>
-    </w:lvl>
-    <w:lvl w:ilvl="6" w:tplc="0409000F">
-      <w:start w:val="1"/>
-      <w:numFmt w:val="decimal"/>
-      <w:lvlText w:val="%7."/>
-      <w:lvlJc w:val="left"/>
-      <w:pPr>
-        <w:tabs>
-          <w:tab w:val="num" w:pos="5040"/>
-        </w:tabs>
-        <w:ind w:left="5040" w:hanging="360"/>
-      </w:pPr>
-    </w:lvl>
-    <w:lvl w:ilvl="7" w:tplc="04090019">
-      <w:start w:val="1"/>
-      <w:numFmt w:val="decimal"/>
-      <w:lvlText w:val="%8."/>
-      <w:lvlJc w:val="left"/>
-      <w:pPr>
-        <w:tabs>
-          <w:tab w:val="num" w:pos="5760"/>
-        </w:tabs>
-        <w:ind w:left="5760" w:hanging="360"/>
-      </w:pPr>
-    </w:lvl>
-    <w:lvl w:ilvl="8" w:tplc="0409001B">
-      <w:start w:val="1"/>
-      <w:numFmt w:val="decimal"/>
-      <w:lvlText w:val="%9."/>
-      <w:lvlJc w:val="left"/>
-      <w:pPr>
-        <w:tabs>
-          <w:tab w:val="num" w:pos="6480"/>
-        </w:tabs>
-        <w:ind w:left="6480" w:hanging="360"/>
-      </w:pPr>
-    </w:lvl>
-  </w:abstractNum>
-  <w:abstractNum w:abstractNumId="32" w15:restartNumberingAfterBreak="0">
+  <w:abstractNum w:abstractNumId="29" w15:restartNumberingAfterBreak="0">
     <w:nsid w:val="4BB76081"/>
     <w:multiLevelType w:val="multilevel"/>
     <w:tmpl w:val="0C78A7AC"/>
@@ -8425,7 +4262,7 @@
       </w:rPr>
     </w:lvl>
   </w:abstractNum>
-  <w:abstractNum w:abstractNumId="33" w15:restartNumberingAfterBreak="0">
+  <w:abstractNum w:abstractNumId="30" w15:restartNumberingAfterBreak="0">
     <w:nsid w:val="4D5634AF"/>
     <w:multiLevelType w:val="multilevel"/>
     <w:tmpl w:val="2BBEA3BA"/>
@@ -8545,13 +4382,13 @@
       </w:rPr>
     </w:lvl>
   </w:abstractNum>
-  <w:abstractNum w:abstractNumId="34" w15:restartNumberingAfterBreak="0">
+  <w:abstractNum w:abstractNumId="31" w15:restartNumberingAfterBreak="0">
     <w:nsid w:val="53842BC6"/>
     <w:multiLevelType w:val="multilevel"/>
     <w:tmpl w:val="0C78A7AC"/>
     <w:numStyleLink w:val="Tablebulletlist"/>
   </w:abstractNum>
-  <w:abstractNum w:abstractNumId="35" w15:restartNumberingAfterBreak="0">
+  <w:abstractNum w:abstractNumId="32" w15:restartNumberingAfterBreak="0">
     <w:nsid w:val="54D23F9E"/>
     <w:multiLevelType w:val="multilevel"/>
     <w:tmpl w:val="2BBEA3BA"/>
@@ -8671,47 +4508,363 @@
       </w:rPr>
     </w:lvl>
   </w:abstractNum>
-  <w:abstractNum w:abstractNumId="36" w15:restartNumberingAfterBreak="0">
+  <w:abstractNum w:abstractNumId="33" w15:restartNumberingAfterBreak="0">
     <w:nsid w:val="56DA2CAE"/>
     <w:multiLevelType w:val="multilevel"/>
     <w:tmpl w:val="3E5E177A"/>
     <w:name w:val="NTG Table Bullet List332222222222222"/>
     <w:numStyleLink w:val="Tablenumberlist"/>
   </w:abstractNum>
-  <w:abstractNum w:abstractNumId="37" w15:restartNumberingAfterBreak="0">
+  <w:abstractNum w:abstractNumId="34" w15:restartNumberingAfterBreak="0">
     <w:nsid w:val="583359D9"/>
     <w:multiLevelType w:val="multilevel"/>
     <w:tmpl w:val="3E5E177A"/>
     <w:name w:val="NTG Table Bullet List332222222"/>
     <w:numStyleLink w:val="Tablenumberlist"/>
   </w:abstractNum>
-  <w:abstractNum w:abstractNumId="38" w15:restartNumberingAfterBreak="0">
+  <w:abstractNum w:abstractNumId="35" w15:restartNumberingAfterBreak="0">
     <w:nsid w:val="5B9A5FFE"/>
     <w:multiLevelType w:val="multilevel"/>
     <w:tmpl w:val="0C78A7AC"/>
     <w:name w:val="NTG Table Bullet List33222222222222"/>
     <w:numStyleLink w:val="Tablebulletlist"/>
   </w:abstractNum>
-  <w:abstractNum w:abstractNumId="39" w15:restartNumberingAfterBreak="0">
+  <w:abstractNum w:abstractNumId="36" w15:restartNumberingAfterBreak="0">
+    <w:nsid w:val="5D2D40CE"/>
+    <w:multiLevelType w:val="hybridMultilevel"/>
+    <w:tmpl w:val="43F46582"/>
+    <w:lvl w:ilvl="0" w:tplc="0409000F">
+      <w:start w:val="1"/>
+      <w:numFmt w:val="decimal"/>
+      <w:lvlText w:val="%1."/>
+      <w:lvlJc w:val="left"/>
+      <w:pPr>
+        <w:tabs>
+          <w:tab w:val="num" w:pos="360"/>
+        </w:tabs>
+        <w:ind w:left="360" w:hanging="360"/>
+      </w:pPr>
+    </w:lvl>
+    <w:lvl w:ilvl="1" w:tplc="04090019" w:tentative="1">
+      <w:start w:val="1"/>
+      <w:numFmt w:val="lowerLetter"/>
+      <w:lvlText w:val="%2."/>
+      <w:lvlJc w:val="left"/>
+      <w:pPr>
+        <w:tabs>
+          <w:tab w:val="num" w:pos="1080"/>
+        </w:tabs>
+        <w:ind w:left="1080" w:hanging="360"/>
+      </w:pPr>
+    </w:lvl>
+    <w:lvl w:ilvl="2" w:tplc="0409001B" w:tentative="1">
+      <w:start w:val="1"/>
+      <w:numFmt w:val="lowerRoman"/>
+      <w:lvlText w:val="%3."/>
+      <w:lvlJc w:val="right"/>
+      <w:pPr>
+        <w:tabs>
+          <w:tab w:val="num" w:pos="1800"/>
+        </w:tabs>
+        <w:ind w:left="1800" w:hanging="180"/>
+      </w:pPr>
+    </w:lvl>
+    <w:lvl w:ilvl="3" w:tplc="0409000F" w:tentative="1">
+      <w:start w:val="1"/>
+      <w:numFmt w:val="decimal"/>
+      <w:lvlText w:val="%4."/>
+      <w:lvlJc w:val="left"/>
+      <w:pPr>
+        <w:tabs>
+          <w:tab w:val="num" w:pos="2520"/>
+        </w:tabs>
+        <w:ind w:left="2520" w:hanging="360"/>
+      </w:pPr>
+    </w:lvl>
+    <w:lvl w:ilvl="4" w:tplc="04090019" w:tentative="1">
+      <w:start w:val="1"/>
+      <w:numFmt w:val="lowerLetter"/>
+      <w:lvlText w:val="%5."/>
+      <w:lvlJc w:val="left"/>
+      <w:pPr>
+        <w:tabs>
+          <w:tab w:val="num" w:pos="3240"/>
+        </w:tabs>
+        <w:ind w:left="3240" w:hanging="360"/>
+      </w:pPr>
+    </w:lvl>
+    <w:lvl w:ilvl="5" w:tplc="0409001B" w:tentative="1">
+      <w:start w:val="1"/>
+      <w:numFmt w:val="lowerRoman"/>
+      <w:lvlText w:val="%6."/>
+      <w:lvlJc w:val="right"/>
+      <w:pPr>
+        <w:tabs>
+          <w:tab w:val="num" w:pos="3960"/>
+        </w:tabs>
+        <w:ind w:left="3960" w:hanging="180"/>
+      </w:pPr>
+    </w:lvl>
+    <w:lvl w:ilvl="6" w:tplc="0409000F" w:tentative="1">
+      <w:start w:val="1"/>
+      <w:numFmt w:val="decimal"/>
+      <w:lvlText w:val="%7."/>
+      <w:lvlJc w:val="left"/>
+      <w:pPr>
+        <w:tabs>
+          <w:tab w:val="num" w:pos="4680"/>
+        </w:tabs>
+        <w:ind w:left="4680" w:hanging="360"/>
+      </w:pPr>
+    </w:lvl>
+    <w:lvl w:ilvl="7" w:tplc="04090019" w:tentative="1">
+      <w:start w:val="1"/>
+      <w:numFmt w:val="lowerLetter"/>
+      <w:lvlText w:val="%8."/>
+      <w:lvlJc w:val="left"/>
+      <w:pPr>
+        <w:tabs>
+          <w:tab w:val="num" w:pos="5400"/>
+        </w:tabs>
+        <w:ind w:left="5400" w:hanging="360"/>
+      </w:pPr>
+    </w:lvl>
+    <w:lvl w:ilvl="8" w:tplc="0409001B" w:tentative="1">
+      <w:start w:val="1"/>
+      <w:numFmt w:val="lowerRoman"/>
+      <w:lvlText w:val="%9."/>
+      <w:lvlJc w:val="right"/>
+      <w:pPr>
+        <w:tabs>
+          <w:tab w:val="num" w:pos="6120"/>
+        </w:tabs>
+        <w:ind w:left="6120" w:hanging="180"/>
+      </w:pPr>
+    </w:lvl>
+  </w:abstractNum>
+  <w:abstractNum w:abstractNumId="37" w15:restartNumberingAfterBreak="0">
     <w:nsid w:val="5D444259"/>
     <w:multiLevelType w:val="multilevel"/>
     <w:tmpl w:val="0C78A7AC"/>
     <w:name w:val="NTG Table Bullet List332222"/>
     <w:numStyleLink w:val="Tablebulletlist"/>
   </w:abstractNum>
-  <w:abstractNum w:abstractNumId="40" w15:restartNumberingAfterBreak="0">
+  <w:abstractNum w:abstractNumId="38" w15:restartNumberingAfterBreak="0">
+    <w:nsid w:val="645C6ADC"/>
+    <w:multiLevelType w:val="hybridMultilevel"/>
+    <w:tmpl w:val="EB023BEA"/>
+    <w:lvl w:ilvl="0" w:tplc="E5044BC8">
+      <w:start w:val="1"/>
+      <w:numFmt w:val="decimal"/>
+      <w:lvlText w:val="%1."/>
+      <w:lvlJc w:val="left"/>
+      <w:pPr>
+        <w:ind w:left="360" w:hanging="360"/>
+      </w:pPr>
+      <w:rPr>
+        <w:b w:val="0"/>
+        <w:bCs/>
+      </w:rPr>
+    </w:lvl>
+    <w:lvl w:ilvl="1" w:tplc="0C090019" w:tentative="1">
+      <w:start w:val="1"/>
+      <w:numFmt w:val="lowerLetter"/>
+      <w:lvlText w:val="%2."/>
+      <w:lvlJc w:val="left"/>
+      <w:pPr>
+        <w:ind w:left="1080" w:hanging="360"/>
+      </w:pPr>
+    </w:lvl>
+    <w:lvl w:ilvl="2" w:tplc="0C09001B" w:tentative="1">
+      <w:start w:val="1"/>
+      <w:numFmt w:val="lowerRoman"/>
+      <w:lvlText w:val="%3."/>
+      <w:lvlJc w:val="right"/>
+      <w:pPr>
+        <w:ind w:left="1800" w:hanging="180"/>
+      </w:pPr>
+    </w:lvl>
+    <w:lvl w:ilvl="3" w:tplc="0C09000F" w:tentative="1">
+      <w:start w:val="1"/>
+      <w:numFmt w:val="decimal"/>
+      <w:lvlText w:val="%4."/>
+      <w:lvlJc w:val="left"/>
+      <w:pPr>
+        <w:ind w:left="2520" w:hanging="360"/>
+      </w:pPr>
+    </w:lvl>
+    <w:lvl w:ilvl="4" w:tplc="0C090019" w:tentative="1">
+      <w:start w:val="1"/>
+      <w:numFmt w:val="lowerLetter"/>
+      <w:lvlText w:val="%5."/>
+      <w:lvlJc w:val="left"/>
+      <w:pPr>
+        <w:ind w:left="3240" w:hanging="360"/>
+      </w:pPr>
+    </w:lvl>
+    <w:lvl w:ilvl="5" w:tplc="0C09001B" w:tentative="1">
+      <w:start w:val="1"/>
+      <w:numFmt w:val="lowerRoman"/>
+      <w:lvlText w:val="%6."/>
+      <w:lvlJc w:val="right"/>
+      <w:pPr>
+        <w:ind w:left="3960" w:hanging="180"/>
+      </w:pPr>
+    </w:lvl>
+    <w:lvl w:ilvl="6" w:tplc="0C09000F" w:tentative="1">
+      <w:start w:val="1"/>
+      <w:numFmt w:val="decimal"/>
+      <w:lvlText w:val="%7."/>
+      <w:lvlJc w:val="left"/>
+      <w:pPr>
+        <w:ind w:left="4680" w:hanging="360"/>
+      </w:pPr>
+    </w:lvl>
+    <w:lvl w:ilvl="7" w:tplc="0C090019" w:tentative="1">
+      <w:start w:val="1"/>
+      <w:numFmt w:val="lowerLetter"/>
+      <w:lvlText w:val="%8."/>
+      <w:lvlJc w:val="left"/>
+      <w:pPr>
+        <w:ind w:left="5400" w:hanging="360"/>
+      </w:pPr>
+    </w:lvl>
+    <w:lvl w:ilvl="8" w:tplc="0C09001B" w:tentative="1">
+      <w:start w:val="1"/>
+      <w:numFmt w:val="lowerRoman"/>
+      <w:lvlText w:val="%9."/>
+      <w:lvlJc w:val="right"/>
+      <w:pPr>
+        <w:ind w:left="6120" w:hanging="180"/>
+      </w:pPr>
+    </w:lvl>
+  </w:abstractNum>
+  <w:abstractNum w:abstractNumId="39" w15:restartNumberingAfterBreak="0">
     <w:nsid w:val="69262556"/>
     <w:multiLevelType w:val="multilevel"/>
     <w:tmpl w:val="3E5E177A"/>
     <w:name w:val="NTG Table Bullet List3322222222222222"/>
     <w:numStyleLink w:val="Tablenumberlist"/>
   </w:abstractNum>
-  <w:abstractNum w:abstractNumId="41" w15:restartNumberingAfterBreak="0">
+  <w:abstractNum w:abstractNumId="40" w15:restartNumberingAfterBreak="0">
     <w:nsid w:val="7453664D"/>
     <w:multiLevelType w:val="multilevel"/>
     <w:tmpl w:val="0C78A7AC"/>
     <w:name w:val="NTG Table Bullet List3322222222222222222"/>
     <w:numStyleLink w:val="Tablebulletlist"/>
+  </w:abstractNum>
+  <w:abstractNum w:abstractNumId="41" w15:restartNumberingAfterBreak="0">
+    <w:nsid w:val="75E21FA5"/>
+    <w:multiLevelType w:val="hybridMultilevel"/>
+    <w:tmpl w:val="43F46582"/>
+    <w:lvl w:ilvl="0" w:tplc="0409000F">
+      <w:start w:val="1"/>
+      <w:numFmt w:val="decimal"/>
+      <w:lvlText w:val="%1."/>
+      <w:lvlJc w:val="left"/>
+      <w:pPr>
+        <w:tabs>
+          <w:tab w:val="num" w:pos="360"/>
+        </w:tabs>
+        <w:ind w:left="360" w:hanging="360"/>
+      </w:pPr>
+    </w:lvl>
+    <w:lvl w:ilvl="1" w:tplc="04090019" w:tentative="1">
+      <w:start w:val="1"/>
+      <w:numFmt w:val="lowerLetter"/>
+      <w:lvlText w:val="%2."/>
+      <w:lvlJc w:val="left"/>
+      <w:pPr>
+        <w:tabs>
+          <w:tab w:val="num" w:pos="1080"/>
+        </w:tabs>
+        <w:ind w:left="1080" w:hanging="360"/>
+      </w:pPr>
+    </w:lvl>
+    <w:lvl w:ilvl="2" w:tplc="0409001B" w:tentative="1">
+      <w:start w:val="1"/>
+      <w:numFmt w:val="lowerRoman"/>
+      <w:lvlText w:val="%3."/>
+      <w:lvlJc w:val="right"/>
+      <w:pPr>
+        <w:tabs>
+          <w:tab w:val="num" w:pos="1800"/>
+        </w:tabs>
+        <w:ind w:left="1800" w:hanging="180"/>
+      </w:pPr>
+    </w:lvl>
+    <w:lvl w:ilvl="3" w:tplc="0409000F" w:tentative="1">
+      <w:start w:val="1"/>
+      <w:numFmt w:val="decimal"/>
+      <w:lvlText w:val="%4."/>
+      <w:lvlJc w:val="left"/>
+      <w:pPr>
+        <w:tabs>
+          <w:tab w:val="num" w:pos="2520"/>
+        </w:tabs>
+        <w:ind w:left="2520" w:hanging="360"/>
+      </w:pPr>
+    </w:lvl>
+    <w:lvl w:ilvl="4" w:tplc="04090019" w:tentative="1">
+      <w:start w:val="1"/>
+      <w:numFmt w:val="lowerLetter"/>
+      <w:lvlText w:val="%5."/>
+      <w:lvlJc w:val="left"/>
+      <w:pPr>
+        <w:tabs>
+          <w:tab w:val="num" w:pos="3240"/>
+        </w:tabs>
+        <w:ind w:left="3240" w:hanging="360"/>
+      </w:pPr>
+    </w:lvl>
+    <w:lvl w:ilvl="5" w:tplc="0409001B" w:tentative="1">
+      <w:start w:val="1"/>
+      <w:numFmt w:val="lowerRoman"/>
+      <w:lvlText w:val="%6."/>
+      <w:lvlJc w:val="right"/>
+      <w:pPr>
+        <w:tabs>
+          <w:tab w:val="num" w:pos="3960"/>
+        </w:tabs>
+        <w:ind w:left="3960" w:hanging="180"/>
+      </w:pPr>
+    </w:lvl>
+    <w:lvl w:ilvl="6" w:tplc="0409000F" w:tentative="1">
+      <w:start w:val="1"/>
+      <w:numFmt w:val="decimal"/>
+      <w:lvlText w:val="%7."/>
+      <w:lvlJc w:val="left"/>
+      <w:pPr>
+        <w:tabs>
+          <w:tab w:val="num" w:pos="4680"/>
+        </w:tabs>
+        <w:ind w:left="4680" w:hanging="360"/>
+      </w:pPr>
+    </w:lvl>
+    <w:lvl w:ilvl="7" w:tplc="04090019" w:tentative="1">
+      <w:start w:val="1"/>
+      <w:numFmt w:val="lowerLetter"/>
+      <w:lvlText w:val="%8."/>
+      <w:lvlJc w:val="left"/>
+      <w:pPr>
+        <w:tabs>
+          <w:tab w:val="num" w:pos="5400"/>
+        </w:tabs>
+        <w:ind w:left="5400" w:hanging="360"/>
+      </w:pPr>
+    </w:lvl>
+    <w:lvl w:ilvl="8" w:tplc="0409001B" w:tentative="1">
+      <w:start w:val="1"/>
+      <w:numFmt w:val="lowerRoman"/>
+      <w:lvlText w:val="%9."/>
+      <w:lvlJc w:val="right"/>
+      <w:pPr>
+        <w:tabs>
+          <w:tab w:val="num" w:pos="6120"/>
+        </w:tabs>
+        <w:ind w:left="6120" w:hanging="180"/>
+      </w:pPr>
+    </w:lvl>
   </w:abstractNum>
   <w:abstractNum w:abstractNumId="42" w15:restartNumberingAfterBreak="0">
     <w:nsid w:val="76141D1E"/>
@@ -8817,6 +4970,92 @@
     </w:lvl>
   </w:abstractNum>
   <w:abstractNum w:abstractNumId="44" w15:restartNumberingAfterBreak="0">
+    <w:nsid w:val="7E61184A"/>
+    <w:multiLevelType w:val="hybridMultilevel"/>
+    <w:tmpl w:val="916A19E0"/>
+    <w:lvl w:ilvl="0" w:tplc="0C09000F">
+      <w:start w:val="1"/>
+      <w:numFmt w:val="decimal"/>
+      <w:lvlText w:val="%1."/>
+      <w:lvlJc w:val="left"/>
+      <w:pPr>
+        <w:ind w:left="720" w:hanging="360"/>
+      </w:pPr>
+    </w:lvl>
+    <w:lvl w:ilvl="1" w:tplc="0C090019">
+      <w:start w:val="1"/>
+      <w:numFmt w:val="lowerLetter"/>
+      <w:lvlText w:val="%2."/>
+      <w:lvlJc w:val="left"/>
+      <w:pPr>
+        <w:ind w:left="1440" w:hanging="360"/>
+      </w:pPr>
+    </w:lvl>
+    <w:lvl w:ilvl="2" w:tplc="0C09001B">
+      <w:start w:val="1"/>
+      <w:numFmt w:val="lowerRoman"/>
+      <w:lvlText w:val="%3."/>
+      <w:lvlJc w:val="right"/>
+      <w:pPr>
+        <w:ind w:left="2160" w:hanging="180"/>
+      </w:pPr>
+    </w:lvl>
+    <w:lvl w:ilvl="3" w:tplc="0C09000F">
+      <w:start w:val="1"/>
+      <w:numFmt w:val="decimal"/>
+      <w:lvlText w:val="%4."/>
+      <w:lvlJc w:val="left"/>
+      <w:pPr>
+        <w:ind w:left="2880" w:hanging="360"/>
+      </w:pPr>
+    </w:lvl>
+    <w:lvl w:ilvl="4" w:tplc="0C090019">
+      <w:start w:val="1"/>
+      <w:numFmt w:val="lowerLetter"/>
+      <w:lvlText w:val="%5."/>
+      <w:lvlJc w:val="left"/>
+      <w:pPr>
+        <w:ind w:left="3600" w:hanging="360"/>
+      </w:pPr>
+    </w:lvl>
+    <w:lvl w:ilvl="5" w:tplc="0C09001B">
+      <w:start w:val="1"/>
+      <w:numFmt w:val="lowerRoman"/>
+      <w:lvlText w:val="%6."/>
+      <w:lvlJc w:val="right"/>
+      <w:pPr>
+        <w:ind w:left="4320" w:hanging="180"/>
+      </w:pPr>
+    </w:lvl>
+    <w:lvl w:ilvl="6" w:tplc="0C09000F">
+      <w:start w:val="1"/>
+      <w:numFmt w:val="decimal"/>
+      <w:lvlText w:val="%7."/>
+      <w:lvlJc w:val="left"/>
+      <w:pPr>
+        <w:ind w:left="5040" w:hanging="360"/>
+      </w:pPr>
+    </w:lvl>
+    <w:lvl w:ilvl="7" w:tplc="0C090019">
+      <w:start w:val="1"/>
+      <w:numFmt w:val="lowerLetter"/>
+      <w:lvlText w:val="%8."/>
+      <w:lvlJc w:val="left"/>
+      <w:pPr>
+        <w:ind w:left="5760" w:hanging="360"/>
+      </w:pPr>
+    </w:lvl>
+    <w:lvl w:ilvl="8" w:tplc="0C09001B">
+      <w:start w:val="1"/>
+      <w:numFmt w:val="lowerRoman"/>
+      <w:lvlText w:val="%9."/>
+      <w:lvlJc w:val="right"/>
+      <w:pPr>
+        <w:ind w:left="6480" w:hanging="180"/>
+      </w:pPr>
+    </w:lvl>
+  </w:abstractNum>
+  <w:abstractNum w:abstractNumId="45" w15:restartNumberingAfterBreak="0">
     <w:nsid w:val="7EB377EB"/>
     <w:multiLevelType w:val="multilevel"/>
     <w:tmpl w:val="2BBEA3BA"/>
@@ -8936,41 +5175,41 @@
       </w:rPr>
     </w:lvl>
   </w:abstractNum>
-  <w:num w:numId="1" w16cid:durableId="40710829">
-    <w:abstractNumId w:val="27"/>
+  <w:num w:numId="1" w16cid:durableId="460461122">
+    <w:abstractNumId w:val="24"/>
   </w:num>
-  <w:num w:numId="2" w16cid:durableId="696155203">
+  <w:num w:numId="2" w16cid:durableId="1269315159">
+    <w:abstractNumId w:val="16"/>
+  </w:num>
+  <w:num w:numId="3" w16cid:durableId="828639165">
+    <w:abstractNumId w:val="43"/>
+  </w:num>
+  <w:num w:numId="4" w16cid:durableId="1990282595">
+    <w:abstractNumId w:val="29"/>
+  </w:num>
+  <w:num w:numId="5" w16cid:durableId="44183445">
+    <w:abstractNumId w:val="20"/>
+  </w:num>
+  <w:num w:numId="6" w16cid:durableId="249775904">
+    <w:abstractNumId w:val="11"/>
+  </w:num>
+  <w:num w:numId="7" w16cid:durableId="902526580">
+    <w:abstractNumId w:val="31"/>
+  </w:num>
+  <w:num w:numId="8" w16cid:durableId="140852022">
     <w:abstractNumId w:val="19"/>
   </w:num>
-  <w:num w:numId="3" w16cid:durableId="992609288">
-    <w:abstractNumId w:val="43"/>
-  </w:num>
-  <w:num w:numId="4" w16cid:durableId="688214971">
-    <w:abstractNumId w:val="32"/>
-  </w:num>
-  <w:num w:numId="5" w16cid:durableId="81492074">
-    <w:abstractNumId w:val="23"/>
-  </w:num>
-  <w:num w:numId="6" w16cid:durableId="1356148981">
-    <w:abstractNumId w:val="14"/>
-  </w:num>
-  <w:num w:numId="7" w16cid:durableId="1049840218">
-    <w:abstractNumId w:val="34"/>
-  </w:num>
-  <w:num w:numId="8" w16cid:durableId="2025741084">
-    <w:abstractNumId w:val="22"/>
-  </w:num>
-  <w:num w:numId="9" w16cid:durableId="1034765776">
+  <w:num w:numId="9" w16cid:durableId="368385524">
     <w:abstractNumId w:val="0"/>
   </w:num>
-  <w:num w:numId="10" w16cid:durableId="105001015">
-    <w:abstractNumId w:val="8"/>
+  <w:num w:numId="10" w16cid:durableId="206113065">
+    <w:abstractNumId w:val="6"/>
   </w:num>
-  <w:num w:numId="11" w16cid:durableId="1295253618">
-    <w:abstractNumId w:val="2"/>
+  <w:num w:numId="11" w16cid:durableId="806751003">
+    <w:abstractNumId w:val="1"/>
   </w:num>
-  <w:num w:numId="12" w16cid:durableId="1204706420">
-    <w:abstractNumId w:val="2"/>
+  <w:num w:numId="12" w16cid:durableId="1381517097">
+    <w:abstractNumId w:val="1"/>
     <w:lvlOverride w:ilvl="0">
       <w:startOverride w:val="1"/>
     </w:lvlOverride>
@@ -8999,8 +5238,8 @@
       <w:startOverride w:val="1"/>
     </w:lvlOverride>
   </w:num>
-  <w:num w:numId="13" w16cid:durableId="91365042">
-    <w:abstractNumId w:val="2"/>
+  <w:num w:numId="13" w16cid:durableId="786386525">
+    <w:abstractNumId w:val="1"/>
     <w:lvlOverride w:ilvl="0">
       <w:startOverride w:val="1"/>
     </w:lvlOverride>
@@ -9029,8 +5268,8 @@
       <w:startOverride w:val="1"/>
     </w:lvlOverride>
   </w:num>
-  <w:num w:numId="14" w16cid:durableId="1796439838">
-    <w:abstractNumId w:val="2"/>
+  <w:num w:numId="14" w16cid:durableId="2042822962">
+    <w:abstractNumId w:val="1"/>
     <w:lvlOverride w:ilvl="0">
       <w:startOverride w:val="1"/>
     </w:lvlOverride>
@@ -9059,8 +5298,8 @@
       <w:startOverride w:val="1"/>
     </w:lvlOverride>
   </w:num>
-  <w:num w:numId="15" w16cid:durableId="2099256139">
-    <w:abstractNumId w:val="2"/>
+  <w:num w:numId="15" w16cid:durableId="913709115">
+    <w:abstractNumId w:val="1"/>
     <w:lvlOverride w:ilvl="0">
       <w:startOverride w:val="1"/>
     </w:lvlOverride>
@@ -9089,26 +5328,56 @@
       <w:startOverride w:val="1"/>
     </w:lvlOverride>
   </w:num>
-  <w:num w:numId="16" w16cid:durableId="866411338">
-    <w:abstractNumId w:val="31"/>
+  <w:num w:numId="16" w16cid:durableId="1473446916">
+    <w:abstractNumId w:val="44"/>
+    <w:lvlOverride w:ilvl="0">
+      <w:startOverride w:val="1"/>
+    </w:lvlOverride>
+    <w:lvlOverride w:ilvl="1">
+      <w:startOverride w:val="1"/>
+    </w:lvlOverride>
+    <w:lvlOverride w:ilvl="2">
+      <w:startOverride w:val="1"/>
+    </w:lvlOverride>
+    <w:lvlOverride w:ilvl="3">
+      <w:startOverride w:val="1"/>
+    </w:lvlOverride>
+    <w:lvlOverride w:ilvl="4">
+      <w:startOverride w:val="1"/>
+    </w:lvlOverride>
+    <w:lvlOverride w:ilvl="5">
+      <w:startOverride w:val="1"/>
+    </w:lvlOverride>
+    <w:lvlOverride w:ilvl="6">
+      <w:startOverride w:val="1"/>
+    </w:lvlOverride>
+    <w:lvlOverride w:ilvl="7">
+      <w:startOverride w:val="1"/>
+    </w:lvlOverride>
+    <w:lvlOverride w:ilvl="8">
+      <w:startOverride w:val="1"/>
+    </w:lvlOverride>
   </w:num>
-  <w:num w:numId="17" w16cid:durableId="274144497">
-    <w:abstractNumId w:val="18"/>
+  <w:num w:numId="17" w16cid:durableId="1565530101">
+    <w:abstractNumId w:val="27"/>
   </w:num>
-  <w:num w:numId="18" w16cid:durableId="1595548559">
-    <w:abstractNumId w:val="12"/>
+  <w:num w:numId="18" w16cid:durableId="349920506">
+    <w:abstractNumId w:val="41"/>
   </w:num>
-  <w:num w:numId="19" w16cid:durableId="1789549097">
-    <w:abstractNumId w:val="28"/>
+  <w:num w:numId="19" w16cid:durableId="1344942040">
+    <w:abstractNumId w:val="36"/>
   </w:num>
-  <w:num w:numId="20" w16cid:durableId="1720932066">
-    <w:abstractNumId w:val="3"/>
+  <w:num w:numId="20" w16cid:durableId="466556191">
+    <w:abstractNumId w:val="15"/>
   </w:num>
-  <w:num w:numId="21" w16cid:durableId="293560898">
-    <w:abstractNumId w:val="10"/>
+  <w:num w:numId="21" w16cid:durableId="1080180611">
+    <w:abstractNumId w:val="38"/>
   </w:num>
-  <w:num w:numId="22" w16cid:durableId="1771655031">
-    <w:abstractNumId w:val="1"/>
+  <w:num w:numId="22" w16cid:durableId="2013602075">
+    <w:abstractNumId w:val="25"/>
+  </w:num>
+  <w:num w:numId="23" w16cid:durableId="2115010268">
+    <w:abstractNumId w:val="7"/>
   </w:num>
   <w:numIdMacAtCleanup w:val="15"/>
 </w:numbering>
@@ -9224,7 +5493,7 @@
     <w:lsdException w:name="HTML Code" w:semiHidden="1"/>
     <w:lsdException w:name="HTML Definition" w:semiHidden="1"/>
     <w:lsdException w:name="HTML Keyboard" w:semiHidden="1" w:unhideWhenUsed="1"/>
-    <w:lsdException w:name="HTML Preformatted" w:semiHidden="1" w:unhideWhenUsed="1"/>
+    <w:lsdException w:name="HTML Preformatted" w:semiHidden="1"/>
     <w:lsdException w:name="HTML Sample" w:semiHidden="1"/>
     <w:lsdException w:name="HTML Typewriter" w:semiHidden="1"/>
     <w:lsdException w:name="HTML Variable" w:semiHidden="1"/>
@@ -9280,7 +5549,7 @@
     <w:lsdException w:name="Table Grid" w:uiPriority="39"/>
     <w:lsdException w:name="Table Theme" w:semiHidden="1" w:unhideWhenUsed="1"/>
     <w:lsdException w:name="Placeholder Text" w:semiHidden="1"/>
-    <w:lsdException w:name="No Spacing" w:uiPriority="1" w:qFormat="1"/>
+    <w:lsdException w:name="No Spacing" w:uiPriority="1"/>
     <w:lsdException w:name="Light Shading" w:uiPriority="60"/>
     <w:lsdException w:name="Light List" w:uiPriority="61"/>
     <w:lsdException w:name="Light Grid" w:uiPriority="62"/>
@@ -9739,8 +6008,8 @@
   </w:style>
   <w:style w:type="paragraph" w:styleId="NoSpacing">
     <w:name w:val="No Spacing"/>
-    <w:uiPriority w:val="1"/>
-    <w:qFormat/>
+    <w:uiPriority w:val="2"/>
+    <w:semiHidden/>
     <w:rsid w:val="003504FD"/>
   </w:style>
   <w:style w:type="character" w:customStyle="1" w:styleId="Heading1Char">
@@ -11002,16 +7271,16 @@
       <w:szCs w:val="20"/>
     </w:rPr>
   </w:style>
-  <w:style w:type="character" w:customStyle="1" w:styleId="UnresolvedMention1">
-    <w:name w:val="Unresolved Mention1"/>
+  <w:style w:type="character" w:styleId="FollowedHyperlink">
+    <w:name w:val="FollowedHyperlink"/>
     <w:basedOn w:val="DefaultParagraphFont"/>
     <w:uiPriority w:val="99"/>
     <w:semiHidden/>
     <w:unhideWhenUsed/>
-    <w:rsid w:val="007D55C4"/>
+    <w:rsid w:val="006D5F7D"/>
     <w:rPr>
-      <w:color w:val="605E5C"/>
-      <w:shd w:val="clear" w:color="auto" w:fill="E1DFDD"/>
+      <w:color w:val="8C4799" w:themeColor="followedHyperlink"/>
+      <w:u w:val="single"/>
     </w:rPr>
   </w:style>
   <w:style w:type="character" w:styleId="UnresolvedMention">
@@ -11020,7 +7289,7 @@
     <w:uiPriority w:val="99"/>
     <w:semiHidden/>
     <w:unhideWhenUsed/>
-    <w:rsid w:val="00E07AF0"/>
+    <w:rsid w:val="00B64724"/>
     <w:rPr>
       <w:color w:val="605E5C"/>
       <w:shd w:val="clear" w:color="auto" w:fill="E1DFDD"/>
@@ -11111,6 +7380,7 @@
     <w:sig w:usb0="E4002EFF" w:usb1="C000247B" w:usb2="00000009" w:usb3="00000000" w:csb0="000001FF" w:csb1="00000000"/>
   </w:font>
   <w:font w:name="Lato">
+    <w:altName w:val="Lato"/>
     <w:panose1 w:val="020F0502020204030203"/>
     <w:charset w:val="00"/>
     <w:family w:val="swiss"/>
@@ -11160,47 +7430,44 @@
     <w:rsidRoot w:val="002B0E17"/>
     <w:rsid w:val="00044A43"/>
     <w:rsid w:val="00045B9C"/>
+    <w:rsid w:val="00066D5A"/>
+    <w:rsid w:val="000A580C"/>
+    <w:rsid w:val="00134E15"/>
+    <w:rsid w:val="00137DA6"/>
     <w:rsid w:val="0021636C"/>
-    <w:rsid w:val="0026143C"/>
     <w:rsid w:val="00271128"/>
     <w:rsid w:val="002B0E17"/>
-    <w:rsid w:val="002D4C5F"/>
+    <w:rsid w:val="002E7092"/>
     <w:rsid w:val="002F5191"/>
     <w:rsid w:val="003808C4"/>
     <w:rsid w:val="00380ED1"/>
-    <w:rsid w:val="00384944"/>
-    <w:rsid w:val="004102D0"/>
-    <w:rsid w:val="00423AE1"/>
-    <w:rsid w:val="00491CB2"/>
+    <w:rsid w:val="003B65F4"/>
+    <w:rsid w:val="00436BAD"/>
     <w:rsid w:val="00543B83"/>
     <w:rsid w:val="00611EB4"/>
-    <w:rsid w:val="00627239"/>
     <w:rsid w:val="006A6B3E"/>
     <w:rsid w:val="006D0FE8"/>
+    <w:rsid w:val="006D3377"/>
     <w:rsid w:val="00740510"/>
     <w:rsid w:val="007611DF"/>
     <w:rsid w:val="0079478A"/>
-    <w:rsid w:val="007C317C"/>
-    <w:rsid w:val="0087756A"/>
+    <w:rsid w:val="007E23FC"/>
     <w:rsid w:val="00910BC7"/>
     <w:rsid w:val="009705E7"/>
     <w:rsid w:val="00977B5D"/>
-    <w:rsid w:val="00982803"/>
-    <w:rsid w:val="009A459E"/>
-    <w:rsid w:val="009F7059"/>
     <w:rsid w:val="00A0562C"/>
     <w:rsid w:val="00A442F3"/>
-    <w:rsid w:val="00AA7B2F"/>
     <w:rsid w:val="00AD765D"/>
-    <w:rsid w:val="00D65896"/>
+    <w:rsid w:val="00CD0B36"/>
+    <w:rsid w:val="00D736AC"/>
     <w:rsid w:val="00DD07B1"/>
-    <w:rsid w:val="00DE5ECB"/>
+    <w:rsid w:val="00DD6E9B"/>
     <w:rsid w:val="00DF5ED3"/>
-    <w:rsid w:val="00E21038"/>
-    <w:rsid w:val="00F02CA2"/>
-    <w:rsid w:val="00F840B0"/>
+    <w:rsid w:val="00E717AB"/>
+    <w:rsid w:val="00E96CB8"/>
+    <w:rsid w:val="00F719F0"/>
+    <w:rsid w:val="00F77B5F"/>
     <w:rsid w:val="00F95FAE"/>
-    <w:rsid w:val="00FA708C"/>
   </w:rsids>
   <m:mathPr>
     <m:mathFont m:val="Cambria Math"/>
@@ -11910,12 +8177,23 @@
 </file>
 
 <file path=customXml/item2.xml><?xml version="1.0" encoding="utf-8"?>
-<b:Sources xmlns:b="http://schemas.openxmlformats.org/officeDocument/2006/bibliography" xmlns="http://schemas.openxmlformats.org/officeDocument/2006/bibliography" SelectedStyle="\APA.XSL" StyleName="APA"/>
+<?mso-contentType ?>
+<spe:Receivers xmlns:spe="http://schemas.microsoft.com/sharepoint/events"/>
 </file>
 
 <file path=customXml/item3.xml><?xml version="1.0" encoding="utf-8"?>
-<?mso-contentType ?>
-<SharedContentType xmlns="Microsoft.SharePoint.Taxonomy.ContentTypeSync" SourceId="e3085f35-3934-4e19-a731-16211e783448" ContentTypeId="0x01010084CE15F614206E48A14391EE67584FE1" PreviousValue="false"/>
+<p:properties xmlns:p="http://schemas.microsoft.com/office/2006/metadata/properties" xmlns:xsi="http://www.w3.org/2001/XMLSchema-instance" xmlns:pc="http://schemas.microsoft.com/office/infopath/2007/PartnerControls">
+  <documentManagement>
+    <TaxCatchAll xmlns="f220faca-e06e-44ff-b458-c5a8b9a48593">
+      <Value>119</Value>
+      <Value>18</Value>
+      <Value>5</Value>
+      <Value>81</Value>
+      <Value>13</Value>
+      <Value>1</Value>
+    </TaxCatchAll>
+  </documentManagement>
+</p:properties>
 </file>
 
 <file path=customXml/item4.xml><?xml version="1.0" encoding="utf-8"?>
@@ -11928,69 +8206,24 @@
 </file>
 
 <file path=customXml/item5.xml><?xml version="1.0" encoding="utf-8"?>
-<?mso-contentType ?>
-<spe:Receivers xmlns:spe="http://schemas.microsoft.com/sharepoint/events">
-  <Receiver>
-    <Name>Nintex conditional workflow start</Name>
-    <Synchronization>Synchronous</Synchronization>
-    <Type>10001</Type>
-    <SequenceNumber>50000</SequenceNumber>
-    <Assembly>Nintex.Workflow, Version=1.0.0.0, Culture=neutral, PublicKeyToken=913f6bae0ca5ae12</Assembly>
-    <Class>Nintex.Workflow.ConditionalWorkflowStartReceiver</Class>
-    <Data>635309754877382201</Data>
-    <Filter/>
-  </Receiver>
-  <Receiver>
-    <Name>Nintex conditional workflow start</Name>
-    <Synchronization>Synchronous</Synchronization>
-    <Type>10002</Type>
-    <SequenceNumber>50000</SequenceNumber>
-    <Assembly>Nintex.Workflow, Version=1.0.0.0, Culture=neutral, PublicKeyToken=913f6bae0ca5ae12</Assembly>
-    <Class>Nintex.Workflow.ConditionalWorkflowStartReceiver</Class>
-    <Data>635309754877382201</Data>
-    <Filter/>
-  </Receiver>
-  <Receiver>
-    <Name>Nintex conditional workflow start</Name>
-    <Synchronization>Synchronous</Synchronization>
-    <Type>2</Type>
-    <SequenceNumber>50000</SequenceNumber>
-    <Assembly>Nintex.Workflow, Version=1.0.0.0, Culture=neutral, PublicKeyToken=913f6bae0ca5ae12</Assembly>
-    <Class>Nintex.Workflow.ConditionalWorkflowStartReceiver</Class>
-    <Data>635309754877382201</Data>
-    <Filter/>
-  </Receiver>
-</spe:Receivers>
+<b:Sources xmlns:b="http://schemas.openxmlformats.org/officeDocument/2006/bibliography" xmlns="http://schemas.openxmlformats.org/officeDocument/2006/bibliography" SelectedStyle="\APA.XSL" StyleName="APA"/>
 </file>
 
 <file path=customXml/item6.xml><?xml version="1.0" encoding="utf-8"?>
-<ct:contentTypeSchema xmlns:ct="http://schemas.microsoft.com/office/2006/metadata/contentType" xmlns:ma="http://schemas.microsoft.com/office/2006/metadata/properties/metaAttributes" ct:_="" ma:_="" ma:contentTypeName="Student Record" ma:contentTypeID="0x01010084CE15F614206E48A14391EE67584FE100A9D60429D952FA4CAE7C8971E775B69D" ma:contentTypeVersion="28" ma:contentTypeDescription="" ma:contentTypeScope="" ma:versionID="6f0c4484756412f1d3a024f0bf79d989">
-  <xsd:schema xmlns:xsd="http://www.w3.org/2001/XMLSchema" xmlns:xs="http://www.w3.org/2001/XMLSchema" xmlns:p="http://schemas.microsoft.com/office/2006/metadata/properties" xmlns:ns1="http://schemas.microsoft.com/sharepoint/v3" xmlns:ns2="f220faca-e06e-44ff-b458-c5a8b9a48593" xmlns:ns3="d7cd8964-ec20-44f8-89ee-2a928b85da74" xmlns:ns4="63b42a3c-00f5-4f55-864e-e7f9c6778f4f" targetNamespace="http://schemas.microsoft.com/office/2006/metadata/properties" ma:root="true" ma:fieldsID="d28d3fc81b5af0e21aeee5c676747d8e" ns1:_="" ns2:_="" ns3:_="" ns4:_="">
-    <xsd:import namespace="http://schemas.microsoft.com/sharepoint/v3"/>
+<ct:contentTypeSchema xmlns:ct="http://schemas.microsoft.com/office/2006/metadata/contentType" xmlns:ma="http://schemas.microsoft.com/office/2006/metadata/properties/metaAttributes" ct:_="" ma:_="" ma:contentTypeName="Simple Doc" ma:contentTypeID="0x0101008BBA2C61C3560D46A2D9724D102929ED00CAFA45597F938A428059746EC1F088A7" ma:contentTypeVersion="7" ma:contentTypeDescription="" ma:contentTypeScope="" ma:versionID="de2537dd5a2b1f3bd6585ebe33e4e6f0">
+  <xsd:schema xmlns:xsd="http://www.w3.org/2001/XMLSchema" xmlns:xs="http://www.w3.org/2001/XMLSchema" xmlns:p="http://schemas.microsoft.com/office/2006/metadata/properties" xmlns:ns2="f220faca-e06e-44ff-b458-c5a8b9a48593" targetNamespace="http://schemas.microsoft.com/office/2006/metadata/properties" ma:root="true" ma:fieldsID="daaef3c4c078453067ac656636d78976" ns2:_="">
     <xsd:import namespace="f220faca-e06e-44ff-b458-c5a8b9a48593"/>
-    <xsd:import namespace="d7cd8964-ec20-44f8-89ee-2a928b85da74"/>
-    <xsd:import namespace="63b42a3c-00f5-4f55-864e-e7f9c6778f4f"/>
     <xsd:element name="properties">
       <xsd:complexType>
         <xsd:sequence>
           <xsd:element name="documentManagement">
             <xsd:complexType>
               <xsd:all>
-                <xsd:element ref="ns2:pfgtype" minOccurs="0"/>
-                <xsd:element ref="ns3:studname" minOccurs="0"/>
-                <xsd:element ref="ns3:Legal_x0020_Surname" minOccurs="0"/>
-                <xsd:element ref="ns1:FirstName" minOccurs="0"/>
-                <xsd:element ref="ns4:OnboardId" minOccurs="0"/>
-                <xsd:element ref="ns4:Class" minOccurs="0"/>
-                <xsd:element ref="ns4:Semester" minOccurs="0"/>
-                <xsd:element ref="ns2:CaveatTaxHTField0" minOccurs="0"/>
-                <xsd:element ref="ns2:Calendar_x0020_YearTaxHTField0" minOccurs="0"/>
-                <xsd:element ref="ns3:h699ebfe293c41e59f704ac3a0298b15" minOccurs="0"/>
                 <xsd:element ref="ns2:TaxCatchAll" minOccurs="0"/>
-                <xsd:element ref="ns2:nfaf98f84c114a23a4771b7db6919aa0" minOccurs="0"/>
                 <xsd:element ref="ns2:TaxCatchAllLabel" minOccurs="0"/>
-                <xsd:element ref="ns3:e6a55795d6b34211b1b6e60c836b2da7" minOccurs="0"/>
-                <xsd:element ref="ns2:Security_x0020_levelTaxHTField0" minOccurs="0"/>
+                <xsd:element ref="ns2:_dlc_DocId" minOccurs="0"/>
+                <xsd:element ref="ns2:_dlc_DocIdUrl" minOccurs="0"/>
+                <xsd:element ref="ns2:_dlc_DocIdPersistId" minOccurs="0"/>
               </xsd:all>
             </xsd:complexType>
           </xsd:element>
@@ -11998,42 +8231,10 @@
       </xsd:complexType>
     </xsd:element>
   </xsd:schema>
-  <xsd:schema xmlns:xsd="http://www.w3.org/2001/XMLSchema" xmlns:xs="http://www.w3.org/2001/XMLSchema" xmlns:dms="http://schemas.microsoft.com/office/2006/documentManagement/types" xmlns:pc="http://schemas.microsoft.com/office/infopath/2007/PartnerControls" targetNamespace="http://schemas.microsoft.com/sharepoint/v3" elementFormDefault="qualified">
-    <xsd:import namespace="http://schemas.microsoft.com/office/2006/documentManagement/types"/>
-    <xsd:import namespace="http://schemas.microsoft.com/office/infopath/2007/PartnerControls"/>
-    <xsd:element name="FirstName" ma:index="5" nillable="true" ma:displayName="First Name" ma:internalName="FirstName">
-      <xsd:simpleType>
-        <xsd:restriction base="dms:Text"/>
-      </xsd:simpleType>
-    </xsd:element>
-  </xsd:schema>
   <xsd:schema xmlns:xsd="http://www.w3.org/2001/XMLSchema" xmlns:xs="http://www.w3.org/2001/XMLSchema" xmlns:dms="http://schemas.microsoft.com/office/2006/documentManagement/types" xmlns:pc="http://schemas.microsoft.com/office/infopath/2007/PartnerControls" targetNamespace="f220faca-e06e-44ff-b458-c5a8b9a48593" elementFormDefault="qualified">
     <xsd:import namespace="http://schemas.microsoft.com/office/2006/documentManagement/types"/>
     <xsd:import namespace="http://schemas.microsoft.com/office/infopath/2007/PartnerControls"/>
-    <xsd:element name="pfgtype" ma:index="2" nillable="true" ma:displayName="Document Type" ma:format="Dropdown" ma:internalName="pfgtype">
-      <xsd:simpleType>
-        <xsd:restriction base="dms:Choice">
-          <xsd:enumeration value="Policy"/>
-          <xsd:enumeration value="Forms"/>
-          <xsd:enumeration value="Guidelines"/>
-        </xsd:restriction>
-      </xsd:simpleType>
-    </xsd:element>
-    <xsd:element name="CaveatTaxHTField0" ma:index="16" nillable="true" ma:taxonomy="true" ma:internalName="CaveatTaxHTField0" ma:taxonomyFieldName="Caveat" ma:displayName="Caveat" ma:default="" ma:fieldId="{900fe22d-2515-468e-881c-9738dbe81de4}" ma:taxonomyMulti="true" ma:sspId="5098926e-969e-4cf3-b395-a6740528f16e" ma:termSetId="3e44d691-3aeb-4505-86bb-74224d75cfcc" ma:anchorId="00000000-0000-0000-0000-000000000000" ma:open="false" ma:isKeyword="false">
-      <xsd:complexType>
-        <xsd:sequence>
-          <xsd:element ref="pc:Terms" minOccurs="0" maxOccurs="1"/>
-        </xsd:sequence>
-      </xsd:complexType>
-    </xsd:element>
-    <xsd:element name="Calendar_x0020_YearTaxHTField0" ma:index="18" nillable="true" ma:taxonomy="true" ma:internalName="Calendar_x0020_YearTaxHTField0" ma:taxonomyFieldName="Calendar_x0020_Year" ma:displayName="Calendar Year" ma:default="149;#2021|2d9cff05-a914-4533-bfa9-b90deccfa8f5" ma:fieldId="{5526a6ec-2b2b-4853-b7df-84a123b84717}" ma:sspId="5098926e-969e-4cf3-b395-a6740528f16e" ma:termSetId="10805e0f-2472-4faf-8984-782f2593f21c" ma:anchorId="2750bf9f-bbe0-4a6d-b92f-3684eb9beaa2" ma:open="false" ma:isKeyword="false">
-      <xsd:complexType>
-        <xsd:sequence>
-          <xsd:element ref="pc:Terms" minOccurs="0" maxOccurs="1"/>
-        </xsd:sequence>
-      </xsd:complexType>
-    </xsd:element>
-    <xsd:element name="TaxCatchAll" ma:index="20" nillable="true" ma:displayName="Taxonomy Catch All Column" ma:hidden="true" ma:list="{c2e8811c-9c71-423e-a05e-4cb012346a7e}" ma:internalName="TaxCatchAll" ma:showField="CatchAllData" ma:web="0cbb6f2e-7744-4bb7-b317-3a9291e92c5c">
+    <xsd:element name="TaxCatchAll" ma:index="8" nillable="true" ma:displayName="Taxonomy Catch All Column" ma:hidden="true" ma:list="{f16931a2-4ec6-403c-bd5a-48260b42ee79}" ma:internalName="TaxCatchAll" ma:showField="CatchAllData" ma:web="9bdbd856-5b20-471b-a2a5-84c9c0ce2252">
       <xsd:complexType>
         <xsd:complexContent>
           <xsd:extension base="dms:MultiChoiceLookup">
@@ -12044,14 +8245,7 @@
         </xsd:complexContent>
       </xsd:complexType>
     </xsd:element>
-    <xsd:element name="nfaf98f84c114a23a4771b7db6919aa0" ma:index="23" nillable="true" ma:taxonomy="true" ma:internalName="nfaf98f84c114a23a4771b7db6919aa0" ma:taxonomyFieldName="School_x0020_Name1" ma:displayName="School Name" ma:default="9;#Bradshaw Primary School|d4a00815-1187-4eeb-93b8-6219ed5255a9" ma:fieldId="{7faf98f8-4c11-4a23-a477-1b7db6919aa0}" ma:sspId="5098926e-969e-4cf3-b395-a6740528f16e" ma:termSetId="64b74299-2451-4e16-bfb8-d71423bc2e4c" ma:anchorId="ae66ff10-50ad-450c-ac15-4a385ebcfac2" ma:open="false" ma:isKeyword="false">
-      <xsd:complexType>
-        <xsd:sequence>
-          <xsd:element ref="pc:Terms" minOccurs="0" maxOccurs="1"/>
-        </xsd:sequence>
-      </xsd:complexType>
-    </xsd:element>
-    <xsd:element name="TaxCatchAllLabel" ma:index="24" nillable="true" ma:displayName="Taxonomy Catch All Column1" ma:hidden="true" ma:list="{c2e8811c-9c71-423e-a05e-4cb012346a7e}" ma:internalName="TaxCatchAllLabel" ma:readOnly="true" ma:showField="CatchAllDataLabel" ma:web="0cbb6f2e-7744-4bb7-b317-3a9291e92c5c">
+    <xsd:element name="TaxCatchAllLabel" ma:index="9" nillable="true" ma:displayName="Taxonomy Catch All Column1" ma:hidden="true" ma:list="{f16931a2-4ec6-403c-bd5a-48260b42ee79}" ma:internalName="TaxCatchAllLabel" ma:readOnly="true" ma:showField="CatchAllDataLabel" ma:web="9bdbd856-5b20-471b-a2a5-84c9c0ce2252">
       <xsd:complexType>
         <xsd:complexContent>
           <xsd:extension base="dms:MultiChoiceLookup">
@@ -12062,80 +8256,26 @@
         </xsd:complexContent>
       </xsd:complexType>
     </xsd:element>
-    <xsd:element name="Security_x0020_levelTaxHTField0" ma:index="29" nillable="true" ma:taxonomy="true" ma:internalName="Security_x0020_levelTaxHTField0" ma:taxonomyFieldName="Security_x0020_level" ma:displayName="Security Level" ma:default="1;#NTG Restricted|904948b0-17df-4a5e-95c5-46d04cf76bb6" ma:fieldId="{80502410-1012-4d84-8796-503bc14e9974}" ma:sspId="5098926e-969e-4cf3-b395-a6740528f16e" ma:termSetId="618eb909-dbab-4dc3-a3e2-6d04153f95db" ma:anchorId="00000000-0000-0000-0000-000000000000" ma:open="false" ma:isKeyword="false">
-      <xsd:complexType>
-        <xsd:sequence>
-          <xsd:element ref="pc:Terms" minOccurs="0" maxOccurs="1"/>
-        </xsd:sequence>
-      </xsd:complexType>
+    <xsd:element name="_dlc_DocId" ma:index="10" nillable="true" ma:displayName="Document ID Value" ma:description="The value of the document ID assigned to this item." ma:internalName="_dlc_DocId" ma:readOnly="true">
+      <xsd:simpleType>
+        <xsd:restriction base="dms:Text"/>
+      </xsd:simpleType>
     </xsd:element>
-  </xsd:schema>
-  <xsd:schema xmlns:xsd="http://www.w3.org/2001/XMLSchema" xmlns:xs="http://www.w3.org/2001/XMLSchema" xmlns:dms="http://schemas.microsoft.com/office/2006/documentManagement/types" xmlns:pc="http://schemas.microsoft.com/office/infopath/2007/PartnerControls" targetNamespace="d7cd8964-ec20-44f8-89ee-2a928b85da74" elementFormDefault="qualified">
-    <xsd:import namespace="http://schemas.microsoft.com/office/2006/documentManagement/types"/>
-    <xsd:import namespace="http://schemas.microsoft.com/office/infopath/2007/PartnerControls"/>
-    <xsd:element name="studname" ma:index="3" nillable="true" ma:displayName="ePass ID" ma:list="UserInfo" ma:SharePointGroup="0" ma:internalName="studname" ma:readOnly="false" ma:showField="ImnName">
+    <xsd:element name="_dlc_DocIdUrl" ma:index="11" nillable="true" ma:displayName="Document ID" ma:description="Permanent link to this document." ma:hidden="true" ma:internalName="_dlc_DocIdUrl" ma:readOnly="true">
       <xsd:complexType>
         <xsd:complexContent>
-          <xsd:extension base="dms:User">
+          <xsd:extension base="dms:URL">
             <xsd:sequence>
-              <xsd:element name="UserInfo" minOccurs="0" maxOccurs="unbounded">
-                <xsd:complexType>
-                  <xsd:sequence>
-                    <xsd:element name="DisplayName" type="xsd:string" minOccurs="0"/>
-                    <xsd:element name="AccountId" type="dms:UserId" minOccurs="0" nillable="true"/>
-                    <xsd:element name="AccountType" type="xsd:string" minOccurs="0"/>
-                  </xsd:sequence>
-                </xsd:complexType>
-              </xsd:element>
+              <xsd:element name="Url" type="dms:ValidUrl" minOccurs="0" nillable="true"/>
+              <xsd:element name="Description" type="xsd:string" nillable="true"/>
             </xsd:sequence>
           </xsd:extension>
         </xsd:complexContent>
       </xsd:complexType>
     </xsd:element>
-    <xsd:element name="Legal_x0020_Surname" ma:index="4" nillable="true" ma:displayName="Legal Surname" ma:internalName="Legal_x0020_Surname">
+    <xsd:element name="_dlc_DocIdPersistId" ma:index="12" nillable="true" ma:displayName="Persist ID" ma:description="Keep ID on add." ma:hidden="true" ma:internalName="_dlc_DocIdPersistId" ma:readOnly="true">
       <xsd:simpleType>
-        <xsd:restriction base="dms:Text">
-          <xsd:maxLength value="255"/>
-        </xsd:restriction>
-      </xsd:simpleType>
-    </xsd:element>
-    <xsd:element name="h699ebfe293c41e59f704ac3a0298b15" ma:index="19" nillable="true" ma:taxonomy="true" ma:internalName="h699ebfe293c41e59f704ac3a0298b15" ma:taxonomyFieldName="libcat" ma:displayName="Library Category" ma:default="" ma:fieldId="{1699ebfe-293c-41e5-9f70-4ac3a0298b15}" ma:sspId="e3085f35-3934-4e19-a731-16211e783448" ma:termSetId="2057a5db-d9ae-4d6e-82c9-0fbb0257d085" ma:anchorId="00000000-0000-0000-0000-000000000000" ma:open="false" ma:isKeyword="false">
-      <xsd:complexType>
-        <xsd:sequence>
-          <xsd:element ref="pc:Terms" minOccurs="0" maxOccurs="1"/>
-        </xsd:sequence>
-      </xsd:complexType>
-    </xsd:element>
-    <xsd:element name="e6a55795d6b34211b1b6e60c836b2da7" ma:index="26" nillable="true" ma:taxonomy="true" ma:internalName="e6a55795d6b34211b1b6e60c836b2da7" ma:taxonomyFieldName="foldercat" ma:displayName="Folder Category" ma:default="" ma:fieldId="{e6a55795-d6b3-4211-b1b6-e60c836b2da7}" ma:sspId="e3085f35-3934-4e19-a731-16211e783448" ma:termSetId="2057a5db-d9ae-4d6e-82c9-0fbb0257d085" ma:anchorId="00000000-0000-0000-0000-000000000000" ma:open="false" ma:isKeyword="false">
-      <xsd:complexType>
-        <xsd:sequence>
-          <xsd:element ref="pc:Terms" minOccurs="0" maxOccurs="1"/>
-        </xsd:sequence>
-      </xsd:complexType>
-    </xsd:element>
-  </xsd:schema>
-  <xsd:schema xmlns:xsd="http://www.w3.org/2001/XMLSchema" xmlns:xs="http://www.w3.org/2001/XMLSchema" xmlns:dms="http://schemas.microsoft.com/office/2006/documentManagement/types" xmlns:pc="http://schemas.microsoft.com/office/infopath/2007/PartnerControls" targetNamespace="63b42a3c-00f5-4f55-864e-e7f9c6778f4f" elementFormDefault="qualified">
-    <xsd:import namespace="http://schemas.microsoft.com/office/2006/documentManagement/types"/>
-    <xsd:import namespace="http://schemas.microsoft.com/office/infopath/2007/PartnerControls"/>
-    <xsd:element name="OnboardId" ma:index="6" nillable="true" ma:displayName="Onboard ID" ma:internalName="OnboardId" ma:readOnly="false">
-      <xsd:simpleType>
-        <xsd:restriction base="dms:Text">
-          <xsd:maxLength value="255"/>
-        </xsd:restriction>
-      </xsd:simpleType>
-    </xsd:element>
-    <xsd:element name="Class" ma:index="7" nillable="true" ma:displayName="Class" ma:internalName="Class">
-      <xsd:simpleType>
-        <xsd:restriction base="dms:Text">
-          <xsd:maxLength value="255"/>
-        </xsd:restriction>
-      </xsd:simpleType>
-    </xsd:element>
-    <xsd:element name="Semester" ma:index="8" nillable="true" ma:displayName="Semester" ma:internalName="Semester">
-      <xsd:simpleType>
-        <xsd:restriction base="dms:Text">
-          <xsd:maxLength value="255"/>
-        </xsd:restriction>
+        <xsd:restriction base="dms:Boolean"/>
       </xsd:simpleType>
     </xsd:element>
   </xsd:schema>
@@ -12145,11 +8285,11 @@
     <xsd:element name="coreProperties" type="CT_coreProperties"/>
     <xsd:complexType name="CT_coreProperties">
       <xsd:all>
-        <xsd:element ref="dc:creator" minOccurs="0" maxOccurs="1" ma:index="14" ma:displayName="Author"/>
+        <xsd:element ref="dc:creator" minOccurs="0" maxOccurs="1"/>
         <xsd:element ref="dcterms:created" minOccurs="0" maxOccurs="1"/>
         <xsd:element ref="dc:identifier" minOccurs="0" maxOccurs="1"/>
-        <xsd:element name="contentType" minOccurs="0" maxOccurs="1" type="xsd:string" ma:index="17" ma:displayName="Content Type"/>
-        <xsd:element ref="dc:title" minOccurs="0" maxOccurs="1" ma:index="15" ma:displayName="Title"/>
+        <xsd:element name="contentType" minOccurs="0" maxOccurs="1" type="xsd:string" ma:index="0" ma:displayName="Content Type"/>
+        <xsd:element ref="dc:title" minOccurs="0" maxOccurs="1" ma:index="4" ma:displayName="Title"/>
         <xsd:element ref="dc:subject" minOccurs="0" maxOccurs="1"/>
         <xsd:element ref="dc:description" minOccurs="0" maxOccurs="1"/>
         <xsd:element name="keywords" minOccurs="0" maxOccurs="1" type="xsd:string"/>
@@ -12239,73 +8379,8 @@
 </file>
 
 <file path=customXml/item7.xml><?xml version="1.0" encoding="utf-8"?>
-<p:properties xmlns:p="http://schemas.microsoft.com/office/2006/metadata/properties" xmlns:xsi="http://www.w3.org/2001/XMLSchema-instance" xmlns:pc="http://schemas.microsoft.com/office/infopath/2007/PartnerControls">
-  <documentManagement>
-    <FirstName xmlns="http://schemas.microsoft.com/sharepoint/v3" xsi:nil="true"/>
-    <pfgtype xmlns="f220faca-e06e-44ff-b458-c5a8b9a48593" xsi:nil="true"/>
-    <Calendar_x0020_YearTaxHTField0 xmlns="f220faca-e06e-44ff-b458-c5a8b9a48593">
-      <Terms xmlns="http://schemas.microsoft.com/office/infopath/2007/PartnerControls">
-        <TermInfo xmlns="http://schemas.microsoft.com/office/infopath/2007/PartnerControls">
-          <TermName xmlns="http://schemas.microsoft.com/office/infopath/2007/PartnerControls">2021</TermName>
-          <TermId xmlns="http://schemas.microsoft.com/office/infopath/2007/PartnerControls">2d9cff05-a914-4533-bfa9-b90deccfa8f5</TermId>
-        </TermInfo>
-      </Terms>
-    </Calendar_x0020_YearTaxHTField0>
-    <TaxCatchAll xmlns="f220faca-e06e-44ff-b458-c5a8b9a48593">
-      <Value>21</Value>
-      <Value>9</Value>
-      <Value>19</Value>
-      <Value>149</Value>
-      <Value>22</Value>
-    </TaxCatchAll>
-    <e6a55795d6b34211b1b6e60c836b2da7 xmlns="d7cd8964-ec20-44f8-89ee-2a928b85da74">
-      <Terms xmlns="http://schemas.microsoft.com/office/infopath/2007/PartnerControls"/>
-    </e6a55795d6b34211b1b6e60c836b2da7>
-    <OnboardId xmlns="63b42a3c-00f5-4f55-864e-e7f9c6778f4f" xsi:nil="true"/>
-    <Security_x0020_levelTaxHTField0 xmlns="f220faca-e06e-44ff-b458-c5a8b9a48593">
-      <Terms xmlns="http://schemas.microsoft.com/office/infopath/2007/PartnerControls">
-        <TermInfo xmlns="http://schemas.microsoft.com/office/infopath/2007/PartnerControls">
-          <TermName xmlns="http://schemas.microsoft.com/office/infopath/2007/PartnerControls">In Confidence</TermName>
-          <TermId xmlns="http://schemas.microsoft.com/office/infopath/2007/PartnerControls">deec49f2-e440-4690-ad9d-fafffa3827e8</TermId>
-        </TermInfo>
-      </Terms>
-    </Security_x0020_levelTaxHTField0>
-    <Class xmlns="63b42a3c-00f5-4f55-864e-e7f9c6778f4f" xsi:nil="true"/>
-    <CaveatTaxHTField0 xmlns="f220faca-e06e-44ff-b458-c5a8b9a48593">
-      <Terms xmlns="http://schemas.microsoft.com/office/infopath/2007/PartnerControls">
-        <TermInfo xmlns="http://schemas.microsoft.com/office/infopath/2007/PartnerControls">
-          <TermName xmlns="http://schemas.microsoft.com/office/infopath/2007/PartnerControls">HR in Confidence</TermName>
-          <TermId xmlns="http://schemas.microsoft.com/office/infopath/2007/PartnerControls">a57db1c5-248e-462d-abb1-55cf54ea6b93</TermId>
-        </TermInfo>
-      </Terms>
-    </CaveatTaxHTField0>
-    <studname xmlns="d7cd8964-ec20-44f8-89ee-2a928b85da74">
-      <UserInfo>
-        <DisplayName/>
-        <AccountId xsi:nil="true"/>
-        <AccountType/>
-      </UserInfo>
-    </studname>
-    <h699ebfe293c41e59f704ac3a0298b15 xmlns="d7cd8964-ec20-44f8-89ee-2a928b85da74">
-      <Terms xmlns="http://schemas.microsoft.com/office/infopath/2007/PartnerControls">
-        <TermInfo xmlns="http://schemas.microsoft.com/office/infopath/2007/PartnerControls">
-          <TermName xmlns="http://schemas.microsoft.com/office/infopath/2007/PartnerControls">Principal Only</TermName>
-          <TermId xmlns="http://schemas.microsoft.com/office/infopath/2007/PartnerControls">854885f3-3c0c-476b-b883-0c1adf4ca9f1</TermId>
-        </TermInfo>
-      </Terms>
-    </h699ebfe293c41e59f704ac3a0298b15>
-    <nfaf98f84c114a23a4771b7db6919aa0 xmlns="f220faca-e06e-44ff-b458-c5a8b9a48593">
-      <Terms xmlns="http://schemas.microsoft.com/office/infopath/2007/PartnerControls">
-        <TermInfo xmlns="http://schemas.microsoft.com/office/infopath/2007/PartnerControls">
-          <TermName xmlns="http://schemas.microsoft.com/office/infopath/2007/PartnerControls">Bradshaw Primary School</TermName>
-          <TermId xmlns="http://schemas.microsoft.com/office/infopath/2007/PartnerControls">d4a00815-1187-4eeb-93b8-6219ed5255a9</TermId>
-        </TermInfo>
-      </Terms>
-    </nfaf98f84c114a23a4771b7db6919aa0>
-    <Legal_x0020_Surname xmlns="d7cd8964-ec20-44f8-89ee-2a928b85da74" xsi:nil="true"/>
-    <Semester xmlns="63b42a3c-00f5-4f55-864e-e7f9c6778f4f" xsi:nil="true"/>
-  </documentManagement>
-</p:properties>
+<?mso-contentType ?>
+<SharedContentType xmlns="Microsoft.SharePoint.Taxonomy.ContentTypeSync" SourceId="5098926e-969e-4cf3-b395-a6740528f16e" ContentTypeId="0x0101008BBA2C61C3560D46A2D9724D102929ED" PreviousValue="false"/>
 </file>
 
 <file path=customXml/itemProps1.xml><?xml version="1.0" encoding="utf-8"?>
@@ -12317,23 +8392,25 @@
 </file>
 
 <file path=customXml/itemProps2.xml><?xml version="1.0" encoding="utf-8"?>
-<ds:datastoreItem xmlns:ds="http://schemas.openxmlformats.org/officeDocument/2006/customXml" ds:itemID="{73C8D74A-1C2D-4ECA-81C1-F859014AF41C}">
+<ds:datastoreItem xmlns:ds="http://schemas.openxmlformats.org/officeDocument/2006/customXml" ds:itemID="{DA83E6A3-CAC4-4C19-94E1-85D690EBB7FB}">
   <ds:schemaRefs>
-    <ds:schemaRef ds:uri="http://schemas.openxmlformats.org/officeDocument/2006/bibliography"/>
+    <ds:schemaRef ds:uri="http://schemas.microsoft.com/sharepoint/events"/>
   </ds:schemaRefs>
 </ds:datastoreItem>
 </file>
 
 <file path=customXml/itemProps3.xml><?xml version="1.0" encoding="utf-8"?>
-<ds:datastoreItem xmlns:ds="http://schemas.openxmlformats.org/officeDocument/2006/customXml" ds:itemID="{138F217D-2EE4-4008-9BA7-11952AE073A2}">
+<ds:datastoreItem xmlns:ds="http://schemas.openxmlformats.org/officeDocument/2006/customXml" ds:itemID="{768B106C-7D2C-4F3F-80C1-990A81F6596B}">
   <ds:schemaRefs>
-    <ds:schemaRef ds:uri="Microsoft.SharePoint.Taxonomy.ContentTypeSync"/>
+    <ds:schemaRef ds:uri="http://schemas.microsoft.com/office/2006/metadata/properties"/>
+    <ds:schemaRef ds:uri="http://schemas.microsoft.com/office/infopath/2007/PartnerControls"/>
+    <ds:schemaRef ds:uri="f220faca-e06e-44ff-b458-c5a8b9a48593"/>
   </ds:schemaRefs>
 </ds:datastoreItem>
 </file>
 
 <file path=customXml/itemProps4.xml><?xml version="1.0" encoding="utf-8"?>
-<ds:datastoreItem xmlns:ds="http://schemas.openxmlformats.org/officeDocument/2006/customXml" ds:itemID="{B7BC1D2A-E69C-47C3-AF7E-00A73349618A}">
+<ds:datastoreItem xmlns:ds="http://schemas.openxmlformats.org/officeDocument/2006/customXml" ds:itemID="{D1355CD6-ACC0-4C97-8657-8C1D67749961}">
   <ds:schemaRefs>
     <ds:schemaRef ds:uri="http://schemas.microsoft.com/sharepoint/v3/contenttype/forms"/>
   </ds:schemaRefs>
@@ -12341,24 +8418,21 @@
 </file>
 
 <file path=customXml/itemProps5.xml><?xml version="1.0" encoding="utf-8"?>
-<ds:datastoreItem xmlns:ds="http://schemas.openxmlformats.org/officeDocument/2006/customXml" ds:itemID="{345A73FE-A2B1-44F2-8843-AA6928E33422}">
+<ds:datastoreItem xmlns:ds="http://schemas.openxmlformats.org/officeDocument/2006/customXml" ds:itemID="{56C1E000-84A7-4C10-963C-77A32906795C}">
   <ds:schemaRefs>
-    <ds:schemaRef ds:uri="http://schemas.microsoft.com/sharepoint/events"/>
+    <ds:schemaRef ds:uri="http://schemas.openxmlformats.org/officeDocument/2006/bibliography"/>
   </ds:schemaRefs>
 </ds:datastoreItem>
 </file>
 
 <file path=customXml/itemProps6.xml><?xml version="1.0" encoding="utf-8"?>
-<ds:datastoreItem xmlns:ds="http://schemas.openxmlformats.org/officeDocument/2006/customXml" ds:itemID="{4A5DE5D4-08D7-417E-A4AC-996F1D3BC49C}">
+<ds:datastoreItem xmlns:ds="http://schemas.openxmlformats.org/officeDocument/2006/customXml" ds:itemID="{361B36C0-17D4-40FF-AA32-8F68C4CA81B3}">
   <ds:schemaRefs>
     <ds:schemaRef ds:uri="http://schemas.microsoft.com/office/2006/metadata/contentType"/>
     <ds:schemaRef ds:uri="http://schemas.microsoft.com/office/2006/metadata/properties/metaAttributes"/>
     <ds:schemaRef ds:uri="http://www.w3.org/2001/XMLSchema"/>
     <ds:schemaRef ds:uri="http://schemas.microsoft.com/office/2006/metadata/properties"/>
-    <ds:schemaRef ds:uri="http://schemas.microsoft.com/sharepoint/v3"/>
     <ds:schemaRef ds:uri="f220faca-e06e-44ff-b458-c5a8b9a48593"/>
-    <ds:schemaRef ds:uri="d7cd8964-ec20-44f8-89ee-2a928b85da74"/>
-    <ds:schemaRef ds:uri="63b42a3c-00f5-4f55-864e-e7f9c6778f4f"/>
     <ds:schemaRef ds:uri="http://schemas.microsoft.com/office/2006/documentManagement/types"/>
     <ds:schemaRef ds:uri="http://schemas.microsoft.com/office/infopath/2007/PartnerControls"/>
     <ds:schemaRef ds:uri="http://schemas.openxmlformats.org/package/2006/metadata/core-properties"/>
@@ -12370,14 +8444,9 @@
 </file>
 
 <file path=customXml/itemProps7.xml><?xml version="1.0" encoding="utf-8"?>
-<ds:datastoreItem xmlns:ds="http://schemas.openxmlformats.org/officeDocument/2006/customXml" ds:itemID="{7C9BCD2E-0A20-4660-B60E-EAE8B678950A}">
+<ds:datastoreItem xmlns:ds="http://schemas.openxmlformats.org/officeDocument/2006/customXml" ds:itemID="{A630B81C-7AD0-438C-85BB-6F502FB1497B}">
   <ds:schemaRefs>
-    <ds:schemaRef ds:uri="http://schemas.microsoft.com/office/2006/metadata/properties"/>
-    <ds:schemaRef ds:uri="http://schemas.microsoft.com/office/infopath/2007/PartnerControls"/>
-    <ds:schemaRef ds:uri="http://schemas.microsoft.com/sharepoint/v3"/>
-    <ds:schemaRef ds:uri="f220faca-e06e-44ff-b458-c5a8b9a48593"/>
-    <ds:schemaRef ds:uri="d7cd8964-ec20-44f8-89ee-2a928b85da74"/>
-    <ds:schemaRef ds:uri="63b42a3c-00f5-4f55-864e-e7f9c6778f4f"/>
+    <ds:schemaRef ds:uri="Microsoft.SharePoint.Taxonomy.ContentTypeSync"/>
   </ds:schemaRefs>
 </ds:datastoreItem>
 </file>